--- a/Пояснительная_записка_Ошаров_Юрий.docx
+++ b/Пояснительная_записка_Ошаров_Юрий.docx
@@ -1,6 +1,6 @@
 
 <file path=word/document.xml><?xml version="1.0" encoding="utf-8"?>
-<w:document xmlns:wpc="http://schemas.microsoft.com/office/word/2010/wordprocessingCanvas" xmlns:cx="http://schemas.microsoft.com/office/drawing/2014/chartex" xmlns:cx1="http://schemas.microsoft.com/office/drawing/2015/9/8/chartex" xmlns:cx2="http://schemas.microsoft.com/office/drawing/2015/10/21/chartex" xmlns:cx3="http://schemas.microsoft.com/office/drawing/2016/5/9/chartex" xmlns:cx4="http://schemas.microsoft.com/office/drawing/2016/5/10/chartex" xmlns:cx5="http://schemas.microsoft.com/office/drawing/2016/5/11/chartex" xmlns:cx6="http://schemas.microsoft.com/office/drawing/2016/5/12/chartex" xmlns:cx7="http://schemas.microsoft.com/office/drawing/2016/5/13/chartex" xmlns:cx8="http://schemas.microsoft.com/office/drawing/2016/5/14/chartex" xmlns:mc="http://schemas.openxmlformats.org/markup-compatibility/2006" xmlns:aink="http://schemas.microsoft.com/office/drawing/2016/ink" xmlns:am3d="http://schemas.microsoft.com/office/drawing/2017/model3d" xmlns:o="urn:schemas-microsoft-com:office:office" xmlns:r="http://schemas.openxmlformats.org/officeDocument/2006/relationships" xmlns:m="http://schemas.openxmlformats.org/officeDocument/2006/math" xmlns:v="urn:schemas-microsoft-com:vml" xmlns:wp14="http://schemas.microsoft.com/office/word/2010/wordprocessingDrawing" xmlns:wp="http://schemas.openxmlformats.org/drawingml/2006/wordprocessingDrawing" xmlns:w10="urn:schemas-microsoft-com:office:word" xmlns:w="http://schemas.openxmlformats.org/wordprocessingml/2006/main" xmlns:w14="http://schemas.microsoft.com/office/word/2010/wordml" xmlns:w15="http://schemas.microsoft.com/office/word/2012/wordml" xmlns:w16cex="http://schemas.microsoft.com/office/word/2018/wordml/cex" xmlns:w16cid="http://schemas.microsoft.com/office/word/2016/wordml/cid" xmlns:w16="http://schemas.microsoft.com/office/word/2018/wordml" xmlns:w16sdtdh="http://schemas.microsoft.com/office/word/2020/wordml/sdtdatahash" xmlns:w16se="http://schemas.microsoft.com/office/word/2015/wordml/symex" xmlns:wpg="http://schemas.microsoft.com/office/word/2010/wordprocessingGroup" xmlns:wpi="http://schemas.microsoft.com/office/word/2010/wordprocessingInk" xmlns:wne="http://schemas.microsoft.com/office/word/2006/wordml" xmlns:wps="http://schemas.microsoft.com/office/word/2010/wordprocessingShape" mc:Ignorable="w14 w15 w16se w16cid w16 w16cex w16sdtdh wp14">
+<w:document xmlns:wpc="http://schemas.microsoft.com/office/word/2010/wordprocessingCanvas" xmlns:cx="http://schemas.microsoft.com/office/drawing/2014/chartex" xmlns:cx1="http://schemas.microsoft.com/office/drawing/2015/9/8/chartex" xmlns:cx2="http://schemas.microsoft.com/office/drawing/2015/10/21/chartex" xmlns:cx3="http://schemas.microsoft.com/office/drawing/2016/5/9/chartex" xmlns:cx4="http://schemas.microsoft.com/office/drawing/2016/5/10/chartex" xmlns:cx5="http://schemas.microsoft.com/office/drawing/2016/5/11/chartex" xmlns:cx6="http://schemas.microsoft.com/office/drawing/2016/5/12/chartex" xmlns:cx7="http://schemas.microsoft.com/office/drawing/2016/5/13/chartex" xmlns:cx8="http://schemas.microsoft.com/office/drawing/2016/5/14/chartex" xmlns:mc="http://schemas.openxmlformats.org/markup-compatibility/2006" xmlns:aink="http://schemas.microsoft.com/office/drawing/2016/ink" xmlns:am3d="http://schemas.microsoft.com/office/drawing/2017/model3d" xmlns:o="urn:schemas-microsoft-com:office:office" xmlns:r="http://schemas.openxmlformats.org/officeDocument/2006/relationships" xmlns:m="http://schemas.openxmlformats.org/officeDocument/2006/math" xmlns:v="urn:schemas-microsoft-com:vml" xmlns:wp14="http://schemas.microsoft.com/office/word/2010/wordprocessingDrawing" xmlns:wp="http://schemas.openxmlformats.org/drawingml/2006/wordprocessingDrawing" xmlns:w10="urn:schemas-microsoft-com:office:word" xmlns:w="http://schemas.openxmlformats.org/wordprocessingml/2006/main" xmlns:w14="http://schemas.microsoft.com/office/word/2010/wordml" xmlns:w15="http://schemas.microsoft.com/office/word/2012/wordml" xmlns:w16cid="http://schemas.microsoft.com/office/word/2016/wordml/cid" xmlns:w16se="http://schemas.microsoft.com/office/word/2015/wordml/symex" xmlns:wpg="http://schemas.microsoft.com/office/word/2010/wordprocessingGroup" xmlns:wpi="http://schemas.microsoft.com/office/word/2010/wordprocessingInk" xmlns:wne="http://schemas.microsoft.com/office/word/2006/wordml" xmlns:wps="http://schemas.microsoft.com/office/word/2010/wordprocessingShape" mc:Ignorable="w14 w15 w16se w16cid wp14">
   <w:body>
     <w:p>
       <w:pPr>
@@ -241,6 +241,8 @@
           <w:docGrid w:linePitch="360"/>
         </w:sectPr>
       </w:pPr>
+      <w:bookmarkStart w:id="0" w:name="_GoBack"/>
+      <w:bookmarkEnd w:id="0"/>
     </w:p>
     <w:sdt>
       <w:sdtPr>
@@ -249,6 +251,8 @@
           <w:b w:val="0"/>
           <w:bCs w:val="0"/>
           <w:color w:val="auto"/>
+          <w:sz w:val="22"/>
+          <w:szCs w:val="22"/>
           <w:lang w:eastAsia="en-US"/>
         </w:rPr>
         <w:id w:val="1688783398"/>
@@ -265,7 +269,7 @@
       <w:sdtContent>
         <w:p>
           <w:pPr>
-            <w:pStyle w:val="TOCHeading"/>
+            <w:pStyle w:val="af1"/>
             <w:spacing w:line="360" w:lineRule="auto"/>
             <w:ind w:firstLine="709"/>
             <w:rPr>
@@ -276,17 +280,16 @@
             <w:rPr>
               <w:rFonts w:ascii="Times New Roman" w:hAnsi="Times New Roman" w:cs="Times New Roman"/>
             </w:rPr>
-            <w:t>Содержание</w:t>
+            <w:t>СОДЕРЖАНИЕ</w:t>
           </w:r>
         </w:p>
         <w:p>
           <w:pPr>
-            <w:pStyle w:val="TOC1"/>
+            <w:pStyle w:val="12"/>
             <w:tabs>
               <w:tab w:val="right" w:leader="dot" w:pos="8921"/>
             </w:tabs>
             <w:spacing w:line="360" w:lineRule="auto"/>
-            <w:jc w:val="both"/>
             <w:rPr>
               <w:rFonts w:eastAsiaTheme="minorEastAsia" w:cs="Times New Roman"/>
               <w:bCs w:val="0"/>
@@ -317,12 +320,11 @@
             </w:rPr>
             <w:fldChar w:fldCharType="separate"/>
           </w:r>
-          <w:hyperlink w:anchor="_Toc228522629" w:history="1">
+          <w:hyperlink w:anchor="_Toc228724290" w:history="1">
             <w:r>
               <w:rPr>
-                <w:rStyle w:val="Hyperlink"/>
+                <w:rStyle w:val="af6"/>
                 <w:rFonts w:cs="Times New Roman"/>
-                <w:b/>
                 <w:noProof/>
                 <w:szCs w:val="28"/>
               </w:rPr>
@@ -353,7 +355,7 @@
                 <w:webHidden/>
                 <w:szCs w:val="28"/>
               </w:rPr>
-              <w:instrText xml:space="preserve"> PAGEREF _Toc228522629 \h </w:instrText>
+              <w:instrText xml:space="preserve"> PAGEREF _Toc228724290 \h </w:instrText>
             </w:r>
             <w:r>
               <w:rPr>
@@ -394,12 +396,11 @@
         </w:p>
         <w:p>
           <w:pPr>
-            <w:pStyle w:val="TOC1"/>
+            <w:pStyle w:val="12"/>
             <w:tabs>
               <w:tab w:val="right" w:leader="dot" w:pos="8921"/>
             </w:tabs>
             <w:spacing w:line="360" w:lineRule="auto"/>
-            <w:jc w:val="both"/>
             <w:rPr>
               <w:rFonts w:eastAsiaTheme="minorEastAsia" w:cs="Times New Roman"/>
               <w:bCs w:val="0"/>
@@ -409,16 +410,15 @@
               <w:lang w:eastAsia="ru-RU"/>
             </w:rPr>
           </w:pPr>
-          <w:hyperlink w:anchor="_Toc228522630" w:history="1">
+          <w:hyperlink w:anchor="_Toc228724291" w:history="1">
             <w:r>
               <w:rPr>
-                <w:rStyle w:val="Hyperlink"/>
+                <w:rStyle w:val="af6"/>
                 <w:rFonts w:cs="Times New Roman"/>
-                <w:b/>
                 <w:noProof/>
                 <w:szCs w:val="28"/>
               </w:rPr>
-              <w:t>1. ТЕОРИТИЧЕСКИЕ СВЕДЕНИЯ</w:t>
+              <w:t>1. ТЕОРЕТИЧЕСКИЕ СВЕДЕНИЯ</w:t>
             </w:r>
             <w:r>
               <w:rPr>
@@ -445,7 +445,7 @@
                 <w:webHidden/>
                 <w:szCs w:val="28"/>
               </w:rPr>
-              <w:instrText xml:space="preserve"> PAGEREF _Toc228522630 \h </w:instrText>
+              <w:instrText xml:space="preserve"> PAGEREF _Toc228724291 \h </w:instrText>
             </w:r>
             <w:r>
               <w:rPr>
@@ -486,12 +486,11 @@
         </w:p>
         <w:p>
           <w:pPr>
-            <w:pStyle w:val="TOC2"/>
+            <w:pStyle w:val="24"/>
             <w:tabs>
               <w:tab w:val="right" w:leader="dot" w:pos="8921"/>
             </w:tabs>
             <w:spacing w:line="360" w:lineRule="auto"/>
-            <w:jc w:val="both"/>
             <w:rPr>
               <w:rFonts w:ascii="Times New Roman" w:eastAsiaTheme="minorEastAsia" w:hAnsi="Times New Roman" w:cs="Times New Roman"/>
               <w:bCs w:val="0"/>
@@ -500,12 +499,11 @@
               <w:lang w:eastAsia="ru-RU"/>
             </w:rPr>
           </w:pPr>
-          <w:hyperlink w:anchor="_Toc228522631" w:history="1">
+          <w:hyperlink w:anchor="_Toc228724292" w:history="1">
             <w:r>
               <w:rPr>
-                <w:rStyle w:val="Hyperlink"/>
+                <w:rStyle w:val="af6"/>
                 <w:rFonts w:ascii="Times New Roman" w:hAnsi="Times New Roman" w:cs="Times New Roman"/>
-                <w:b/>
                 <w:noProof/>
                 <w:szCs w:val="28"/>
               </w:rPr>
@@ -536,7 +534,7 @@
                 <w:webHidden/>
                 <w:szCs w:val="28"/>
               </w:rPr>
-              <w:instrText xml:space="preserve"> PAGEREF _Toc228522631 \h </w:instrText>
+              <w:instrText xml:space="preserve"> PAGEREF _Toc228724292 \h </w:instrText>
             </w:r>
             <w:r>
               <w:rPr>
@@ -577,12 +575,11 @@
         </w:p>
         <w:p>
           <w:pPr>
-            <w:pStyle w:val="TOC2"/>
+            <w:pStyle w:val="24"/>
             <w:tabs>
               <w:tab w:val="right" w:leader="dot" w:pos="8921"/>
             </w:tabs>
             <w:spacing w:line="360" w:lineRule="auto"/>
-            <w:jc w:val="both"/>
             <w:rPr>
               <w:rFonts w:ascii="Times New Roman" w:eastAsiaTheme="minorEastAsia" w:hAnsi="Times New Roman" w:cs="Times New Roman"/>
               <w:bCs w:val="0"/>
@@ -591,12 +588,11 @@
               <w:lang w:eastAsia="ru-RU"/>
             </w:rPr>
           </w:pPr>
-          <w:hyperlink w:anchor="_Toc228522632" w:history="1">
+          <w:hyperlink w:anchor="_Toc228724293" w:history="1">
             <w:r>
               <w:rPr>
-                <w:rStyle w:val="Hyperlink"/>
+                <w:rStyle w:val="af6"/>
                 <w:rFonts w:ascii="Times New Roman" w:hAnsi="Times New Roman" w:cs="Times New Roman"/>
-                <w:b/>
                 <w:noProof/>
                 <w:szCs w:val="28"/>
               </w:rPr>
@@ -627,7 +623,7 @@
                 <w:webHidden/>
                 <w:szCs w:val="28"/>
               </w:rPr>
-              <w:instrText xml:space="preserve"> PAGEREF _Toc228522632 \h </w:instrText>
+              <w:instrText xml:space="preserve"> PAGEREF _Toc228724293 \h </w:instrText>
             </w:r>
             <w:r>
               <w:rPr>
@@ -668,12 +664,11 @@
         </w:p>
         <w:p>
           <w:pPr>
-            <w:pStyle w:val="TOC2"/>
+            <w:pStyle w:val="24"/>
             <w:tabs>
               <w:tab w:val="right" w:leader="dot" w:pos="8921"/>
             </w:tabs>
             <w:spacing w:line="360" w:lineRule="auto"/>
-            <w:jc w:val="both"/>
             <w:rPr>
               <w:rFonts w:ascii="Times New Roman" w:eastAsiaTheme="minorEastAsia" w:hAnsi="Times New Roman" w:cs="Times New Roman"/>
               <w:bCs w:val="0"/>
@@ -682,12 +677,11 @@
               <w:lang w:eastAsia="ru-RU"/>
             </w:rPr>
           </w:pPr>
-          <w:hyperlink w:anchor="_Toc228522633" w:history="1">
+          <w:hyperlink w:anchor="_Toc228724294" w:history="1">
             <w:r>
               <w:rPr>
-                <w:rStyle w:val="Hyperlink"/>
+                <w:rStyle w:val="af6"/>
                 <w:rFonts w:ascii="Times New Roman" w:hAnsi="Times New Roman" w:cs="Times New Roman"/>
-                <w:b/>
                 <w:noProof/>
                 <w:szCs w:val="28"/>
               </w:rPr>
@@ -718,7 +712,7 @@
                 <w:webHidden/>
                 <w:szCs w:val="28"/>
               </w:rPr>
-              <w:instrText xml:space="preserve"> PAGEREF _Toc228522633 \h </w:instrText>
+              <w:instrText xml:space="preserve"> PAGEREF _Toc228724294 \h </w:instrText>
             </w:r>
             <w:r>
               <w:rPr>
@@ -759,12 +753,11 @@
         </w:p>
         <w:p>
           <w:pPr>
-            <w:pStyle w:val="TOC2"/>
+            <w:pStyle w:val="24"/>
             <w:tabs>
               <w:tab w:val="right" w:leader="dot" w:pos="8921"/>
             </w:tabs>
             <w:spacing w:line="360" w:lineRule="auto"/>
-            <w:jc w:val="both"/>
             <w:rPr>
               <w:rFonts w:ascii="Times New Roman" w:eastAsiaTheme="minorEastAsia" w:hAnsi="Times New Roman" w:cs="Times New Roman"/>
               <w:bCs w:val="0"/>
@@ -773,12 +766,11 @@
               <w:lang w:eastAsia="ru-RU"/>
             </w:rPr>
           </w:pPr>
-          <w:hyperlink w:anchor="_Toc228522634" w:history="1">
+          <w:hyperlink w:anchor="_Toc228724295" w:history="1">
             <w:r>
               <w:rPr>
-                <w:rStyle w:val="Hyperlink"/>
+                <w:rStyle w:val="af6"/>
                 <w:rFonts w:ascii="Times New Roman" w:hAnsi="Times New Roman" w:cs="Times New Roman"/>
-                <w:b/>
                 <w:noProof/>
                 <w:szCs w:val="28"/>
               </w:rPr>
@@ -809,7 +801,7 @@
                 <w:webHidden/>
                 <w:szCs w:val="28"/>
               </w:rPr>
-              <w:instrText xml:space="preserve"> PAGEREF _Toc228522634 \h </w:instrText>
+              <w:instrText xml:space="preserve"> PAGEREF _Toc228724295 \h </w:instrText>
             </w:r>
             <w:r>
               <w:rPr>
@@ -850,12 +842,11 @@
         </w:p>
         <w:p>
           <w:pPr>
-            <w:pStyle w:val="TOC2"/>
+            <w:pStyle w:val="24"/>
             <w:tabs>
               <w:tab w:val="right" w:leader="dot" w:pos="8921"/>
             </w:tabs>
             <w:spacing w:line="360" w:lineRule="auto"/>
-            <w:jc w:val="both"/>
             <w:rPr>
               <w:rFonts w:ascii="Times New Roman" w:eastAsiaTheme="minorEastAsia" w:hAnsi="Times New Roman" w:cs="Times New Roman"/>
               <w:bCs w:val="0"/>
@@ -864,12 +855,11 @@
               <w:lang w:eastAsia="ru-RU"/>
             </w:rPr>
           </w:pPr>
-          <w:hyperlink w:anchor="_Toc228522635" w:history="1">
+          <w:hyperlink w:anchor="_Toc228724296" w:history="1">
             <w:r>
               <w:rPr>
-                <w:rStyle w:val="Hyperlink"/>
+                <w:rStyle w:val="af6"/>
                 <w:rFonts w:ascii="Times New Roman" w:hAnsi="Times New Roman" w:cs="Times New Roman"/>
-                <w:b/>
                 <w:noProof/>
                 <w:szCs w:val="28"/>
               </w:rPr>
@@ -900,7 +890,7 @@
                 <w:webHidden/>
                 <w:szCs w:val="28"/>
               </w:rPr>
-              <w:instrText xml:space="preserve"> PAGEREF _Toc228522635 \h </w:instrText>
+              <w:instrText xml:space="preserve"> PAGEREF _Toc228724296 \h </w:instrText>
             </w:r>
             <w:r>
               <w:rPr>
@@ -941,12 +931,11 @@
         </w:p>
         <w:p>
           <w:pPr>
-            <w:pStyle w:val="TOC2"/>
+            <w:pStyle w:val="24"/>
             <w:tabs>
               <w:tab w:val="right" w:leader="dot" w:pos="8921"/>
             </w:tabs>
             <w:spacing w:line="360" w:lineRule="auto"/>
-            <w:jc w:val="both"/>
             <w:rPr>
               <w:rFonts w:ascii="Times New Roman" w:eastAsiaTheme="minorEastAsia" w:hAnsi="Times New Roman" w:cs="Times New Roman"/>
               <w:bCs w:val="0"/>
@@ -955,12 +944,11 @@
               <w:lang w:eastAsia="ru-RU"/>
             </w:rPr>
           </w:pPr>
-          <w:hyperlink w:anchor="_Toc228522636" w:history="1">
+          <w:hyperlink w:anchor="_Toc228724297" w:history="1">
             <w:r>
               <w:rPr>
-                <w:rStyle w:val="Hyperlink"/>
+                <w:rStyle w:val="af6"/>
                 <w:rFonts w:ascii="Times New Roman" w:hAnsi="Times New Roman" w:cs="Times New Roman"/>
-                <w:b/>
                 <w:noProof/>
                 <w:szCs w:val="28"/>
               </w:rPr>
@@ -991,7 +979,7 @@
                 <w:webHidden/>
                 <w:szCs w:val="28"/>
               </w:rPr>
-              <w:instrText xml:space="preserve"> PAGEREF _Toc228522636 \h </w:instrText>
+              <w:instrText xml:space="preserve"> PAGEREF _Toc228724297 \h </w:instrText>
             </w:r>
             <w:r>
               <w:rPr>
@@ -1032,12 +1020,11 @@
         </w:p>
         <w:p>
           <w:pPr>
-            <w:pStyle w:val="TOC2"/>
+            <w:pStyle w:val="24"/>
             <w:tabs>
               <w:tab w:val="right" w:leader="dot" w:pos="8921"/>
             </w:tabs>
             <w:spacing w:line="360" w:lineRule="auto"/>
-            <w:jc w:val="both"/>
             <w:rPr>
               <w:rFonts w:ascii="Times New Roman" w:eastAsiaTheme="minorEastAsia" w:hAnsi="Times New Roman" w:cs="Times New Roman"/>
               <w:bCs w:val="0"/>
@@ -1046,12 +1033,11 @@
               <w:lang w:eastAsia="ru-RU"/>
             </w:rPr>
           </w:pPr>
-          <w:hyperlink w:anchor="_Toc228522637" w:history="1">
+          <w:hyperlink w:anchor="_Toc228724298" w:history="1">
             <w:r>
               <w:rPr>
-                <w:rStyle w:val="Hyperlink"/>
+                <w:rStyle w:val="af6"/>
                 <w:rFonts w:ascii="Times New Roman" w:hAnsi="Times New Roman" w:cs="Times New Roman"/>
-                <w:b/>
                 <w:noProof/>
                 <w:szCs w:val="28"/>
               </w:rPr>
@@ -1082,7 +1068,7 @@
                 <w:webHidden/>
                 <w:szCs w:val="28"/>
               </w:rPr>
-              <w:instrText xml:space="preserve"> PAGEREF _Toc228522637 \h </w:instrText>
+              <w:instrText xml:space="preserve"> PAGEREF _Toc228724298 \h </w:instrText>
             </w:r>
             <w:r>
               <w:rPr>
@@ -1123,12 +1109,11 @@
         </w:p>
         <w:p>
           <w:pPr>
-            <w:pStyle w:val="TOC2"/>
+            <w:pStyle w:val="24"/>
             <w:tabs>
               <w:tab w:val="right" w:leader="dot" w:pos="8921"/>
             </w:tabs>
             <w:spacing w:line="360" w:lineRule="auto"/>
-            <w:jc w:val="both"/>
             <w:rPr>
               <w:rFonts w:ascii="Times New Roman" w:eastAsiaTheme="minorEastAsia" w:hAnsi="Times New Roman" w:cs="Times New Roman"/>
               <w:bCs w:val="0"/>
@@ -1137,12 +1122,11 @@
               <w:lang w:eastAsia="ru-RU"/>
             </w:rPr>
           </w:pPr>
-          <w:hyperlink w:anchor="_Toc228522638" w:history="1">
+          <w:hyperlink w:anchor="_Toc228724299" w:history="1">
             <w:r>
               <w:rPr>
-                <w:rStyle w:val="Hyperlink"/>
+                <w:rStyle w:val="af6"/>
                 <w:rFonts w:ascii="Times New Roman" w:hAnsi="Times New Roman" w:cs="Times New Roman"/>
-                <w:b/>
                 <w:noProof/>
                 <w:szCs w:val="28"/>
               </w:rPr>
@@ -1173,7 +1157,7 @@
                 <w:webHidden/>
                 <w:szCs w:val="28"/>
               </w:rPr>
-              <w:instrText xml:space="preserve"> PAGEREF _Toc228522638 \h </w:instrText>
+              <w:instrText xml:space="preserve"> PAGEREF _Toc228724299 \h </w:instrText>
             </w:r>
             <w:r>
               <w:rPr>
@@ -1214,12 +1198,11 @@
         </w:p>
         <w:p>
           <w:pPr>
-            <w:pStyle w:val="TOC2"/>
+            <w:pStyle w:val="24"/>
             <w:tabs>
               <w:tab w:val="right" w:leader="dot" w:pos="8921"/>
             </w:tabs>
             <w:spacing w:line="360" w:lineRule="auto"/>
-            <w:jc w:val="both"/>
             <w:rPr>
               <w:rFonts w:ascii="Times New Roman" w:eastAsiaTheme="minorEastAsia" w:hAnsi="Times New Roman" w:cs="Times New Roman"/>
               <w:bCs w:val="0"/>
@@ -1228,12 +1211,11 @@
               <w:lang w:eastAsia="ru-RU"/>
             </w:rPr>
           </w:pPr>
-          <w:hyperlink w:anchor="_Toc228522639" w:history="1">
+          <w:hyperlink w:anchor="_Toc228724300" w:history="1">
             <w:r>
               <w:rPr>
-                <w:rStyle w:val="Hyperlink"/>
+                <w:rStyle w:val="af6"/>
                 <w:rFonts w:ascii="Times New Roman" w:hAnsi="Times New Roman" w:cs="Times New Roman"/>
-                <w:b/>
                 <w:noProof/>
                 <w:szCs w:val="28"/>
               </w:rPr>
@@ -1264,7 +1246,7 @@
                 <w:webHidden/>
                 <w:szCs w:val="28"/>
               </w:rPr>
-              <w:instrText xml:space="preserve"> PAGEREF _Toc228522639 \h </w:instrText>
+              <w:instrText xml:space="preserve"> PAGEREF _Toc228724300 \h </w:instrText>
             </w:r>
             <w:r>
               <w:rPr>
@@ -1305,12 +1287,11 @@
         </w:p>
         <w:p>
           <w:pPr>
-            <w:pStyle w:val="TOC2"/>
+            <w:pStyle w:val="24"/>
             <w:tabs>
               <w:tab w:val="right" w:leader="dot" w:pos="8921"/>
             </w:tabs>
             <w:spacing w:line="360" w:lineRule="auto"/>
-            <w:jc w:val="both"/>
             <w:rPr>
               <w:rFonts w:ascii="Times New Roman" w:eastAsiaTheme="minorEastAsia" w:hAnsi="Times New Roman" w:cs="Times New Roman"/>
               <w:bCs w:val="0"/>
@@ -1319,12 +1300,11 @@
               <w:lang w:eastAsia="ru-RU"/>
             </w:rPr>
           </w:pPr>
-          <w:hyperlink w:anchor="_Toc228522640" w:history="1">
+          <w:hyperlink w:anchor="_Toc228724301" w:history="1">
             <w:r>
               <w:rPr>
-                <w:rStyle w:val="Hyperlink"/>
+                <w:rStyle w:val="af6"/>
                 <w:rFonts w:ascii="Times New Roman" w:hAnsi="Times New Roman" w:cs="Times New Roman"/>
-                <w:b/>
                 <w:noProof/>
                 <w:szCs w:val="28"/>
               </w:rPr>
@@ -1355,7 +1335,7 @@
                 <w:webHidden/>
                 <w:szCs w:val="28"/>
               </w:rPr>
-              <w:instrText xml:space="preserve"> PAGEREF _Toc228522640 \h </w:instrText>
+              <w:instrText xml:space="preserve"> PAGEREF _Toc228724301 \h </w:instrText>
             </w:r>
             <w:r>
               <w:rPr>
@@ -1396,12 +1376,11 @@
         </w:p>
         <w:p>
           <w:pPr>
-            <w:pStyle w:val="TOC1"/>
+            <w:pStyle w:val="12"/>
             <w:tabs>
               <w:tab w:val="right" w:leader="dot" w:pos="8921"/>
             </w:tabs>
             <w:spacing w:line="360" w:lineRule="auto"/>
-            <w:jc w:val="both"/>
             <w:rPr>
               <w:rFonts w:eastAsiaTheme="minorEastAsia" w:cs="Times New Roman"/>
               <w:bCs w:val="0"/>
@@ -1411,12 +1390,11 @@
               <w:lang w:eastAsia="ru-RU"/>
             </w:rPr>
           </w:pPr>
-          <w:hyperlink w:anchor="_Toc228522641" w:history="1">
+          <w:hyperlink w:anchor="_Toc228724302" w:history="1">
             <w:r>
               <w:rPr>
-                <w:rStyle w:val="Hyperlink"/>
+                <w:rStyle w:val="af6"/>
                 <w:rFonts w:cs="Times New Roman"/>
-                <w:b/>
                 <w:noProof/>
                 <w:szCs w:val="28"/>
               </w:rPr>
@@ -1447,7 +1425,7 @@
                 <w:webHidden/>
                 <w:szCs w:val="28"/>
               </w:rPr>
-              <w:instrText xml:space="preserve"> PAGEREF _Toc228522641 \h </w:instrText>
+              <w:instrText xml:space="preserve"> PAGEREF _Toc228724302 \h </w:instrText>
             </w:r>
             <w:r>
               <w:rPr>
@@ -1488,12 +1466,11 @@
         </w:p>
         <w:p>
           <w:pPr>
-            <w:pStyle w:val="TOC1"/>
+            <w:pStyle w:val="12"/>
             <w:tabs>
               <w:tab w:val="right" w:leader="dot" w:pos="8921"/>
             </w:tabs>
             <w:spacing w:line="360" w:lineRule="auto"/>
-            <w:jc w:val="both"/>
             <w:rPr>
               <w:rFonts w:eastAsiaTheme="minorEastAsia" w:cs="Times New Roman"/>
               <w:bCs w:val="0"/>
@@ -1503,12 +1480,11 @@
               <w:lang w:eastAsia="ru-RU"/>
             </w:rPr>
           </w:pPr>
-          <w:hyperlink w:anchor="_Toc228522642" w:history="1">
+          <w:hyperlink w:anchor="_Toc228724303" w:history="1">
             <w:r>
               <w:rPr>
-                <w:rStyle w:val="Hyperlink"/>
+                <w:rStyle w:val="af6"/>
                 <w:rFonts w:cs="Times New Roman"/>
-                <w:b/>
                 <w:noProof/>
                 <w:szCs w:val="28"/>
                 <w:lang w:eastAsia="ru-RU"/>
@@ -1517,9 +1493,8 @@
             </w:r>
             <w:r>
               <w:rPr>
-                <w:rStyle w:val="Hyperlink"/>
+                <w:rStyle w:val="af6"/>
                 <w:rFonts w:cs="Times New Roman"/>
-                <w:b/>
                 <w:noProof/>
                 <w:szCs w:val="28"/>
               </w:rPr>
@@ -1550,7 +1525,7 @@
                 <w:webHidden/>
                 <w:szCs w:val="28"/>
               </w:rPr>
-              <w:instrText xml:space="preserve"> PAGEREF _Toc228522642 \h </w:instrText>
+              <w:instrText xml:space="preserve"> PAGEREF _Toc228724303 \h </w:instrText>
             </w:r>
             <w:r>
               <w:rPr>
@@ -1591,12 +1566,11 @@
         </w:p>
         <w:p>
           <w:pPr>
-            <w:pStyle w:val="TOC2"/>
+            <w:pStyle w:val="24"/>
             <w:tabs>
               <w:tab w:val="right" w:leader="dot" w:pos="8921"/>
             </w:tabs>
             <w:spacing w:line="360" w:lineRule="auto"/>
-            <w:jc w:val="both"/>
             <w:rPr>
               <w:rFonts w:ascii="Times New Roman" w:eastAsiaTheme="minorEastAsia" w:hAnsi="Times New Roman" w:cs="Times New Roman"/>
               <w:bCs w:val="0"/>
@@ -1605,12 +1579,11 @@
               <w:lang w:eastAsia="ru-RU"/>
             </w:rPr>
           </w:pPr>
-          <w:hyperlink w:anchor="_Toc228522643" w:history="1">
+          <w:hyperlink w:anchor="_Toc228724304" w:history="1">
             <w:r>
               <w:rPr>
-                <w:rStyle w:val="Hyperlink"/>
+                <w:rStyle w:val="af6"/>
                 <w:rFonts w:ascii="Times New Roman" w:hAnsi="Times New Roman" w:cs="Times New Roman"/>
-                <w:b/>
                 <w:noProof/>
                 <w:szCs w:val="28"/>
               </w:rPr>
@@ -1618,9 +1591,8 @@
             </w:r>
             <w:r>
               <w:rPr>
-                <w:rStyle w:val="Hyperlink"/>
+                <w:rStyle w:val="af6"/>
                 <w:rFonts w:ascii="Times New Roman" w:hAnsi="Times New Roman" w:cs="Times New Roman"/>
-                <w:b/>
                 <w:noProof/>
                 <w:szCs w:val="28"/>
                 <w:lang w:val="en-US"/>
@@ -1652,7 +1624,7 @@
                 <w:webHidden/>
                 <w:szCs w:val="28"/>
               </w:rPr>
-              <w:instrText xml:space="preserve"> PAGEREF _Toc228522643 \h </w:instrText>
+              <w:instrText xml:space="preserve"> PAGEREF _Toc228724304 \h </w:instrText>
             </w:r>
             <w:r>
               <w:rPr>
@@ -1693,12 +1665,11 @@
         </w:p>
         <w:p>
           <w:pPr>
-            <w:pStyle w:val="TOC2"/>
+            <w:pStyle w:val="24"/>
             <w:tabs>
               <w:tab w:val="right" w:leader="dot" w:pos="8921"/>
             </w:tabs>
             <w:spacing w:line="360" w:lineRule="auto"/>
-            <w:jc w:val="both"/>
             <w:rPr>
               <w:rFonts w:ascii="Times New Roman" w:eastAsiaTheme="minorEastAsia" w:hAnsi="Times New Roman" w:cs="Times New Roman"/>
               <w:bCs w:val="0"/>
@@ -1707,12 +1678,11 @@
               <w:lang w:eastAsia="ru-RU"/>
             </w:rPr>
           </w:pPr>
-          <w:hyperlink w:anchor="_Toc228522644" w:history="1">
+          <w:hyperlink w:anchor="_Toc228724305" w:history="1">
             <w:r>
               <w:rPr>
-                <w:rStyle w:val="Hyperlink"/>
+                <w:rStyle w:val="af6"/>
                 <w:rFonts w:ascii="Times New Roman" w:hAnsi="Times New Roman" w:cs="Times New Roman"/>
-                <w:b/>
                 <w:noProof/>
                 <w:szCs w:val="28"/>
               </w:rPr>
@@ -1720,9 +1690,8 @@
             </w:r>
             <w:r>
               <w:rPr>
-                <w:rStyle w:val="Hyperlink"/>
+                <w:rStyle w:val="af6"/>
                 <w:rFonts w:ascii="Times New Roman" w:hAnsi="Times New Roman" w:cs="Times New Roman"/>
-                <w:b/>
                 <w:noProof/>
                 <w:szCs w:val="28"/>
                 <w:lang w:val="en-US"/>
@@ -1754,7 +1723,7 @@
                 <w:webHidden/>
                 <w:szCs w:val="28"/>
               </w:rPr>
-              <w:instrText xml:space="preserve"> PAGEREF _Toc228522644 \h </w:instrText>
+              <w:instrText xml:space="preserve"> PAGEREF _Toc228724305 \h </w:instrText>
             </w:r>
             <w:r>
               <w:rPr>
@@ -1795,12 +1764,11 @@
         </w:p>
         <w:p>
           <w:pPr>
-            <w:pStyle w:val="TOC2"/>
+            <w:pStyle w:val="24"/>
             <w:tabs>
               <w:tab w:val="right" w:leader="dot" w:pos="8921"/>
             </w:tabs>
             <w:spacing w:line="360" w:lineRule="auto"/>
-            <w:jc w:val="both"/>
             <w:rPr>
               <w:rFonts w:ascii="Times New Roman" w:eastAsiaTheme="minorEastAsia" w:hAnsi="Times New Roman" w:cs="Times New Roman"/>
               <w:bCs w:val="0"/>
@@ -1809,12 +1777,11 @@
               <w:lang w:eastAsia="ru-RU"/>
             </w:rPr>
           </w:pPr>
-          <w:hyperlink w:anchor="_Toc228522645" w:history="1">
+          <w:hyperlink w:anchor="_Toc228724306" w:history="1">
             <w:r>
               <w:rPr>
-                <w:rStyle w:val="Hyperlink"/>
+                <w:rStyle w:val="af6"/>
                 <w:rFonts w:ascii="Times New Roman" w:hAnsi="Times New Roman" w:cs="Times New Roman"/>
-                <w:b/>
                 <w:noProof/>
                 <w:szCs w:val="28"/>
               </w:rPr>
@@ -1822,9 +1789,8 @@
             </w:r>
             <w:r>
               <w:rPr>
-                <w:rStyle w:val="Hyperlink"/>
+                <w:rStyle w:val="af6"/>
                 <w:rFonts w:ascii="Times New Roman" w:hAnsi="Times New Roman" w:cs="Times New Roman"/>
-                <w:b/>
                 <w:noProof/>
                 <w:szCs w:val="28"/>
                 <w:lang w:val="en-US"/>
@@ -1856,7 +1822,7 @@
                 <w:webHidden/>
                 <w:szCs w:val="28"/>
               </w:rPr>
-              <w:instrText xml:space="preserve"> PAGEREF _Toc228522645 \h </w:instrText>
+              <w:instrText xml:space="preserve"> PAGEREF _Toc228724306 \h </w:instrText>
             </w:r>
             <w:r>
               <w:rPr>
@@ -1897,12 +1863,11 @@
         </w:p>
         <w:p>
           <w:pPr>
-            <w:pStyle w:val="TOC1"/>
+            <w:pStyle w:val="12"/>
             <w:tabs>
               <w:tab w:val="right" w:leader="dot" w:pos="8921"/>
             </w:tabs>
             <w:spacing w:line="360" w:lineRule="auto"/>
-            <w:jc w:val="both"/>
             <w:rPr>
               <w:rFonts w:eastAsiaTheme="minorEastAsia" w:cs="Times New Roman"/>
               <w:bCs w:val="0"/>
@@ -1912,12 +1877,11 @@
               <w:lang w:eastAsia="ru-RU"/>
             </w:rPr>
           </w:pPr>
-          <w:hyperlink w:anchor="_Toc228522646" w:history="1">
+          <w:hyperlink w:anchor="_Toc228724307" w:history="1">
             <w:r>
               <w:rPr>
-                <w:rStyle w:val="Hyperlink"/>
+                <w:rStyle w:val="af6"/>
                 <w:rFonts w:cs="Times New Roman"/>
-                <w:b/>
                 <w:noProof/>
                 <w:szCs w:val="28"/>
               </w:rPr>
@@ -1948,7 +1912,7 @@
                 <w:webHidden/>
                 <w:szCs w:val="28"/>
               </w:rPr>
-              <w:instrText xml:space="preserve"> PAGEREF _Toc228522646 \h </w:instrText>
+              <w:instrText xml:space="preserve"> PAGEREF _Toc228724307 \h </w:instrText>
             </w:r>
             <w:r>
               <w:rPr>
@@ -1989,12 +1953,11 @@
         </w:p>
         <w:p>
           <w:pPr>
-            <w:pStyle w:val="TOC3"/>
+            <w:pStyle w:val="32"/>
             <w:tabs>
               <w:tab w:val="right" w:leader="dot" w:pos="8921"/>
             </w:tabs>
             <w:spacing w:line="360" w:lineRule="auto"/>
-            <w:jc w:val="both"/>
             <w:rPr>
               <w:rFonts w:ascii="Times New Roman" w:eastAsiaTheme="minorEastAsia" w:hAnsi="Times New Roman" w:cs="Times New Roman"/>
               <w:noProof/>
@@ -2003,12 +1966,11 @@
               <w:lang w:eastAsia="ru-RU"/>
             </w:rPr>
           </w:pPr>
-          <w:hyperlink w:anchor="_Toc228522647" w:history="1">
+          <w:hyperlink w:anchor="_Toc228724308" w:history="1">
             <w:r>
               <w:rPr>
-                <w:rStyle w:val="Hyperlink"/>
+                <w:rStyle w:val="af6"/>
                 <w:rFonts w:ascii="Times New Roman" w:hAnsi="Times New Roman" w:cs="Times New Roman"/>
-                <w:b/>
                 <w:bCs/>
                 <w:noProof/>
                 <w:sz w:val="28"/>
@@ -2019,9 +1981,8 @@
             </w:r>
             <w:r>
               <w:rPr>
-                <w:rStyle w:val="Hyperlink"/>
+                <w:rStyle w:val="af6"/>
                 <w:rFonts w:ascii="Times New Roman" w:hAnsi="Times New Roman" w:cs="Times New Roman"/>
-                <w:b/>
                 <w:bCs/>
                 <w:noProof/>
                 <w:sz w:val="28"/>
@@ -2057,7 +2018,7 @@
                 <w:sz w:val="28"/>
                 <w:szCs w:val="28"/>
               </w:rPr>
-              <w:instrText xml:space="preserve"> PAGEREF _Toc228522647 \h </w:instrText>
+              <w:instrText xml:space="preserve"> PAGEREF _Toc228724308 \h </w:instrText>
             </w:r>
             <w:r>
               <w:rPr>
@@ -2102,12 +2063,11 @@
         </w:p>
         <w:p>
           <w:pPr>
-            <w:pStyle w:val="TOC3"/>
+            <w:pStyle w:val="32"/>
             <w:tabs>
               <w:tab w:val="right" w:leader="dot" w:pos="8921"/>
             </w:tabs>
             <w:spacing w:line="360" w:lineRule="auto"/>
-            <w:jc w:val="both"/>
             <w:rPr>
               <w:rFonts w:ascii="Times New Roman" w:eastAsiaTheme="minorEastAsia" w:hAnsi="Times New Roman" w:cs="Times New Roman"/>
               <w:noProof/>
@@ -2116,12 +2076,11 @@
               <w:lang w:eastAsia="ru-RU"/>
             </w:rPr>
           </w:pPr>
-          <w:hyperlink w:anchor="_Toc228522648" w:history="1">
+          <w:hyperlink w:anchor="_Toc228724309" w:history="1">
             <w:r>
               <w:rPr>
-                <w:rStyle w:val="Hyperlink"/>
+                <w:rStyle w:val="af6"/>
                 <w:rFonts w:ascii="Times New Roman" w:hAnsi="Times New Roman" w:cs="Times New Roman"/>
-                <w:b/>
                 <w:noProof/>
                 <w:sz w:val="28"/>
                 <w:szCs w:val="28"/>
@@ -2131,9 +2090,8 @@
             </w:r>
             <w:r>
               <w:rPr>
-                <w:rStyle w:val="Hyperlink"/>
+                <w:rStyle w:val="af6"/>
                 <w:rFonts w:ascii="Times New Roman" w:hAnsi="Times New Roman" w:cs="Times New Roman"/>
-                <w:b/>
                 <w:noProof/>
                 <w:sz w:val="28"/>
                 <w:szCs w:val="28"/>
@@ -2168,7 +2126,7 @@
                 <w:sz w:val="28"/>
                 <w:szCs w:val="28"/>
               </w:rPr>
-              <w:instrText xml:space="preserve"> PAGEREF _Toc228522648 \h </w:instrText>
+              <w:instrText xml:space="preserve"> PAGEREF _Toc228724309 \h </w:instrText>
             </w:r>
             <w:r>
               <w:rPr>
@@ -2213,13 +2171,12 @@
         </w:p>
         <w:p>
           <w:pPr>
-            <w:pStyle w:val="TOC3"/>
+            <w:pStyle w:val="32"/>
             <w:tabs>
               <w:tab w:val="left" w:pos="1200"/>
               <w:tab w:val="right" w:leader="dot" w:pos="8921"/>
             </w:tabs>
             <w:spacing w:line="360" w:lineRule="auto"/>
-            <w:jc w:val="both"/>
             <w:rPr>
               <w:rFonts w:ascii="Times New Roman" w:eastAsiaTheme="minorEastAsia" w:hAnsi="Times New Roman" w:cs="Times New Roman"/>
               <w:noProof/>
@@ -2228,12 +2185,11 @@
               <w:lang w:eastAsia="ru-RU"/>
             </w:rPr>
           </w:pPr>
-          <w:hyperlink w:anchor="_Toc228522649" w:history="1">
+          <w:hyperlink w:anchor="_Toc228724310" w:history="1">
             <w:r>
               <w:rPr>
-                <w:rStyle w:val="Hyperlink"/>
+                <w:rStyle w:val="af6"/>
                 <w:rFonts w:ascii="Times New Roman" w:hAnsi="Times New Roman" w:cs="Times New Roman"/>
-                <w:b/>
                 <w:bCs/>
                 <w:noProof/>
                 <w:sz w:val="28"/>
@@ -2253,9 +2209,8 @@
             </w:r>
             <w:r>
               <w:rPr>
-                <w:rStyle w:val="Hyperlink"/>
+                <w:rStyle w:val="af6"/>
                 <w:rFonts w:ascii="Times New Roman" w:hAnsi="Times New Roman" w:cs="Times New Roman"/>
-                <w:b/>
                 <w:bCs/>
                 <w:noProof/>
                 <w:sz w:val="28"/>
@@ -2291,7 +2246,7 @@
                 <w:sz w:val="28"/>
                 <w:szCs w:val="28"/>
               </w:rPr>
-              <w:instrText xml:space="preserve"> PAGEREF _Toc228522649 \h </w:instrText>
+              <w:instrText xml:space="preserve"> PAGEREF _Toc228724310 \h </w:instrText>
             </w:r>
             <w:r>
               <w:rPr>
@@ -2336,12 +2291,11 @@
         </w:p>
         <w:p>
           <w:pPr>
-            <w:pStyle w:val="TOC3"/>
+            <w:pStyle w:val="32"/>
             <w:tabs>
               <w:tab w:val="right" w:leader="dot" w:pos="8921"/>
             </w:tabs>
             <w:spacing w:line="360" w:lineRule="auto"/>
-            <w:jc w:val="both"/>
             <w:rPr>
               <w:rFonts w:ascii="Times New Roman" w:eastAsiaTheme="minorEastAsia" w:hAnsi="Times New Roman" w:cs="Times New Roman"/>
               <w:noProof/>
@@ -2350,12 +2304,11 @@
               <w:lang w:eastAsia="ru-RU"/>
             </w:rPr>
           </w:pPr>
-          <w:hyperlink w:anchor="_Toc228522650" w:history="1">
+          <w:hyperlink w:anchor="_Toc228724311" w:history="1">
             <w:r>
               <w:rPr>
-                <w:rStyle w:val="Hyperlink"/>
+                <w:rStyle w:val="af6"/>
                 <w:rFonts w:ascii="Times New Roman" w:hAnsi="Times New Roman" w:cs="Times New Roman"/>
-                <w:b/>
                 <w:noProof/>
                 <w:sz w:val="28"/>
                 <w:szCs w:val="28"/>
@@ -2364,9 +2317,8 @@
             </w:r>
             <w:r>
               <w:rPr>
-                <w:rStyle w:val="Hyperlink"/>
+                <w:rStyle w:val="af6"/>
                 <w:rFonts w:ascii="Times New Roman" w:hAnsi="Times New Roman" w:cs="Times New Roman"/>
-                <w:b/>
                 <w:noProof/>
                 <w:sz w:val="28"/>
                 <w:szCs w:val="28"/>
@@ -2376,9 +2328,8 @@
             </w:r>
             <w:r>
               <w:rPr>
-                <w:rStyle w:val="Hyperlink"/>
+                <w:rStyle w:val="af6"/>
                 <w:rFonts w:ascii="Times New Roman" w:hAnsi="Times New Roman" w:cs="Times New Roman"/>
-                <w:b/>
                 <w:noProof/>
                 <w:sz w:val="28"/>
                 <w:szCs w:val="28"/>
@@ -2413,7 +2364,7 @@
                 <w:sz w:val="28"/>
                 <w:szCs w:val="28"/>
               </w:rPr>
-              <w:instrText xml:space="preserve"> PAGEREF _Toc228522650 \h </w:instrText>
+              <w:instrText xml:space="preserve"> PAGEREF _Toc228724311 \h </w:instrText>
             </w:r>
             <w:r>
               <w:rPr>
@@ -2458,12 +2409,11 @@
         </w:p>
         <w:p>
           <w:pPr>
-            <w:pStyle w:val="TOC1"/>
+            <w:pStyle w:val="12"/>
             <w:tabs>
               <w:tab w:val="right" w:leader="dot" w:pos="8921"/>
             </w:tabs>
             <w:spacing w:line="360" w:lineRule="auto"/>
-            <w:jc w:val="both"/>
             <w:rPr>
               <w:rFonts w:eastAsiaTheme="minorEastAsia" w:cs="Times New Roman"/>
               <w:bCs w:val="0"/>
@@ -2473,12 +2423,11 @@
               <w:lang w:eastAsia="ru-RU"/>
             </w:rPr>
           </w:pPr>
-          <w:hyperlink w:anchor="_Toc228522651" w:history="1">
+          <w:hyperlink w:anchor="_Toc228724312" w:history="1">
             <w:r>
               <w:rPr>
-                <w:rStyle w:val="Hyperlink"/>
+                <w:rStyle w:val="af6"/>
                 <w:rFonts w:cs="Times New Roman"/>
-                <w:b/>
                 <w:noProof/>
                 <w:szCs w:val="28"/>
               </w:rPr>
@@ -2509,7 +2458,7 @@
                 <w:webHidden/>
                 <w:szCs w:val="28"/>
               </w:rPr>
-              <w:instrText xml:space="preserve"> PAGEREF _Toc228522651 \h </w:instrText>
+              <w:instrText xml:space="preserve"> PAGEREF _Toc228724312 \h </w:instrText>
             </w:r>
             <w:r>
               <w:rPr>
@@ -2550,12 +2499,11 @@
         </w:p>
         <w:p>
           <w:pPr>
-            <w:pStyle w:val="TOC1"/>
+            <w:pStyle w:val="12"/>
             <w:tabs>
               <w:tab w:val="right" w:leader="dot" w:pos="8921"/>
             </w:tabs>
             <w:spacing w:line="360" w:lineRule="auto"/>
-            <w:jc w:val="both"/>
             <w:rPr>
               <w:rFonts w:eastAsiaTheme="minorEastAsia" w:cs="Times New Roman"/>
               <w:bCs w:val="0"/>
@@ -2565,12 +2513,11 @@
               <w:lang w:eastAsia="ru-RU"/>
             </w:rPr>
           </w:pPr>
-          <w:hyperlink w:anchor="_Toc228522652" w:history="1">
+          <w:hyperlink w:anchor="_Toc228724313" w:history="1">
             <w:r>
               <w:rPr>
-                <w:rStyle w:val="Hyperlink"/>
+                <w:rStyle w:val="af6"/>
                 <w:rFonts w:cs="Times New Roman"/>
-                <w:b/>
                 <w:noProof/>
                 <w:szCs w:val="28"/>
               </w:rPr>
@@ -2601,99 +2548,7 @@
                 <w:webHidden/>
                 <w:szCs w:val="28"/>
               </w:rPr>
-              <w:instrText xml:space="preserve"> PAGEREF _Toc228522652 \h </w:instrText>
-            </w:r>
-            <w:r>
-              <w:rPr>
-                <w:rFonts w:cs="Times New Roman"/>
-                <w:noProof/>
-                <w:webHidden/>
-                <w:szCs w:val="28"/>
-              </w:rPr>
-            </w:r>
-            <w:r>
-              <w:rPr>
-                <w:rFonts w:cs="Times New Roman"/>
-                <w:noProof/>
-                <w:webHidden/>
-                <w:szCs w:val="28"/>
-              </w:rPr>
-              <w:fldChar w:fldCharType="separate"/>
-            </w:r>
-            <w:r>
-              <w:rPr>
-                <w:rFonts w:cs="Times New Roman"/>
-                <w:noProof/>
-                <w:webHidden/>
-                <w:szCs w:val="28"/>
-              </w:rPr>
-              <w:t>34</w:t>
-            </w:r>
-            <w:r>
-              <w:rPr>
-                <w:rFonts w:cs="Times New Roman"/>
-                <w:noProof/>
-                <w:webHidden/>
-                <w:szCs w:val="28"/>
-              </w:rPr>
-              <w:fldChar w:fldCharType="end"/>
-            </w:r>
-          </w:hyperlink>
-        </w:p>
-        <w:p>
-          <w:pPr>
-            <w:pStyle w:val="TOC1"/>
-            <w:tabs>
-              <w:tab w:val="right" w:leader="dot" w:pos="8921"/>
-            </w:tabs>
-            <w:spacing w:line="360" w:lineRule="auto"/>
-            <w:jc w:val="both"/>
-            <w:rPr>
-              <w:rFonts w:eastAsiaTheme="minorEastAsia" w:cs="Times New Roman"/>
-              <w:bCs w:val="0"/>
-              <w:iCs w:val="0"/>
-              <w:noProof/>
-              <w:szCs w:val="28"/>
-              <w:lang w:eastAsia="ru-RU"/>
-            </w:rPr>
-          </w:pPr>
-          <w:hyperlink w:anchor="_Toc228522653" w:history="1">
-            <w:r>
-              <w:rPr>
-                <w:rStyle w:val="Hyperlink"/>
-                <w:rFonts w:cs="Times New Roman"/>
-                <w:b/>
-                <w:noProof/>
-                <w:szCs w:val="28"/>
-              </w:rPr>
-              <w:t>2.5 Реализация конфигуратора ПК</w:t>
-            </w:r>
-            <w:r>
-              <w:rPr>
-                <w:rFonts w:cs="Times New Roman"/>
-                <w:noProof/>
-                <w:webHidden/>
-                <w:szCs w:val="28"/>
-              </w:rPr>
-              <w:tab/>
-            </w:r>
-            <w:r>
-              <w:rPr>
-                <w:rFonts w:cs="Times New Roman"/>
-                <w:noProof/>
-                <w:webHidden/>
-                <w:szCs w:val="28"/>
-              </w:rPr>
-              <w:fldChar w:fldCharType="begin"/>
-            </w:r>
-            <w:r>
-              <w:rPr>
-                <w:rFonts w:cs="Times New Roman"/>
-                <w:noProof/>
-                <w:webHidden/>
-                <w:szCs w:val="28"/>
-              </w:rPr>
-              <w:instrText xml:space="preserve"> PAGEREF _Toc228522653 \h </w:instrText>
+              <w:instrText xml:space="preserve"> PAGEREF _Toc228724313 \h </w:instrText>
             </w:r>
             <w:r>
               <w:rPr>
@@ -2734,12 +2589,11 @@
         </w:p>
         <w:p>
           <w:pPr>
-            <w:pStyle w:val="TOC1"/>
+            <w:pStyle w:val="12"/>
             <w:tabs>
               <w:tab w:val="right" w:leader="dot" w:pos="8921"/>
             </w:tabs>
             <w:spacing w:line="360" w:lineRule="auto"/>
-            <w:jc w:val="both"/>
             <w:rPr>
               <w:rFonts w:eastAsiaTheme="minorEastAsia" w:cs="Times New Roman"/>
               <w:bCs w:val="0"/>
@@ -2749,12 +2603,101 @@
               <w:lang w:eastAsia="ru-RU"/>
             </w:rPr>
           </w:pPr>
-          <w:hyperlink w:anchor="_Toc228522654" w:history="1">
+          <w:hyperlink w:anchor="_Toc228724314" w:history="1">
             <w:r>
               <w:rPr>
-                <w:rStyle w:val="Hyperlink"/>
+                <w:rStyle w:val="af6"/>
                 <w:rFonts w:cs="Times New Roman"/>
-                <w:b/>
+                <w:noProof/>
+                <w:szCs w:val="28"/>
+              </w:rPr>
+              <w:t>2.5 Реализация конфигуратора ПК</w:t>
+            </w:r>
+            <w:r>
+              <w:rPr>
+                <w:rFonts w:cs="Times New Roman"/>
+                <w:noProof/>
+                <w:webHidden/>
+                <w:szCs w:val="28"/>
+              </w:rPr>
+              <w:tab/>
+            </w:r>
+            <w:r>
+              <w:rPr>
+                <w:rFonts w:cs="Times New Roman"/>
+                <w:noProof/>
+                <w:webHidden/>
+                <w:szCs w:val="28"/>
+              </w:rPr>
+              <w:fldChar w:fldCharType="begin"/>
+            </w:r>
+            <w:r>
+              <w:rPr>
+                <w:rFonts w:cs="Times New Roman"/>
+                <w:noProof/>
+                <w:webHidden/>
+                <w:szCs w:val="28"/>
+              </w:rPr>
+              <w:instrText xml:space="preserve"> PAGEREF _Toc228724314 \h </w:instrText>
+            </w:r>
+            <w:r>
+              <w:rPr>
+                <w:rFonts w:cs="Times New Roman"/>
+                <w:noProof/>
+                <w:webHidden/>
+                <w:szCs w:val="28"/>
+              </w:rPr>
+            </w:r>
+            <w:r>
+              <w:rPr>
+                <w:rFonts w:cs="Times New Roman"/>
+                <w:noProof/>
+                <w:webHidden/>
+                <w:szCs w:val="28"/>
+              </w:rPr>
+              <w:fldChar w:fldCharType="separate"/>
+            </w:r>
+            <w:r>
+              <w:rPr>
+                <w:rFonts w:cs="Times New Roman"/>
+                <w:noProof/>
+                <w:webHidden/>
+                <w:szCs w:val="28"/>
+              </w:rPr>
+              <w:t>35</w:t>
+            </w:r>
+            <w:r>
+              <w:rPr>
+                <w:rFonts w:cs="Times New Roman"/>
+                <w:noProof/>
+                <w:webHidden/>
+                <w:szCs w:val="28"/>
+              </w:rPr>
+              <w:fldChar w:fldCharType="end"/>
+            </w:r>
+          </w:hyperlink>
+        </w:p>
+        <w:p>
+          <w:pPr>
+            <w:pStyle w:val="12"/>
+            <w:tabs>
+              <w:tab w:val="right" w:leader="dot" w:pos="8921"/>
+            </w:tabs>
+            <w:spacing w:line="360" w:lineRule="auto"/>
+            <w:rPr>
+              <w:rFonts w:eastAsiaTheme="minorEastAsia" w:cs="Times New Roman"/>
+              <w:bCs w:val="0"/>
+              <w:iCs w:val="0"/>
+              <w:noProof/>
+              <w:szCs w:val="28"/>
+              <w:lang w:eastAsia="ru-RU"/>
+            </w:rPr>
+          </w:pPr>
+          <w:hyperlink w:anchor="_Toc228724315" w:history="1">
+            <w:r>
+              <w:rPr>
+                <w:rStyle w:val="af6"/>
+                <w:rFonts w:cs="Times New Roman"/>
                 <w:noProof/>
                 <w:szCs w:val="28"/>
               </w:rPr>
@@ -2785,7 +2728,7 @@
                 <w:webHidden/>
                 <w:szCs w:val="28"/>
               </w:rPr>
-              <w:instrText xml:space="preserve"> PAGEREF _Toc228522654 \h </w:instrText>
+              <w:instrText xml:space="preserve"> PAGEREF _Toc228724315 \h </w:instrText>
             </w:r>
             <w:r>
               <w:rPr>
@@ -2826,12 +2769,11 @@
         </w:p>
         <w:p>
           <w:pPr>
-            <w:pStyle w:val="TOC1"/>
+            <w:pStyle w:val="12"/>
             <w:tabs>
               <w:tab w:val="right" w:leader="dot" w:pos="8921"/>
             </w:tabs>
             <w:spacing w:line="360" w:lineRule="auto"/>
-            <w:jc w:val="both"/>
             <w:rPr>
               <w:rFonts w:eastAsiaTheme="minorEastAsia" w:cs="Times New Roman"/>
               <w:bCs w:val="0"/>
@@ -2841,12 +2783,11 @@
               <w:lang w:eastAsia="ru-RU"/>
             </w:rPr>
           </w:pPr>
-          <w:hyperlink w:anchor="_Toc228522655" w:history="1">
+          <w:hyperlink w:anchor="_Toc228724316" w:history="1">
             <w:r>
               <w:rPr>
-                <w:rStyle w:val="Hyperlink"/>
+                <w:rStyle w:val="af6"/>
                 <w:rFonts w:cs="Times New Roman"/>
-                <w:b/>
                 <w:noProof/>
                 <w:szCs w:val="28"/>
               </w:rPr>
@@ -2877,7 +2818,7 @@
                 <w:webHidden/>
                 <w:szCs w:val="28"/>
               </w:rPr>
-              <w:instrText xml:space="preserve"> PAGEREF _Toc228522655 \h </w:instrText>
+              <w:instrText xml:space="preserve"> PAGEREF _Toc228724316 \h </w:instrText>
             </w:r>
             <w:r>
               <w:rPr>
@@ -2918,12 +2859,11 @@
         </w:p>
         <w:p>
           <w:pPr>
-            <w:pStyle w:val="TOC1"/>
+            <w:pStyle w:val="12"/>
             <w:tabs>
               <w:tab w:val="right" w:leader="dot" w:pos="8921"/>
             </w:tabs>
             <w:spacing w:line="360" w:lineRule="auto"/>
-            <w:jc w:val="both"/>
             <w:rPr>
               <w:rFonts w:eastAsiaTheme="minorEastAsia" w:cs="Times New Roman"/>
               <w:bCs w:val="0"/>
@@ -2933,12 +2873,11 @@
               <w:lang w:eastAsia="ru-RU"/>
             </w:rPr>
           </w:pPr>
-          <w:hyperlink w:anchor="_Toc228522656" w:history="1">
+          <w:hyperlink w:anchor="_Toc228724317" w:history="1">
             <w:r>
               <w:rPr>
-                <w:rStyle w:val="Hyperlink"/>
+                <w:rStyle w:val="af6"/>
                 <w:rFonts w:cs="Times New Roman"/>
-                <w:b/>
                 <w:noProof/>
                 <w:szCs w:val="28"/>
               </w:rPr>
@@ -2969,7 +2908,7 @@
                 <w:webHidden/>
                 <w:szCs w:val="28"/>
               </w:rPr>
-              <w:instrText xml:space="preserve"> PAGEREF _Toc228522656 \h </w:instrText>
+              <w:instrText xml:space="preserve"> PAGEREF _Toc228724317 \h </w:instrText>
             </w:r>
             <w:r>
               <w:rPr>
@@ -3010,12 +2949,11 @@
         </w:p>
         <w:p>
           <w:pPr>
-            <w:pStyle w:val="TOC1"/>
+            <w:pStyle w:val="12"/>
             <w:tabs>
               <w:tab w:val="right" w:leader="dot" w:pos="8921"/>
             </w:tabs>
             <w:spacing w:line="360" w:lineRule="auto"/>
-            <w:jc w:val="both"/>
             <w:rPr>
               <w:rFonts w:eastAsiaTheme="minorEastAsia" w:cs="Times New Roman"/>
               <w:bCs w:val="0"/>
@@ -3025,12 +2963,11 @@
               <w:lang w:eastAsia="ru-RU"/>
             </w:rPr>
           </w:pPr>
-          <w:hyperlink w:anchor="_Toc228522657" w:history="1">
+          <w:hyperlink w:anchor="_Toc228724318" w:history="1">
             <w:r>
               <w:rPr>
-                <w:rStyle w:val="Hyperlink"/>
+                <w:rStyle w:val="af6"/>
                 <w:rFonts w:cs="Times New Roman"/>
-                <w:b/>
                 <w:noProof/>
                 <w:szCs w:val="28"/>
               </w:rPr>
@@ -3061,7 +2998,7 @@
                 <w:webHidden/>
                 <w:szCs w:val="28"/>
               </w:rPr>
-              <w:instrText xml:space="preserve"> PAGEREF _Toc228522657 \h </w:instrText>
+              <w:instrText xml:space="preserve"> PAGEREF _Toc228724318 \h </w:instrText>
             </w:r>
             <w:r>
               <w:rPr>
@@ -3102,12 +3039,11 @@
         </w:p>
         <w:p>
           <w:pPr>
-            <w:pStyle w:val="TOC1"/>
+            <w:pStyle w:val="12"/>
             <w:tabs>
               <w:tab w:val="right" w:leader="dot" w:pos="8921"/>
             </w:tabs>
             <w:spacing w:line="360" w:lineRule="auto"/>
-            <w:jc w:val="both"/>
             <w:rPr>
               <w:rFonts w:eastAsiaTheme="minorEastAsia" w:cs="Times New Roman"/>
               <w:bCs w:val="0"/>
@@ -3117,16 +3053,15 @@
               <w:lang w:eastAsia="ru-RU"/>
             </w:rPr>
           </w:pPr>
-          <w:hyperlink w:anchor="_Toc228522658" w:history="1">
+          <w:hyperlink w:anchor="_Toc228724319" w:history="1">
             <w:r>
               <w:rPr>
-                <w:rStyle w:val="Hyperlink"/>
+                <w:rStyle w:val="af6"/>
                 <w:rFonts w:cs="Times New Roman"/>
-                <w:b/>
                 <w:noProof/>
                 <w:szCs w:val="28"/>
               </w:rPr>
-              <w:t>ПРИЛОЖЕНИЕ А</w:t>
+              <w:t>ЗАКЛЮЧЕНИЕ</w:t>
             </w:r>
             <w:r>
               <w:rPr>
@@ -3153,7 +3088,7 @@
                 <w:webHidden/>
                 <w:szCs w:val="28"/>
               </w:rPr>
-              <w:instrText xml:space="preserve"> PAGEREF _Toc228522658 \h </w:instrText>
+              <w:instrText xml:space="preserve"> PAGEREF _Toc228724319 \h </w:instrText>
             </w:r>
             <w:r>
               <w:rPr>
@@ -3194,12 +3129,11 @@
         </w:p>
         <w:p>
           <w:pPr>
-            <w:pStyle w:val="TOC1"/>
+            <w:pStyle w:val="12"/>
             <w:tabs>
               <w:tab w:val="right" w:leader="dot" w:pos="8921"/>
             </w:tabs>
             <w:spacing w:line="360" w:lineRule="auto"/>
-            <w:jc w:val="both"/>
             <w:rPr>
               <w:rFonts w:eastAsiaTheme="minorEastAsia" w:cs="Times New Roman"/>
               <w:bCs w:val="0"/>
@@ -3209,16 +3143,15 @@
               <w:lang w:eastAsia="ru-RU"/>
             </w:rPr>
           </w:pPr>
-          <w:hyperlink w:anchor="_Toc228522659" w:history="1">
+          <w:hyperlink w:anchor="_Toc228724320" w:history="1">
             <w:r>
               <w:rPr>
-                <w:rStyle w:val="Hyperlink"/>
+                <w:rStyle w:val="af6"/>
                 <w:rFonts w:cs="Times New Roman"/>
-                <w:b/>
                 <w:noProof/>
                 <w:szCs w:val="28"/>
               </w:rPr>
-              <w:t>ПРИЛОЖЕНИИ Б</w:t>
+              <w:t>Список используемых источников</w:t>
             </w:r>
             <w:r>
               <w:rPr>
@@ -3245,99 +3178,7 @@
                 <w:webHidden/>
                 <w:szCs w:val="28"/>
               </w:rPr>
-              <w:instrText xml:space="preserve"> PAGEREF _Toc228522659 \h </w:instrText>
-            </w:r>
-            <w:r>
-              <w:rPr>
-                <w:rFonts w:cs="Times New Roman"/>
-                <w:noProof/>
-                <w:webHidden/>
-                <w:szCs w:val="28"/>
-              </w:rPr>
-            </w:r>
-            <w:r>
-              <w:rPr>
-                <w:rFonts w:cs="Times New Roman"/>
-                <w:noProof/>
-                <w:webHidden/>
-                <w:szCs w:val="28"/>
-              </w:rPr>
-              <w:fldChar w:fldCharType="separate"/>
-            </w:r>
-            <w:r>
-              <w:rPr>
-                <w:rFonts w:cs="Times New Roman"/>
-                <w:noProof/>
-                <w:webHidden/>
-                <w:szCs w:val="28"/>
-              </w:rPr>
-              <w:t>41</w:t>
-            </w:r>
-            <w:r>
-              <w:rPr>
-                <w:rFonts w:cs="Times New Roman"/>
-                <w:noProof/>
-                <w:webHidden/>
-                <w:szCs w:val="28"/>
-              </w:rPr>
-              <w:fldChar w:fldCharType="end"/>
-            </w:r>
-          </w:hyperlink>
-        </w:p>
-        <w:p>
-          <w:pPr>
-            <w:pStyle w:val="TOC1"/>
-            <w:tabs>
-              <w:tab w:val="right" w:leader="dot" w:pos="8921"/>
-            </w:tabs>
-            <w:spacing w:line="360" w:lineRule="auto"/>
-            <w:jc w:val="both"/>
-            <w:rPr>
-              <w:rFonts w:eastAsiaTheme="minorEastAsia" w:cs="Times New Roman"/>
-              <w:bCs w:val="0"/>
-              <w:iCs w:val="0"/>
-              <w:noProof/>
-              <w:szCs w:val="28"/>
-              <w:lang w:eastAsia="ru-RU"/>
-            </w:rPr>
-          </w:pPr>
-          <w:hyperlink w:anchor="_Toc228522660" w:history="1">
-            <w:r>
-              <w:rPr>
-                <w:rStyle w:val="Hyperlink"/>
-                <w:rFonts w:eastAsia="Times New Roman" w:cs="Times New Roman"/>
-                <w:noProof/>
-                <w:szCs w:val="28"/>
-                <w:lang w:eastAsia="ru-RU"/>
-              </w:rPr>
-              <w:t>ПРИЛОЖЕНИИ В</w:t>
-            </w:r>
-            <w:r>
-              <w:rPr>
-                <w:rFonts w:cs="Times New Roman"/>
-                <w:noProof/>
-                <w:webHidden/>
-                <w:szCs w:val="28"/>
-              </w:rPr>
-              <w:tab/>
-            </w:r>
-            <w:r>
-              <w:rPr>
-                <w:rFonts w:cs="Times New Roman"/>
-                <w:noProof/>
-                <w:webHidden/>
-                <w:szCs w:val="28"/>
-              </w:rPr>
-              <w:fldChar w:fldCharType="begin"/>
-            </w:r>
-            <w:r>
-              <w:rPr>
-                <w:rFonts w:cs="Times New Roman"/>
-                <w:noProof/>
-                <w:webHidden/>
-                <w:szCs w:val="28"/>
-              </w:rPr>
-              <w:instrText xml:space="preserve"> PAGEREF _Toc228522660 \h </w:instrText>
+              <w:instrText xml:space="preserve"> PAGEREF _Toc228724320 \h </w:instrText>
             </w:r>
             <w:r>
               <w:rPr>
@@ -3378,377 +3219,6 @@
         </w:p>
         <w:p>
           <w:pPr>
-            <w:pStyle w:val="TOC1"/>
-            <w:tabs>
-              <w:tab w:val="right" w:leader="dot" w:pos="8921"/>
-            </w:tabs>
-            <w:spacing w:line="360" w:lineRule="auto"/>
-            <w:jc w:val="both"/>
-            <w:rPr>
-              <w:rFonts w:eastAsiaTheme="minorEastAsia" w:cs="Times New Roman"/>
-              <w:bCs w:val="0"/>
-              <w:iCs w:val="0"/>
-              <w:noProof/>
-              <w:szCs w:val="28"/>
-              <w:lang w:eastAsia="ru-RU"/>
-            </w:rPr>
-          </w:pPr>
-          <w:hyperlink w:anchor="_Toc228522661" w:history="1">
-            <w:r>
-              <w:rPr>
-                <w:rStyle w:val="Hyperlink"/>
-                <w:rFonts w:eastAsia="Times New Roman" w:cs="Times New Roman"/>
-                <w:b/>
-                <w:noProof/>
-                <w:szCs w:val="28"/>
-                <w:lang w:eastAsia="ru-RU"/>
-              </w:rPr>
-              <w:t>ПРИЛОЖЕНИЕ Г</w:t>
-            </w:r>
-            <w:r>
-              <w:rPr>
-                <w:rFonts w:cs="Times New Roman"/>
-                <w:noProof/>
-                <w:webHidden/>
-                <w:szCs w:val="28"/>
-              </w:rPr>
-              <w:tab/>
-            </w:r>
-            <w:r>
-              <w:rPr>
-                <w:rFonts w:cs="Times New Roman"/>
-                <w:noProof/>
-                <w:webHidden/>
-                <w:szCs w:val="28"/>
-              </w:rPr>
-              <w:fldChar w:fldCharType="begin"/>
-            </w:r>
-            <w:r>
-              <w:rPr>
-                <w:rFonts w:cs="Times New Roman"/>
-                <w:noProof/>
-                <w:webHidden/>
-                <w:szCs w:val="28"/>
-              </w:rPr>
-              <w:instrText xml:space="preserve"> PAGEREF _Toc228522661 \h </w:instrText>
-            </w:r>
-            <w:r>
-              <w:rPr>
-                <w:rFonts w:cs="Times New Roman"/>
-                <w:noProof/>
-                <w:webHidden/>
-                <w:szCs w:val="28"/>
-              </w:rPr>
-            </w:r>
-            <w:r>
-              <w:rPr>
-                <w:rFonts w:cs="Times New Roman"/>
-                <w:noProof/>
-                <w:webHidden/>
-                <w:szCs w:val="28"/>
-              </w:rPr>
-              <w:fldChar w:fldCharType="separate"/>
-            </w:r>
-            <w:r>
-              <w:rPr>
-                <w:rFonts w:cs="Times New Roman"/>
-                <w:noProof/>
-                <w:webHidden/>
-                <w:szCs w:val="28"/>
-              </w:rPr>
-              <w:t>43</w:t>
-            </w:r>
-            <w:r>
-              <w:rPr>
-                <w:rFonts w:cs="Times New Roman"/>
-                <w:noProof/>
-                <w:webHidden/>
-                <w:szCs w:val="28"/>
-              </w:rPr>
-              <w:fldChar w:fldCharType="end"/>
-            </w:r>
-          </w:hyperlink>
-        </w:p>
-        <w:p>
-          <w:pPr>
-            <w:pStyle w:val="TOC1"/>
-            <w:tabs>
-              <w:tab w:val="right" w:leader="dot" w:pos="8921"/>
-            </w:tabs>
-            <w:spacing w:line="360" w:lineRule="auto"/>
-            <w:jc w:val="both"/>
-            <w:rPr>
-              <w:rFonts w:eastAsiaTheme="minorEastAsia" w:cs="Times New Roman"/>
-              <w:bCs w:val="0"/>
-              <w:iCs w:val="0"/>
-              <w:noProof/>
-              <w:szCs w:val="28"/>
-              <w:lang w:eastAsia="ru-RU"/>
-            </w:rPr>
-          </w:pPr>
-          <w:hyperlink w:anchor="_Toc228522662" w:history="1">
-            <w:r>
-              <w:rPr>
-                <w:rStyle w:val="Hyperlink"/>
-                <w:rFonts w:eastAsia="Times New Roman" w:cs="Times New Roman"/>
-                <w:b/>
-                <w:noProof/>
-                <w:szCs w:val="28"/>
-                <w:lang w:eastAsia="ru-RU"/>
-              </w:rPr>
-              <w:t>ПРИЛОЖЕНИЕ Д</w:t>
-            </w:r>
-            <w:r>
-              <w:rPr>
-                <w:rFonts w:cs="Times New Roman"/>
-                <w:noProof/>
-                <w:webHidden/>
-                <w:szCs w:val="28"/>
-              </w:rPr>
-              <w:tab/>
-            </w:r>
-            <w:r>
-              <w:rPr>
-                <w:rFonts w:cs="Times New Roman"/>
-                <w:noProof/>
-                <w:webHidden/>
-                <w:szCs w:val="28"/>
-              </w:rPr>
-              <w:fldChar w:fldCharType="begin"/>
-            </w:r>
-            <w:r>
-              <w:rPr>
-                <w:rFonts w:cs="Times New Roman"/>
-                <w:noProof/>
-                <w:webHidden/>
-                <w:szCs w:val="28"/>
-              </w:rPr>
-              <w:instrText xml:space="preserve"> PAGEREF _Toc228522662 \h </w:instrText>
-            </w:r>
-            <w:r>
-              <w:rPr>
-                <w:rFonts w:cs="Times New Roman"/>
-                <w:noProof/>
-                <w:webHidden/>
-                <w:szCs w:val="28"/>
-              </w:rPr>
-            </w:r>
-            <w:r>
-              <w:rPr>
-                <w:rFonts w:cs="Times New Roman"/>
-                <w:noProof/>
-                <w:webHidden/>
-                <w:szCs w:val="28"/>
-              </w:rPr>
-              <w:fldChar w:fldCharType="separate"/>
-            </w:r>
-            <w:r>
-              <w:rPr>
-                <w:rFonts w:cs="Times New Roman"/>
-                <w:noProof/>
-                <w:webHidden/>
-                <w:szCs w:val="28"/>
-              </w:rPr>
-              <w:t>44</w:t>
-            </w:r>
-            <w:r>
-              <w:rPr>
-                <w:rFonts w:cs="Times New Roman"/>
-                <w:noProof/>
-                <w:webHidden/>
-                <w:szCs w:val="28"/>
-              </w:rPr>
-              <w:fldChar w:fldCharType="end"/>
-            </w:r>
-          </w:hyperlink>
-        </w:p>
-        <w:p>
-          <w:pPr>
-            <w:pStyle w:val="TOC1"/>
-            <w:tabs>
-              <w:tab w:val="right" w:leader="dot" w:pos="8921"/>
-            </w:tabs>
-            <w:spacing w:line="360" w:lineRule="auto"/>
-            <w:jc w:val="both"/>
-            <w:rPr>
-              <w:rFonts w:eastAsiaTheme="minorEastAsia" w:cs="Times New Roman"/>
-              <w:bCs w:val="0"/>
-              <w:iCs w:val="0"/>
-              <w:noProof/>
-              <w:szCs w:val="28"/>
-              <w:lang w:eastAsia="ru-RU"/>
-            </w:rPr>
-          </w:pPr>
-          <w:hyperlink w:anchor="_Toc228522663" w:history="1">
-            <w:r>
-              <w:rPr>
-                <w:rStyle w:val="Hyperlink"/>
-                <w:rFonts w:cs="Times New Roman"/>
-                <w:b/>
-                <w:noProof/>
-                <w:szCs w:val="28"/>
-              </w:rPr>
-              <w:t>ПРИЛОЖЕНИЕ Е</w:t>
-            </w:r>
-            <w:r>
-              <w:rPr>
-                <w:rFonts w:cs="Times New Roman"/>
-                <w:noProof/>
-                <w:webHidden/>
-                <w:szCs w:val="28"/>
-              </w:rPr>
-              <w:tab/>
-            </w:r>
-            <w:r>
-              <w:rPr>
-                <w:rFonts w:cs="Times New Roman"/>
-                <w:noProof/>
-                <w:webHidden/>
-                <w:szCs w:val="28"/>
-              </w:rPr>
-              <w:fldChar w:fldCharType="begin"/>
-            </w:r>
-            <w:r>
-              <w:rPr>
-                <w:rFonts w:cs="Times New Roman"/>
-                <w:noProof/>
-                <w:webHidden/>
-                <w:szCs w:val="28"/>
-              </w:rPr>
-              <w:instrText xml:space="preserve"> PAGEREF _Toc228522663 \h </w:instrText>
-            </w:r>
-            <w:r>
-              <w:rPr>
-                <w:rFonts w:cs="Times New Roman"/>
-                <w:noProof/>
-                <w:webHidden/>
-                <w:szCs w:val="28"/>
-              </w:rPr>
-            </w:r>
-            <w:r>
-              <w:rPr>
-                <w:rFonts w:cs="Times New Roman"/>
-                <w:noProof/>
-                <w:webHidden/>
-                <w:szCs w:val="28"/>
-              </w:rPr>
-              <w:fldChar w:fldCharType="separate"/>
-            </w:r>
-            <w:r>
-              <w:rPr>
-                <w:rFonts w:cs="Times New Roman"/>
-                <w:noProof/>
-                <w:webHidden/>
-                <w:szCs w:val="28"/>
-              </w:rPr>
-              <w:t>45</w:t>
-            </w:r>
-            <w:r>
-              <w:rPr>
-                <w:rFonts w:cs="Times New Roman"/>
-                <w:noProof/>
-                <w:webHidden/>
-                <w:szCs w:val="28"/>
-              </w:rPr>
-              <w:fldChar w:fldCharType="end"/>
-            </w:r>
-          </w:hyperlink>
-        </w:p>
-        <w:p>
-          <w:pPr>
-            <w:pStyle w:val="TOC1"/>
-            <w:tabs>
-              <w:tab w:val="right" w:leader="dot" w:pos="8921"/>
-            </w:tabs>
-            <w:spacing w:line="360" w:lineRule="auto"/>
-            <w:jc w:val="both"/>
-            <w:rPr>
-              <w:rFonts w:eastAsiaTheme="minorEastAsia" w:cs="Times New Roman"/>
-              <w:bCs w:val="0"/>
-              <w:iCs w:val="0"/>
-              <w:noProof/>
-              <w:szCs w:val="28"/>
-              <w:lang w:eastAsia="ru-RU"/>
-            </w:rPr>
-          </w:pPr>
-          <w:hyperlink w:anchor="_Toc228522664" w:history="1">
-            <w:r>
-              <w:rPr>
-                <w:rStyle w:val="Hyperlink"/>
-                <w:rFonts w:eastAsia="Times New Roman" w:cs="Times New Roman"/>
-                <w:b/>
-                <w:noProof/>
-                <w:szCs w:val="28"/>
-                <w:lang w:eastAsia="ru-RU"/>
-              </w:rPr>
-              <w:t>ПРИЛОЖЕНИЕ Ж</w:t>
-            </w:r>
-            <w:r>
-              <w:rPr>
-                <w:rFonts w:cs="Times New Roman"/>
-                <w:noProof/>
-                <w:webHidden/>
-                <w:szCs w:val="28"/>
-              </w:rPr>
-              <w:tab/>
-            </w:r>
-            <w:r>
-              <w:rPr>
-                <w:rFonts w:cs="Times New Roman"/>
-                <w:noProof/>
-                <w:webHidden/>
-                <w:szCs w:val="28"/>
-              </w:rPr>
-              <w:fldChar w:fldCharType="begin"/>
-            </w:r>
-            <w:r>
-              <w:rPr>
-                <w:rFonts w:cs="Times New Roman"/>
-                <w:noProof/>
-                <w:webHidden/>
-                <w:szCs w:val="28"/>
-              </w:rPr>
-              <w:instrText xml:space="preserve"> PAGEREF _Toc228522664 \h </w:instrText>
-            </w:r>
-            <w:r>
-              <w:rPr>
-                <w:rFonts w:cs="Times New Roman"/>
-                <w:noProof/>
-                <w:webHidden/>
-                <w:szCs w:val="28"/>
-              </w:rPr>
-            </w:r>
-            <w:r>
-              <w:rPr>
-                <w:rFonts w:cs="Times New Roman"/>
-                <w:noProof/>
-                <w:webHidden/>
-                <w:szCs w:val="28"/>
-              </w:rPr>
-              <w:fldChar w:fldCharType="separate"/>
-            </w:r>
-            <w:r>
-              <w:rPr>
-                <w:rFonts w:cs="Times New Roman"/>
-                <w:noProof/>
-                <w:webHidden/>
-                <w:szCs w:val="28"/>
-              </w:rPr>
-              <w:t>46</w:t>
-            </w:r>
-            <w:r>
-              <w:rPr>
-                <w:rFonts w:cs="Times New Roman"/>
-                <w:noProof/>
-                <w:webHidden/>
-                <w:szCs w:val="28"/>
-              </w:rPr>
-              <w:fldChar w:fldCharType="end"/>
-            </w:r>
-          </w:hyperlink>
-        </w:p>
-        <w:p>
-          <w:pPr>
             <w:spacing w:line="360" w:lineRule="auto"/>
             <w:ind w:firstLine="709"/>
             <w:jc w:val="both"/>
@@ -3762,7 +3232,6 @@
           <w:r>
             <w:rPr>
               <w:rFonts w:ascii="Times New Roman" w:hAnsi="Times New Roman" w:cs="Times New Roman"/>
-              <w:b/>
               <w:bCs/>
               <w:noProof/>
               <w:sz w:val="28"/>
@@ -3816,14 +3285,14 @@
     </w:p>
     <w:p>
       <w:pPr>
-        <w:pStyle w:val="Heading1"/>
+        <w:pStyle w:val="1"/>
         <w:ind w:firstLine="709"/>
         <w:rPr>
           <w:rFonts w:ascii="Times New Roman" w:hAnsi="Times New Roman" w:cs="Times New Roman"/>
           <w:b/>
         </w:rPr>
       </w:pPr>
-      <w:bookmarkStart w:id="0" w:name="_Toc228522629"/>
+      <w:bookmarkStart w:id="1" w:name="_Toc228724290"/>
       <w:r>
         <w:rPr>
           <w:rFonts w:ascii="Times New Roman" w:hAnsi="Times New Roman" w:cs="Times New Roman"/>
@@ -3833,11 +3302,11 @@
         <w:lastRenderedPageBreak/>
         <w:t>ВВЕДЕНИЕ</w:t>
       </w:r>
-      <w:bookmarkEnd w:id="0"/>
-    </w:p>
-    <w:p>
-      <w:pPr>
-        <w:pStyle w:val="NormalWeb"/>
+      <w:bookmarkEnd w:id="1"/>
+    </w:p>
+    <w:p>
+      <w:pPr>
+        <w:pStyle w:val="aff0"/>
         <w:spacing w:before="0" w:beforeAutospacing="0" w:after="0" w:afterAutospacing="0" w:line="360" w:lineRule="auto"/>
         <w:ind w:firstLine="709"/>
         <w:jc w:val="both"/>
@@ -3856,7 +3325,7 @@
     </w:p>
     <w:p>
       <w:pPr>
-        <w:pStyle w:val="NormalWeb"/>
+        <w:pStyle w:val="aff0"/>
         <w:spacing w:before="0" w:beforeAutospacing="0" w:after="0" w:afterAutospacing="0" w:line="360" w:lineRule="auto"/>
         <w:ind w:firstLine="709"/>
         <w:jc w:val="both"/>
@@ -3882,7 +3351,7 @@
     </w:p>
     <w:p>
       <w:pPr>
-        <w:pStyle w:val="NormalWeb"/>
+        <w:pStyle w:val="aff0"/>
         <w:spacing w:before="0" w:beforeAutospacing="0" w:after="0" w:afterAutospacing="0" w:line="360" w:lineRule="auto"/>
         <w:ind w:firstLine="709"/>
         <w:jc w:val="both"/>
@@ -3901,7 +3370,7 @@
     </w:p>
     <w:p>
       <w:pPr>
-        <w:pStyle w:val="NormalWeb"/>
+        <w:pStyle w:val="aff0"/>
         <w:spacing w:before="0" w:beforeAutospacing="0" w:after="0" w:afterAutospacing="0" w:line="360" w:lineRule="auto"/>
         <w:ind w:firstLine="709"/>
         <w:jc w:val="both"/>
@@ -3921,7 +3390,7 @@
     </w:p>
     <w:p>
       <w:pPr>
-        <w:pStyle w:val="NormalWeb"/>
+        <w:pStyle w:val="aff0"/>
         <w:spacing w:before="0" w:beforeAutospacing="0" w:after="0" w:afterAutospacing="0" w:line="360" w:lineRule="auto"/>
         <w:ind w:firstLine="709"/>
         <w:jc w:val="both"/>
@@ -3940,7 +3409,7 @@
     </w:p>
     <w:p>
       <w:pPr>
-        <w:pStyle w:val="NormalWeb"/>
+        <w:pStyle w:val="aff0"/>
         <w:spacing w:before="0" w:beforeAutospacing="0" w:after="0" w:afterAutospacing="0" w:line="360" w:lineRule="auto"/>
         <w:ind w:firstLine="709"/>
         <w:jc w:val="both"/>
@@ -3959,7 +3428,7 @@
     </w:p>
     <w:p>
       <w:pPr>
-        <w:pStyle w:val="ListParagraph"/>
+        <w:pStyle w:val="af9"/>
         <w:numPr>
           <w:ilvl w:val="0"/>
           <w:numId w:val="1"/>
@@ -3983,7 +3452,7 @@
     </w:p>
     <w:p>
       <w:pPr>
-        <w:pStyle w:val="ListParagraph"/>
+        <w:pStyle w:val="af9"/>
         <w:numPr>
           <w:ilvl w:val="0"/>
           <w:numId w:val="1"/>
@@ -4007,7 +3476,7 @@
     </w:p>
     <w:p>
       <w:pPr>
-        <w:pStyle w:val="ListParagraph"/>
+        <w:pStyle w:val="af9"/>
         <w:numPr>
           <w:ilvl w:val="0"/>
           <w:numId w:val="1"/>
@@ -4031,7 +3500,7 @@
     </w:p>
     <w:p>
       <w:pPr>
-        <w:pStyle w:val="ListParagraph"/>
+        <w:pStyle w:val="af9"/>
         <w:numPr>
           <w:ilvl w:val="0"/>
           <w:numId w:val="1"/>
@@ -4055,7 +3524,7 @@
     </w:p>
     <w:p>
       <w:pPr>
-        <w:pStyle w:val="ListParagraph"/>
+        <w:pStyle w:val="af9"/>
         <w:numPr>
           <w:ilvl w:val="0"/>
           <w:numId w:val="1"/>
@@ -4079,7 +3548,7 @@
     </w:p>
     <w:p>
       <w:pPr>
-        <w:pStyle w:val="ListParagraph"/>
+        <w:pStyle w:val="af9"/>
         <w:numPr>
           <w:ilvl w:val="0"/>
           <w:numId w:val="1"/>
@@ -4103,7 +3572,7 @@
     </w:p>
     <w:p>
       <w:pPr>
-        <w:pStyle w:val="ListParagraph"/>
+        <w:pStyle w:val="af9"/>
         <w:numPr>
           <w:ilvl w:val="0"/>
           <w:numId w:val="1"/>
@@ -4127,7 +3596,7 @@
     </w:p>
     <w:p>
       <w:pPr>
-        <w:pStyle w:val="ListParagraph"/>
+        <w:pStyle w:val="af9"/>
         <w:numPr>
           <w:ilvl w:val="0"/>
           <w:numId w:val="1"/>
@@ -4152,7 +3621,7 @@
     </w:p>
     <w:p>
       <w:pPr>
-        <w:pStyle w:val="NormalWeb"/>
+        <w:pStyle w:val="aff0"/>
         <w:numPr>
           <w:ilvl w:val="0"/>
           <w:numId w:val="1"/>
@@ -4174,7 +3643,7 @@
     </w:p>
     <w:p>
       <w:pPr>
-        <w:pStyle w:val="NormalWeb"/>
+        <w:pStyle w:val="aff0"/>
         <w:spacing w:before="0" w:beforeAutospacing="0" w:after="0" w:afterAutospacing="0" w:line="360" w:lineRule="auto"/>
         <w:ind w:firstLine="709"/>
         <w:jc w:val="both"/>
@@ -4193,7 +3662,7 @@
     </w:p>
     <w:p>
       <w:pPr>
-        <w:pStyle w:val="NormalWeb"/>
+        <w:pStyle w:val="aff0"/>
         <w:spacing w:before="0" w:beforeAutospacing="0" w:after="0" w:afterAutospacing="0" w:line="360" w:lineRule="auto"/>
         <w:ind w:firstLine="709"/>
         <w:jc w:val="both"/>
@@ -4212,7 +3681,7 @@
     </w:p>
     <w:p>
       <w:pPr>
-        <w:pStyle w:val="NormalWeb"/>
+        <w:pStyle w:val="aff0"/>
         <w:spacing w:before="0" w:beforeAutospacing="0" w:after="0" w:afterAutospacing="0" w:line="360" w:lineRule="auto"/>
         <w:ind w:firstLine="709"/>
         <w:jc w:val="both"/>
@@ -4238,7 +3707,7 @@
     </w:p>
     <w:p>
       <w:pPr>
-        <w:pStyle w:val="Heading1"/>
+        <w:pStyle w:val="1"/>
         <w:rPr>
           <w:rFonts w:ascii="Times New Roman" w:hAnsi="Times New Roman" w:cs="Times New Roman"/>
           <w:b/>
@@ -4246,7 +3715,7 @@
           <w:szCs w:val="32"/>
         </w:rPr>
       </w:pPr>
-      <w:bookmarkStart w:id="1" w:name="_Toc228522630"/>
+      <w:bookmarkStart w:id="2" w:name="_Toc228724291"/>
       <w:r>
         <w:rPr>
           <w:rFonts w:ascii="Times New Roman" w:hAnsi="Times New Roman" w:cs="Times New Roman"/>
@@ -4255,32 +3724,50 @@
           <w:szCs w:val="32"/>
         </w:rPr>
         <w:lastRenderedPageBreak/>
-        <w:t>1. ТЕОРИТИЧЕСКИЕ СВЕДЕНИЯ</w:t>
-      </w:r>
-      <w:bookmarkEnd w:id="1"/>
-    </w:p>
-    <w:p>
-      <w:pPr>
-        <w:pStyle w:val="Heading2"/>
-        <w:rPr>
+        <w:t>1. ТЕОР</w:t>
+      </w:r>
+      <w:r>
+        <w:rPr>
+          <w:rFonts w:ascii="Times New Roman" w:hAnsi="Times New Roman" w:cs="Times New Roman"/>
           <w:b/>
-        </w:rPr>
-      </w:pPr>
-      <w:bookmarkStart w:id="2" w:name="_Toc228522631"/>
-      <w:r>
-        <w:rPr>
+          <w:sz w:val="32"/>
+          <w:szCs w:val="32"/>
+        </w:rPr>
+        <w:t>Е</w:t>
+      </w:r>
+      <w:r>
+        <w:rPr>
+          <w:rFonts w:ascii="Times New Roman" w:hAnsi="Times New Roman" w:cs="Times New Roman"/>
           <w:b/>
+          <w:sz w:val="32"/>
+          <w:szCs w:val="32"/>
+        </w:rPr>
+        <w:t>ТИЧЕСКИЕ СВЕДЕНИЯ</w:t>
+      </w:r>
+      <w:bookmarkEnd w:id="2"/>
+    </w:p>
+    <w:p>
+      <w:pPr>
+        <w:pStyle w:val="2"/>
+        <w:rPr>
+          <w:b/>
+        </w:rPr>
+      </w:pPr>
+      <w:bookmarkStart w:id="3" w:name="_Toc228724292"/>
+      <w:r>
+        <w:rPr>
+          <w:b/>
         </w:rPr>
         <w:t xml:space="preserve">1.1 </w:t>
       </w:r>
       <w:r>
         <w:rPr>
-          <w:rStyle w:val="Heading2Char1"/>
+          <w:rStyle w:val="20"/>
           <w:b/>
         </w:rPr>
         <w:t>Общая характеристика разрабатываемого интернет-магазина компьютеров</w:t>
       </w:r>
-      <w:bookmarkEnd w:id="2"/>
+      <w:bookmarkEnd w:id="3"/>
     </w:p>
     <w:p>
       <w:pPr>
@@ -4441,19 +3928,19 @@
     </w:p>
     <w:p>
       <w:pPr>
-        <w:pStyle w:val="Heading2"/>
+        <w:pStyle w:val="2"/>
         <w:rPr>
           <w:b/>
         </w:rPr>
       </w:pPr>
-      <w:bookmarkStart w:id="3" w:name="_Toc228522632"/>
+      <w:bookmarkStart w:id="4" w:name="_Toc228724293"/>
       <w:r>
         <w:rPr>
           <w:b/>
         </w:rPr>
         <w:t>1.2 Основы создания веб-сервисов</w:t>
       </w:r>
-      <w:bookmarkEnd w:id="3"/>
+      <w:bookmarkEnd w:id="4"/>
     </w:p>
     <w:p>
       <w:pPr>
@@ -4647,19 +4134,19 @@
     </w:p>
     <w:p>
       <w:pPr>
-        <w:pStyle w:val="Heading2"/>
+        <w:pStyle w:val="2"/>
         <w:rPr>
           <w:b/>
         </w:rPr>
       </w:pPr>
-      <w:bookmarkStart w:id="4" w:name="_Toc228522633"/>
+      <w:bookmarkStart w:id="5" w:name="_Toc228724294"/>
       <w:r>
         <w:rPr>
           <w:b/>
         </w:rPr>
         <w:t>1.3 Редактор кода Zed в процессе разработки</w:t>
       </w:r>
-      <w:bookmarkEnd w:id="4"/>
+      <w:bookmarkEnd w:id="5"/>
     </w:p>
     <w:p>
       <w:pPr>
@@ -4853,19 +4340,19 @@
     </w:p>
     <w:p>
       <w:pPr>
-        <w:pStyle w:val="Heading2"/>
+        <w:pStyle w:val="2"/>
         <w:rPr>
           <w:b/>
         </w:rPr>
       </w:pPr>
-      <w:bookmarkStart w:id="5" w:name="_Toc228522634"/>
+      <w:bookmarkStart w:id="6" w:name="_Toc228724295"/>
       <w:r>
         <w:rPr>
           <w:b/>
         </w:rPr>
         <w:t>1.4 Клиент-серверная архитектура веб-приложения</w:t>
       </w:r>
-      <w:bookmarkEnd w:id="5"/>
+      <w:bookmarkEnd w:id="6"/>
     </w:p>
     <w:p>
       <w:pPr>
@@ -5007,7 +4494,7 @@
     </w:p>
     <w:p>
       <w:pPr>
-        <w:pStyle w:val="NormalWeb"/>
+        <w:pStyle w:val="aff0"/>
         <w:spacing w:before="0" w:beforeAutospacing="0" w:after="0" w:afterAutospacing="0" w:line="360" w:lineRule="auto"/>
         <w:ind w:firstLine="709"/>
         <w:jc w:val="both"/>
@@ -5027,7 +4514,7 @@
     </w:p>
     <w:p>
       <w:pPr>
-        <w:pStyle w:val="NormalWeb"/>
+        <w:pStyle w:val="aff0"/>
         <w:spacing w:before="0" w:beforeAutospacing="0" w:after="0" w:afterAutospacing="0" w:line="360" w:lineRule="auto"/>
         <w:ind w:firstLine="709"/>
         <w:jc w:val="both"/>
@@ -5046,7 +4533,7 @@
     </w:p>
     <w:p>
       <w:pPr>
-        <w:pStyle w:val="NormalWeb"/>
+        <w:pStyle w:val="aff0"/>
         <w:spacing w:before="0" w:beforeAutospacing="0" w:after="0" w:afterAutospacing="0" w:line="360" w:lineRule="auto"/>
         <w:ind w:firstLine="709"/>
         <w:jc w:val="both"/>
@@ -5065,7 +4552,7 @@
     </w:p>
     <w:p>
       <w:pPr>
-        <w:pStyle w:val="NormalWeb"/>
+        <w:pStyle w:val="aff0"/>
         <w:spacing w:before="0" w:beforeAutospacing="0" w:after="0" w:afterAutospacing="0" w:line="360" w:lineRule="auto"/>
         <w:ind w:firstLine="709"/>
         <w:jc w:val="both"/>
@@ -5092,19 +4579,19 @@
     </w:p>
     <w:p>
       <w:pPr>
-        <w:pStyle w:val="Heading2"/>
+        <w:pStyle w:val="2"/>
         <w:rPr>
           <w:b/>
         </w:rPr>
       </w:pPr>
-      <w:bookmarkStart w:id="6" w:name="_Toc228522635"/>
+      <w:bookmarkStart w:id="7" w:name="_Toc228724296"/>
       <w:r>
         <w:rPr>
           <w:b/>
         </w:rPr>
         <w:t>1.5 Контейнеризация и использование Docker</w:t>
       </w:r>
-      <w:bookmarkEnd w:id="6"/>
+      <w:bookmarkEnd w:id="7"/>
     </w:p>
     <w:p>
       <w:pPr>
@@ -5318,23 +4805,23 @@
     </w:p>
     <w:p>
       <w:pPr>
-        <w:pStyle w:val="Heading2"/>
+        <w:pStyle w:val="2"/>
         <w:rPr>
           <w:b/>
         </w:rPr>
       </w:pPr>
-      <w:bookmarkStart w:id="7" w:name="_Toc228522636"/>
+      <w:bookmarkStart w:id="8" w:name="_Toc228724297"/>
       <w:r>
         <w:rPr>
           <w:b/>
         </w:rPr>
         <w:t>1.6 Фреймворк Express в серверной части проекта</w:t>
       </w:r>
-      <w:bookmarkEnd w:id="7"/>
-    </w:p>
-    <w:p>
-      <w:pPr>
-        <w:pStyle w:val="NormalWeb"/>
+      <w:bookmarkEnd w:id="8"/>
+    </w:p>
+    <w:p>
+      <w:pPr>
+        <w:pStyle w:val="aff0"/>
         <w:spacing w:before="0" w:beforeAutospacing="0" w:after="0" w:afterAutospacing="0" w:line="360" w:lineRule="auto"/>
         <w:ind w:firstLine="709"/>
         <w:jc w:val="both"/>
@@ -5353,7 +4840,7 @@
     </w:p>
     <w:p>
       <w:pPr>
-        <w:pStyle w:val="NormalWeb"/>
+        <w:pStyle w:val="aff0"/>
         <w:spacing w:before="0" w:beforeAutospacing="0" w:after="0" w:afterAutospacing="0" w:line="360" w:lineRule="auto"/>
         <w:ind w:firstLine="709"/>
         <w:jc w:val="both"/>
@@ -5372,7 +4859,7 @@
     </w:p>
     <w:p>
       <w:pPr>
-        <w:pStyle w:val="NormalWeb"/>
+        <w:pStyle w:val="aff0"/>
         <w:spacing w:before="0" w:beforeAutospacing="0" w:after="0" w:afterAutospacing="0" w:line="360" w:lineRule="auto"/>
         <w:ind w:firstLine="709"/>
         <w:jc w:val="both"/>
@@ -5391,7 +4878,7 @@
     </w:p>
     <w:p>
       <w:pPr>
-        <w:pStyle w:val="NormalWeb"/>
+        <w:pStyle w:val="aff0"/>
         <w:spacing w:before="0" w:beforeAutospacing="0" w:after="0" w:afterAutospacing="0" w:line="360" w:lineRule="auto"/>
         <w:ind w:firstLine="709"/>
         <w:jc w:val="both"/>
@@ -5418,7 +4905,7 @@
     </w:p>
     <w:p>
       <w:pPr>
-        <w:pStyle w:val="NormalWeb"/>
+        <w:pStyle w:val="aff0"/>
         <w:spacing w:before="0" w:beforeAutospacing="0" w:after="0" w:afterAutospacing="0" w:line="360" w:lineRule="auto"/>
         <w:ind w:firstLine="709"/>
         <w:jc w:val="both"/>
@@ -5437,7 +4924,7 @@
     </w:p>
     <w:p>
       <w:pPr>
-        <w:pStyle w:val="NormalWeb"/>
+        <w:pStyle w:val="aff0"/>
         <w:spacing w:before="0" w:beforeAutospacing="0" w:after="0" w:afterAutospacing="0" w:line="360" w:lineRule="auto"/>
         <w:ind w:firstLine="709"/>
         <w:jc w:val="both"/>
@@ -5456,7 +4943,7 @@
     </w:p>
     <w:p>
       <w:pPr>
-        <w:pStyle w:val="NormalWeb"/>
+        <w:pStyle w:val="aff0"/>
         <w:spacing w:before="0" w:beforeAutospacing="0" w:after="0" w:afterAutospacing="0" w:line="360" w:lineRule="auto"/>
         <w:ind w:firstLine="709"/>
         <w:jc w:val="both"/>
@@ -5475,7 +4962,7 @@
     </w:p>
     <w:p>
       <w:pPr>
-        <w:pStyle w:val="NormalWeb"/>
+        <w:pStyle w:val="aff0"/>
         <w:spacing w:before="0" w:beforeAutospacing="0" w:after="0" w:afterAutospacing="0" w:line="360" w:lineRule="auto"/>
         <w:ind w:firstLine="709"/>
         <w:jc w:val="both"/>
@@ -5502,7 +4989,7 @@
     </w:p>
     <w:p>
       <w:pPr>
-        <w:pStyle w:val="NormalWeb"/>
+        <w:pStyle w:val="aff0"/>
         <w:spacing w:before="0" w:beforeAutospacing="0" w:after="0" w:afterAutospacing="0" w:line="360" w:lineRule="auto"/>
         <w:ind w:firstLine="709"/>
         <w:jc w:val="both"/>
@@ -5521,7 +5008,7 @@
     </w:p>
     <w:p>
       <w:pPr>
-        <w:pStyle w:val="NormalWeb"/>
+        <w:pStyle w:val="aff0"/>
         <w:spacing w:before="0" w:beforeAutospacing="0" w:after="0" w:afterAutospacing="0" w:line="360" w:lineRule="auto"/>
         <w:ind w:firstLine="709"/>
         <w:jc w:val="both"/>
@@ -5540,7 +5027,7 @@
     </w:p>
     <w:p>
       <w:pPr>
-        <w:pStyle w:val="NormalWeb"/>
+        <w:pStyle w:val="aff0"/>
         <w:spacing w:before="0" w:beforeAutospacing="0" w:after="0" w:afterAutospacing="0" w:line="360" w:lineRule="auto"/>
         <w:ind w:firstLine="709"/>
         <w:jc w:val="both"/>
@@ -5559,23 +5046,23 @@
     </w:p>
     <w:p>
       <w:pPr>
-        <w:pStyle w:val="Heading2"/>
+        <w:pStyle w:val="2"/>
         <w:rPr>
           <w:b/>
         </w:rPr>
       </w:pPr>
-      <w:bookmarkStart w:id="8" w:name="_Toc228522637"/>
+      <w:bookmarkStart w:id="9" w:name="_Toc228724298"/>
       <w:r>
         <w:rPr>
           <w:b/>
         </w:rPr>
         <w:t>1.7 Фреймворк Vue в клиентской части проекта</w:t>
       </w:r>
-      <w:bookmarkEnd w:id="8"/>
-    </w:p>
-    <w:p>
-      <w:pPr>
-        <w:pStyle w:val="NormalWeb"/>
+      <w:bookmarkEnd w:id="9"/>
+    </w:p>
+    <w:p>
+      <w:pPr>
+        <w:pStyle w:val="aff0"/>
         <w:spacing w:before="0" w:beforeAutospacing="0" w:after="0" w:afterAutospacing="0" w:line="360" w:lineRule="auto"/>
         <w:ind w:firstLine="709"/>
         <w:jc w:val="both"/>
@@ -5594,7 +5081,7 @@
     </w:p>
     <w:p>
       <w:pPr>
-        <w:pStyle w:val="NormalWeb"/>
+        <w:pStyle w:val="aff0"/>
         <w:spacing w:before="0" w:beforeAutospacing="0" w:after="0" w:afterAutospacing="0" w:line="360" w:lineRule="auto"/>
         <w:ind w:firstLine="709"/>
         <w:jc w:val="both"/>
@@ -5621,7 +5108,7 @@
     </w:p>
     <w:p>
       <w:pPr>
-        <w:pStyle w:val="NormalWeb"/>
+        <w:pStyle w:val="aff0"/>
         <w:spacing w:before="0" w:beforeAutospacing="0" w:after="0" w:afterAutospacing="0" w:line="360" w:lineRule="auto"/>
         <w:ind w:firstLine="709"/>
         <w:jc w:val="both"/>
@@ -5640,7 +5127,7 @@
     </w:p>
     <w:p>
       <w:pPr>
-        <w:pStyle w:val="NormalWeb"/>
+        <w:pStyle w:val="aff0"/>
         <w:spacing w:before="0" w:beforeAutospacing="0" w:after="0" w:afterAutospacing="0" w:line="360" w:lineRule="auto"/>
         <w:ind w:firstLine="709"/>
         <w:jc w:val="both"/>
@@ -5659,7 +5146,7 @@
     </w:p>
     <w:p>
       <w:pPr>
-        <w:pStyle w:val="NormalWeb"/>
+        <w:pStyle w:val="aff0"/>
         <w:spacing w:before="0" w:beforeAutospacing="0" w:after="0" w:afterAutospacing="0" w:line="360" w:lineRule="auto"/>
         <w:ind w:firstLine="709"/>
         <w:jc w:val="both"/>
@@ -5678,7 +5165,7 @@
     </w:p>
     <w:p>
       <w:pPr>
-        <w:pStyle w:val="NormalWeb"/>
+        <w:pStyle w:val="aff0"/>
         <w:spacing w:before="0" w:beforeAutospacing="0" w:after="0" w:afterAutospacing="0" w:line="360" w:lineRule="auto"/>
         <w:ind w:firstLine="709"/>
         <w:jc w:val="both"/>
@@ -5705,7 +5192,7 @@
     </w:p>
     <w:p>
       <w:pPr>
-        <w:pStyle w:val="NormalWeb"/>
+        <w:pStyle w:val="aff0"/>
         <w:spacing w:before="0" w:beforeAutospacing="0" w:after="0" w:afterAutospacing="0" w:line="360" w:lineRule="auto"/>
         <w:ind w:firstLine="709"/>
         <w:jc w:val="both"/>
@@ -5724,7 +5211,7 @@
     </w:p>
     <w:p>
       <w:pPr>
-        <w:pStyle w:val="NormalWeb"/>
+        <w:pStyle w:val="aff0"/>
         <w:spacing w:before="0" w:beforeAutospacing="0" w:after="0" w:afterAutospacing="0" w:line="360" w:lineRule="auto"/>
         <w:ind w:firstLine="709"/>
         <w:jc w:val="both"/>
@@ -5743,7 +5230,7 @@
     </w:p>
     <w:p>
       <w:pPr>
-        <w:pStyle w:val="NormalWeb"/>
+        <w:pStyle w:val="aff0"/>
         <w:spacing w:before="0" w:beforeAutospacing="0" w:after="0" w:afterAutospacing="0" w:line="360" w:lineRule="auto"/>
         <w:ind w:firstLine="709"/>
         <w:jc w:val="both"/>
@@ -5762,7 +5249,7 @@
     </w:p>
     <w:p>
       <w:pPr>
-        <w:pStyle w:val="NormalWeb"/>
+        <w:pStyle w:val="aff0"/>
         <w:spacing w:before="0" w:beforeAutospacing="0" w:after="0" w:afterAutospacing="0" w:line="360" w:lineRule="auto"/>
         <w:ind w:firstLine="709"/>
         <w:jc w:val="both"/>
@@ -5781,7 +5268,7 @@
     </w:p>
     <w:p>
       <w:pPr>
-        <w:pStyle w:val="NormalWeb"/>
+        <w:pStyle w:val="aff0"/>
         <w:spacing w:before="0" w:beforeAutospacing="0" w:after="0" w:afterAutospacing="0" w:line="360" w:lineRule="auto"/>
         <w:ind w:firstLine="709"/>
         <w:jc w:val="both"/>
@@ -5801,13 +5288,13 @@
     </w:p>
     <w:p>
       <w:pPr>
-        <w:pStyle w:val="Heading2"/>
+        <w:pStyle w:val="2"/>
         <w:rPr>
           <w:b/>
           <w:bCs w:val="0"/>
         </w:rPr>
       </w:pPr>
-      <w:bookmarkStart w:id="9" w:name="_Toc228522638"/>
+      <w:bookmarkStart w:id="10" w:name="_Toc228724299"/>
       <w:r>
         <w:rPr>
           <w:b/>
@@ -5815,7 +5302,7 @@
         </w:rPr>
         <w:t>1.8 База данных</w:t>
       </w:r>
-      <w:bookmarkEnd w:id="9"/>
+      <w:bookmarkEnd w:id="10"/>
       <w:r>
         <w:rPr>
           <w:b/>
@@ -5826,7 +5313,7 @@
     </w:p>
     <w:p>
       <w:pPr>
-        <w:pStyle w:val="NormalWeb"/>
+        <w:pStyle w:val="aff0"/>
         <w:spacing w:before="0" w:beforeAutospacing="0" w:after="0" w:afterAutospacing="0" w:line="360" w:lineRule="auto"/>
         <w:ind w:firstLine="709"/>
         <w:jc w:val="both"/>
@@ -5845,7 +5332,7 @@
     </w:p>
     <w:p>
       <w:pPr>
-        <w:pStyle w:val="NormalWeb"/>
+        <w:pStyle w:val="aff0"/>
         <w:spacing w:before="0" w:beforeAutospacing="0" w:after="0" w:afterAutospacing="0" w:line="360" w:lineRule="auto"/>
         <w:ind w:firstLine="709"/>
         <w:jc w:val="both"/>
@@ -5864,7 +5351,7 @@
     </w:p>
     <w:p>
       <w:pPr>
-        <w:pStyle w:val="NormalWeb"/>
+        <w:pStyle w:val="aff0"/>
         <w:spacing w:before="0" w:beforeAutospacing="0" w:after="0" w:afterAutospacing="0" w:line="360" w:lineRule="auto"/>
         <w:ind w:firstLine="709"/>
         <w:jc w:val="both"/>
@@ -5883,7 +5370,7 @@
     </w:p>
     <w:p>
       <w:pPr>
-        <w:pStyle w:val="NormalWeb"/>
+        <w:pStyle w:val="aff0"/>
         <w:spacing w:before="0" w:beforeAutospacing="0" w:after="0" w:afterAutospacing="0" w:line="360" w:lineRule="auto"/>
         <w:ind w:firstLine="709"/>
         <w:jc w:val="both"/>
@@ -5903,7 +5390,7 @@
     </w:p>
     <w:p>
       <w:pPr>
-        <w:pStyle w:val="NormalWeb"/>
+        <w:pStyle w:val="aff0"/>
         <w:spacing w:before="0" w:beforeAutospacing="0" w:after="0" w:afterAutospacing="0" w:line="360" w:lineRule="auto"/>
         <w:ind w:firstLine="709"/>
         <w:jc w:val="both"/>
@@ -5922,7 +5409,7 @@
     </w:p>
     <w:p>
       <w:pPr>
-        <w:pStyle w:val="NormalWeb"/>
+        <w:pStyle w:val="aff0"/>
         <w:spacing w:before="0" w:beforeAutospacing="0" w:after="0" w:afterAutospacing="0" w:line="360" w:lineRule="auto"/>
         <w:ind w:firstLine="709"/>
         <w:jc w:val="both"/>
@@ -5941,7 +5428,7 @@
     </w:p>
     <w:p>
       <w:pPr>
-        <w:pStyle w:val="NormalWeb"/>
+        <w:pStyle w:val="aff0"/>
         <w:spacing w:before="0" w:beforeAutospacing="0" w:after="0" w:afterAutospacing="0" w:line="360" w:lineRule="auto"/>
         <w:ind w:firstLine="709"/>
         <w:jc w:val="both"/>
@@ -5960,7 +5447,7 @@
     </w:p>
     <w:p>
       <w:pPr>
-        <w:pStyle w:val="NormalWeb"/>
+        <w:pStyle w:val="aff0"/>
         <w:spacing w:before="0" w:beforeAutospacing="0" w:after="0" w:afterAutospacing="0" w:line="360" w:lineRule="auto"/>
         <w:ind w:firstLine="709"/>
         <w:jc w:val="both"/>
@@ -5980,7 +5467,7 @@
     </w:p>
     <w:p>
       <w:pPr>
-        <w:pStyle w:val="NormalWeb"/>
+        <w:pStyle w:val="aff0"/>
         <w:spacing w:before="0" w:beforeAutospacing="0" w:after="0" w:afterAutospacing="0" w:line="360" w:lineRule="auto"/>
         <w:ind w:firstLine="709"/>
         <w:jc w:val="both"/>
@@ -5999,7 +5486,7 @@
     </w:p>
     <w:p>
       <w:pPr>
-        <w:pStyle w:val="NormalWeb"/>
+        <w:pStyle w:val="aff0"/>
         <w:spacing w:before="0" w:beforeAutospacing="0" w:after="0" w:afterAutospacing="0" w:line="360" w:lineRule="auto"/>
         <w:ind w:firstLine="709"/>
         <w:jc w:val="both"/>
@@ -6018,7 +5505,7 @@
     </w:p>
     <w:p>
       <w:pPr>
-        <w:pStyle w:val="NormalWeb"/>
+        <w:pStyle w:val="aff0"/>
         <w:spacing w:before="0" w:beforeAutospacing="0" w:after="0" w:afterAutospacing="0" w:line="360" w:lineRule="auto"/>
         <w:ind w:firstLine="709"/>
         <w:jc w:val="both"/>
@@ -6037,7 +5524,7 @@
     </w:p>
     <w:p>
       <w:pPr>
-        <w:pStyle w:val="NormalWeb"/>
+        <w:pStyle w:val="aff0"/>
         <w:spacing w:before="0" w:beforeAutospacing="0" w:after="0" w:afterAutospacing="0" w:line="360" w:lineRule="auto"/>
         <w:ind w:firstLine="709"/>
         <w:jc w:val="both"/>
@@ -6064,23 +5551,23 @@
     </w:p>
     <w:p>
       <w:pPr>
-        <w:pStyle w:val="Heading2"/>
+        <w:pStyle w:val="2"/>
         <w:rPr>
           <w:b/>
         </w:rPr>
       </w:pPr>
-      <w:bookmarkStart w:id="10" w:name="_Toc228522639"/>
+      <w:bookmarkStart w:id="11" w:name="_Toc228724300"/>
       <w:r>
         <w:rPr>
           <w:b/>
         </w:rPr>
         <w:t>1.9 Хеширование паролей с использованием bcrypt</w:t>
       </w:r>
-      <w:bookmarkEnd w:id="10"/>
-    </w:p>
-    <w:p>
-      <w:pPr>
-        <w:pStyle w:val="NormalWeb"/>
+      <w:bookmarkEnd w:id="11"/>
+    </w:p>
+    <w:p>
+      <w:pPr>
+        <w:pStyle w:val="aff0"/>
         <w:spacing w:before="0" w:beforeAutospacing="0" w:after="0" w:afterAutospacing="0" w:line="360" w:lineRule="auto"/>
         <w:ind w:firstLine="709"/>
         <w:jc w:val="both"/>
@@ -6097,7 +5584,7 @@
     </w:p>
     <w:p>
       <w:pPr>
-        <w:pStyle w:val="NormalWeb"/>
+        <w:pStyle w:val="aff0"/>
         <w:spacing w:before="0" w:beforeAutospacing="0" w:after="0" w:afterAutospacing="0" w:line="360" w:lineRule="auto"/>
         <w:ind w:firstLine="709"/>
         <w:jc w:val="both"/>
@@ -6114,7 +5601,7 @@
     </w:p>
     <w:p>
       <w:pPr>
-        <w:pStyle w:val="NormalWeb"/>
+        <w:pStyle w:val="aff0"/>
         <w:spacing w:before="0" w:beforeAutospacing="0" w:after="0" w:afterAutospacing="0" w:line="360" w:lineRule="auto"/>
         <w:ind w:firstLine="709"/>
         <w:jc w:val="both"/>
@@ -6131,7 +5618,7 @@
     </w:p>
     <w:p>
       <w:pPr>
-        <w:pStyle w:val="NormalWeb"/>
+        <w:pStyle w:val="aff0"/>
         <w:spacing w:before="0" w:beforeAutospacing="0" w:after="0" w:afterAutospacing="0" w:line="360" w:lineRule="auto"/>
         <w:ind w:firstLine="709"/>
         <w:jc w:val="both"/>
@@ -6148,7 +5635,7 @@
     </w:p>
     <w:p>
       <w:pPr>
-        <w:pStyle w:val="NormalWeb"/>
+        <w:pStyle w:val="aff0"/>
         <w:spacing w:before="0" w:beforeAutospacing="0" w:after="0" w:afterAutospacing="0" w:line="360" w:lineRule="auto"/>
         <w:ind w:firstLine="709"/>
         <w:jc w:val="both"/>
@@ -6172,7 +5659,7 @@
     </w:p>
     <w:p>
       <w:pPr>
-        <w:pStyle w:val="NormalWeb"/>
+        <w:pStyle w:val="aff0"/>
         <w:spacing w:before="0" w:beforeAutospacing="0" w:after="0" w:afterAutospacing="0" w:line="360" w:lineRule="auto"/>
         <w:ind w:firstLine="709"/>
         <w:jc w:val="both"/>
@@ -6189,7 +5676,7 @@
     </w:p>
     <w:p>
       <w:pPr>
-        <w:pStyle w:val="NormalWeb"/>
+        <w:pStyle w:val="aff0"/>
         <w:spacing w:before="0" w:beforeAutospacing="0" w:after="0" w:afterAutospacing="0" w:line="360" w:lineRule="auto"/>
         <w:ind w:firstLine="709"/>
         <w:jc w:val="both"/>
@@ -6206,7 +5693,7 @@
     </w:p>
     <w:p>
       <w:pPr>
-        <w:pStyle w:val="NormalWeb"/>
+        <w:pStyle w:val="aff0"/>
         <w:spacing w:before="0" w:beforeAutospacing="0" w:after="0" w:afterAutospacing="0" w:line="360" w:lineRule="auto"/>
         <w:ind w:firstLine="709"/>
         <w:jc w:val="both"/>
@@ -6223,7 +5710,7 @@
     </w:p>
     <w:p>
       <w:pPr>
-        <w:pStyle w:val="NormalWeb"/>
+        <w:pStyle w:val="aff0"/>
         <w:spacing w:before="0" w:beforeAutospacing="0" w:after="0" w:afterAutospacing="0" w:line="360" w:lineRule="auto"/>
         <w:ind w:firstLine="709"/>
         <w:jc w:val="both"/>
@@ -6240,7 +5727,7 @@
     </w:p>
     <w:p>
       <w:pPr>
-        <w:pStyle w:val="NormalWeb"/>
+        <w:pStyle w:val="aff0"/>
         <w:spacing w:before="0" w:beforeAutospacing="0" w:after="0" w:afterAutospacing="0" w:line="360" w:lineRule="auto"/>
         <w:ind w:firstLine="709"/>
         <w:jc w:val="both"/>
@@ -6264,19 +5751,19 @@
     </w:p>
     <w:p>
       <w:pPr>
-        <w:pStyle w:val="Heading2"/>
+        <w:pStyle w:val="2"/>
         <w:rPr>
           <w:b/>
         </w:rPr>
       </w:pPr>
-      <w:bookmarkStart w:id="11" w:name="_Toc228522640"/>
+      <w:bookmarkStart w:id="12" w:name="_Toc228724301"/>
       <w:r>
         <w:rPr>
           <w:b/>
         </w:rPr>
         <w:t>1.10 Взаимосвязь используемых технологий в архитектуре проекта</w:t>
       </w:r>
-      <w:bookmarkEnd w:id="11"/>
+      <w:bookmarkEnd w:id="12"/>
     </w:p>
     <w:p>
       <w:pPr>
@@ -6469,7 +5956,7 @@
     </w:p>
     <w:p>
       <w:pPr>
-        <w:pStyle w:val="Heading1"/>
+        <w:pStyle w:val="1"/>
         <w:rPr>
           <w:rFonts w:ascii="Times New Roman" w:hAnsi="Times New Roman" w:cs="Times New Roman"/>
           <w:b/>
@@ -6477,7 +5964,7 @@
           <w:szCs w:val="32"/>
         </w:rPr>
       </w:pPr>
-      <w:bookmarkStart w:id="12" w:name="_Toc228522641"/>
+      <w:bookmarkStart w:id="13" w:name="_Toc228724302"/>
       <w:r>
         <w:rPr>
           <w:rFonts w:ascii="Times New Roman" w:hAnsi="Times New Roman" w:cs="Times New Roman"/>
@@ -6506,11 +5993,11 @@
         </w:rPr>
         <w:t>РАЗРАБОТКА СЕРВИСА</w:t>
       </w:r>
-      <w:bookmarkEnd w:id="12"/>
-    </w:p>
-    <w:p>
-      <w:pPr>
-        <w:pStyle w:val="Heading1"/>
+      <w:bookmarkEnd w:id="13"/>
+    </w:p>
+    <w:p>
+      <w:pPr>
+        <w:pStyle w:val="1"/>
         <w:spacing w:before="0"/>
         <w:rPr>
           <w:rFonts w:ascii="Times New Roman" w:hAnsi="Times New Roman" w:cs="Times New Roman"/>
@@ -6518,7 +6005,7 @@
           <w:bCs/>
         </w:rPr>
       </w:pPr>
-      <w:bookmarkStart w:id="13" w:name="_Toc228522642"/>
+      <w:bookmarkStart w:id="14" w:name="_Toc228724303"/>
       <w:r>
         <w:rPr>
           <w:rFonts w:ascii="Times New Roman" w:hAnsi="Times New Roman" w:cs="Times New Roman"/>
@@ -6526,8 +6013,9 @@
           <w:bCs/>
           <w:lang w:eastAsia="ru-RU"/>
         </w:rPr>
-        <w:t>2.1</w:t>
-      </w:r>
+        <w:t>2.</w:t>
+      </w:r>
+      <w:proofErr w:type="gramStart"/>
       <w:r>
         <w:rPr>
           <w:rFonts w:ascii="Times New Roman" w:hAnsi="Times New Roman" w:cs="Times New Roman"/>
@@ -6535,26 +6023,44 @@
           <w:bCs/>
           <w:lang w:eastAsia="ru-RU"/>
         </w:rPr>
-        <w:t>.</w:t>
+        <w:t>1</w:t>
       </w:r>
       <w:r>
         <w:rPr>
           <w:rFonts w:ascii="Times New Roman" w:hAnsi="Times New Roman" w:cs="Times New Roman"/>
           <w:b/>
           <w:bCs/>
-        </w:rPr>
-        <w:t>Архитектура системы</w:t>
-      </w:r>
-      <w:bookmarkEnd w:id="13"/>
-    </w:p>
-    <w:p>
-      <w:pPr>
-        <w:pStyle w:val="Heading2"/>
-        <w:rPr>
+          <w:lang w:eastAsia="ru-RU"/>
+        </w:rPr>
+        <w:t>.</w:t>
+      </w:r>
+      <w:r>
+        <w:rPr>
+          <w:rFonts w:ascii="Times New Roman" w:hAnsi="Times New Roman" w:cs="Times New Roman"/>
           <w:b/>
-        </w:rPr>
-      </w:pPr>
-      <w:bookmarkStart w:id="14" w:name="_Toc228522643"/>
+          <w:bCs/>
+        </w:rPr>
+        <w:t>Архитектура</w:t>
+      </w:r>
+      <w:proofErr w:type="gramEnd"/>
+      <w:r>
+        <w:rPr>
+          <w:rFonts w:ascii="Times New Roman" w:hAnsi="Times New Roman" w:cs="Times New Roman"/>
+          <w:b/>
+          <w:bCs/>
+        </w:rPr>
+        <w:t xml:space="preserve"> системы</w:t>
+      </w:r>
+      <w:bookmarkEnd w:id="14"/>
+    </w:p>
+    <w:p>
+      <w:pPr>
+        <w:pStyle w:val="2"/>
+        <w:rPr>
+          <w:b/>
+        </w:rPr>
+      </w:pPr>
+      <w:bookmarkStart w:id="15" w:name="_Toc228724304"/>
       <w:r>
         <w:rPr>
           <w:b/>
@@ -6580,7 +6086,7 @@
         </w:rPr>
         <w:t>Backend</w:t>
       </w:r>
-      <w:bookmarkEnd w:id="14"/>
+      <w:bookmarkEnd w:id="15"/>
     </w:p>
     <w:p>
       <w:pPr>
@@ -6951,13 +6457,13 @@
     </w:p>
     <w:p>
       <w:pPr>
-        <w:pStyle w:val="Heading2"/>
+        <w:pStyle w:val="2"/>
         <w:rPr>
           <w:b/>
           <w:bCs w:val="0"/>
         </w:rPr>
       </w:pPr>
-      <w:bookmarkStart w:id="15" w:name="_Toc228522644"/>
+      <w:bookmarkStart w:id="16" w:name="_Toc228724305"/>
       <w:r>
         <w:rPr>
           <w:b/>
@@ -6980,7 +6486,7 @@
         </w:rPr>
         <w:t>Frontend</w:t>
       </w:r>
-      <w:bookmarkEnd w:id="15"/>
+      <w:bookmarkEnd w:id="16"/>
     </w:p>
     <w:p>
       <w:pPr>
@@ -7046,7 +6552,7 @@
     </w:p>
     <w:p>
       <w:pPr>
-        <w:pStyle w:val="ListParagraph"/>
+        <w:pStyle w:val="af9"/>
         <w:numPr>
           <w:ilvl w:val="0"/>
           <w:numId w:val="5"/>
@@ -7072,7 +6578,7 @@
     </w:p>
     <w:p>
       <w:pPr>
-        <w:pStyle w:val="ListParagraph"/>
+        <w:pStyle w:val="af9"/>
         <w:numPr>
           <w:ilvl w:val="0"/>
           <w:numId w:val="5"/>
@@ -7098,7 +6604,7 @@
     </w:p>
     <w:p>
       <w:pPr>
-        <w:pStyle w:val="ListParagraph"/>
+        <w:pStyle w:val="af9"/>
         <w:numPr>
           <w:ilvl w:val="0"/>
           <w:numId w:val="5"/>
@@ -7125,7 +6631,7 @@
     </w:p>
     <w:p>
       <w:pPr>
-        <w:pStyle w:val="ListParagraph"/>
+        <w:pStyle w:val="af9"/>
         <w:numPr>
           <w:ilvl w:val="0"/>
           <w:numId w:val="5"/>
@@ -7212,13 +6718,13 @@
     </w:p>
     <w:p>
       <w:pPr>
-        <w:pStyle w:val="Heading2"/>
+        <w:pStyle w:val="2"/>
         <w:rPr>
           <w:b/>
           <w:bCs w:val="0"/>
         </w:rPr>
       </w:pPr>
-      <w:bookmarkStart w:id="16" w:name="_Toc228522645"/>
+      <w:bookmarkStart w:id="17" w:name="_Toc228724306"/>
       <w:r>
         <w:rPr>
           <w:b/>
@@ -7234,7 +6740,7 @@
         </w:rPr>
         <w:t>docker</w:t>
       </w:r>
-      <w:bookmarkEnd w:id="16"/>
+      <w:bookmarkEnd w:id="17"/>
     </w:p>
     <w:p>
       <w:pPr>
@@ -7275,7 +6781,7 @@
     </w:p>
     <w:p>
       <w:pPr>
-        <w:pStyle w:val="ListParagraph"/>
+        <w:pStyle w:val="af9"/>
         <w:numPr>
           <w:ilvl w:val="0"/>
           <w:numId w:val="4"/>
@@ -7301,7 +6807,7 @@
     </w:p>
     <w:p>
       <w:pPr>
-        <w:pStyle w:val="ListParagraph"/>
+        <w:pStyle w:val="af9"/>
         <w:numPr>
           <w:ilvl w:val="0"/>
           <w:numId w:val="4"/>
@@ -7327,7 +6833,7 @@
     </w:p>
     <w:p>
       <w:pPr>
-        <w:pStyle w:val="ListParagraph"/>
+        <w:pStyle w:val="af9"/>
         <w:numPr>
           <w:ilvl w:val="0"/>
           <w:numId w:val="4"/>
@@ -7353,7 +6859,7 @@
     </w:p>
     <w:p>
       <w:pPr>
-        <w:pStyle w:val="ListParagraph"/>
+        <w:pStyle w:val="af9"/>
         <w:numPr>
           <w:ilvl w:val="0"/>
           <w:numId w:val="4"/>
@@ -7378,16 +6884,15 @@
     </w:p>
     <w:p>
       <w:pPr>
-        <w:pStyle w:val="Heading1"/>
+        <w:pStyle w:val="1"/>
         <w:spacing w:before="0"/>
-        <w:jc w:val="both"/>
         <w:rPr>
           <w:rFonts w:ascii="Times New Roman" w:hAnsi="Times New Roman" w:cs="Times New Roman"/>
           <w:b/>
           <w:bCs/>
         </w:rPr>
       </w:pPr>
-      <w:bookmarkStart w:id="17" w:name="_Toc228522646"/>
+      <w:bookmarkStart w:id="18" w:name="_Toc228724307"/>
       <w:r>
         <w:rPr>
           <w:rFonts w:ascii="Times New Roman" w:hAnsi="Times New Roman" w:cs="Times New Roman"/>
@@ -7396,11 +6901,11 @@
         </w:rPr>
         <w:t>2.2 Модель данных проекта</w:t>
       </w:r>
-      <w:bookmarkEnd w:id="17"/>
-    </w:p>
-    <w:p>
-      <w:pPr>
-        <w:pStyle w:val="NormalWeb"/>
+      <w:bookmarkEnd w:id="18"/>
+    </w:p>
+    <w:p>
+      <w:pPr>
+        <w:pStyle w:val="aff0"/>
         <w:spacing w:before="0" w:beforeAutospacing="0" w:after="0" w:afterAutospacing="0" w:line="360" w:lineRule="auto"/>
         <w:ind w:firstLine="708"/>
         <w:jc w:val="both"/>
@@ -7433,7 +6938,7 @@
     </w:p>
     <w:p>
       <w:pPr>
-        <w:pStyle w:val="ListParagraph"/>
+        <w:pStyle w:val="af9"/>
         <w:numPr>
           <w:ilvl w:val="0"/>
           <w:numId w:val="10"/>
@@ -7457,7 +6962,7 @@
     </w:p>
     <w:p>
       <w:pPr>
-        <w:pStyle w:val="ListParagraph"/>
+        <w:pStyle w:val="af9"/>
         <w:numPr>
           <w:ilvl w:val="0"/>
           <w:numId w:val="10"/>
@@ -7481,7 +6986,7 @@
     </w:p>
     <w:p>
       <w:pPr>
-        <w:pStyle w:val="ListParagraph"/>
+        <w:pStyle w:val="af9"/>
         <w:numPr>
           <w:ilvl w:val="0"/>
           <w:numId w:val="10"/>
@@ -7505,7 +7010,7 @@
     </w:p>
     <w:p>
       <w:pPr>
-        <w:pStyle w:val="ListParagraph"/>
+        <w:pStyle w:val="af9"/>
         <w:numPr>
           <w:ilvl w:val="0"/>
           <w:numId w:val="10"/>
@@ -7529,7 +7034,7 @@
     </w:p>
     <w:p>
       <w:pPr>
-        <w:pStyle w:val="ListParagraph"/>
+        <w:pStyle w:val="af9"/>
         <w:numPr>
           <w:ilvl w:val="0"/>
           <w:numId w:val="10"/>
@@ -7553,14 +7058,14 @@
     </w:p>
     <w:p>
       <w:pPr>
-        <w:pStyle w:val="Heading3"/>
+        <w:pStyle w:val="3"/>
         <w:spacing w:line="360" w:lineRule="auto"/>
         <w:rPr>
           <w:b/>
           <w:bCs/>
         </w:rPr>
       </w:pPr>
-      <w:bookmarkStart w:id="18" w:name="_Toc228522647"/>
+      <w:bookmarkStart w:id="19" w:name="_Toc228724308"/>
       <w:r>
         <w:rPr>
           <w:rFonts w:ascii="Times New Roman" w:hAnsi="Times New Roman" w:cs="Times New Roman"/>
@@ -7578,11 +7083,11 @@
         </w:rPr>
         <w:t>Пользователь</w:t>
       </w:r>
-      <w:bookmarkEnd w:id="18"/>
-    </w:p>
-    <w:p>
-      <w:pPr>
-        <w:pStyle w:val="NormalWeb"/>
+      <w:bookmarkEnd w:id="19"/>
+    </w:p>
+    <w:p>
+      <w:pPr>
+        <w:pStyle w:val="aff0"/>
         <w:spacing w:before="0" w:beforeAutospacing="0" w:after="0" w:afterAutospacing="0" w:line="360" w:lineRule="auto"/>
         <w:ind w:firstLine="708"/>
         <w:jc w:val="both"/>
@@ -7601,7 +7106,7 @@
     </w:p>
     <w:p>
       <w:pPr>
-        <w:pStyle w:val="ListParagraph"/>
+        <w:pStyle w:val="af9"/>
         <w:numPr>
           <w:ilvl w:val="0"/>
           <w:numId w:val="11"/>
@@ -7625,7 +7130,7 @@
     </w:p>
     <w:p>
       <w:pPr>
-        <w:pStyle w:val="ListParagraph"/>
+        <w:pStyle w:val="af9"/>
         <w:numPr>
           <w:ilvl w:val="0"/>
           <w:numId w:val="11"/>
@@ -7649,7 +7154,7 @@
     </w:p>
     <w:p>
       <w:pPr>
-        <w:pStyle w:val="ListParagraph"/>
+        <w:pStyle w:val="af9"/>
         <w:numPr>
           <w:ilvl w:val="0"/>
           <w:numId w:val="11"/>
@@ -7673,7 +7178,7 @@
     </w:p>
     <w:p>
       <w:pPr>
-        <w:pStyle w:val="ListParagraph"/>
+        <w:pStyle w:val="af9"/>
         <w:numPr>
           <w:ilvl w:val="0"/>
           <w:numId w:val="11"/>
@@ -7697,14 +7202,14 @@
     </w:p>
     <w:p>
       <w:pPr>
-        <w:pStyle w:val="Heading3"/>
+        <w:pStyle w:val="3"/>
         <w:spacing w:before="0" w:line="360" w:lineRule="auto"/>
         <w:rPr>
           <w:rFonts w:ascii="Times New Roman" w:hAnsi="Times New Roman" w:cs="Times New Roman"/>
           <w:b/>
         </w:rPr>
       </w:pPr>
-      <w:bookmarkStart w:id="19" w:name="_Toc228522648"/>
+      <w:bookmarkStart w:id="20" w:name="_Toc228724309"/>
       <w:r>
         <w:rPr>
           <w:rFonts w:ascii="Times New Roman" w:hAnsi="Times New Roman" w:cs="Times New Roman"/>
@@ -7721,11 +7226,11 @@
         </w:rPr>
         <w:t>Комплектующее</w:t>
       </w:r>
-      <w:bookmarkEnd w:id="19"/>
-    </w:p>
-    <w:p>
-      <w:pPr>
-        <w:pStyle w:val="NormalWeb"/>
+      <w:bookmarkEnd w:id="20"/>
+    </w:p>
+    <w:p>
+      <w:pPr>
+        <w:pStyle w:val="aff0"/>
         <w:spacing w:before="0" w:beforeAutospacing="0" w:after="0" w:afterAutospacing="0" w:line="360" w:lineRule="auto"/>
         <w:ind w:firstLine="708"/>
         <w:jc w:val="both"/>
@@ -7744,7 +7249,7 @@
     </w:p>
     <w:p>
       <w:pPr>
-        <w:pStyle w:val="ListParagraph"/>
+        <w:pStyle w:val="af9"/>
         <w:numPr>
           <w:ilvl w:val="0"/>
           <w:numId w:val="12"/>
@@ -7768,7 +7273,7 @@
     </w:p>
     <w:p>
       <w:pPr>
-        <w:pStyle w:val="ListParagraph"/>
+        <w:pStyle w:val="af9"/>
         <w:numPr>
           <w:ilvl w:val="0"/>
           <w:numId w:val="12"/>
@@ -7792,7 +7297,7 @@
     </w:p>
     <w:p>
       <w:pPr>
-        <w:pStyle w:val="ListParagraph"/>
+        <w:pStyle w:val="af9"/>
         <w:numPr>
           <w:ilvl w:val="0"/>
           <w:numId w:val="12"/>
@@ -7816,7 +7321,7 @@
     </w:p>
     <w:p>
       <w:pPr>
-        <w:pStyle w:val="ListParagraph"/>
+        <w:pStyle w:val="af9"/>
         <w:numPr>
           <w:ilvl w:val="0"/>
           <w:numId w:val="12"/>
@@ -7840,7 +7345,7 @@
     </w:p>
     <w:p>
       <w:pPr>
-        <w:pStyle w:val="ListParagraph"/>
+        <w:pStyle w:val="af9"/>
         <w:numPr>
           <w:ilvl w:val="0"/>
           <w:numId w:val="12"/>
@@ -7864,7 +7369,7 @@
     </w:p>
     <w:p>
       <w:pPr>
-        <w:pStyle w:val="ListParagraph"/>
+        <w:pStyle w:val="af9"/>
         <w:numPr>
           <w:ilvl w:val="0"/>
           <w:numId w:val="12"/>
@@ -7888,7 +7393,7 @@
     </w:p>
     <w:p>
       <w:pPr>
-        <w:pStyle w:val="Heading3"/>
+        <w:pStyle w:val="3"/>
         <w:numPr>
           <w:ilvl w:val="2"/>
           <w:numId w:val="35"/>
@@ -7900,7 +7405,7 @@
           <w:bCs/>
         </w:rPr>
       </w:pPr>
-      <w:bookmarkStart w:id="20" w:name="_Toc228522649"/>
+      <w:bookmarkStart w:id="21" w:name="_Toc228724310"/>
       <w:r>
         <w:rPr>
           <w:rFonts w:ascii="Times New Roman" w:hAnsi="Times New Roman" w:cs="Times New Roman"/>
@@ -7909,11 +7414,11 @@
         </w:rPr>
         <w:t>Конфигурация</w:t>
       </w:r>
-      <w:bookmarkEnd w:id="20"/>
-    </w:p>
-    <w:p>
-      <w:pPr>
-        <w:pStyle w:val="NormalWeb"/>
+      <w:bookmarkEnd w:id="21"/>
+    </w:p>
+    <w:p>
+      <w:pPr>
+        <w:pStyle w:val="aff0"/>
         <w:spacing w:before="0" w:beforeAutospacing="0" w:after="0" w:afterAutospacing="0" w:line="360" w:lineRule="auto"/>
         <w:ind w:firstLine="708"/>
         <w:jc w:val="both"/>
@@ -7932,7 +7437,7 @@
     </w:p>
     <w:p>
       <w:pPr>
-        <w:pStyle w:val="NormalWeb"/>
+        <w:pStyle w:val="aff0"/>
         <w:spacing w:before="0" w:beforeAutospacing="0" w:after="0" w:afterAutospacing="0" w:line="360" w:lineRule="auto"/>
         <w:jc w:val="both"/>
         <w:rPr>
@@ -7950,7 +7455,7 @@
     </w:p>
     <w:p>
       <w:pPr>
-        <w:pStyle w:val="NormalWeb"/>
+        <w:pStyle w:val="aff0"/>
         <w:numPr>
           <w:ilvl w:val="0"/>
           <w:numId w:val="36"/>
@@ -7972,7 +7477,7 @@
     </w:p>
     <w:p>
       <w:pPr>
-        <w:pStyle w:val="ListParagraph"/>
+        <w:pStyle w:val="af9"/>
         <w:numPr>
           <w:ilvl w:val="0"/>
           <w:numId w:val="36"/>
@@ -7996,7 +7501,7 @@
     </w:p>
     <w:p>
       <w:pPr>
-        <w:pStyle w:val="ListParagraph"/>
+        <w:pStyle w:val="af9"/>
         <w:numPr>
           <w:ilvl w:val="0"/>
           <w:numId w:val="36"/>
@@ -8020,7 +7525,7 @@
     </w:p>
     <w:p>
       <w:pPr>
-        <w:pStyle w:val="ListParagraph"/>
+        <w:pStyle w:val="af9"/>
         <w:numPr>
           <w:ilvl w:val="0"/>
           <w:numId w:val="36"/>
@@ -8044,14 +7549,14 @@
     </w:p>
     <w:p>
       <w:pPr>
-        <w:pStyle w:val="Heading3"/>
+        <w:pStyle w:val="3"/>
         <w:spacing w:line="360" w:lineRule="auto"/>
         <w:rPr>
           <w:rFonts w:ascii="Times New Roman" w:hAnsi="Times New Roman" w:cs="Times New Roman"/>
           <w:b/>
         </w:rPr>
       </w:pPr>
-      <w:bookmarkStart w:id="21" w:name="_Toc228522650"/>
+      <w:bookmarkStart w:id="22" w:name="_Toc228724311"/>
       <w:r>
         <w:rPr>
           <w:rFonts w:ascii="Times New Roman" w:hAnsi="Times New Roman" w:cs="Times New Roman"/>
@@ -8074,11 +7579,11 @@
         </w:rPr>
         <w:t>Рекомендации</w:t>
       </w:r>
-      <w:bookmarkEnd w:id="21"/>
-    </w:p>
-    <w:p>
-      <w:pPr>
-        <w:pStyle w:val="NormalWeb"/>
+      <w:bookmarkEnd w:id="22"/>
+    </w:p>
+    <w:p>
+      <w:pPr>
+        <w:pStyle w:val="aff0"/>
         <w:spacing w:before="0" w:beforeAutospacing="0" w:after="0" w:afterAutospacing="0" w:line="360" w:lineRule="auto"/>
         <w:ind w:firstLine="708"/>
         <w:jc w:val="both"/>
@@ -8148,7 +7653,7 @@
     </w:p>
     <w:p>
       <w:pPr>
-        <w:pStyle w:val="Heading1"/>
+        <w:pStyle w:val="1"/>
         <w:spacing w:before="0"/>
         <w:rPr>
           <w:rFonts w:ascii="Times New Roman" w:hAnsi="Times New Roman" w:cs="Times New Roman"/>
@@ -8156,7 +7661,7 @@
           <w:bCs/>
         </w:rPr>
       </w:pPr>
-      <w:bookmarkStart w:id="22" w:name="_Toc228522651"/>
+      <w:bookmarkStart w:id="23" w:name="_Toc228724312"/>
       <w:r>
         <w:rPr>
           <w:rFonts w:ascii="Times New Roman" w:hAnsi="Times New Roman" w:cs="Times New Roman"/>
@@ -8165,7 +7670,7 @@
         </w:rPr>
         <w:t>2.3 Реализация системы аутентификации и авторизации</w:t>
       </w:r>
-      <w:bookmarkEnd w:id="22"/>
+      <w:bookmarkEnd w:id="23"/>
     </w:p>
     <w:p>
       <w:pPr>
@@ -8213,7 +7718,7 @@
     </w:p>
     <w:p>
       <w:pPr>
-        <w:pStyle w:val="ListParagraph"/>
+        <w:pStyle w:val="af9"/>
         <w:numPr>
           <w:ilvl w:val="0"/>
           <w:numId w:val="17"/>
@@ -8239,7 +7744,7 @@
     </w:p>
     <w:p>
       <w:pPr>
-        <w:pStyle w:val="ListParagraph"/>
+        <w:pStyle w:val="af9"/>
         <w:numPr>
           <w:ilvl w:val="0"/>
           <w:numId w:val="17"/>
@@ -8265,7 +7770,7 @@
     </w:p>
     <w:p>
       <w:pPr>
-        <w:pStyle w:val="ListParagraph"/>
+        <w:pStyle w:val="af9"/>
         <w:numPr>
           <w:ilvl w:val="0"/>
           <w:numId w:val="17"/>
@@ -8291,7 +7796,7 @@
     </w:p>
     <w:p>
       <w:pPr>
-        <w:pStyle w:val="ListParagraph"/>
+        <w:pStyle w:val="af9"/>
         <w:numPr>
           <w:ilvl w:val="0"/>
           <w:numId w:val="17"/>
@@ -8705,16 +8210,7 @@
           <w:szCs w:val="24"/>
           <w:lang w:eastAsia="ru-RU"/>
         </w:rPr>
-        <w:t xml:space="preserve">Рис. 2 </w:t>
-      </w:r>
-      <w:r>
-        <w:rPr>
-          <w:rFonts w:ascii="Times New Roman" w:eastAsia="Times New Roman" w:hAnsi="Times New Roman" w:cs="Times New Roman"/>
-          <w:sz w:val="24"/>
-          <w:szCs w:val="24"/>
-          <w:lang w:eastAsia="ru-RU"/>
-        </w:rPr>
-        <w:t xml:space="preserve">функция </w:t>
+        <w:t xml:space="preserve">Рис. 2 функция </w:t>
       </w:r>
       <w:r>
         <w:rPr>
@@ -8829,6 +8325,12 @@
           <w:sz w:val="24"/>
           <w:szCs w:val="24"/>
         </w:rPr>
+        <w:sectPr>
+          <w:pgSz w:w="11906" w:h="16838"/>
+          <w:pgMar w:top="1134" w:right="991" w:bottom="1702" w:left="1701" w:header="709" w:footer="709" w:gutter="0"/>
+          <w:cols w:space="708"/>
+          <w:docGrid w:linePitch="360"/>
+        </w:sectPr>
       </w:pPr>
       <w:r>
         <w:rPr>
@@ -8853,29 +8355,36 @@
           <w:szCs w:val="24"/>
           <w:lang w:val="en-US"/>
         </w:rPr>
-        <w:t>middleware</w:t>
-      </w:r>
-    </w:p>
-    <w:p>
-      <w:pPr>
-        <w:pStyle w:val="Heading1"/>
-        <w:spacing w:before="0"/>
+        <w:t>middlewa</w:t>
+      </w:r>
+      <w:r>
+        <w:rPr>
+          <w:rFonts w:ascii="Times New Roman" w:hAnsi="Times New Roman" w:cs="Times New Roman"/>
+          <w:sz w:val="24"/>
+          <w:szCs w:val="24"/>
+          <w:lang w:val="en-US"/>
+        </w:rPr>
+        <w:t>re</w:t>
+      </w:r>
+    </w:p>
+    <w:p>
+      <w:pPr>
+        <w:pStyle w:val="1"/>
         <w:rPr>
           <w:rFonts w:ascii="Times New Roman" w:hAnsi="Times New Roman" w:cs="Times New Roman"/>
           <w:b/>
-          <w:bCs/>
-        </w:rPr>
-      </w:pPr>
-      <w:bookmarkStart w:id="23" w:name="_Toc228522652"/>
+        </w:rPr>
+      </w:pPr>
+      <w:bookmarkStart w:id="24" w:name="_Toc228724313"/>
       <w:r>
         <w:rPr>
           <w:rFonts w:ascii="Times New Roman" w:hAnsi="Times New Roman" w:cs="Times New Roman"/>
           <w:b/>
-          <w:bCs/>
-        </w:rPr>
+        </w:rPr>
+        <w:lastRenderedPageBreak/>
         <w:t>2.4 Реализация каталога комплектующих</w:t>
       </w:r>
-      <w:bookmarkEnd w:id="23"/>
+      <w:bookmarkEnd w:id="24"/>
     </w:p>
     <w:p>
       <w:pPr>
@@ -8918,13 +8427,12 @@
           <w:szCs w:val="28"/>
           <w:lang w:eastAsia="ru-RU"/>
         </w:rPr>
-        <w:lastRenderedPageBreak/>
         <w:t>Функциональные возможности каталога включают:</w:t>
       </w:r>
     </w:p>
     <w:p>
       <w:pPr>
-        <w:pStyle w:val="ListParagraph"/>
+        <w:pStyle w:val="af9"/>
         <w:numPr>
           <w:ilvl w:val="0"/>
           <w:numId w:val="21"/>
@@ -8950,7 +8458,7 @@
     </w:p>
     <w:p>
       <w:pPr>
-        <w:pStyle w:val="ListParagraph"/>
+        <w:pStyle w:val="af9"/>
         <w:numPr>
           <w:ilvl w:val="0"/>
           <w:numId w:val="21"/>
@@ -8976,7 +8484,7 @@
     </w:p>
     <w:p>
       <w:pPr>
-        <w:pStyle w:val="ListParagraph"/>
+        <w:pStyle w:val="af9"/>
         <w:numPr>
           <w:ilvl w:val="0"/>
           <w:numId w:val="21"/>
@@ -9002,7 +8510,7 @@
     </w:p>
     <w:p>
       <w:pPr>
-        <w:pStyle w:val="ListParagraph"/>
+        <w:pStyle w:val="af9"/>
         <w:numPr>
           <w:ilvl w:val="0"/>
           <w:numId w:val="21"/>
@@ -9050,7 +8558,7 @@
     </w:p>
     <w:p>
       <w:pPr>
-        <w:pStyle w:val="ListParagraph"/>
+        <w:pStyle w:val="af9"/>
         <w:numPr>
           <w:ilvl w:val="0"/>
           <w:numId w:val="20"/>
@@ -9076,7 +8584,7 @@
     </w:p>
     <w:p>
       <w:pPr>
-        <w:pStyle w:val="ListParagraph"/>
+        <w:pStyle w:val="af9"/>
         <w:numPr>
           <w:ilvl w:val="0"/>
           <w:numId w:val="20"/>
@@ -9102,7 +8610,7 @@
     </w:p>
     <w:p>
       <w:pPr>
-        <w:pStyle w:val="ListParagraph"/>
+        <w:pStyle w:val="af9"/>
         <w:numPr>
           <w:ilvl w:val="0"/>
           <w:numId w:val="20"/>
@@ -9128,7 +8636,7 @@
     </w:p>
     <w:p>
       <w:pPr>
-        <w:pStyle w:val="ListParagraph"/>
+        <w:pStyle w:val="af9"/>
         <w:numPr>
           <w:ilvl w:val="0"/>
           <w:numId w:val="20"/>
@@ -9154,7 +8662,7 @@
     </w:p>
     <w:p>
       <w:pPr>
-        <w:pStyle w:val="ListParagraph"/>
+        <w:pStyle w:val="af9"/>
         <w:numPr>
           <w:ilvl w:val="0"/>
           <w:numId w:val="20"/>
@@ -9260,7 +8768,7 @@
     </w:p>
     <w:p>
       <w:pPr>
-        <w:pStyle w:val="Heading1"/>
+        <w:pStyle w:val="1"/>
         <w:spacing w:before="0"/>
         <w:rPr>
           <w:rFonts w:ascii="Times New Roman" w:hAnsi="Times New Roman" w:cs="Times New Roman"/>
@@ -9268,7 +8776,7 @@
           <w:bCs/>
         </w:rPr>
       </w:pPr>
-      <w:bookmarkStart w:id="24" w:name="_Toc228522653"/>
+      <w:bookmarkStart w:id="25" w:name="_Toc228724314"/>
       <w:r>
         <w:rPr>
           <w:rFonts w:ascii="Times New Roman" w:hAnsi="Times New Roman" w:cs="Times New Roman"/>
@@ -9277,7 +8785,7 @@
         </w:rPr>
         <w:t>2.5 Реализация конфигуратора ПК</w:t>
       </w:r>
-      <w:bookmarkEnd w:id="24"/>
+      <w:bookmarkEnd w:id="25"/>
     </w:p>
     <w:p>
       <w:pPr>
@@ -9324,7 +8832,7 @@
     </w:p>
     <w:p>
       <w:pPr>
-        <w:pStyle w:val="ListParagraph"/>
+        <w:pStyle w:val="af9"/>
         <w:numPr>
           <w:ilvl w:val="0"/>
           <w:numId w:val="24"/>
@@ -9350,7 +8858,7 @@
     </w:p>
     <w:p>
       <w:pPr>
-        <w:pStyle w:val="ListParagraph"/>
+        <w:pStyle w:val="af9"/>
         <w:numPr>
           <w:ilvl w:val="0"/>
           <w:numId w:val="24"/>
@@ -9376,7 +8884,7 @@
     </w:p>
     <w:p>
       <w:pPr>
-        <w:pStyle w:val="ListParagraph"/>
+        <w:pStyle w:val="af9"/>
         <w:numPr>
           <w:ilvl w:val="0"/>
           <w:numId w:val="24"/>
@@ -9402,7 +8910,7 @@
     </w:p>
     <w:p>
       <w:pPr>
-        <w:pStyle w:val="ListParagraph"/>
+        <w:pStyle w:val="af9"/>
         <w:numPr>
           <w:ilvl w:val="0"/>
           <w:numId w:val="24"/>
@@ -9428,7 +8936,7 @@
     </w:p>
     <w:p>
       <w:pPr>
-        <w:pStyle w:val="ListParagraph"/>
+        <w:pStyle w:val="af9"/>
         <w:numPr>
           <w:ilvl w:val="0"/>
           <w:numId w:val="24"/>
@@ -9454,7 +8962,7 @@
     </w:p>
     <w:p>
       <w:pPr>
-        <w:pStyle w:val="ListParagraph"/>
+        <w:pStyle w:val="af9"/>
         <w:numPr>
           <w:ilvl w:val="0"/>
           <w:numId w:val="24"/>
@@ -9480,7 +8988,7 @@
     </w:p>
     <w:p>
       <w:pPr>
-        <w:pStyle w:val="ListParagraph"/>
+        <w:pStyle w:val="af9"/>
         <w:numPr>
           <w:ilvl w:val="0"/>
           <w:numId w:val="24"/>
@@ -9523,6 +9031,7 @@
           <w:szCs w:val="28"/>
           <w:lang w:eastAsia="ru-RU"/>
         </w:rPr>
+        <w:lastRenderedPageBreak/>
         <w:t xml:space="preserve">В приложении Д предотавлен </w:t>
       </w:r>
       <w:r>
@@ -9640,7 +9149,6 @@
           <w:szCs w:val="28"/>
           <w:lang w:eastAsia="ru-RU"/>
         </w:rPr>
-        <w:lastRenderedPageBreak/>
         <w:t>рассчитывает общую стоимость сборки;</w:t>
       </w:r>
     </w:p>
@@ -9718,7 +9226,7 @@
     </w:p>
     <w:p>
       <w:pPr>
-        <w:pStyle w:val="Heading1"/>
+        <w:pStyle w:val="1"/>
         <w:spacing w:before="0"/>
         <w:rPr>
           <w:rFonts w:ascii="Times New Roman" w:hAnsi="Times New Roman" w:cs="Times New Roman"/>
@@ -9726,7 +9234,7 @@
           <w:bCs/>
         </w:rPr>
       </w:pPr>
-      <w:bookmarkStart w:id="25" w:name="_Toc228522654"/>
+      <w:bookmarkStart w:id="26" w:name="_Toc228724315"/>
       <w:r>
         <w:rPr>
           <w:rFonts w:ascii="Times New Roman" w:hAnsi="Times New Roman" w:cs="Times New Roman"/>
@@ -9735,7 +9243,7 @@
         </w:rPr>
         <w:t>2.6 Реализация рекомендательной системы</w:t>
       </w:r>
-      <w:bookmarkEnd w:id="25"/>
+      <w:bookmarkEnd w:id="26"/>
     </w:p>
     <w:p>
       <w:pPr>
@@ -9783,7 +9291,7 @@
     </w:p>
     <w:p>
       <w:pPr>
-        <w:pStyle w:val="ListParagraph"/>
+        <w:pStyle w:val="af9"/>
         <w:numPr>
           <w:ilvl w:val="0"/>
           <w:numId w:val="26"/>
@@ -9809,7 +9317,7 @@
     </w:p>
     <w:p>
       <w:pPr>
-        <w:pStyle w:val="ListParagraph"/>
+        <w:pStyle w:val="af9"/>
         <w:numPr>
           <w:ilvl w:val="0"/>
           <w:numId w:val="26"/>
@@ -9835,7 +9343,7 @@
     </w:p>
     <w:p>
       <w:pPr>
-        <w:pStyle w:val="ListParagraph"/>
+        <w:pStyle w:val="af9"/>
         <w:numPr>
           <w:ilvl w:val="0"/>
           <w:numId w:val="26"/>
@@ -9861,7 +9369,7 @@
     </w:p>
     <w:p>
       <w:pPr>
-        <w:pStyle w:val="ListParagraph"/>
+        <w:pStyle w:val="af9"/>
         <w:numPr>
           <w:ilvl w:val="0"/>
           <w:numId w:val="26"/>
@@ -9909,7 +9417,7 @@
     </w:p>
     <w:p>
       <w:pPr>
-        <w:pStyle w:val="Heading1"/>
+        <w:pStyle w:val="1"/>
         <w:spacing w:before="0"/>
         <w:rPr>
           <w:rFonts w:ascii="Times New Roman" w:hAnsi="Times New Roman" w:cs="Times New Roman"/>
@@ -9917,7 +9425,7 @@
           <w:bCs/>
         </w:rPr>
       </w:pPr>
-      <w:bookmarkStart w:id="26" w:name="_Toc228522655"/>
+      <w:bookmarkStart w:id="27" w:name="_Toc228724316"/>
       <w:r>
         <w:rPr>
           <w:rFonts w:ascii="Times New Roman" w:hAnsi="Times New Roman" w:cs="Times New Roman"/>
@@ -9926,7 +9434,7 @@
         </w:rPr>
         <w:t>2.7 Административная часть системы</w:t>
       </w:r>
-      <w:bookmarkEnd w:id="26"/>
+      <w:bookmarkEnd w:id="27"/>
     </w:p>
     <w:p>
       <w:pPr>
@@ -9974,7 +9482,7 @@
     </w:p>
     <w:p>
       <w:pPr>
-        <w:pStyle w:val="ListParagraph"/>
+        <w:pStyle w:val="af9"/>
         <w:numPr>
           <w:ilvl w:val="0"/>
           <w:numId w:val="28"/>
@@ -10000,7 +9508,7 @@
     </w:p>
     <w:p>
       <w:pPr>
-        <w:pStyle w:val="ListParagraph"/>
+        <w:pStyle w:val="af9"/>
         <w:numPr>
           <w:ilvl w:val="0"/>
           <w:numId w:val="28"/>
@@ -10026,7 +9534,7 @@
     </w:p>
     <w:p>
       <w:pPr>
-        <w:pStyle w:val="ListParagraph"/>
+        <w:pStyle w:val="af9"/>
         <w:numPr>
           <w:ilvl w:val="0"/>
           <w:numId w:val="28"/>
@@ -10052,7 +9560,7 @@
     </w:p>
     <w:p>
       <w:pPr>
-        <w:pStyle w:val="ListParagraph"/>
+        <w:pStyle w:val="af9"/>
         <w:numPr>
           <w:ilvl w:val="0"/>
           <w:numId w:val="28"/>
@@ -10078,7 +9586,7 @@
     </w:p>
     <w:p>
       <w:pPr>
-        <w:pStyle w:val="ListParagraph"/>
+        <w:pStyle w:val="af9"/>
         <w:numPr>
           <w:ilvl w:val="0"/>
           <w:numId w:val="28"/>
@@ -10104,7 +9612,7 @@
     </w:p>
     <w:p>
       <w:pPr>
-        <w:pStyle w:val="ListParagraph"/>
+        <w:pStyle w:val="af9"/>
         <w:numPr>
           <w:ilvl w:val="0"/>
           <w:numId w:val="28"/>
@@ -10147,6 +9655,7 @@
           <w:szCs w:val="28"/>
           <w:lang w:eastAsia="ru-RU"/>
         </w:rPr>
+        <w:lastRenderedPageBreak/>
         <w:t>Доступ к административному функционалу ограничен ролью администратора.</w:t>
       </w:r>
       <w:r>
@@ -10170,7 +9679,7 @@
     </w:p>
     <w:p>
       <w:pPr>
-        <w:pStyle w:val="Heading1"/>
+        <w:pStyle w:val="1"/>
         <w:spacing w:before="0"/>
         <w:rPr>
           <w:rFonts w:ascii="Times New Roman" w:hAnsi="Times New Roman" w:cs="Times New Roman"/>
@@ -10178,17 +9687,16 @@
           <w:bCs/>
         </w:rPr>
       </w:pPr>
-      <w:bookmarkStart w:id="27" w:name="_Toc228522656"/>
+      <w:bookmarkStart w:id="28" w:name="_Toc228724317"/>
       <w:r>
         <w:rPr>
           <w:rFonts w:ascii="Times New Roman" w:hAnsi="Times New Roman" w:cs="Times New Roman"/>
           <w:b/>
           <w:bCs/>
         </w:rPr>
-        <w:lastRenderedPageBreak/>
         <w:t>2.8 Клиентская часть и пользовательский интерфейс</w:t>
       </w:r>
-      <w:bookmarkEnd w:id="27"/>
+      <w:bookmarkEnd w:id="28"/>
     </w:p>
     <w:p>
       <w:pPr>
@@ -10235,7 +9743,7 @@
     </w:p>
     <w:p>
       <w:pPr>
-        <w:pStyle w:val="ListParagraph"/>
+        <w:pStyle w:val="af9"/>
         <w:numPr>
           <w:ilvl w:val="0"/>
           <w:numId w:val="31"/>
@@ -10261,7 +9769,7 @@
     </w:p>
     <w:p>
       <w:pPr>
-        <w:pStyle w:val="ListParagraph"/>
+        <w:pStyle w:val="af9"/>
         <w:numPr>
           <w:ilvl w:val="0"/>
           <w:numId w:val="31"/>
@@ -10287,7 +9795,7 @@
     </w:p>
     <w:p>
       <w:pPr>
-        <w:pStyle w:val="ListParagraph"/>
+        <w:pStyle w:val="af9"/>
         <w:numPr>
           <w:ilvl w:val="0"/>
           <w:numId w:val="31"/>
@@ -10313,7 +9821,7 @@
     </w:p>
     <w:p>
       <w:pPr>
-        <w:pStyle w:val="ListParagraph"/>
+        <w:pStyle w:val="af9"/>
         <w:numPr>
           <w:ilvl w:val="0"/>
           <w:numId w:val="31"/>
@@ -10340,7 +9848,7 @@
     <w:p>
       <w:pPr>
         <w:spacing w:after="0" w:line="360" w:lineRule="auto"/>
-        <w:ind w:left="720" w:firstLine="696"/>
+        <w:ind w:firstLine="709"/>
         <w:jc w:val="both"/>
         <w:rPr>
           <w:rFonts w:ascii="Times New Roman" w:eastAsia="Times New Roman" w:hAnsi="Times New Roman" w:cs="Times New Roman"/>
@@ -10361,10 +9869,10 @@
     </w:p>
     <w:p>
       <w:pPr>
-        <w:pStyle w:val="ListParagraph"/>
+        <w:pStyle w:val="af9"/>
         <w:numPr>
           <w:ilvl w:val="0"/>
-          <w:numId w:val="32"/>
+          <w:numId w:val="37"/>
         </w:numPr>
         <w:spacing w:line="360" w:lineRule="auto"/>
         <w:jc w:val="both"/>
@@ -10387,10 +9895,10 @@
     </w:p>
     <w:p>
       <w:pPr>
-        <w:pStyle w:val="ListParagraph"/>
+        <w:pStyle w:val="af9"/>
         <w:numPr>
           <w:ilvl w:val="0"/>
-          <w:numId w:val="32"/>
+          <w:numId w:val="37"/>
         </w:numPr>
         <w:spacing w:before="100" w:beforeAutospacing="1" w:after="100" w:afterAutospacing="1" w:line="360" w:lineRule="auto"/>
         <w:jc w:val="both"/>
@@ -10413,10 +9921,10 @@
     </w:p>
     <w:p>
       <w:pPr>
-        <w:pStyle w:val="ListParagraph"/>
+        <w:pStyle w:val="af9"/>
         <w:numPr>
           <w:ilvl w:val="0"/>
-          <w:numId w:val="32"/>
+          <w:numId w:val="37"/>
         </w:numPr>
         <w:spacing w:before="100" w:beforeAutospacing="1" w:after="100" w:afterAutospacing="1" w:line="360" w:lineRule="auto"/>
         <w:jc w:val="both"/>
@@ -10439,10 +9947,10 @@
     </w:p>
     <w:p>
       <w:pPr>
-        <w:pStyle w:val="ListParagraph"/>
+        <w:pStyle w:val="af9"/>
         <w:numPr>
           <w:ilvl w:val="0"/>
-          <w:numId w:val="32"/>
+          <w:numId w:val="37"/>
         </w:numPr>
         <w:spacing w:before="100" w:beforeAutospacing="1" w:after="100" w:afterAutospacing="1" w:line="360" w:lineRule="auto"/>
         <w:jc w:val="both"/>
@@ -10465,10 +9973,10 @@
     </w:p>
     <w:p>
       <w:pPr>
-        <w:pStyle w:val="ListParagraph"/>
+        <w:pStyle w:val="af9"/>
         <w:numPr>
           <w:ilvl w:val="0"/>
-          <w:numId w:val="32"/>
+          <w:numId w:val="37"/>
         </w:numPr>
         <w:spacing w:before="100" w:beforeAutospacing="1" w:after="100" w:afterAutospacing="1" w:line="360" w:lineRule="auto"/>
         <w:jc w:val="both"/>
@@ -10491,10 +9999,10 @@
     </w:p>
     <w:p>
       <w:pPr>
-        <w:pStyle w:val="ListParagraph"/>
+        <w:pStyle w:val="af9"/>
         <w:numPr>
           <w:ilvl w:val="0"/>
-          <w:numId w:val="32"/>
+          <w:numId w:val="37"/>
         </w:numPr>
         <w:spacing w:before="100" w:beforeAutospacing="1" w:line="360" w:lineRule="auto"/>
         <w:jc w:val="both"/>
@@ -10517,7 +10025,7 @@
     </w:p>
     <w:p>
       <w:pPr>
-        <w:pStyle w:val="Heading1"/>
+        <w:pStyle w:val="1"/>
         <w:spacing w:before="0"/>
         <w:rPr>
           <w:rFonts w:ascii="Times New Roman" w:hAnsi="Times New Roman" w:cs="Times New Roman"/>
@@ -10525,7 +10033,7 @@
           <w:bCs/>
         </w:rPr>
       </w:pPr>
-      <w:bookmarkStart w:id="28" w:name="_Toc228522657"/>
+      <w:bookmarkStart w:id="29" w:name="_Toc228724318"/>
       <w:r>
         <w:rPr>
           <w:rFonts w:ascii="Times New Roman" w:hAnsi="Times New Roman" w:cs="Times New Roman"/>
@@ -10534,18 +10042,18 @@
         </w:rPr>
         <w:t>2.9 Развёртывание и запуск проекта</w:t>
       </w:r>
-      <w:bookmarkEnd w:id="28"/>
+      <w:bookmarkEnd w:id="29"/>
     </w:p>
     <w:p>
       <w:pPr>
         <w:pStyle w:val="TNR"/>
       </w:pPr>
       <w:r>
-        <w:t xml:space="preserve">Разработанный веб-сервис полностью подготовлен к развёртыванию в контейнеризированной среде с использованием технологии Docker. Применение контейнеризации позволяет упаковать приложение, его зависимости, веб-сервер и базу данных в изолированные контейнеры, что обеспечивает стабильную и предсказуемую работу системы независимо от используемого оборудования или операционной системы. Для оркестрации всех сервисов используется Docker Compose. С его помощью одновременно запускаются несколько взаимосвязанных контейнеров: контейнер с Django-приложением, контейнер с базой данных MySQL, а также дополнительные сервисы, необходимые для корректной работы проекта. Все параметры запуска, сетевые настройки, тома для хранения данных и зависимости между сервисами описаны в едином конфигурационном файле docker-compose.yml. Перед первым запуском проекта необходимо установить Docker и Docker </w:t>
+        <w:t xml:space="preserve">Разработанный веб-сервис полностью подготовлен к развёртыванию в контейнеризированной среде с использованием технологии Docker. Применение контейнеризации позволяет упаковать приложение, его зависимости, веб-сервер и базу данных в изолированные контейнеры, что обеспечивает стабильную и предсказуемую работу системы независимо от используемого оборудования или операционной системы. Для оркестрации всех сервисов используется Docker Compose. С его помощью одновременно запускаются несколько взаимосвязанных контейнеров: контейнер с Django-приложением, контейнер с базой данных MySQL, а также дополнительные сервисы, необходимые для корректной работы проекта. Все параметры </w:t>
       </w:r>
       <w:r>
         <w:lastRenderedPageBreak/>
-        <w:t>Compose. После установки достаточно открыть терминал в корневой директории проекта и выполнить команду:</w:t>
+        <w:t>запуска, сетевые настройки, тома для хранения данных и зависимости между сервисами описаны в едином конфигурационном файле docker-compose.yml. Перед первым запуском проекта необходимо установить Docker и Docker Compose. После установки достаточно открыть терминал в корневой директории проекта и выполнить команду:</w:t>
       </w:r>
     </w:p>
     <w:p>
@@ -10611,7 +10119,7 @@
     </w:p>
     <w:p>
       <w:pPr>
-        <w:pStyle w:val="NormalWeb"/>
+        <w:pStyle w:val="aff0"/>
         <w:spacing w:before="0" w:beforeAutospacing="0" w:line="360" w:lineRule="auto"/>
         <w:ind w:firstLine="708"/>
         <w:jc w:val="both"/>
@@ -10715,7 +10223,15 @@
           <w:sz w:val="28"/>
           <w:szCs w:val="28"/>
         </w:rPr>
-        <w:t>Кроме того, контейнеризация значительно упрощает процесс развёртывания. Для запуска проекта на новом компьютере или сервере достаточно установить Docker, скопировать исходный код и выполнить одну команду. Все необходимые зависимости и настройки будут автоматически применены внутри контейнеров.</w:t>
+        <w:t xml:space="preserve">Кроме того, контейнеризация значительно упрощает процесс развёртывания. Для запуска проекта на новом компьютере или сервере достаточно установить Docker, </w:t>
+      </w:r>
+      <w:r>
+        <w:rPr>
+          <w:sz w:val="28"/>
+          <w:szCs w:val="28"/>
+        </w:rPr>
+        <w:lastRenderedPageBreak/>
+        <w:t>скопировать исходный код и выполнить одну команду. Все необходимые зависимости и настройки будут автоматически применены внутри контейнеров.</w:t>
       </w:r>
       <w:r>
         <w:rPr>
@@ -10729,70 +10245,877 @@
           <w:sz w:val="28"/>
           <w:szCs w:val="28"/>
         </w:rPr>
-        <w:t xml:space="preserve">Дополнительным преимуществом является изоляция сервисов. </w:t>
-      </w:r>
-      <w:r>
-        <w:rPr>
-          <w:sz w:val="28"/>
-          <w:szCs w:val="28"/>
+        <w:t>Дополнительным преимуществом является изоляция сервисов. Веб-приложение, база данных и другие компоненты работают независимо друг от друга, что повышает надёжность системы и упрощает сопровождение. При необходимости любой контейнер можно перезапустить, обновить или заменить без влияния на остальные части проекта.</w:t>
+      </w:r>
+      <w:r>
+        <w:rPr>
+          <w:sz w:val="28"/>
+          <w:szCs w:val="28"/>
+        </w:rPr>
+        <w:t xml:space="preserve"> </w:t>
+      </w:r>
+      <w:r>
+        <w:rPr>
+          <w:sz w:val="28"/>
+          <w:szCs w:val="28"/>
+        </w:rPr>
+        <w:t>Также Docker облегчает перенос проекта между различными серверами и операционными системами. Благодаря стандартизированному окружению приложение может быть развёрнуто практически на любой платформе, поддерживающей контейнеризацию. Это особенно важно при дальнейшем развитии проекта, его публикации в облачной инфраструктуре или переносе на промышленный сервер.</w:t>
+      </w:r>
+      <w:r>
+        <w:rPr>
+          <w:sz w:val="28"/>
+          <w:szCs w:val="28"/>
+        </w:rPr>
+        <w:t xml:space="preserve"> </w:t>
+      </w:r>
+      <w:r>
+        <w:rPr>
+          <w:sz w:val="28"/>
+          <w:szCs w:val="28"/>
+        </w:rPr>
+        <w:t>Таким образом, использование Docker и Docker Compose делает процесс установки, запуска и сопровождения веб-сервиса быстрым, удобным и надёжным, а также обеспечивает готовность проекта к дальнейшему масштабированию и промышленной эксплуатации.</w:t>
+      </w:r>
+    </w:p>
+    <w:p>
+      <w:pPr>
+        <w:pStyle w:val="1"/>
+        <w:rPr>
+          <w:b/>
+          <w:sz w:val="32"/>
+          <w:szCs w:val="32"/>
+        </w:rPr>
+      </w:pPr>
+      <w:bookmarkStart w:id="30" w:name="_Toc228724319"/>
+      <w:r>
+        <w:rPr>
+          <w:b/>
+          <w:sz w:val="32"/>
+          <w:szCs w:val="32"/>
         </w:rPr>
         <w:lastRenderedPageBreak/>
-        <w:t>Веб-приложение, база данных и другие компоненты работают независимо друг от друга, что повышает надёжность системы и упрощает сопровождение. При необходимости любой контейнер можно перезапустить, обновить или заменить без влияния на остальные части проекта.</w:t>
-      </w:r>
-      <w:r>
-        <w:rPr>
-          <w:sz w:val="28"/>
-          <w:szCs w:val="28"/>
+        <w:t>ЗАКЛЮЧЕНИЕ</w:t>
+      </w:r>
+      <w:bookmarkEnd w:id="30"/>
+    </w:p>
+    <w:p>
+      <w:pPr>
+        <w:spacing w:after="0" w:line="360" w:lineRule="auto"/>
+        <w:rPr>
+          <w:rFonts w:ascii="Times New Roman" w:eastAsia="Times New Roman" w:hAnsi="Times New Roman" w:cs="Times New Roman"/>
+          <w:sz w:val="28"/>
+          <w:szCs w:val="28"/>
+          <w:lang w:eastAsia="ru-RU"/>
+        </w:rPr>
+      </w:pPr>
+      <w:r>
+        <w:rPr>
+          <w:rFonts w:ascii="Times New Roman" w:eastAsia="Times New Roman" w:hAnsi="Times New Roman" w:cs="Times New Roman"/>
+          <w:sz w:val="28"/>
+          <w:szCs w:val="28"/>
+          <w:lang w:eastAsia="ru-RU"/>
+        </w:rPr>
+        <w:t>В ходе выполнения курсовой работы был разработан веб-сервис конфигуратора персональных компьютеров, предназначенный для автоматизации процесса подбора комплектующих с учётом их совместимости, стоимости и требований пользователя. Разработанное программное решение позволяет значительно упростить процесс выбора компонентов, минимизировать вероятность ошибок при сборке и повысить удобство взаимодействия пользователей с системой.</w:t>
+      </w:r>
+    </w:p>
+    <w:p>
+      <w:pPr>
+        <w:spacing w:after="0" w:line="360" w:lineRule="auto"/>
+        <w:rPr>
+          <w:rFonts w:ascii="Times New Roman" w:eastAsia="Times New Roman" w:hAnsi="Times New Roman" w:cs="Times New Roman"/>
+          <w:sz w:val="28"/>
+          <w:szCs w:val="28"/>
+          <w:lang w:eastAsia="ru-RU"/>
+        </w:rPr>
+      </w:pPr>
+      <w:r>
+        <w:rPr>
+          <w:rFonts w:ascii="Times New Roman" w:eastAsia="Times New Roman" w:hAnsi="Times New Roman" w:cs="Times New Roman"/>
+          <w:sz w:val="28"/>
+          <w:szCs w:val="28"/>
+          <w:lang w:eastAsia="ru-RU"/>
+        </w:rPr>
+        <w:t>В процессе выполнения работы были решены все поставленные задачи. Проведён анализ предметной области и существующих аналогов, определены основные функциональные и нефункциональные требования к разрабатываемой системе. На основе полученных результатов была спроектирована архитектура приложения, разработана структура базы данных и реализована клиент-серверная модель взаимодействия.</w:t>
+      </w:r>
+    </w:p>
+    <w:p>
+      <w:pPr>
+        <w:spacing w:after="0" w:line="360" w:lineRule="auto"/>
+        <w:rPr>
+          <w:rFonts w:ascii="Times New Roman" w:eastAsia="Times New Roman" w:hAnsi="Times New Roman" w:cs="Times New Roman"/>
+          <w:sz w:val="28"/>
+          <w:szCs w:val="28"/>
+          <w:lang w:eastAsia="ru-RU"/>
+        </w:rPr>
+      </w:pPr>
+      <w:r>
+        <w:rPr>
+          <w:rFonts w:ascii="Times New Roman" w:eastAsia="Times New Roman" w:hAnsi="Times New Roman" w:cs="Times New Roman"/>
+          <w:sz w:val="28"/>
+          <w:szCs w:val="28"/>
+          <w:lang w:eastAsia="ru-RU"/>
+        </w:rPr>
+        <w:t>Практическая часть работы включала разработку серверной части приложения с использованием современных технологий веб-разработки, реализацию пользовательского интерфейса, настройку системы аутентификации и авторизации, создание механизмов фильтрации и подбора комплектующих, а также организацию взаимодействия между всеми модулями системы. Особое внимание было уделено обеспечению безопасности пользовательских данных, проверке совместимости компонентов и удобству использования интерфейса.</w:t>
+      </w:r>
+    </w:p>
+    <w:p>
+      <w:pPr>
+        <w:spacing w:after="0" w:line="360" w:lineRule="auto"/>
+        <w:rPr>
+          <w:rFonts w:ascii="Times New Roman" w:eastAsia="Times New Roman" w:hAnsi="Times New Roman" w:cs="Times New Roman"/>
+          <w:sz w:val="28"/>
+          <w:szCs w:val="28"/>
+          <w:lang w:eastAsia="ru-RU"/>
+        </w:rPr>
+      </w:pPr>
+      <w:r>
+        <w:rPr>
+          <w:rFonts w:ascii="Times New Roman" w:eastAsia="Times New Roman" w:hAnsi="Times New Roman" w:cs="Times New Roman"/>
+          <w:sz w:val="28"/>
+          <w:szCs w:val="28"/>
+          <w:lang w:eastAsia="ru-RU"/>
+        </w:rPr>
+        <w:t>В результате был создан полнофункциональный веб-сервис, предоставляющий пользователям возможность регистрации, авторизации, подбора комплектующих, формирования собственных сборок и сохранения результатов. Реализованная система обладает модульной архитектурой, что обеспечивает её масштабируемость, расширяемость и возможность дальнейшего развития.</w:t>
+      </w:r>
+    </w:p>
+    <w:p>
+      <w:pPr>
+        <w:spacing w:after="0" w:line="360" w:lineRule="auto"/>
+        <w:rPr>
+          <w:rFonts w:ascii="Times New Roman" w:eastAsia="Times New Roman" w:hAnsi="Times New Roman" w:cs="Times New Roman"/>
+          <w:sz w:val="28"/>
+          <w:szCs w:val="28"/>
+          <w:lang w:eastAsia="ru-RU"/>
+        </w:rPr>
+      </w:pPr>
+      <w:r>
+        <w:rPr>
+          <w:rFonts w:ascii="Times New Roman" w:eastAsia="Times New Roman" w:hAnsi="Times New Roman" w:cs="Times New Roman"/>
+          <w:sz w:val="28"/>
+          <w:szCs w:val="28"/>
+          <w:lang w:eastAsia="ru-RU"/>
+        </w:rPr>
+        <w:lastRenderedPageBreak/>
+        <w:t>Разработанный проект может быть использован как основа для создания коммерческого онлайн-сервиса по подбору компьютерных комплектующих. В дальнейшем функциональность системы может быть расширена за счёт внедрения интеллектуальных алгоритмов рекомендаций, интеграции с внешними торговыми площадками, реализации системы сравнения сборок, а также добавления аналитических и рекомендательных модулей.</w:t>
+      </w:r>
+    </w:p>
+    <w:p>
+      <w:pPr>
+        <w:spacing w:after="0" w:line="360" w:lineRule="auto"/>
+        <w:rPr>
+          <w:rFonts w:ascii="Times New Roman" w:eastAsia="Times New Roman" w:hAnsi="Times New Roman" w:cs="Times New Roman"/>
+          <w:sz w:val="28"/>
+          <w:szCs w:val="28"/>
+          <w:lang w:eastAsia="ru-RU"/>
+        </w:rPr>
+        <w:sectPr>
+          <w:pgSz w:w="11906" w:h="16838"/>
+          <w:pgMar w:top="1134" w:right="991" w:bottom="1702" w:left="1701" w:header="709" w:footer="709" w:gutter="0"/>
+          <w:cols w:space="708"/>
+          <w:docGrid w:linePitch="360"/>
+        </w:sectPr>
+      </w:pPr>
+      <w:r>
+        <w:rPr>
+          <w:rFonts w:ascii="Times New Roman" w:eastAsia="Times New Roman" w:hAnsi="Times New Roman" w:cs="Times New Roman"/>
+          <w:sz w:val="28"/>
+          <w:szCs w:val="28"/>
+          <w:lang w:eastAsia="ru-RU"/>
+        </w:rPr>
+        <w:t>Таким образом, цель курсовой работы была полностью достигнута, а разработанный веб-сервис успешно решает поставленные задачи и демонстрирует практическое применение современных технологий веб-разработки при создании информационных систем.</w:t>
+      </w:r>
+    </w:p>
+    <w:p>
+      <w:pPr>
+        <w:pStyle w:val="1"/>
+        <w:spacing w:before="0"/>
+        <w:rPr>
+          <w:b/>
+          <w:sz w:val="32"/>
+          <w:szCs w:val="32"/>
+        </w:rPr>
+      </w:pPr>
+      <w:bookmarkStart w:id="31" w:name="_Toc198210829"/>
+      <w:bookmarkStart w:id="32" w:name="_Toc228724320"/>
+      <w:r>
+        <w:rPr>
+          <w:rStyle w:val="aff1"/>
+          <w:bCs w:val="0"/>
+          <w:sz w:val="32"/>
+          <w:szCs w:val="32"/>
+        </w:rPr>
+        <w:lastRenderedPageBreak/>
+        <w:t xml:space="preserve">Список </w:t>
+      </w:r>
+      <w:bookmarkEnd w:id="31"/>
+      <w:r>
+        <w:rPr>
+          <w:rStyle w:val="aff1"/>
+          <w:bCs w:val="0"/>
+          <w:sz w:val="32"/>
+          <w:szCs w:val="32"/>
+        </w:rPr>
+        <w:t>используемых источников</w:t>
+      </w:r>
+      <w:bookmarkEnd w:id="32"/>
+    </w:p>
+    <w:p>
+      <w:pPr>
+        <w:pStyle w:val="af9"/>
+        <w:numPr>
+          <w:ilvl w:val="0"/>
+          <w:numId w:val="38"/>
+        </w:numPr>
+        <w:spacing w:line="360" w:lineRule="auto"/>
+        <w:rPr>
+          <w:rFonts w:ascii="Times New Roman" w:eastAsia="Times New Roman" w:hAnsi="Times New Roman" w:cs="Times New Roman"/>
+          <w:sz w:val="28"/>
+          <w:szCs w:val="28"/>
+          <w:lang w:eastAsia="ru-RU"/>
+        </w:rPr>
+      </w:pPr>
+      <w:proofErr w:type="spellStart"/>
+      <w:r>
+        <w:rPr>
+          <w:rFonts w:ascii="Times New Roman" w:eastAsia="Times New Roman" w:hAnsi="Times New Roman" w:cs="Times New Roman"/>
+          <w:sz w:val="28"/>
+          <w:szCs w:val="28"/>
+          <w:lang w:eastAsia="ru-RU"/>
+        </w:rPr>
+        <w:t>Флэнаган</w:t>
+      </w:r>
+      <w:proofErr w:type="spellEnd"/>
+      <w:r>
+        <w:rPr>
+          <w:rFonts w:ascii="Times New Roman" w:eastAsia="Times New Roman" w:hAnsi="Times New Roman" w:cs="Times New Roman"/>
+          <w:sz w:val="28"/>
+          <w:szCs w:val="28"/>
+          <w:lang w:eastAsia="ru-RU"/>
+        </w:rPr>
+        <w:t xml:space="preserve"> Д. </w:t>
+      </w:r>
+      <w:proofErr w:type="spellStart"/>
+      <w:r>
+        <w:rPr>
+          <w:rFonts w:ascii="Times New Roman" w:eastAsia="Times New Roman" w:hAnsi="Times New Roman" w:cs="Times New Roman"/>
+          <w:sz w:val="28"/>
+          <w:szCs w:val="28"/>
+          <w:lang w:eastAsia="ru-RU"/>
+        </w:rPr>
+        <w:t>JavaScript</w:t>
+      </w:r>
+      <w:proofErr w:type="spellEnd"/>
+      <w:r>
+        <w:rPr>
+          <w:rFonts w:ascii="Times New Roman" w:eastAsia="Times New Roman" w:hAnsi="Times New Roman" w:cs="Times New Roman"/>
+          <w:sz w:val="28"/>
+          <w:szCs w:val="28"/>
+          <w:lang w:eastAsia="ru-RU"/>
+        </w:rPr>
+        <w:t>. Подробное руководство. — Санкт-Петербург: Питер, 2023. — 704 с.</w:t>
+      </w:r>
+    </w:p>
+    <w:p>
+      <w:pPr>
+        <w:pStyle w:val="af9"/>
+        <w:numPr>
+          <w:ilvl w:val="0"/>
+          <w:numId w:val="38"/>
+        </w:numPr>
+        <w:spacing w:line="360" w:lineRule="auto"/>
+        <w:rPr>
+          <w:rFonts w:ascii="Times New Roman" w:eastAsia="Times New Roman" w:hAnsi="Times New Roman" w:cs="Times New Roman"/>
+          <w:sz w:val="28"/>
+          <w:szCs w:val="28"/>
+          <w:lang w:eastAsia="ru-RU"/>
+        </w:rPr>
+      </w:pPr>
+      <w:proofErr w:type="spellStart"/>
+      <w:r>
+        <w:rPr>
+          <w:rFonts w:ascii="Times New Roman" w:eastAsia="Times New Roman" w:hAnsi="Times New Roman" w:cs="Times New Roman"/>
+          <w:sz w:val="28"/>
+          <w:szCs w:val="28"/>
+          <w:lang w:eastAsia="ru-RU"/>
+        </w:rPr>
+        <w:t>Фримен</w:t>
+      </w:r>
+      <w:proofErr w:type="spellEnd"/>
+      <w:r>
+        <w:rPr>
+          <w:rFonts w:ascii="Times New Roman" w:eastAsia="Times New Roman" w:hAnsi="Times New Roman" w:cs="Times New Roman"/>
+          <w:sz w:val="28"/>
+          <w:szCs w:val="28"/>
+          <w:lang w:eastAsia="ru-RU"/>
+        </w:rPr>
+        <w:t xml:space="preserve"> Э., </w:t>
+      </w:r>
+      <w:proofErr w:type="spellStart"/>
+      <w:r>
+        <w:rPr>
+          <w:rFonts w:ascii="Times New Roman" w:eastAsia="Times New Roman" w:hAnsi="Times New Roman" w:cs="Times New Roman"/>
+          <w:sz w:val="28"/>
+          <w:szCs w:val="28"/>
+          <w:lang w:eastAsia="ru-RU"/>
+        </w:rPr>
+        <w:t>Робсон</w:t>
+      </w:r>
+      <w:proofErr w:type="spellEnd"/>
+      <w:r>
+        <w:rPr>
+          <w:rFonts w:ascii="Times New Roman" w:eastAsia="Times New Roman" w:hAnsi="Times New Roman" w:cs="Times New Roman"/>
+          <w:sz w:val="28"/>
+          <w:szCs w:val="28"/>
+          <w:lang w:eastAsia="ru-RU"/>
+        </w:rPr>
+        <w:t xml:space="preserve"> Э. Изучаем программирование на </w:t>
+      </w:r>
+      <w:proofErr w:type="spellStart"/>
+      <w:r>
+        <w:rPr>
+          <w:rFonts w:ascii="Times New Roman" w:eastAsia="Times New Roman" w:hAnsi="Times New Roman" w:cs="Times New Roman"/>
+          <w:sz w:val="28"/>
+          <w:szCs w:val="28"/>
+          <w:lang w:eastAsia="ru-RU"/>
+        </w:rPr>
+        <w:t>JavaScript</w:t>
+      </w:r>
+      <w:proofErr w:type="spellEnd"/>
+      <w:r>
+        <w:rPr>
+          <w:rFonts w:ascii="Times New Roman" w:eastAsia="Times New Roman" w:hAnsi="Times New Roman" w:cs="Times New Roman"/>
+          <w:sz w:val="28"/>
+          <w:szCs w:val="28"/>
+          <w:lang w:eastAsia="ru-RU"/>
+        </w:rPr>
+        <w:t>. — Санкт-Петербург: Питер, 2022. — 640 с.</w:t>
+      </w:r>
+    </w:p>
+    <w:p>
+      <w:pPr>
+        <w:pStyle w:val="af9"/>
+        <w:numPr>
+          <w:ilvl w:val="0"/>
+          <w:numId w:val="38"/>
+        </w:numPr>
+        <w:spacing w:line="360" w:lineRule="auto"/>
+        <w:rPr>
+          <w:rFonts w:ascii="Times New Roman" w:eastAsia="Times New Roman" w:hAnsi="Times New Roman" w:cs="Times New Roman"/>
+          <w:sz w:val="28"/>
+          <w:szCs w:val="28"/>
+          <w:lang w:val="en-US" w:eastAsia="ru-RU"/>
+        </w:rPr>
+      </w:pPr>
+      <w:r>
+        <w:rPr>
+          <w:rFonts w:ascii="Times New Roman" w:eastAsia="Times New Roman" w:hAnsi="Times New Roman" w:cs="Times New Roman"/>
+          <w:sz w:val="28"/>
+          <w:szCs w:val="28"/>
+          <w:lang w:val="en-US" w:eastAsia="ru-RU"/>
+        </w:rPr>
+        <w:t>Banks A., Porcello E. Learning React. — Sebastopol: O'Reilly Media, 2023. — 350 p.</w:t>
+      </w:r>
+    </w:p>
+    <w:p>
+      <w:pPr>
+        <w:pStyle w:val="af9"/>
+        <w:numPr>
+          <w:ilvl w:val="0"/>
+          <w:numId w:val="38"/>
+        </w:numPr>
+        <w:spacing w:line="360" w:lineRule="auto"/>
+        <w:rPr>
+          <w:rFonts w:ascii="Times New Roman" w:eastAsia="Times New Roman" w:hAnsi="Times New Roman" w:cs="Times New Roman"/>
+          <w:sz w:val="28"/>
+          <w:szCs w:val="28"/>
+          <w:lang w:val="en-US" w:eastAsia="ru-RU"/>
+        </w:rPr>
+      </w:pPr>
+      <w:proofErr w:type="spellStart"/>
+      <w:r>
+        <w:rPr>
+          <w:rFonts w:ascii="Times New Roman" w:eastAsia="Times New Roman" w:hAnsi="Times New Roman" w:cs="Times New Roman"/>
+          <w:sz w:val="28"/>
+          <w:szCs w:val="28"/>
+          <w:lang w:val="en-US" w:eastAsia="ru-RU"/>
+        </w:rPr>
+        <w:t>Burkov</w:t>
+      </w:r>
+      <w:proofErr w:type="spellEnd"/>
+      <w:r>
+        <w:rPr>
+          <w:rFonts w:ascii="Times New Roman" w:eastAsia="Times New Roman" w:hAnsi="Times New Roman" w:cs="Times New Roman"/>
+          <w:sz w:val="28"/>
+          <w:szCs w:val="28"/>
+          <w:lang w:val="en-US" w:eastAsia="ru-RU"/>
+        </w:rPr>
+        <w:t xml:space="preserve"> A. Node.js Design Patterns. — Birmingham: </w:t>
+      </w:r>
+      <w:proofErr w:type="spellStart"/>
+      <w:r>
+        <w:rPr>
+          <w:rFonts w:ascii="Times New Roman" w:eastAsia="Times New Roman" w:hAnsi="Times New Roman" w:cs="Times New Roman"/>
+          <w:sz w:val="28"/>
+          <w:szCs w:val="28"/>
+          <w:lang w:val="en-US" w:eastAsia="ru-RU"/>
+        </w:rPr>
+        <w:t>Packt</w:t>
+      </w:r>
+      <w:proofErr w:type="spellEnd"/>
+      <w:r>
+        <w:rPr>
+          <w:rFonts w:ascii="Times New Roman" w:eastAsia="Times New Roman" w:hAnsi="Times New Roman" w:cs="Times New Roman"/>
+          <w:sz w:val="28"/>
+          <w:szCs w:val="28"/>
+          <w:lang w:val="en-US" w:eastAsia="ru-RU"/>
+        </w:rPr>
+        <w:t xml:space="preserve"> Publishing, 2022. — 526 p.</w:t>
+      </w:r>
+    </w:p>
+    <w:p>
+      <w:pPr>
+        <w:pStyle w:val="af9"/>
+        <w:numPr>
+          <w:ilvl w:val="0"/>
+          <w:numId w:val="38"/>
+        </w:numPr>
+        <w:spacing w:line="360" w:lineRule="auto"/>
+        <w:rPr>
+          <w:rFonts w:ascii="Times New Roman" w:eastAsia="Times New Roman" w:hAnsi="Times New Roman" w:cs="Times New Roman"/>
+          <w:sz w:val="28"/>
+          <w:szCs w:val="28"/>
+          <w:lang w:val="en-US" w:eastAsia="ru-RU"/>
+        </w:rPr>
+      </w:pPr>
+      <w:r>
+        <w:rPr>
+          <w:rFonts w:ascii="Times New Roman" w:eastAsia="Times New Roman" w:hAnsi="Times New Roman" w:cs="Times New Roman"/>
+          <w:sz w:val="28"/>
+          <w:szCs w:val="28"/>
+          <w:lang w:val="en-US" w:eastAsia="ru-RU"/>
+        </w:rPr>
+        <w:t xml:space="preserve">Freeman A. Pro ASP.NET Core. — New York: </w:t>
+      </w:r>
+      <w:proofErr w:type="spellStart"/>
+      <w:r>
+        <w:rPr>
+          <w:rFonts w:ascii="Times New Roman" w:eastAsia="Times New Roman" w:hAnsi="Times New Roman" w:cs="Times New Roman"/>
+          <w:sz w:val="28"/>
+          <w:szCs w:val="28"/>
+          <w:lang w:val="en-US" w:eastAsia="ru-RU"/>
+        </w:rPr>
+        <w:t>Apress</w:t>
+      </w:r>
+      <w:proofErr w:type="spellEnd"/>
+      <w:r>
+        <w:rPr>
+          <w:rFonts w:ascii="Times New Roman" w:eastAsia="Times New Roman" w:hAnsi="Times New Roman" w:cs="Times New Roman"/>
+          <w:sz w:val="28"/>
+          <w:szCs w:val="28"/>
+          <w:lang w:val="en-US" w:eastAsia="ru-RU"/>
+        </w:rPr>
+        <w:t>, 2023. — 1040 p.</w:t>
+      </w:r>
+    </w:p>
+    <w:p>
+      <w:pPr>
+        <w:pStyle w:val="af9"/>
+        <w:numPr>
+          <w:ilvl w:val="0"/>
+          <w:numId w:val="38"/>
+        </w:numPr>
+        <w:spacing w:line="360" w:lineRule="auto"/>
+        <w:rPr>
+          <w:rFonts w:ascii="Times New Roman" w:eastAsia="Times New Roman" w:hAnsi="Times New Roman" w:cs="Times New Roman"/>
+          <w:sz w:val="28"/>
+          <w:szCs w:val="28"/>
+          <w:lang w:eastAsia="ru-RU"/>
+        </w:rPr>
+      </w:pPr>
+      <w:r>
+        <w:rPr>
+          <w:rFonts w:ascii="Times New Roman" w:eastAsia="Times New Roman" w:hAnsi="Times New Roman" w:cs="Times New Roman"/>
+          <w:sz w:val="28"/>
+          <w:szCs w:val="28"/>
+          <w:lang w:eastAsia="ru-RU"/>
+        </w:rPr>
+        <w:t xml:space="preserve">Документация </w:t>
+      </w:r>
+      <w:proofErr w:type="spellStart"/>
+      <w:r>
+        <w:rPr>
+          <w:rFonts w:ascii="Times New Roman" w:eastAsia="Times New Roman" w:hAnsi="Times New Roman" w:cs="Times New Roman"/>
+          <w:sz w:val="28"/>
+          <w:szCs w:val="28"/>
+          <w:lang w:eastAsia="ru-RU"/>
+        </w:rPr>
+        <w:t>React</w:t>
+      </w:r>
+      <w:proofErr w:type="spellEnd"/>
+      <w:r>
+        <w:rPr>
+          <w:rFonts w:ascii="Times New Roman" w:eastAsia="Times New Roman" w:hAnsi="Times New Roman" w:cs="Times New Roman"/>
+          <w:sz w:val="28"/>
+          <w:szCs w:val="28"/>
+          <w:lang w:eastAsia="ru-RU"/>
+        </w:rPr>
+        <w:t xml:space="preserve"> [Электронный ресурс]. — Режим доступа: https://react.dev</w:t>
+      </w:r>
+    </w:p>
+    <w:p>
+      <w:pPr>
+        <w:pStyle w:val="af9"/>
+        <w:numPr>
+          <w:ilvl w:val="0"/>
+          <w:numId w:val="38"/>
+        </w:numPr>
+        <w:spacing w:line="360" w:lineRule="auto"/>
+        <w:rPr>
+          <w:rFonts w:ascii="Times New Roman" w:eastAsia="Times New Roman" w:hAnsi="Times New Roman" w:cs="Times New Roman"/>
+          <w:sz w:val="28"/>
+          <w:szCs w:val="28"/>
+          <w:lang w:eastAsia="ru-RU"/>
+        </w:rPr>
+      </w:pPr>
+      <w:r>
+        <w:rPr>
+          <w:rFonts w:ascii="Times New Roman" w:eastAsia="Times New Roman" w:hAnsi="Times New Roman" w:cs="Times New Roman"/>
+          <w:sz w:val="28"/>
+          <w:szCs w:val="28"/>
+          <w:lang w:eastAsia="ru-RU"/>
+        </w:rPr>
+        <w:t>Документация Node.js [Электронный ресурс]. — Режим доступа: https://nodejs.org</w:t>
+      </w:r>
+    </w:p>
+    <w:p>
+      <w:pPr>
+        <w:pStyle w:val="af9"/>
+        <w:numPr>
+          <w:ilvl w:val="0"/>
+          <w:numId w:val="38"/>
+        </w:numPr>
+        <w:spacing w:line="360" w:lineRule="auto"/>
+        <w:rPr>
+          <w:rFonts w:ascii="Times New Roman" w:eastAsia="Times New Roman" w:hAnsi="Times New Roman" w:cs="Times New Roman"/>
+          <w:sz w:val="28"/>
+          <w:szCs w:val="28"/>
+          <w:lang w:eastAsia="ru-RU"/>
+        </w:rPr>
+      </w:pPr>
+      <w:r>
+        <w:rPr>
+          <w:rFonts w:ascii="Times New Roman" w:eastAsia="Times New Roman" w:hAnsi="Times New Roman" w:cs="Times New Roman"/>
+          <w:sz w:val="28"/>
+          <w:szCs w:val="28"/>
+          <w:lang w:eastAsia="ru-RU"/>
+        </w:rPr>
+        <w:t>Документация Express.js [Электронный ресурс]. — Режим доступа: https://expressjs.com</w:t>
+      </w:r>
+    </w:p>
+    <w:p>
+      <w:pPr>
+        <w:pStyle w:val="af9"/>
+        <w:numPr>
+          <w:ilvl w:val="0"/>
+          <w:numId w:val="38"/>
+        </w:numPr>
+        <w:spacing w:line="360" w:lineRule="auto"/>
+        <w:rPr>
+          <w:rFonts w:ascii="Times New Roman" w:eastAsia="Times New Roman" w:hAnsi="Times New Roman" w:cs="Times New Roman"/>
+          <w:sz w:val="28"/>
+          <w:szCs w:val="28"/>
+          <w:lang w:eastAsia="ru-RU"/>
+        </w:rPr>
+      </w:pPr>
+      <w:r>
+        <w:rPr>
+          <w:rFonts w:ascii="Times New Roman" w:eastAsia="Times New Roman" w:hAnsi="Times New Roman" w:cs="Times New Roman"/>
+          <w:sz w:val="28"/>
+          <w:szCs w:val="28"/>
+          <w:lang w:eastAsia="ru-RU"/>
+        </w:rPr>
+        <w:t xml:space="preserve">Документация </w:t>
+      </w:r>
+      <w:proofErr w:type="spellStart"/>
+      <w:r>
+        <w:rPr>
+          <w:rFonts w:ascii="Times New Roman" w:eastAsia="Times New Roman" w:hAnsi="Times New Roman" w:cs="Times New Roman"/>
+          <w:sz w:val="28"/>
+          <w:szCs w:val="28"/>
+          <w:lang w:eastAsia="ru-RU"/>
+        </w:rPr>
+        <w:t>MongoDB</w:t>
+      </w:r>
+      <w:proofErr w:type="spellEnd"/>
+      <w:r>
+        <w:rPr>
+          <w:rFonts w:ascii="Times New Roman" w:eastAsia="Times New Roman" w:hAnsi="Times New Roman" w:cs="Times New Roman"/>
+          <w:sz w:val="28"/>
+          <w:szCs w:val="28"/>
+          <w:lang w:eastAsia="ru-RU"/>
+        </w:rPr>
+        <w:t xml:space="preserve"> [Электронный ресурс]. — Режим доступа: https://www.mongodb.com/docs</w:t>
+      </w:r>
+    </w:p>
+    <w:p>
+      <w:pPr>
+        <w:pStyle w:val="af9"/>
+        <w:numPr>
+          <w:ilvl w:val="0"/>
+          <w:numId w:val="38"/>
+        </w:numPr>
+        <w:spacing w:line="360" w:lineRule="auto"/>
+        <w:rPr>
+          <w:rFonts w:ascii="Times New Roman" w:eastAsia="Times New Roman" w:hAnsi="Times New Roman" w:cs="Times New Roman"/>
+          <w:sz w:val="28"/>
+          <w:szCs w:val="28"/>
+          <w:lang w:eastAsia="ru-RU"/>
+        </w:rPr>
+      </w:pPr>
+      <w:r>
+        <w:rPr>
+          <w:rFonts w:ascii="Times New Roman" w:eastAsia="Times New Roman" w:hAnsi="Times New Roman" w:cs="Times New Roman"/>
+          <w:sz w:val="28"/>
+          <w:szCs w:val="28"/>
+          <w:lang w:eastAsia="ru-RU"/>
+        </w:rPr>
+        <w:t xml:space="preserve">Документация </w:t>
+      </w:r>
+      <w:proofErr w:type="spellStart"/>
+      <w:r>
+        <w:rPr>
+          <w:rFonts w:ascii="Times New Roman" w:eastAsia="Times New Roman" w:hAnsi="Times New Roman" w:cs="Times New Roman"/>
+          <w:sz w:val="28"/>
+          <w:szCs w:val="28"/>
+          <w:lang w:eastAsia="ru-RU"/>
+        </w:rPr>
+        <w:t>Docker</w:t>
+      </w:r>
+      <w:proofErr w:type="spellEnd"/>
+      <w:r>
+        <w:rPr>
+          <w:rFonts w:ascii="Times New Roman" w:eastAsia="Times New Roman" w:hAnsi="Times New Roman" w:cs="Times New Roman"/>
+          <w:sz w:val="28"/>
+          <w:szCs w:val="28"/>
+          <w:lang w:eastAsia="ru-RU"/>
+        </w:rPr>
+        <w:t xml:space="preserve"> [Электронный ресурс]. — Режим доступа: https://docs.docker.com</w:t>
+      </w:r>
+    </w:p>
+    <w:p>
+      <w:pPr>
+        <w:pStyle w:val="af9"/>
+        <w:numPr>
+          <w:ilvl w:val="0"/>
+          <w:numId w:val="38"/>
+        </w:numPr>
+        <w:spacing w:line="360" w:lineRule="auto"/>
+        <w:rPr>
+          <w:rFonts w:ascii="Times New Roman" w:eastAsia="Times New Roman" w:hAnsi="Times New Roman" w:cs="Times New Roman"/>
+          <w:sz w:val="28"/>
+          <w:szCs w:val="28"/>
+          <w:lang w:eastAsia="ru-RU"/>
+        </w:rPr>
+      </w:pPr>
+      <w:r>
+        <w:rPr>
+          <w:rFonts w:ascii="Times New Roman" w:eastAsia="Times New Roman" w:hAnsi="Times New Roman" w:cs="Times New Roman"/>
+          <w:sz w:val="28"/>
+          <w:szCs w:val="28"/>
+          <w:lang w:eastAsia="ru-RU"/>
+        </w:rPr>
+        <w:t>Документация JWT [Электронный ресурс]. — Режим доступа: https://jwt.io</w:t>
+      </w:r>
+    </w:p>
+    <w:p>
+      <w:pPr>
+        <w:pStyle w:val="af9"/>
+        <w:numPr>
+          <w:ilvl w:val="0"/>
+          <w:numId w:val="38"/>
+        </w:numPr>
+        <w:spacing w:line="360" w:lineRule="auto"/>
+        <w:rPr>
+          <w:rFonts w:ascii="Times New Roman" w:eastAsia="Times New Roman" w:hAnsi="Times New Roman" w:cs="Times New Roman"/>
+          <w:sz w:val="28"/>
+          <w:szCs w:val="28"/>
+          <w:lang w:eastAsia="ru-RU"/>
+        </w:rPr>
+      </w:pPr>
+      <w:r>
+        <w:rPr>
+          <w:rFonts w:ascii="Times New Roman" w:eastAsia="Times New Roman" w:hAnsi="Times New Roman" w:cs="Times New Roman"/>
+          <w:sz w:val="28"/>
+          <w:szCs w:val="28"/>
+          <w:lang w:eastAsia="ru-RU"/>
+        </w:rPr>
+        <w:t xml:space="preserve">Документация </w:t>
+      </w:r>
+      <w:proofErr w:type="spellStart"/>
+      <w:r>
+        <w:rPr>
+          <w:rFonts w:ascii="Times New Roman" w:eastAsia="Times New Roman" w:hAnsi="Times New Roman" w:cs="Times New Roman"/>
+          <w:sz w:val="28"/>
+          <w:szCs w:val="28"/>
+          <w:lang w:eastAsia="ru-RU"/>
+        </w:rPr>
+        <w:t>Redux</w:t>
+      </w:r>
+      <w:proofErr w:type="spellEnd"/>
+      <w:r>
+        <w:rPr>
+          <w:rFonts w:ascii="Times New Roman" w:eastAsia="Times New Roman" w:hAnsi="Times New Roman" w:cs="Times New Roman"/>
+          <w:sz w:val="28"/>
+          <w:szCs w:val="28"/>
+          <w:lang w:eastAsia="ru-RU"/>
         </w:rPr>
         <w:t xml:space="preserve"> </w:t>
       </w:r>
-      <w:r>
-        <w:rPr>
-          <w:sz w:val="28"/>
-          <w:szCs w:val="28"/>
-        </w:rPr>
-        <w:t>Также Docker облегчает перенос проекта между различными серверами и операционными системами. Благодаря стандартизированному окружению приложение может быть развёрнуто практически на любой платформе, поддерживающей контейнеризацию. Это особенно важно при дальнейшем развитии проекта, его публикации в облачной инфраструктуре или переносе на промышленный сервер.</w:t>
-      </w:r>
-      <w:r>
-        <w:rPr>
-          <w:sz w:val="28"/>
-          <w:szCs w:val="28"/>
-        </w:rPr>
-        <w:t xml:space="preserve"> </w:t>
-      </w:r>
-      <w:r>
-        <w:rPr>
-          <w:sz w:val="28"/>
-          <w:szCs w:val="28"/>
-        </w:rPr>
-        <w:t>Таким образом, использование Docker и Docker Compose делает процесс установки, запуска и сопровождения веб-сервиса быстрым, удобным и надёжным, а также обеспечивает готовность проекта к дальнейшему масштабированию и промышленной эксплуатации.</w:t>
-      </w:r>
-    </w:p>
-    <w:p>
-      <w:pPr>
-        <w:pStyle w:val="Heading1"/>
+      <w:proofErr w:type="spellStart"/>
+      <w:r>
+        <w:rPr>
+          <w:rFonts w:ascii="Times New Roman" w:eastAsia="Times New Roman" w:hAnsi="Times New Roman" w:cs="Times New Roman"/>
+          <w:sz w:val="28"/>
+          <w:szCs w:val="28"/>
+          <w:lang w:eastAsia="ru-RU"/>
+        </w:rPr>
+        <w:t>Toolkit</w:t>
+      </w:r>
+      <w:proofErr w:type="spellEnd"/>
+      <w:r>
+        <w:rPr>
+          <w:rFonts w:ascii="Times New Roman" w:eastAsia="Times New Roman" w:hAnsi="Times New Roman" w:cs="Times New Roman"/>
+          <w:sz w:val="28"/>
+          <w:szCs w:val="28"/>
+          <w:lang w:eastAsia="ru-RU"/>
+        </w:rPr>
+        <w:t xml:space="preserve"> [Электронный ресурс]. — Режим доступа: https://redux-toolkit.js.org</w:t>
+      </w:r>
+    </w:p>
+    <w:p>
+      <w:pPr>
+        <w:pStyle w:val="af9"/>
+        <w:numPr>
+          <w:ilvl w:val="0"/>
+          <w:numId w:val="38"/>
+        </w:numPr>
+        <w:spacing w:line="360" w:lineRule="auto"/>
+        <w:rPr>
+          <w:rFonts w:ascii="Times New Roman" w:eastAsia="Times New Roman" w:hAnsi="Times New Roman" w:cs="Times New Roman"/>
+          <w:sz w:val="28"/>
+          <w:szCs w:val="28"/>
+          <w:lang w:eastAsia="ru-RU"/>
+        </w:rPr>
+      </w:pPr>
+      <w:proofErr w:type="spellStart"/>
+      <w:r>
+        <w:rPr>
+          <w:rFonts w:ascii="Times New Roman" w:eastAsia="Times New Roman" w:hAnsi="Times New Roman" w:cs="Times New Roman"/>
+          <w:sz w:val="28"/>
+          <w:szCs w:val="28"/>
+          <w:lang w:eastAsia="ru-RU"/>
+        </w:rPr>
+        <w:t>Липаев</w:t>
+      </w:r>
+      <w:proofErr w:type="spellEnd"/>
+      <w:r>
+        <w:rPr>
+          <w:rFonts w:ascii="Times New Roman" w:eastAsia="Times New Roman" w:hAnsi="Times New Roman" w:cs="Times New Roman"/>
+          <w:sz w:val="28"/>
+          <w:szCs w:val="28"/>
+          <w:lang w:eastAsia="ru-RU"/>
+        </w:rPr>
+        <w:t xml:space="preserve"> В.В. Программная инженерия сложных программных систем. — Москва: СИНТЕГ, 2021. — 432 с.</w:t>
+      </w:r>
+    </w:p>
+    <w:p>
+      <w:pPr>
+        <w:pStyle w:val="af9"/>
+        <w:numPr>
+          <w:ilvl w:val="0"/>
+          <w:numId w:val="38"/>
+        </w:numPr>
+        <w:spacing w:line="360" w:lineRule="auto"/>
+        <w:rPr>
+          <w:rFonts w:ascii="Times New Roman" w:eastAsia="Times New Roman" w:hAnsi="Times New Roman" w:cs="Times New Roman"/>
+          <w:sz w:val="28"/>
+          <w:szCs w:val="28"/>
+          <w:lang w:eastAsia="ru-RU"/>
+        </w:rPr>
+      </w:pPr>
+      <w:proofErr w:type="spellStart"/>
+      <w:r>
+        <w:rPr>
+          <w:rFonts w:ascii="Times New Roman" w:eastAsia="Times New Roman" w:hAnsi="Times New Roman" w:cs="Times New Roman"/>
+          <w:sz w:val="28"/>
+          <w:szCs w:val="28"/>
+          <w:lang w:eastAsia="ru-RU"/>
+        </w:rPr>
+        <w:t>Соммервилл</w:t>
+      </w:r>
+      <w:proofErr w:type="spellEnd"/>
+      <w:r>
+        <w:rPr>
+          <w:rFonts w:ascii="Times New Roman" w:eastAsia="Times New Roman" w:hAnsi="Times New Roman" w:cs="Times New Roman"/>
+          <w:sz w:val="28"/>
+          <w:szCs w:val="28"/>
+          <w:lang w:eastAsia="ru-RU"/>
+        </w:rPr>
+        <w:t xml:space="preserve"> И. Инженерия программного обеспечения. — Москва: Вильямс, 2021. — 928 с.</w:t>
+      </w:r>
+    </w:p>
+    <w:p>
+      <w:pPr>
+        <w:pStyle w:val="af9"/>
+        <w:numPr>
+          <w:ilvl w:val="0"/>
+          <w:numId w:val="38"/>
+        </w:numPr>
+        <w:spacing w:line="360" w:lineRule="auto"/>
+        <w:rPr>
+          <w:rFonts w:ascii="Times New Roman" w:hAnsi="Times New Roman" w:cs="Times New Roman"/>
+          <w:sz w:val="28"/>
+          <w:szCs w:val="28"/>
+        </w:rPr>
+        <w:sectPr>
+          <w:pgSz w:w="11906" w:h="16838"/>
+          <w:pgMar w:top="1134" w:right="991" w:bottom="1702" w:left="1701" w:header="709" w:footer="709" w:gutter="0"/>
+          <w:cols w:space="708"/>
+          <w:docGrid w:linePitch="360"/>
+        </w:sectPr>
+      </w:pPr>
+      <w:r>
+        <w:rPr>
+          <w:rFonts w:ascii="Times New Roman" w:eastAsia="Times New Roman" w:hAnsi="Times New Roman" w:cs="Times New Roman"/>
+          <w:sz w:val="28"/>
+          <w:szCs w:val="28"/>
+          <w:lang w:eastAsia="ru-RU"/>
+        </w:rPr>
+        <w:lastRenderedPageBreak/>
+        <w:t>ГОСТ 19.701–90. Схемы алгоритмов, программ, данных и систем. — Москва: Издательство стандартов, 1991.</w:t>
+      </w:r>
+    </w:p>
+    <w:p>
+      <w:pPr>
         <w:jc w:val="right"/>
         <w:rPr>
           <w:rFonts w:ascii="Times New Roman" w:hAnsi="Times New Roman" w:cs="Times New Roman"/>
-          <w:b/>
-          <w:bCs/>
-        </w:rPr>
-      </w:pPr>
-      <w:bookmarkStart w:id="29" w:name="_Toc228522658"/>
+          <w:sz w:val="28"/>
+          <w:szCs w:val="28"/>
+        </w:rPr>
+      </w:pPr>
       <w:r>
         <w:rPr>
           <w:rFonts w:ascii="Times New Roman" w:hAnsi="Times New Roman" w:cs="Times New Roman"/>
-          <w:b/>
-          <w:bCs/>
+          <w:sz w:val="28"/>
+          <w:szCs w:val="28"/>
         </w:rPr>
         <w:lastRenderedPageBreak/>
         <w:t>ПРИЛОЖЕНИЕ А</w:t>
       </w:r>
-      <w:bookmarkEnd w:id="29"/>
-    </w:p>
-    <w:p>
-      <w:pPr>
-        <w:pStyle w:val="NormalWeb"/>
+    </w:p>
+    <w:p>
+      <w:pPr>
+        <w:pStyle w:val="aff0"/>
         <w:spacing w:line="360" w:lineRule="auto"/>
         <w:jc w:val="center"/>
         <w:rPr>
@@ -10818,7 +11141,7 @@
     </w:p>
     <w:p>
       <w:pPr>
-        <w:pStyle w:val="NormalWeb"/>
+        <w:pStyle w:val="aff0"/>
         <w:spacing w:line="360" w:lineRule="auto"/>
         <w:jc w:val="center"/>
         <w:rPr>
@@ -10871,29 +11194,26 @@
     </w:p>
     <w:p>
       <w:pPr>
-        <w:pStyle w:val="Heading1"/>
         <w:jc w:val="right"/>
         <w:rPr>
           <w:rFonts w:ascii="Times New Roman" w:hAnsi="Times New Roman" w:cs="Times New Roman"/>
-          <w:b/>
-          <w:bCs/>
-        </w:rPr>
-      </w:pPr>
-      <w:bookmarkStart w:id="30" w:name="_Toc228522659"/>
+          <w:sz w:val="28"/>
+          <w:szCs w:val="28"/>
+        </w:rPr>
+      </w:pPr>
       <w:r>
         <w:rPr>
           <w:rFonts w:ascii="Times New Roman" w:hAnsi="Times New Roman" w:cs="Times New Roman"/>
-          <w:b/>
-          <w:bCs/>
+          <w:sz w:val="28"/>
+          <w:szCs w:val="28"/>
         </w:rPr>
         <w:lastRenderedPageBreak/>
         <w:t>ПРИЛОЖЕНИИ Б</w:t>
       </w:r>
-      <w:bookmarkEnd w:id="30"/>
-    </w:p>
-    <w:p>
-      <w:pPr>
-        <w:pStyle w:val="NormalWeb"/>
+    </w:p>
+    <w:p>
+      <w:pPr>
+        <w:pStyle w:val="aff0"/>
         <w:spacing w:line="360" w:lineRule="auto"/>
         <w:jc w:val="center"/>
         <w:rPr>
@@ -10982,24 +11302,24 @@
     </w:p>
     <w:p>
       <w:pPr>
-        <w:pStyle w:val="Heading1"/>
-        <w:spacing w:before="0"/>
         <w:jc w:val="right"/>
         <w:rPr>
-          <w:rFonts w:ascii="Times New Roman" w:eastAsia="Times New Roman" w:hAnsi="Times New Roman" w:cs="Times New Roman"/>
+          <w:rFonts w:ascii="Times New Roman" w:hAnsi="Times New Roman" w:cs="Times New Roman"/>
+          <w:sz w:val="28"/>
+          <w:szCs w:val="28"/>
           <w:lang w:eastAsia="ru-RU"/>
         </w:rPr>
       </w:pPr>
-      <w:bookmarkStart w:id="31" w:name="_Toc228522660"/>
-      <w:r>
-        <w:rPr>
-          <w:rFonts w:ascii="Times New Roman" w:eastAsia="Times New Roman" w:hAnsi="Times New Roman" w:cs="Times New Roman"/>
+      <w:r>
+        <w:rPr>
+          <w:rFonts w:ascii="Times New Roman" w:hAnsi="Times New Roman" w:cs="Times New Roman"/>
+          <w:sz w:val="28"/>
+          <w:szCs w:val="28"/>
           <w:lang w:eastAsia="ru-RU"/>
         </w:rPr>
         <w:lastRenderedPageBreak/>
         <w:t>ПРИЛОЖЕНИИ В</w:t>
       </w:r>
-      <w:bookmarkEnd w:id="31"/>
     </w:p>
     <w:p>
       <w:pPr>
@@ -11136,28 +11456,24 @@
     </w:p>
     <w:p>
       <w:pPr>
-        <w:pStyle w:val="Heading1"/>
-        <w:spacing w:before="0"/>
         <w:jc w:val="right"/>
         <w:rPr>
-          <w:rFonts w:ascii="Times New Roman" w:eastAsia="Times New Roman" w:hAnsi="Times New Roman" w:cs="Times New Roman"/>
-          <w:b/>
-          <w:bCs/>
+          <w:rFonts w:ascii="Times New Roman" w:hAnsi="Times New Roman" w:cs="Times New Roman"/>
+          <w:sz w:val="28"/>
+          <w:szCs w:val="28"/>
           <w:lang w:eastAsia="ru-RU"/>
         </w:rPr>
       </w:pPr>
-      <w:bookmarkStart w:id="32" w:name="_Toc228522661"/>
-      <w:r>
-        <w:rPr>
-          <w:rFonts w:ascii="Times New Roman" w:eastAsia="Times New Roman" w:hAnsi="Times New Roman" w:cs="Times New Roman"/>
-          <w:b/>
-          <w:bCs/>
+      <w:r>
+        <w:rPr>
+          <w:rFonts w:ascii="Times New Roman" w:hAnsi="Times New Roman" w:cs="Times New Roman"/>
+          <w:sz w:val="28"/>
+          <w:szCs w:val="28"/>
           <w:lang w:eastAsia="ru-RU"/>
         </w:rPr>
         <w:lastRenderedPageBreak/>
         <w:t>ПРИЛОЖЕНИЕ Г</w:t>
       </w:r>
-      <w:bookmarkEnd w:id="32"/>
     </w:p>
     <w:p>
       <w:pPr>
@@ -11253,37 +11569,24 @@
     </w:p>
     <w:p>
       <w:pPr>
-        <w:pStyle w:val="Heading1"/>
-        <w:spacing w:before="0"/>
         <w:jc w:val="right"/>
         <w:rPr>
-          <w:rFonts w:ascii="Times New Roman" w:eastAsia="Times New Roman" w:hAnsi="Times New Roman" w:cs="Times New Roman"/>
-          <w:b/>
-          <w:bCs/>
+          <w:rFonts w:ascii="Times New Roman" w:hAnsi="Times New Roman" w:cs="Times New Roman"/>
+          <w:sz w:val="28"/>
+          <w:szCs w:val="28"/>
           <w:lang w:eastAsia="ru-RU"/>
         </w:rPr>
       </w:pPr>
-      <w:bookmarkStart w:id="33" w:name="_Toc228522662"/>
-      <w:r>
-        <w:rPr>
-          <w:rFonts w:ascii="Times New Roman" w:eastAsia="Times New Roman" w:hAnsi="Times New Roman" w:cs="Times New Roman"/>
-          <w:b/>
-          <w:bCs/>
+      <w:r>
+        <w:rPr>
+          <w:rFonts w:ascii="Times New Roman" w:hAnsi="Times New Roman" w:cs="Times New Roman"/>
+          <w:sz w:val="28"/>
+          <w:szCs w:val="28"/>
           <w:lang w:eastAsia="ru-RU"/>
         </w:rPr>
         <w:lastRenderedPageBreak/>
-        <w:t xml:space="preserve">ПРИЛОЖЕНИЕ </w:t>
-      </w:r>
-      <w:r>
-        <w:rPr>
-          <w:rFonts w:ascii="Times New Roman" w:eastAsia="Times New Roman" w:hAnsi="Times New Roman" w:cs="Times New Roman"/>
-          <w:b/>
-          <w:bCs/>
-          <w:lang w:eastAsia="ru-RU"/>
-        </w:rPr>
-        <w:t>Д</w:t>
-      </w:r>
-      <w:bookmarkEnd w:id="33"/>
+        <w:t>ПРИЛОЖЕНИЕ Д</w:t>
+      </w:r>
     </w:p>
     <w:p>
       <w:pPr>
@@ -11364,28 +11667,24 @@
     </w:p>
     <w:p>
       <w:pPr>
-        <w:pStyle w:val="Heading1"/>
-        <w:spacing w:before="0"/>
         <w:jc w:val="right"/>
         <w:rPr>
           <w:rFonts w:ascii="Times New Roman" w:hAnsi="Times New Roman" w:cs="Times New Roman"/>
-          <w:b/>
-          <w:bCs/>
           <w:noProof/>
-        </w:rPr>
-      </w:pPr>
-      <w:bookmarkStart w:id="34" w:name="_Toc228522663"/>
+          <w:sz w:val="28"/>
+          <w:szCs w:val="28"/>
+        </w:rPr>
+      </w:pPr>
       <w:r>
         <w:rPr>
           <w:rFonts w:ascii="Times New Roman" w:hAnsi="Times New Roman" w:cs="Times New Roman"/>
-          <w:b/>
-          <w:bCs/>
           <w:noProof/>
+          <w:sz w:val="28"/>
+          <w:szCs w:val="28"/>
         </w:rPr>
         <w:lastRenderedPageBreak/>
         <w:t>ПРИЛОЖЕНИЕ Е</w:t>
       </w:r>
-      <w:bookmarkEnd w:id="34"/>
     </w:p>
     <w:p>
       <w:pPr>
@@ -11471,27 +11770,24 @@
     </w:p>
     <w:p>
       <w:pPr>
-        <w:pStyle w:val="Heading1"/>
         <w:jc w:val="right"/>
         <w:rPr>
-          <w:rFonts w:ascii="Times New Roman" w:eastAsia="Times New Roman" w:hAnsi="Times New Roman" w:cs="Times New Roman"/>
-          <w:b/>
-          <w:bCs/>
+          <w:rFonts w:ascii="Times New Roman" w:hAnsi="Times New Roman" w:cs="Times New Roman"/>
+          <w:sz w:val="28"/>
+          <w:szCs w:val="28"/>
           <w:lang w:eastAsia="ru-RU"/>
         </w:rPr>
       </w:pPr>
-      <w:bookmarkStart w:id="35" w:name="_Toc228522664"/>
-      <w:r>
-        <w:rPr>
-          <w:rFonts w:ascii="Times New Roman" w:eastAsia="Times New Roman" w:hAnsi="Times New Roman" w:cs="Times New Roman"/>
-          <w:b/>
-          <w:bCs/>
+      <w:r>
+        <w:rPr>
+          <w:rFonts w:ascii="Times New Roman" w:hAnsi="Times New Roman" w:cs="Times New Roman"/>
+          <w:sz w:val="28"/>
+          <w:szCs w:val="28"/>
           <w:lang w:eastAsia="ru-RU"/>
         </w:rPr>
         <w:lastRenderedPageBreak/>
         <w:t>ПРИЛОЖЕНИЕ Ж</w:t>
       </w:r>
-      <w:bookmarkEnd w:id="35"/>
     </w:p>
     <w:p>
       <w:pPr>
@@ -11591,7 +11887,7 @@
 </file>
 
 <file path=word/endnotes.xml><?xml version="1.0" encoding="utf-8"?>
-<w:endnotes xmlns:wpc="http://schemas.microsoft.com/office/word/2010/wordprocessingCanvas" xmlns:cx="http://schemas.microsoft.com/office/drawing/2014/chartex" xmlns:cx1="http://schemas.microsoft.com/office/drawing/2015/9/8/chartex" xmlns:cx2="http://schemas.microsoft.com/office/drawing/2015/10/21/chartex" xmlns:cx3="http://schemas.microsoft.com/office/drawing/2016/5/9/chartex" xmlns:cx4="http://schemas.microsoft.com/office/drawing/2016/5/10/chartex" xmlns:cx5="http://schemas.microsoft.com/office/drawing/2016/5/11/chartex" xmlns:cx6="http://schemas.microsoft.com/office/drawing/2016/5/12/chartex" xmlns:cx7="http://schemas.microsoft.com/office/drawing/2016/5/13/chartex" xmlns:cx8="http://schemas.microsoft.com/office/drawing/2016/5/14/chartex" xmlns:mc="http://schemas.openxmlformats.org/markup-compatibility/2006" xmlns:aink="http://schemas.microsoft.com/office/drawing/2016/ink" xmlns:am3d="http://schemas.microsoft.com/office/drawing/2017/model3d" xmlns:o="urn:schemas-microsoft-com:office:office" xmlns:r="http://schemas.openxmlformats.org/officeDocument/2006/relationships" xmlns:m="http://schemas.openxmlformats.org/officeDocument/2006/math" xmlns:v="urn:schemas-microsoft-com:vml" xmlns:wp14="http://schemas.microsoft.com/office/word/2010/wordprocessingDrawing" xmlns:wp="http://schemas.openxmlformats.org/drawingml/2006/wordprocessingDrawing" xmlns:w10="urn:schemas-microsoft-com:office:word" xmlns:w="http://schemas.openxmlformats.org/wordprocessingml/2006/main" xmlns:w14="http://schemas.microsoft.com/office/word/2010/wordml" xmlns:w15="http://schemas.microsoft.com/office/word/2012/wordml" xmlns:w16cex="http://schemas.microsoft.com/office/word/2018/wordml/cex" xmlns:w16cid="http://schemas.microsoft.com/office/word/2016/wordml/cid" xmlns:w16="http://schemas.microsoft.com/office/word/2018/wordml" xmlns:w16sdtdh="http://schemas.microsoft.com/office/word/2020/wordml/sdtdatahash" xmlns:w16se="http://schemas.microsoft.com/office/word/2015/wordml/symex" xmlns:wpg="http://schemas.microsoft.com/office/word/2010/wordprocessingGroup" xmlns:wpi="http://schemas.microsoft.com/office/word/2010/wordprocessingInk" xmlns:wne="http://schemas.microsoft.com/office/word/2006/wordml" xmlns:wps="http://schemas.microsoft.com/office/word/2010/wordprocessingShape" mc:Ignorable="w14 w15 w16se w16cid w16 w16cex w16sdtdh wp14">
+<w:endnotes xmlns:wpc="http://schemas.microsoft.com/office/word/2010/wordprocessingCanvas" xmlns:cx="http://schemas.microsoft.com/office/drawing/2014/chartex" xmlns:cx1="http://schemas.microsoft.com/office/drawing/2015/9/8/chartex" xmlns:cx2="http://schemas.microsoft.com/office/drawing/2015/10/21/chartex" xmlns:cx3="http://schemas.microsoft.com/office/drawing/2016/5/9/chartex" xmlns:cx4="http://schemas.microsoft.com/office/drawing/2016/5/10/chartex" xmlns:cx5="http://schemas.microsoft.com/office/drawing/2016/5/11/chartex" xmlns:cx6="http://schemas.microsoft.com/office/drawing/2016/5/12/chartex" xmlns:cx7="http://schemas.microsoft.com/office/drawing/2016/5/13/chartex" xmlns:cx8="http://schemas.microsoft.com/office/drawing/2016/5/14/chartex" xmlns:mc="http://schemas.openxmlformats.org/markup-compatibility/2006" xmlns:aink="http://schemas.microsoft.com/office/drawing/2016/ink" xmlns:am3d="http://schemas.microsoft.com/office/drawing/2017/model3d" xmlns:o="urn:schemas-microsoft-com:office:office" xmlns:r="http://schemas.openxmlformats.org/officeDocument/2006/relationships" xmlns:m="http://schemas.openxmlformats.org/officeDocument/2006/math" xmlns:v="urn:schemas-microsoft-com:vml" xmlns:wp14="http://schemas.microsoft.com/office/word/2010/wordprocessingDrawing" xmlns:wp="http://schemas.openxmlformats.org/drawingml/2006/wordprocessingDrawing" xmlns:w10="urn:schemas-microsoft-com:office:word" xmlns:w="http://schemas.openxmlformats.org/wordprocessingml/2006/main" xmlns:w14="http://schemas.microsoft.com/office/word/2010/wordml" xmlns:w15="http://schemas.microsoft.com/office/word/2012/wordml" xmlns:w16cid="http://schemas.microsoft.com/office/word/2016/wordml/cid" xmlns:w16se="http://schemas.microsoft.com/office/word/2015/wordml/symex" xmlns:wpg="http://schemas.microsoft.com/office/word/2010/wordprocessingGroup" xmlns:wpi="http://schemas.microsoft.com/office/word/2010/wordprocessingInk" xmlns:wne="http://schemas.microsoft.com/office/word/2006/wordml" xmlns:wps="http://schemas.microsoft.com/office/word/2010/wordprocessingShape" mc:Ignorable="w14 w15 w16se w16cid wp14">
   <w:endnote w:type="separator" w:id="-1">
     <w:p>
       <w:pPr>
@@ -11616,37 +11912,37 @@
 </file>
 
 <file path=word/footer1.xml><?xml version="1.0" encoding="utf-8"?>
-<w:ftr xmlns:wpc="http://schemas.microsoft.com/office/word/2010/wordprocessingCanvas" xmlns:cx="http://schemas.microsoft.com/office/drawing/2014/chartex" xmlns:cx1="http://schemas.microsoft.com/office/drawing/2015/9/8/chartex" xmlns:cx2="http://schemas.microsoft.com/office/drawing/2015/10/21/chartex" xmlns:cx3="http://schemas.microsoft.com/office/drawing/2016/5/9/chartex" xmlns:cx4="http://schemas.microsoft.com/office/drawing/2016/5/10/chartex" xmlns:cx5="http://schemas.microsoft.com/office/drawing/2016/5/11/chartex" xmlns:cx6="http://schemas.microsoft.com/office/drawing/2016/5/12/chartex" xmlns:cx7="http://schemas.microsoft.com/office/drawing/2016/5/13/chartex" xmlns:cx8="http://schemas.microsoft.com/office/drawing/2016/5/14/chartex" xmlns:mc="http://schemas.openxmlformats.org/markup-compatibility/2006" xmlns:aink="http://schemas.microsoft.com/office/drawing/2016/ink" xmlns:am3d="http://schemas.microsoft.com/office/drawing/2017/model3d" xmlns:o="urn:schemas-microsoft-com:office:office" xmlns:r="http://schemas.openxmlformats.org/officeDocument/2006/relationships" xmlns:m="http://schemas.openxmlformats.org/officeDocument/2006/math" xmlns:v="urn:schemas-microsoft-com:vml" xmlns:wp14="http://schemas.microsoft.com/office/word/2010/wordprocessingDrawing" xmlns:wp="http://schemas.openxmlformats.org/drawingml/2006/wordprocessingDrawing" xmlns:w10="urn:schemas-microsoft-com:office:word" xmlns:w="http://schemas.openxmlformats.org/wordprocessingml/2006/main" xmlns:w14="http://schemas.microsoft.com/office/word/2010/wordml" xmlns:w15="http://schemas.microsoft.com/office/word/2012/wordml" xmlns:w16cex="http://schemas.microsoft.com/office/word/2018/wordml/cex" xmlns:w16cid="http://schemas.microsoft.com/office/word/2016/wordml/cid" xmlns:w16="http://schemas.microsoft.com/office/word/2018/wordml" xmlns:w16sdtdh="http://schemas.microsoft.com/office/word/2020/wordml/sdtdatahash" xmlns:w16se="http://schemas.microsoft.com/office/word/2015/wordml/symex" xmlns:wpg="http://schemas.microsoft.com/office/word/2010/wordprocessingGroup" xmlns:wpi="http://schemas.microsoft.com/office/word/2010/wordprocessingInk" xmlns:wne="http://schemas.microsoft.com/office/word/2006/wordml" xmlns:wps="http://schemas.microsoft.com/office/word/2010/wordprocessingShape" mc:Ignorable="w14 w15 w16se w16cid w16 w16cex w16sdtdh wp14">
+<w:ftr xmlns:wpc="http://schemas.microsoft.com/office/word/2010/wordprocessingCanvas" xmlns:cx="http://schemas.microsoft.com/office/drawing/2014/chartex" xmlns:cx1="http://schemas.microsoft.com/office/drawing/2015/9/8/chartex" xmlns:cx2="http://schemas.microsoft.com/office/drawing/2015/10/21/chartex" xmlns:cx3="http://schemas.microsoft.com/office/drawing/2016/5/9/chartex" xmlns:cx4="http://schemas.microsoft.com/office/drawing/2016/5/10/chartex" xmlns:cx5="http://schemas.microsoft.com/office/drawing/2016/5/11/chartex" xmlns:cx6="http://schemas.microsoft.com/office/drawing/2016/5/12/chartex" xmlns:cx7="http://schemas.microsoft.com/office/drawing/2016/5/13/chartex" xmlns:cx8="http://schemas.microsoft.com/office/drawing/2016/5/14/chartex" xmlns:mc="http://schemas.openxmlformats.org/markup-compatibility/2006" xmlns:aink="http://schemas.microsoft.com/office/drawing/2016/ink" xmlns:am3d="http://schemas.microsoft.com/office/drawing/2017/model3d" xmlns:o="urn:schemas-microsoft-com:office:office" xmlns:r="http://schemas.openxmlformats.org/officeDocument/2006/relationships" xmlns:m="http://schemas.openxmlformats.org/officeDocument/2006/math" xmlns:v="urn:schemas-microsoft-com:vml" xmlns:wp14="http://schemas.microsoft.com/office/word/2010/wordprocessingDrawing" xmlns:wp="http://schemas.openxmlformats.org/drawingml/2006/wordprocessingDrawing" xmlns:w10="urn:schemas-microsoft-com:office:word" xmlns:w="http://schemas.openxmlformats.org/wordprocessingml/2006/main" xmlns:w14="http://schemas.microsoft.com/office/word/2010/wordml" xmlns:w15="http://schemas.microsoft.com/office/word/2012/wordml" xmlns:w16cid="http://schemas.microsoft.com/office/word/2016/wordml/cid" xmlns:w16se="http://schemas.microsoft.com/office/word/2015/wordml/symex" xmlns:wpg="http://schemas.microsoft.com/office/word/2010/wordprocessingGroup" xmlns:wpi="http://schemas.microsoft.com/office/word/2010/wordprocessingInk" xmlns:wne="http://schemas.microsoft.com/office/word/2006/wordml" xmlns:wps="http://schemas.microsoft.com/office/word/2010/wordprocessingShape" mc:Ignorable="w14 w15 w16se w16cid wp14">
   <w:p>
     <w:pPr>
-      <w:pStyle w:val="Footer"/>
+      <w:pStyle w:val="af4"/>
     </w:pPr>
   </w:p>
 </w:ftr>
 </file>
 
 <file path=word/footer2.xml><?xml version="1.0" encoding="utf-8"?>
-<w:ftr xmlns:wpc="http://schemas.microsoft.com/office/word/2010/wordprocessingCanvas" xmlns:cx="http://schemas.microsoft.com/office/drawing/2014/chartex" xmlns:cx1="http://schemas.microsoft.com/office/drawing/2015/9/8/chartex" xmlns:cx2="http://schemas.microsoft.com/office/drawing/2015/10/21/chartex" xmlns:cx3="http://schemas.microsoft.com/office/drawing/2016/5/9/chartex" xmlns:cx4="http://schemas.microsoft.com/office/drawing/2016/5/10/chartex" xmlns:cx5="http://schemas.microsoft.com/office/drawing/2016/5/11/chartex" xmlns:cx6="http://schemas.microsoft.com/office/drawing/2016/5/12/chartex" xmlns:cx7="http://schemas.microsoft.com/office/drawing/2016/5/13/chartex" xmlns:cx8="http://schemas.microsoft.com/office/drawing/2016/5/14/chartex" xmlns:mc="http://schemas.openxmlformats.org/markup-compatibility/2006" xmlns:aink="http://schemas.microsoft.com/office/drawing/2016/ink" xmlns:am3d="http://schemas.microsoft.com/office/drawing/2017/model3d" xmlns:o="urn:schemas-microsoft-com:office:office" xmlns:r="http://schemas.openxmlformats.org/officeDocument/2006/relationships" xmlns:m="http://schemas.openxmlformats.org/officeDocument/2006/math" xmlns:v="urn:schemas-microsoft-com:vml" xmlns:wp14="http://schemas.microsoft.com/office/word/2010/wordprocessingDrawing" xmlns:wp="http://schemas.openxmlformats.org/drawingml/2006/wordprocessingDrawing" xmlns:w10="urn:schemas-microsoft-com:office:word" xmlns:w="http://schemas.openxmlformats.org/wordprocessingml/2006/main" xmlns:w14="http://schemas.microsoft.com/office/word/2010/wordml" xmlns:w15="http://schemas.microsoft.com/office/word/2012/wordml" xmlns:w16cex="http://schemas.microsoft.com/office/word/2018/wordml/cex" xmlns:w16cid="http://schemas.microsoft.com/office/word/2016/wordml/cid" xmlns:w16="http://schemas.microsoft.com/office/word/2018/wordml" xmlns:w16sdtdh="http://schemas.microsoft.com/office/word/2020/wordml/sdtdatahash" xmlns:w16se="http://schemas.microsoft.com/office/word/2015/wordml/symex" xmlns:wpg="http://schemas.microsoft.com/office/word/2010/wordprocessingGroup" xmlns:wpi="http://schemas.microsoft.com/office/word/2010/wordprocessingInk" xmlns:wne="http://schemas.microsoft.com/office/word/2006/wordml" xmlns:wps="http://schemas.microsoft.com/office/word/2010/wordprocessingShape" mc:Ignorable="w14 w15 w16se w16cid w16 w16cex w16sdtdh wp14">
+<w:ftr xmlns:wpc="http://schemas.microsoft.com/office/word/2010/wordprocessingCanvas" xmlns:cx="http://schemas.microsoft.com/office/drawing/2014/chartex" xmlns:cx1="http://schemas.microsoft.com/office/drawing/2015/9/8/chartex" xmlns:cx2="http://schemas.microsoft.com/office/drawing/2015/10/21/chartex" xmlns:cx3="http://schemas.microsoft.com/office/drawing/2016/5/9/chartex" xmlns:cx4="http://schemas.microsoft.com/office/drawing/2016/5/10/chartex" xmlns:cx5="http://schemas.microsoft.com/office/drawing/2016/5/11/chartex" xmlns:cx6="http://schemas.microsoft.com/office/drawing/2016/5/12/chartex" xmlns:cx7="http://schemas.microsoft.com/office/drawing/2016/5/13/chartex" xmlns:cx8="http://schemas.microsoft.com/office/drawing/2016/5/14/chartex" xmlns:mc="http://schemas.openxmlformats.org/markup-compatibility/2006" xmlns:aink="http://schemas.microsoft.com/office/drawing/2016/ink" xmlns:am3d="http://schemas.microsoft.com/office/drawing/2017/model3d" xmlns:o="urn:schemas-microsoft-com:office:office" xmlns:r="http://schemas.openxmlformats.org/officeDocument/2006/relationships" xmlns:m="http://schemas.openxmlformats.org/officeDocument/2006/math" xmlns:v="urn:schemas-microsoft-com:vml" xmlns:wp14="http://schemas.microsoft.com/office/word/2010/wordprocessingDrawing" xmlns:wp="http://schemas.openxmlformats.org/drawingml/2006/wordprocessingDrawing" xmlns:w10="urn:schemas-microsoft-com:office:word" xmlns:w="http://schemas.openxmlformats.org/wordprocessingml/2006/main" xmlns:w14="http://schemas.microsoft.com/office/word/2010/wordml" xmlns:w15="http://schemas.microsoft.com/office/word/2012/wordml" xmlns:w16cid="http://schemas.microsoft.com/office/word/2016/wordml/cid" xmlns:w16se="http://schemas.microsoft.com/office/word/2015/wordml/symex" xmlns:wpg="http://schemas.microsoft.com/office/word/2010/wordprocessingGroup" xmlns:wpi="http://schemas.microsoft.com/office/word/2010/wordprocessingInk" xmlns:wne="http://schemas.microsoft.com/office/word/2006/wordml" xmlns:wps="http://schemas.microsoft.com/office/word/2010/wordprocessingShape" mc:Ignorable="w14 w15 w16se w16cid wp14">
   <w:p>
     <w:pPr>
-      <w:pStyle w:val="Footer"/>
+      <w:pStyle w:val="af4"/>
     </w:pPr>
   </w:p>
 </w:ftr>
 </file>
 
 <file path=word/footer3.xml><?xml version="1.0" encoding="utf-8"?>
-<w:ftr xmlns:wpc="http://schemas.microsoft.com/office/word/2010/wordprocessingCanvas" xmlns:cx="http://schemas.microsoft.com/office/drawing/2014/chartex" xmlns:cx1="http://schemas.microsoft.com/office/drawing/2015/9/8/chartex" xmlns:cx2="http://schemas.microsoft.com/office/drawing/2015/10/21/chartex" xmlns:cx3="http://schemas.microsoft.com/office/drawing/2016/5/9/chartex" xmlns:cx4="http://schemas.microsoft.com/office/drawing/2016/5/10/chartex" xmlns:cx5="http://schemas.microsoft.com/office/drawing/2016/5/11/chartex" xmlns:cx6="http://schemas.microsoft.com/office/drawing/2016/5/12/chartex" xmlns:cx7="http://schemas.microsoft.com/office/drawing/2016/5/13/chartex" xmlns:cx8="http://schemas.microsoft.com/office/drawing/2016/5/14/chartex" xmlns:mc="http://schemas.openxmlformats.org/markup-compatibility/2006" xmlns:aink="http://schemas.microsoft.com/office/drawing/2016/ink" xmlns:am3d="http://schemas.microsoft.com/office/drawing/2017/model3d" xmlns:o="urn:schemas-microsoft-com:office:office" xmlns:r="http://schemas.openxmlformats.org/officeDocument/2006/relationships" xmlns:m="http://schemas.openxmlformats.org/officeDocument/2006/math" xmlns:v="urn:schemas-microsoft-com:vml" xmlns:wp14="http://schemas.microsoft.com/office/word/2010/wordprocessingDrawing" xmlns:wp="http://schemas.openxmlformats.org/drawingml/2006/wordprocessingDrawing" xmlns:w10="urn:schemas-microsoft-com:office:word" xmlns:w="http://schemas.openxmlformats.org/wordprocessingml/2006/main" xmlns:w14="http://schemas.microsoft.com/office/word/2010/wordml" xmlns:w15="http://schemas.microsoft.com/office/word/2012/wordml" xmlns:w16cex="http://schemas.microsoft.com/office/word/2018/wordml/cex" xmlns:w16cid="http://schemas.microsoft.com/office/word/2016/wordml/cid" xmlns:w16="http://schemas.microsoft.com/office/word/2018/wordml" xmlns:w16sdtdh="http://schemas.microsoft.com/office/word/2020/wordml/sdtdatahash" xmlns:w16se="http://schemas.microsoft.com/office/word/2015/wordml/symex" xmlns:wpg="http://schemas.microsoft.com/office/word/2010/wordprocessingGroup" xmlns:wpi="http://schemas.microsoft.com/office/word/2010/wordprocessingInk" xmlns:wne="http://schemas.microsoft.com/office/word/2006/wordml" xmlns:wps="http://schemas.microsoft.com/office/word/2010/wordprocessingShape" mc:Ignorable="w14 w15 w16se w16cid w16 w16cex w16sdtdh wp14">
+<w:ftr xmlns:wpc="http://schemas.microsoft.com/office/word/2010/wordprocessingCanvas" xmlns:cx="http://schemas.microsoft.com/office/drawing/2014/chartex" xmlns:cx1="http://schemas.microsoft.com/office/drawing/2015/9/8/chartex" xmlns:cx2="http://schemas.microsoft.com/office/drawing/2015/10/21/chartex" xmlns:cx3="http://schemas.microsoft.com/office/drawing/2016/5/9/chartex" xmlns:cx4="http://schemas.microsoft.com/office/drawing/2016/5/10/chartex" xmlns:cx5="http://schemas.microsoft.com/office/drawing/2016/5/11/chartex" xmlns:cx6="http://schemas.microsoft.com/office/drawing/2016/5/12/chartex" xmlns:cx7="http://schemas.microsoft.com/office/drawing/2016/5/13/chartex" xmlns:cx8="http://schemas.microsoft.com/office/drawing/2016/5/14/chartex" xmlns:mc="http://schemas.openxmlformats.org/markup-compatibility/2006" xmlns:aink="http://schemas.microsoft.com/office/drawing/2016/ink" xmlns:am3d="http://schemas.microsoft.com/office/drawing/2017/model3d" xmlns:o="urn:schemas-microsoft-com:office:office" xmlns:r="http://schemas.openxmlformats.org/officeDocument/2006/relationships" xmlns:m="http://schemas.openxmlformats.org/officeDocument/2006/math" xmlns:v="urn:schemas-microsoft-com:vml" xmlns:wp14="http://schemas.microsoft.com/office/word/2010/wordprocessingDrawing" xmlns:wp="http://schemas.openxmlformats.org/drawingml/2006/wordprocessingDrawing" xmlns:w10="urn:schemas-microsoft-com:office:word" xmlns:w="http://schemas.openxmlformats.org/wordprocessingml/2006/main" xmlns:w14="http://schemas.microsoft.com/office/word/2010/wordml" xmlns:w15="http://schemas.microsoft.com/office/word/2012/wordml" xmlns:w16cid="http://schemas.microsoft.com/office/word/2016/wordml/cid" xmlns:w16se="http://schemas.microsoft.com/office/word/2015/wordml/symex" xmlns:wpg="http://schemas.microsoft.com/office/word/2010/wordprocessingGroup" xmlns:wpi="http://schemas.microsoft.com/office/word/2010/wordprocessingInk" xmlns:wne="http://schemas.microsoft.com/office/word/2006/wordml" xmlns:wps="http://schemas.microsoft.com/office/word/2010/wordprocessingShape" mc:Ignorable="w14 w15 w16se w16cid wp14">
   <w:p>
     <w:pPr>
-      <w:pStyle w:val="Footer"/>
+      <w:pStyle w:val="af4"/>
     </w:pPr>
   </w:p>
 </w:ftr>
 </file>
 
 <file path=word/footnotes.xml><?xml version="1.0" encoding="utf-8"?>
-<w:footnotes xmlns:wpc="http://schemas.microsoft.com/office/word/2010/wordprocessingCanvas" xmlns:cx="http://schemas.microsoft.com/office/drawing/2014/chartex" xmlns:cx1="http://schemas.microsoft.com/office/drawing/2015/9/8/chartex" xmlns:cx2="http://schemas.microsoft.com/office/drawing/2015/10/21/chartex" xmlns:cx3="http://schemas.microsoft.com/office/drawing/2016/5/9/chartex" xmlns:cx4="http://schemas.microsoft.com/office/drawing/2016/5/10/chartex" xmlns:cx5="http://schemas.microsoft.com/office/drawing/2016/5/11/chartex" xmlns:cx6="http://schemas.microsoft.com/office/drawing/2016/5/12/chartex" xmlns:cx7="http://schemas.microsoft.com/office/drawing/2016/5/13/chartex" xmlns:cx8="http://schemas.microsoft.com/office/drawing/2016/5/14/chartex" xmlns:mc="http://schemas.openxmlformats.org/markup-compatibility/2006" xmlns:aink="http://schemas.microsoft.com/office/drawing/2016/ink" xmlns:am3d="http://schemas.microsoft.com/office/drawing/2017/model3d" xmlns:o="urn:schemas-microsoft-com:office:office" xmlns:r="http://schemas.openxmlformats.org/officeDocument/2006/relationships" xmlns:m="http://schemas.openxmlformats.org/officeDocument/2006/math" xmlns:v="urn:schemas-microsoft-com:vml" xmlns:wp14="http://schemas.microsoft.com/office/word/2010/wordprocessingDrawing" xmlns:wp="http://schemas.openxmlformats.org/drawingml/2006/wordprocessingDrawing" xmlns:w10="urn:schemas-microsoft-com:office:word" xmlns:w="http://schemas.openxmlformats.org/wordprocessingml/2006/main" xmlns:w14="http://schemas.microsoft.com/office/word/2010/wordml" xmlns:w15="http://schemas.microsoft.com/office/word/2012/wordml" xmlns:w16cex="http://schemas.microsoft.com/office/word/2018/wordml/cex" xmlns:w16cid="http://schemas.microsoft.com/office/word/2016/wordml/cid" xmlns:w16="http://schemas.microsoft.com/office/word/2018/wordml" xmlns:w16sdtdh="http://schemas.microsoft.com/office/word/2020/wordml/sdtdatahash" xmlns:w16se="http://schemas.microsoft.com/office/word/2015/wordml/symex" xmlns:wpg="http://schemas.microsoft.com/office/word/2010/wordprocessingGroup" xmlns:wpi="http://schemas.microsoft.com/office/word/2010/wordprocessingInk" xmlns:wne="http://schemas.microsoft.com/office/word/2006/wordml" xmlns:wps="http://schemas.microsoft.com/office/word/2010/wordprocessingShape" mc:Ignorable="w14 w15 w16se w16cid w16 w16cex w16sdtdh wp14">
+<w:footnotes xmlns:wpc="http://schemas.microsoft.com/office/word/2010/wordprocessingCanvas" xmlns:cx="http://schemas.microsoft.com/office/drawing/2014/chartex" xmlns:cx1="http://schemas.microsoft.com/office/drawing/2015/9/8/chartex" xmlns:cx2="http://schemas.microsoft.com/office/drawing/2015/10/21/chartex" xmlns:cx3="http://schemas.microsoft.com/office/drawing/2016/5/9/chartex" xmlns:cx4="http://schemas.microsoft.com/office/drawing/2016/5/10/chartex" xmlns:cx5="http://schemas.microsoft.com/office/drawing/2016/5/11/chartex" xmlns:cx6="http://schemas.microsoft.com/office/drawing/2016/5/12/chartex" xmlns:cx7="http://schemas.microsoft.com/office/drawing/2016/5/13/chartex" xmlns:cx8="http://schemas.microsoft.com/office/drawing/2016/5/14/chartex" xmlns:mc="http://schemas.openxmlformats.org/markup-compatibility/2006" xmlns:aink="http://schemas.microsoft.com/office/drawing/2016/ink" xmlns:am3d="http://schemas.microsoft.com/office/drawing/2017/model3d" xmlns:o="urn:schemas-microsoft-com:office:office" xmlns:r="http://schemas.openxmlformats.org/officeDocument/2006/relationships" xmlns:m="http://schemas.openxmlformats.org/officeDocument/2006/math" xmlns:v="urn:schemas-microsoft-com:vml" xmlns:wp14="http://schemas.microsoft.com/office/word/2010/wordprocessingDrawing" xmlns:wp="http://schemas.openxmlformats.org/drawingml/2006/wordprocessingDrawing" xmlns:w10="urn:schemas-microsoft-com:office:word" xmlns:w="http://schemas.openxmlformats.org/wordprocessingml/2006/main" xmlns:w14="http://schemas.microsoft.com/office/word/2010/wordml" xmlns:w15="http://schemas.microsoft.com/office/word/2012/wordml" xmlns:w16cid="http://schemas.microsoft.com/office/word/2016/wordml/cid" xmlns:w16se="http://schemas.microsoft.com/office/word/2015/wordml/symex" xmlns:wpg="http://schemas.microsoft.com/office/word/2010/wordprocessingGroup" xmlns:wpi="http://schemas.microsoft.com/office/word/2010/wordprocessingInk" xmlns:wne="http://schemas.microsoft.com/office/word/2006/wordml" xmlns:wps="http://schemas.microsoft.com/office/word/2010/wordprocessingShape" mc:Ignorable="w14 w15 w16se w16cid wp14">
   <w:footnote w:type="separator" w:id="-1">
     <w:p>
       <w:pPr>
@@ -11671,10 +11967,10 @@
 </file>
 
 <file path=word/header1.xml><?xml version="1.0" encoding="utf-8"?>
-<w:hdr xmlns:wpc="http://schemas.microsoft.com/office/word/2010/wordprocessingCanvas" xmlns:cx="http://schemas.microsoft.com/office/drawing/2014/chartex" xmlns:cx1="http://schemas.microsoft.com/office/drawing/2015/9/8/chartex" xmlns:cx2="http://schemas.microsoft.com/office/drawing/2015/10/21/chartex" xmlns:cx3="http://schemas.microsoft.com/office/drawing/2016/5/9/chartex" xmlns:cx4="http://schemas.microsoft.com/office/drawing/2016/5/10/chartex" xmlns:cx5="http://schemas.microsoft.com/office/drawing/2016/5/11/chartex" xmlns:cx6="http://schemas.microsoft.com/office/drawing/2016/5/12/chartex" xmlns:cx7="http://schemas.microsoft.com/office/drawing/2016/5/13/chartex" xmlns:cx8="http://schemas.microsoft.com/office/drawing/2016/5/14/chartex" xmlns:mc="http://schemas.openxmlformats.org/markup-compatibility/2006" xmlns:aink="http://schemas.microsoft.com/office/drawing/2016/ink" xmlns:am3d="http://schemas.microsoft.com/office/drawing/2017/model3d" xmlns:o="urn:schemas-microsoft-com:office:office" xmlns:r="http://schemas.openxmlformats.org/officeDocument/2006/relationships" xmlns:m="http://schemas.openxmlformats.org/officeDocument/2006/math" xmlns:v="urn:schemas-microsoft-com:vml" xmlns:wp14="http://schemas.microsoft.com/office/word/2010/wordprocessingDrawing" xmlns:wp="http://schemas.openxmlformats.org/drawingml/2006/wordprocessingDrawing" xmlns:w10="urn:schemas-microsoft-com:office:word" xmlns:w="http://schemas.openxmlformats.org/wordprocessingml/2006/main" xmlns:w14="http://schemas.microsoft.com/office/word/2010/wordml" xmlns:w15="http://schemas.microsoft.com/office/word/2012/wordml" xmlns:w16cex="http://schemas.microsoft.com/office/word/2018/wordml/cex" xmlns:w16cid="http://schemas.microsoft.com/office/word/2016/wordml/cid" xmlns:w16="http://schemas.microsoft.com/office/word/2018/wordml" xmlns:w16sdtdh="http://schemas.microsoft.com/office/word/2020/wordml/sdtdatahash" xmlns:w16se="http://schemas.microsoft.com/office/word/2015/wordml/symex" xmlns:wpg="http://schemas.microsoft.com/office/word/2010/wordprocessingGroup" xmlns:wpi="http://schemas.microsoft.com/office/word/2010/wordprocessingInk" xmlns:wne="http://schemas.microsoft.com/office/word/2006/wordml" xmlns:wps="http://schemas.microsoft.com/office/word/2010/wordprocessingShape" mc:Ignorable="w14 w15 w16se w16cid w16 w16cex w16sdtdh wp14">
+<w:hdr xmlns:wpc="http://schemas.microsoft.com/office/word/2010/wordprocessingCanvas" xmlns:cx="http://schemas.microsoft.com/office/drawing/2014/chartex" xmlns:cx1="http://schemas.microsoft.com/office/drawing/2015/9/8/chartex" xmlns:cx2="http://schemas.microsoft.com/office/drawing/2015/10/21/chartex" xmlns:cx3="http://schemas.microsoft.com/office/drawing/2016/5/9/chartex" xmlns:cx4="http://schemas.microsoft.com/office/drawing/2016/5/10/chartex" xmlns:cx5="http://schemas.microsoft.com/office/drawing/2016/5/11/chartex" xmlns:cx6="http://schemas.microsoft.com/office/drawing/2016/5/12/chartex" xmlns:cx7="http://schemas.microsoft.com/office/drawing/2016/5/13/chartex" xmlns:cx8="http://schemas.microsoft.com/office/drawing/2016/5/14/chartex" xmlns:mc="http://schemas.openxmlformats.org/markup-compatibility/2006" xmlns:aink="http://schemas.microsoft.com/office/drawing/2016/ink" xmlns:am3d="http://schemas.microsoft.com/office/drawing/2017/model3d" xmlns:o="urn:schemas-microsoft-com:office:office" xmlns:r="http://schemas.openxmlformats.org/officeDocument/2006/relationships" xmlns:m="http://schemas.openxmlformats.org/officeDocument/2006/math" xmlns:v="urn:schemas-microsoft-com:vml" xmlns:wp14="http://schemas.microsoft.com/office/word/2010/wordprocessingDrawing" xmlns:wp="http://schemas.openxmlformats.org/drawingml/2006/wordprocessingDrawing" xmlns:w10="urn:schemas-microsoft-com:office:word" xmlns:w="http://schemas.openxmlformats.org/wordprocessingml/2006/main" xmlns:w14="http://schemas.microsoft.com/office/word/2010/wordml" xmlns:w15="http://schemas.microsoft.com/office/word/2012/wordml" xmlns:w16cid="http://schemas.microsoft.com/office/word/2016/wordml/cid" xmlns:w16se="http://schemas.microsoft.com/office/word/2015/wordml/symex" xmlns:wpg="http://schemas.microsoft.com/office/word/2010/wordprocessingGroup" xmlns:wpi="http://schemas.microsoft.com/office/word/2010/wordprocessingInk" xmlns:wne="http://schemas.microsoft.com/office/word/2006/wordml" xmlns:wps="http://schemas.microsoft.com/office/word/2010/wordprocessingShape" mc:Ignorable="w14 w15 w16se w16cid wp14">
   <w:p>
     <w:pPr>
-      <w:pStyle w:val="Header"/>
+      <w:pStyle w:val="af2"/>
     </w:pPr>
     <w:r>
       <w:rPr>
@@ -11742,7 +12038,7 @@
             </wp:anchor>
           </w:drawing>
         </mc:Choice>
-        <mc:Fallback>
+        <mc:Fallback xmlns:w16sdtdh="http://schemas.microsoft.com/office/word/2020/wordml/sdtdatahash" xmlns:w16="http://schemas.microsoft.com/office/word/2018/wordml" xmlns:w16cex="http://schemas.microsoft.com/office/word/2018/wordml/cex">
           <w:pict>
             <v:rect w14:anchorId="16CE1B03" id="Прямоугольник 1715" o:spid="_x0000_s1026" style="position:absolute;margin-left:69pt;margin-top:41.25pt;width:481.5pt;height:761.25pt;z-index:251659264;visibility:visible;mso-wrap-style:square;mso-width-percent:0;mso-height-percent:0;mso-wrap-distance-left:9pt;mso-wrap-distance-top:0;mso-wrap-distance-right:9pt;mso-wrap-distance-bottom:0;mso-position-horizontal:absolute;mso-position-horizontal-relative:page;mso-position-vertical:absolute;mso-position-vertical-relative:page;mso-width-percent:0;mso-height-percent:0;mso-width-relative:page;mso-height-relative:page;v-text-anchor:top" o:gfxdata="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" filled="f" strokeweight="2pt">
               <w10:wrap anchorx="page" anchory="page"/>
@@ -11756,20 +12052,20 @@
 </file>
 
 <file path=word/header2.xml><?xml version="1.0" encoding="utf-8"?>
-<w:hdr xmlns:wpc="http://schemas.microsoft.com/office/word/2010/wordprocessingCanvas" xmlns:cx="http://schemas.microsoft.com/office/drawing/2014/chartex" xmlns:cx1="http://schemas.microsoft.com/office/drawing/2015/9/8/chartex" xmlns:cx2="http://schemas.microsoft.com/office/drawing/2015/10/21/chartex" xmlns:cx3="http://schemas.microsoft.com/office/drawing/2016/5/9/chartex" xmlns:cx4="http://schemas.microsoft.com/office/drawing/2016/5/10/chartex" xmlns:cx5="http://schemas.microsoft.com/office/drawing/2016/5/11/chartex" xmlns:cx6="http://schemas.microsoft.com/office/drawing/2016/5/12/chartex" xmlns:cx7="http://schemas.microsoft.com/office/drawing/2016/5/13/chartex" xmlns:cx8="http://schemas.microsoft.com/office/drawing/2016/5/14/chartex" xmlns:mc="http://schemas.openxmlformats.org/markup-compatibility/2006" xmlns:aink="http://schemas.microsoft.com/office/drawing/2016/ink" xmlns:am3d="http://schemas.microsoft.com/office/drawing/2017/model3d" xmlns:o="urn:schemas-microsoft-com:office:office" xmlns:r="http://schemas.openxmlformats.org/officeDocument/2006/relationships" xmlns:m="http://schemas.openxmlformats.org/officeDocument/2006/math" xmlns:v="urn:schemas-microsoft-com:vml" xmlns:wp14="http://schemas.microsoft.com/office/word/2010/wordprocessingDrawing" xmlns:wp="http://schemas.openxmlformats.org/drawingml/2006/wordprocessingDrawing" xmlns:w10="urn:schemas-microsoft-com:office:word" xmlns:w="http://schemas.openxmlformats.org/wordprocessingml/2006/main" xmlns:w14="http://schemas.microsoft.com/office/word/2010/wordml" xmlns:w15="http://schemas.microsoft.com/office/word/2012/wordml" xmlns:w16cex="http://schemas.microsoft.com/office/word/2018/wordml/cex" xmlns:w16cid="http://schemas.microsoft.com/office/word/2016/wordml/cid" xmlns:w16="http://schemas.microsoft.com/office/word/2018/wordml" xmlns:w16sdtdh="http://schemas.microsoft.com/office/word/2020/wordml/sdtdatahash" xmlns:w16se="http://schemas.microsoft.com/office/word/2015/wordml/symex" xmlns:wpg="http://schemas.microsoft.com/office/word/2010/wordprocessingGroup" xmlns:wpi="http://schemas.microsoft.com/office/word/2010/wordprocessingInk" xmlns:wne="http://schemas.microsoft.com/office/word/2006/wordml" xmlns:wps="http://schemas.microsoft.com/office/word/2010/wordprocessingShape" mc:Ignorable="w14 w15 w16se w16cid w16 w16cex w16sdtdh wp14">
+<w:hdr xmlns:wpc="http://schemas.microsoft.com/office/word/2010/wordprocessingCanvas" xmlns:cx="http://schemas.microsoft.com/office/drawing/2014/chartex" xmlns:cx1="http://schemas.microsoft.com/office/drawing/2015/9/8/chartex" xmlns:cx2="http://schemas.microsoft.com/office/drawing/2015/10/21/chartex" xmlns:cx3="http://schemas.microsoft.com/office/drawing/2016/5/9/chartex" xmlns:cx4="http://schemas.microsoft.com/office/drawing/2016/5/10/chartex" xmlns:cx5="http://schemas.microsoft.com/office/drawing/2016/5/11/chartex" xmlns:cx6="http://schemas.microsoft.com/office/drawing/2016/5/12/chartex" xmlns:cx7="http://schemas.microsoft.com/office/drawing/2016/5/13/chartex" xmlns:cx8="http://schemas.microsoft.com/office/drawing/2016/5/14/chartex" xmlns:mc="http://schemas.openxmlformats.org/markup-compatibility/2006" xmlns:aink="http://schemas.microsoft.com/office/drawing/2016/ink" xmlns:am3d="http://schemas.microsoft.com/office/drawing/2017/model3d" xmlns:o="urn:schemas-microsoft-com:office:office" xmlns:r="http://schemas.openxmlformats.org/officeDocument/2006/relationships" xmlns:m="http://schemas.openxmlformats.org/officeDocument/2006/math" xmlns:v="urn:schemas-microsoft-com:vml" xmlns:wp14="http://schemas.microsoft.com/office/word/2010/wordprocessingDrawing" xmlns:wp="http://schemas.openxmlformats.org/drawingml/2006/wordprocessingDrawing" xmlns:w10="urn:schemas-microsoft-com:office:word" xmlns:w="http://schemas.openxmlformats.org/wordprocessingml/2006/main" xmlns:w14="http://schemas.microsoft.com/office/word/2010/wordml" xmlns:w15="http://schemas.microsoft.com/office/word/2012/wordml" xmlns:w16cid="http://schemas.microsoft.com/office/word/2016/wordml/cid" xmlns:w16se="http://schemas.microsoft.com/office/word/2015/wordml/symex" xmlns:wpg="http://schemas.microsoft.com/office/word/2010/wordprocessingGroup" xmlns:wpi="http://schemas.microsoft.com/office/word/2010/wordprocessingInk" xmlns:wne="http://schemas.microsoft.com/office/word/2006/wordml" xmlns:wps="http://schemas.microsoft.com/office/word/2010/wordprocessingShape" mc:Ignorable="w14 w15 w16se w16cid wp14">
   <w:p>
     <w:pPr>
-      <w:pStyle w:val="Header"/>
+      <w:pStyle w:val="af2"/>
     </w:pPr>
   </w:p>
 </w:hdr>
 </file>
 
 <file path=word/header3.xml><?xml version="1.0" encoding="utf-8"?>
-<w:hdr xmlns:wpc="http://schemas.microsoft.com/office/word/2010/wordprocessingCanvas" xmlns:cx="http://schemas.microsoft.com/office/drawing/2014/chartex" xmlns:cx1="http://schemas.microsoft.com/office/drawing/2015/9/8/chartex" xmlns:cx2="http://schemas.microsoft.com/office/drawing/2015/10/21/chartex" xmlns:cx3="http://schemas.microsoft.com/office/drawing/2016/5/9/chartex" xmlns:cx4="http://schemas.microsoft.com/office/drawing/2016/5/10/chartex" xmlns:cx5="http://schemas.microsoft.com/office/drawing/2016/5/11/chartex" xmlns:cx6="http://schemas.microsoft.com/office/drawing/2016/5/12/chartex" xmlns:cx7="http://schemas.microsoft.com/office/drawing/2016/5/13/chartex" xmlns:cx8="http://schemas.microsoft.com/office/drawing/2016/5/14/chartex" xmlns:mc="http://schemas.openxmlformats.org/markup-compatibility/2006" xmlns:aink="http://schemas.microsoft.com/office/drawing/2016/ink" xmlns:am3d="http://schemas.microsoft.com/office/drawing/2017/model3d" xmlns:o="urn:schemas-microsoft-com:office:office" xmlns:r="http://schemas.openxmlformats.org/officeDocument/2006/relationships" xmlns:m="http://schemas.openxmlformats.org/officeDocument/2006/math" xmlns:v="urn:schemas-microsoft-com:vml" xmlns:wp14="http://schemas.microsoft.com/office/word/2010/wordprocessingDrawing" xmlns:wp="http://schemas.openxmlformats.org/drawingml/2006/wordprocessingDrawing" xmlns:w10="urn:schemas-microsoft-com:office:word" xmlns:w="http://schemas.openxmlformats.org/wordprocessingml/2006/main" xmlns:w14="http://schemas.microsoft.com/office/word/2010/wordml" xmlns:w15="http://schemas.microsoft.com/office/word/2012/wordml" xmlns:w16cex="http://schemas.microsoft.com/office/word/2018/wordml/cex" xmlns:w16cid="http://schemas.microsoft.com/office/word/2016/wordml/cid" xmlns:w16="http://schemas.microsoft.com/office/word/2018/wordml" xmlns:w16sdtdh="http://schemas.microsoft.com/office/word/2020/wordml/sdtdatahash" xmlns:w16se="http://schemas.microsoft.com/office/word/2015/wordml/symex" xmlns:wpg="http://schemas.microsoft.com/office/word/2010/wordprocessingGroup" xmlns:wpi="http://schemas.microsoft.com/office/word/2010/wordprocessingInk" xmlns:wne="http://schemas.microsoft.com/office/word/2006/wordml" xmlns:wps="http://schemas.microsoft.com/office/word/2010/wordprocessingShape" mc:Ignorable="w14 w15 w16se w16cid w16 w16cex w16sdtdh wp14">
+<w:hdr xmlns:wpc="http://schemas.microsoft.com/office/word/2010/wordprocessingCanvas" xmlns:cx="http://schemas.microsoft.com/office/drawing/2014/chartex" xmlns:cx1="http://schemas.microsoft.com/office/drawing/2015/9/8/chartex" xmlns:cx2="http://schemas.microsoft.com/office/drawing/2015/10/21/chartex" xmlns:cx3="http://schemas.microsoft.com/office/drawing/2016/5/9/chartex" xmlns:cx4="http://schemas.microsoft.com/office/drawing/2016/5/10/chartex" xmlns:cx5="http://schemas.microsoft.com/office/drawing/2016/5/11/chartex" xmlns:cx6="http://schemas.microsoft.com/office/drawing/2016/5/12/chartex" xmlns:cx7="http://schemas.microsoft.com/office/drawing/2016/5/13/chartex" xmlns:cx8="http://schemas.microsoft.com/office/drawing/2016/5/14/chartex" xmlns:mc="http://schemas.openxmlformats.org/markup-compatibility/2006" xmlns:aink="http://schemas.microsoft.com/office/drawing/2016/ink" xmlns:am3d="http://schemas.microsoft.com/office/drawing/2017/model3d" xmlns:o="urn:schemas-microsoft-com:office:office" xmlns:r="http://schemas.openxmlformats.org/officeDocument/2006/relationships" xmlns:m="http://schemas.openxmlformats.org/officeDocument/2006/math" xmlns:v="urn:schemas-microsoft-com:vml" xmlns:wp14="http://schemas.microsoft.com/office/word/2010/wordprocessingDrawing" xmlns:wp="http://schemas.openxmlformats.org/drawingml/2006/wordprocessingDrawing" xmlns:w10="urn:schemas-microsoft-com:office:word" xmlns:w="http://schemas.openxmlformats.org/wordprocessingml/2006/main" xmlns:w14="http://schemas.microsoft.com/office/word/2010/wordml" xmlns:w15="http://schemas.microsoft.com/office/word/2012/wordml" xmlns:w16cid="http://schemas.microsoft.com/office/word/2016/wordml/cid" xmlns:w16se="http://schemas.microsoft.com/office/word/2015/wordml/symex" xmlns:wpg="http://schemas.microsoft.com/office/word/2010/wordprocessingGroup" xmlns:wpi="http://schemas.microsoft.com/office/word/2010/wordprocessingInk" xmlns:wne="http://schemas.microsoft.com/office/word/2006/wordml" xmlns:wps="http://schemas.microsoft.com/office/word/2010/wordprocessingShape" mc:Ignorable="w14 w15 w16se w16cid wp14">
   <w:p>
     <w:pPr>
-      <w:pStyle w:val="Header"/>
+      <w:pStyle w:val="af2"/>
       <w:tabs>
         <w:tab w:val="clear" w:pos="9355"/>
         <w:tab w:val="right" w:pos="9071"/>
@@ -12038,14 +12334,7 @@
                                           <w:rFonts w:ascii="ISOCPEUR" w:hAnsi="ISOCPEUR"/>
                                           <w:noProof/>
                                         </w:rPr>
-                                        <w:t>2</w:t>
-                                      </w:r>
-                                      <w:r>
-                                        <w:rPr>
-                                          <w:rFonts w:ascii="ISOCPEUR" w:hAnsi="ISOCPEUR"/>
-                                          <w:noProof/>
-                                        </w:rPr>
-                                        <w:t>0</w:t>
+                                        <w:t>20</w:t>
                                       </w:r>
                                       <w:r>
                                         <w:rPr>
@@ -12137,7 +12426,7 @@
                                       <w:txbxContent>
                                         <w:p>
                                           <w:pPr>
-                                            <w:pStyle w:val="a"/>
+                                            <w:pStyle w:val="afa"/>
                                             <w:jc w:val="center"/>
                                             <w:rPr>
                                               <w:rFonts w:asciiTheme="majorHAnsi" w:hAnsiTheme="majorHAnsi" w:cstheme="majorHAnsi"/>
@@ -12234,7 +12523,7 @@
                                         </w:p>
                                         <w:p>
                                           <w:pPr>
-                                            <w:pStyle w:val="a"/>
+                                            <w:pStyle w:val="afa"/>
                                             <w:jc w:val="center"/>
                                             <w:rPr>
                                               <w:rFonts w:asciiTheme="majorHAnsi" w:hAnsiTheme="majorHAnsi" w:cstheme="majorHAnsi"/>
@@ -12285,7 +12574,7 @@
                                         <w:txbxContent>
                                           <w:p>
                                             <w:pPr>
-                                              <w:pStyle w:val="a"/>
+                                              <w:pStyle w:val="afa"/>
                                               <w:jc w:val="center"/>
                                               <w:rPr>
                                                 <w:i w:val="0"/>
@@ -12294,6 +12583,15 @@
                                                 <w:lang w:val="ru-RU"/>
                                               </w:rPr>
                                             </w:pPr>
+                                            <w:r>
+                                              <w:rPr>
+                                                <w:i w:val="0"/>
+                                                <w:sz w:val="24"/>
+                                                <w:szCs w:val="24"/>
+                                                <w:lang w:val="ru-RU"/>
+                                              </w:rPr>
+                                              <w:t>43</w:t>
+                                            </w:r>
                                           </w:p>
                                         </w:txbxContent>
                                       </wps:txbx>
@@ -12335,7 +12633,7 @@
                                           <w:txbxContent>
                                             <w:p>
                                               <w:pPr>
-                                                <w:pStyle w:val="a"/>
+                                                <w:pStyle w:val="afa"/>
                                                 <w:jc w:val="center"/>
                                                 <w:rPr>
                                                   <w:i w:val="0"/>
@@ -12410,7 +12708,7 @@
                                             <w:txbxContent>
                                               <w:p>
                                                 <w:pPr>
-                                                  <w:pStyle w:val="a"/>
+                                                  <w:pStyle w:val="afa"/>
                                                   <w:jc w:val="center"/>
                                                   <w:rPr>
                                                     <w:sz w:val="16"/>
@@ -12478,7 +12776,7 @@
                                                 <w:txbxContent>
                                                   <w:p>
                                                     <w:pPr>
-                                                      <w:pStyle w:val="a"/>
+                                                      <w:pStyle w:val="afa"/>
                                                       <w:rPr>
                                                         <w:i w:val="0"/>
                                                         <w:sz w:val="16"/>
@@ -12620,7 +12918,7 @@
                                                     <w:txbxContent>
                                                       <w:p>
                                                         <w:pPr>
-                                                          <w:pStyle w:val="a"/>
+                                                          <w:pStyle w:val="afa"/>
                                                           <w:rPr>
                                                             <w:i w:val="0"/>
                                                             <w:sz w:val="16"/>
@@ -12696,15 +12994,7 @@
                                                             <w:sz w:val="20"/>
                                                             <w:szCs w:val="20"/>
                                                           </w:rPr>
-                                                          <w:t xml:space="preserve">Ошаров </w:t>
-                                                        </w:r>
-                                                        <w:r>
-                                                          <w:rPr>
-                                                            <w:rFonts w:ascii="ISOCPEUR" w:hAnsi="ISOCPEUR"/>
-                                                            <w:sz w:val="20"/>
-                                                            <w:szCs w:val="20"/>
-                                                          </w:rPr>
-                                                          <w:t>Ю.О</w:t>
+                                                          <w:t>Ошаров Ю.О</w:t>
                                                         </w:r>
                                                       </w:p>
                                                     </w:txbxContent>
@@ -12748,7 +13038,7 @@
                                                     <w:txbxContent>
                                                       <w:p>
                                                         <w:pPr>
-                                                          <w:pStyle w:val="a"/>
+                                                          <w:pStyle w:val="afa"/>
                                                           <w:jc w:val="center"/>
                                                           <w:rPr>
                                                             <w:i w:val="0"/>
@@ -12805,7 +13095,7 @@
                                                       <w:txbxContent>
                                                         <w:p>
                                                           <w:pPr>
-                                                            <w:pStyle w:val="a"/>
+                                                            <w:pStyle w:val="afa"/>
                                                             <w:jc w:val="center"/>
                                                             <w:rPr>
                                                               <w:i w:val="0"/>
@@ -12864,7 +13154,7 @@
                                                         <w:txbxContent>
                                                           <w:p>
                                                             <w:pPr>
-                                                              <w:pStyle w:val="a"/>
+                                                              <w:pStyle w:val="afa"/>
                                                               <w:jc w:val="center"/>
                                                               <w:rPr>
                                                                 <w:i w:val="0"/>
@@ -12921,7 +13211,7 @@
                                                           <w:txbxContent>
                                                             <w:p>
                                                               <w:pPr>
-                                                                <w:pStyle w:val="a"/>
+                                                                <w:pStyle w:val="afa"/>
                                                                 <w:jc w:val="center"/>
                                                                 <w:rPr>
                                                                   <w:i w:val="0"/>
@@ -12978,7 +13268,7 @@
                                                             <w:txbxContent>
                                                               <w:p>
                                                                 <w:pPr>
-                                                                  <w:pStyle w:val="a"/>
+                                                                  <w:pStyle w:val="afa"/>
                                                                   <w:jc w:val="center"/>
                                                                   <w:rPr>
                                                                     <w:i w:val="0"/>
@@ -13035,7 +13325,7 @@
                                                               <w:txbxContent>
                                                                 <w:p>
                                                                   <w:pPr>
-                                                                    <w:pStyle w:val="a"/>
+                                                                    <w:pStyle w:val="afa"/>
                                                                     <w:jc w:val="center"/>
                                                                     <w:rPr>
                                                                       <w:i w:val="0"/>
@@ -13337,7 +13627,7 @@
                                                                     <w:txbxContent>
                                                                       <w:p>
                                                                         <w:pPr>
-                                                                          <w:pStyle w:val="a"/>
+                                                                          <w:pStyle w:val="afa"/>
                                                                           <w:rPr>
                                                                             <w:i w:val="0"/>
                                                                             <w:sz w:val="16"/>
@@ -13413,15 +13703,7 @@
                                                                             <w:sz w:val="20"/>
                                                                             <w:szCs w:val="20"/>
                                                                           </w:rPr>
-                                                                          <w:t xml:space="preserve">Денисюк </w:t>
-                                                                        </w:r>
-                                                                        <w:r>
-                                                                          <w:rPr>
-                                                                            <w:rFonts w:asciiTheme="majorHAnsi" w:hAnsiTheme="majorHAnsi" w:cstheme="majorHAnsi"/>
-                                                                            <w:sz w:val="20"/>
-                                                                            <w:szCs w:val="20"/>
-                                                                          </w:rPr>
-                                                                          <w:t>А.В</w:t>
+                                                                          <w:t>Денисюк А.В</w:t>
                                                                         </w:r>
                                                                       </w:p>
                                                                     </w:txbxContent>
@@ -13633,7 +13915,7 @@
                                                                     <w:txbxContent>
                                                                       <w:p>
                                                                         <w:pPr>
-                                                                          <w:pStyle w:val="a"/>
+                                                                          <w:pStyle w:val="afa"/>
                                                                           <w:rPr>
                                                                             <w:i w:val="0"/>
                                                                             <w:sz w:val="16"/>
@@ -13741,7 +14023,7 @@
                                                                   <w:txbxContent>
                                                                     <w:p>
                                                                       <w:pPr>
-                                                                        <w:pStyle w:val="a"/>
+                                                                        <w:pStyle w:val="afa"/>
                                                                         <w:rPr>
                                                                           <w:rFonts w:asciiTheme="majorHAnsi" w:hAnsiTheme="majorHAnsi" w:cstheme="majorHAnsi"/>
                                                                           <w:i w:val="0"/>
@@ -13802,7 +14084,7 @@
                                                                   <w:txbxContent>
                                                                     <w:p>
                                                                       <w:pPr>
-                                                                        <w:pStyle w:val="a"/>
+                                                                        <w:pStyle w:val="afa"/>
                                                                         <w:jc w:val="center"/>
                                                                         <w:rPr>
                                                                           <w:rFonts w:asciiTheme="majorHAnsi" w:hAnsiTheme="majorHAnsi" w:cstheme="majorHAnsi"/>
@@ -13912,14 +14194,7 @@
                                     <w:rFonts w:ascii="ISOCPEUR" w:hAnsi="ISOCPEUR"/>
                                     <w:noProof/>
                                   </w:rPr>
-                                  <w:t>2</w:t>
-                                </w:r>
-                                <w:r>
-                                  <w:rPr>
-                                    <w:rFonts w:ascii="ISOCPEUR" w:hAnsi="ISOCPEUR"/>
-                                    <w:noProof/>
-                                  </w:rPr>
-                                  <w:t>0</w:t>
+                                  <w:t>20</w:t>
                                 </w:r>
                                 <w:r>
                                   <w:rPr>
@@ -13947,7 +14222,7 @@
                                 <w:txbxContent>
                                   <w:p>
                                     <w:pPr>
-                                      <w:pStyle w:val="a"/>
+                                      <w:pStyle w:val="afa"/>
                                       <w:jc w:val="center"/>
                                       <w:rPr>
                                         <w:rFonts w:asciiTheme="majorHAnsi" w:hAnsiTheme="majorHAnsi" w:cstheme="majorHAnsi"/>
@@ -14044,7 +14319,7 @@
                                   </w:p>
                                   <w:p>
                                     <w:pPr>
-                                      <w:pStyle w:val="a"/>
+                                      <w:pStyle w:val="afa"/>
                                       <w:jc w:val="center"/>
                                       <w:rPr>
                                         <w:rFonts w:asciiTheme="majorHAnsi" w:hAnsiTheme="majorHAnsi" w:cstheme="majorHAnsi"/>
@@ -14064,7 +14339,7 @@
                                   <w:txbxContent>
                                     <w:p>
                                       <w:pPr>
-                                        <w:pStyle w:val="a"/>
+                                        <w:pStyle w:val="afa"/>
                                         <w:jc w:val="center"/>
                                         <w:rPr>
                                           <w:i w:val="0"/>
@@ -14073,6 +14348,15 @@
                                           <w:lang w:val="ru-RU"/>
                                         </w:rPr>
                                       </w:pPr>
+                                      <w:r>
+                                        <w:rPr>
+                                          <w:i w:val="0"/>
+                                          <w:sz w:val="24"/>
+                                          <w:szCs w:val="24"/>
+                                          <w:lang w:val="ru-RU"/>
+                                        </w:rPr>
+                                        <w:t>43</w:t>
+                                      </w:r>
                                     </w:p>
                                   </w:txbxContent>
                                 </v:textbox>
@@ -14083,7 +14367,7 @@
                                     <w:txbxContent>
                                       <w:p>
                                         <w:pPr>
-                                          <w:pStyle w:val="a"/>
+                                          <w:pStyle w:val="afa"/>
                                           <w:jc w:val="center"/>
                                           <w:rPr>
                                             <w:i w:val="0"/>
@@ -14127,7 +14411,7 @@
                                       <w:txbxContent>
                                         <w:p>
                                           <w:pPr>
-                                            <w:pStyle w:val="a"/>
+                                            <w:pStyle w:val="afa"/>
                                             <w:jc w:val="center"/>
                                             <w:rPr>
                                               <w:sz w:val="16"/>
@@ -14154,7 +14438,7 @@
                                           <w:txbxContent>
                                             <w:p>
                                               <w:pPr>
-                                                <w:pStyle w:val="a"/>
+                                                <w:pStyle w:val="afa"/>
                                                 <w:rPr>
                                                   <w:i w:val="0"/>
                                                   <w:sz w:val="16"/>
@@ -14201,7 +14485,7 @@
                                               <w:txbxContent>
                                                 <w:p>
                                                   <w:pPr>
-                                                    <w:pStyle w:val="a"/>
+                                                    <w:pStyle w:val="afa"/>
                                                     <w:rPr>
                                                       <w:i w:val="0"/>
                                                       <w:sz w:val="16"/>
@@ -14256,15 +14540,7 @@
                                                       <w:sz w:val="20"/>
                                                       <w:szCs w:val="20"/>
                                                     </w:rPr>
-                                                    <w:t xml:space="preserve">Ошаров </w:t>
-                                                  </w:r>
-                                                  <w:r>
-                                                    <w:rPr>
-                                                      <w:rFonts w:ascii="ISOCPEUR" w:hAnsi="ISOCPEUR"/>
-                                                      <w:sz w:val="20"/>
-                                                      <w:szCs w:val="20"/>
-                                                    </w:rPr>
-                                                    <w:t>Ю.О</w:t>
+                                                    <w:t>Ошаров Ю.О</w:t>
                                                   </w:r>
                                                 </w:p>
                                               </w:txbxContent>
@@ -14277,7 +14553,7 @@
                                               <w:txbxContent>
                                                 <w:p>
                                                   <w:pPr>
-                                                    <w:pStyle w:val="a"/>
+                                                    <w:pStyle w:val="afa"/>
                                                     <w:jc w:val="center"/>
                                                     <w:rPr>
                                                       <w:i w:val="0"/>
@@ -14303,7 +14579,7 @@
                                                 <w:txbxContent>
                                                   <w:p>
                                                     <w:pPr>
-                                                      <w:pStyle w:val="a"/>
+                                                      <w:pStyle w:val="afa"/>
                                                       <w:jc w:val="center"/>
                                                       <w:rPr>
                                                         <w:i w:val="0"/>
@@ -14331,7 +14607,7 @@
                                                   <w:txbxContent>
                                                     <w:p>
                                                       <w:pPr>
-                                                        <w:pStyle w:val="a"/>
+                                                        <w:pStyle w:val="afa"/>
                                                         <w:jc w:val="center"/>
                                                         <w:rPr>
                                                           <w:i w:val="0"/>
@@ -14357,7 +14633,7 @@
                                                     <w:txbxContent>
                                                       <w:p>
                                                         <w:pPr>
-                                                          <w:pStyle w:val="a"/>
+                                                          <w:pStyle w:val="afa"/>
                                                           <w:jc w:val="center"/>
                                                           <w:rPr>
                                                             <w:i w:val="0"/>
@@ -14383,7 +14659,7 @@
                                                       <w:txbxContent>
                                                         <w:p>
                                                           <w:pPr>
-                                                            <w:pStyle w:val="a"/>
+                                                            <w:pStyle w:val="afa"/>
                                                             <w:jc w:val="center"/>
                                                             <w:rPr>
                                                               <w:i w:val="0"/>
@@ -14409,7 +14685,7 @@
                                                         <w:txbxContent>
                                                           <w:p>
                                                             <w:pPr>
-                                                              <w:pStyle w:val="a"/>
+                                                              <w:pStyle w:val="afa"/>
                                                               <w:jc w:val="center"/>
                                                               <w:rPr>
                                                                 <w:i w:val="0"/>
@@ -14446,7 +14722,7 @@
                                                               <w:txbxContent>
                                                                 <w:p>
                                                                   <w:pPr>
-                                                                    <w:pStyle w:val="a"/>
+                                                                    <w:pStyle w:val="afa"/>
                                                                     <w:rPr>
                                                                       <w:i w:val="0"/>
                                                                       <w:sz w:val="16"/>
@@ -14501,15 +14777,7 @@
                                                                       <w:sz w:val="20"/>
                                                                       <w:szCs w:val="20"/>
                                                                     </w:rPr>
-                                                                    <w:t xml:space="preserve">Денисюк </w:t>
-                                                                  </w:r>
-                                                                  <w:r>
-                                                                    <w:rPr>
-                                                                      <w:rFonts w:asciiTheme="majorHAnsi" w:hAnsiTheme="majorHAnsi" w:cstheme="majorHAnsi"/>
-                                                                      <w:sz w:val="20"/>
-                                                                      <w:szCs w:val="20"/>
-                                                                    </w:rPr>
-                                                                    <w:t>А.В</w:t>
+                                                                    <w:t>Денисюк А.В</w:t>
                                                                   </w:r>
                                                                 </w:p>
                                                               </w:txbxContent>
@@ -14529,7 +14797,7 @@
                                                               <w:txbxContent>
                                                                 <w:p>
                                                                   <w:pPr>
-                                                                    <w:pStyle w:val="a"/>
+                                                                    <w:pStyle w:val="afa"/>
                                                                     <w:rPr>
                                                                       <w:i w:val="0"/>
                                                                       <w:sz w:val="16"/>
@@ -14572,7 +14840,7 @@
                                                             <w:txbxContent>
                                                               <w:p>
                                                                 <w:pPr>
-                                                                  <w:pStyle w:val="a"/>
+                                                                  <w:pStyle w:val="afa"/>
                                                                   <w:rPr>
                                                                     <w:rFonts w:asciiTheme="majorHAnsi" w:hAnsiTheme="majorHAnsi" w:cstheme="majorHAnsi"/>
                                                                     <w:i w:val="0"/>
@@ -14612,7 +14880,7 @@
                                                             <w:txbxContent>
                                                               <w:p>
                                                                 <w:pPr>
-                                                                  <w:pStyle w:val="a"/>
+                                                                  <w:pStyle w:val="afa"/>
                                                                   <w:jc w:val="center"/>
                                                                   <w:rPr>
                                                                     <w:rFonts w:asciiTheme="majorHAnsi" w:hAnsiTheme="majorHAnsi" w:cstheme="majorHAnsi"/>
@@ -14665,10 +14933,10 @@
 </file>
 
 <file path=word/header4.xml><?xml version="1.0" encoding="utf-8"?>
-<w:hdr xmlns:wpc="http://schemas.microsoft.com/office/word/2010/wordprocessingCanvas" xmlns:cx="http://schemas.microsoft.com/office/drawing/2014/chartex" xmlns:cx1="http://schemas.microsoft.com/office/drawing/2015/9/8/chartex" xmlns:cx2="http://schemas.microsoft.com/office/drawing/2015/10/21/chartex" xmlns:cx3="http://schemas.microsoft.com/office/drawing/2016/5/9/chartex" xmlns:cx4="http://schemas.microsoft.com/office/drawing/2016/5/10/chartex" xmlns:cx5="http://schemas.microsoft.com/office/drawing/2016/5/11/chartex" xmlns:cx6="http://schemas.microsoft.com/office/drawing/2016/5/12/chartex" xmlns:cx7="http://schemas.microsoft.com/office/drawing/2016/5/13/chartex" xmlns:cx8="http://schemas.microsoft.com/office/drawing/2016/5/14/chartex" xmlns:mc="http://schemas.openxmlformats.org/markup-compatibility/2006" xmlns:aink="http://schemas.microsoft.com/office/drawing/2016/ink" xmlns:am3d="http://schemas.microsoft.com/office/drawing/2017/model3d" xmlns:o="urn:schemas-microsoft-com:office:office" xmlns:r="http://schemas.openxmlformats.org/officeDocument/2006/relationships" xmlns:m="http://schemas.openxmlformats.org/officeDocument/2006/math" xmlns:v="urn:schemas-microsoft-com:vml" xmlns:wp14="http://schemas.microsoft.com/office/word/2010/wordprocessingDrawing" xmlns:wp="http://schemas.openxmlformats.org/drawingml/2006/wordprocessingDrawing" xmlns:w10="urn:schemas-microsoft-com:office:word" xmlns:w="http://schemas.openxmlformats.org/wordprocessingml/2006/main" xmlns:w14="http://schemas.microsoft.com/office/word/2010/wordml" xmlns:w15="http://schemas.microsoft.com/office/word/2012/wordml" xmlns:w16cex="http://schemas.microsoft.com/office/word/2018/wordml/cex" xmlns:w16cid="http://schemas.microsoft.com/office/word/2016/wordml/cid" xmlns:w16="http://schemas.microsoft.com/office/word/2018/wordml" xmlns:w16sdtdh="http://schemas.microsoft.com/office/word/2020/wordml/sdtdatahash" xmlns:w16se="http://schemas.microsoft.com/office/word/2015/wordml/symex" xmlns:wpg="http://schemas.microsoft.com/office/word/2010/wordprocessingGroup" xmlns:wpi="http://schemas.microsoft.com/office/word/2010/wordprocessingInk" xmlns:wne="http://schemas.microsoft.com/office/word/2006/wordml" xmlns:wps="http://schemas.microsoft.com/office/word/2010/wordprocessingShape" mc:Ignorable="w14 w15 w16se w16cid w16 w16cex w16sdtdh wp14">
+<w:hdr xmlns:wpc="http://schemas.microsoft.com/office/word/2010/wordprocessingCanvas" xmlns:cx="http://schemas.microsoft.com/office/drawing/2014/chartex" xmlns:cx1="http://schemas.microsoft.com/office/drawing/2015/9/8/chartex" xmlns:cx2="http://schemas.microsoft.com/office/drawing/2015/10/21/chartex" xmlns:cx3="http://schemas.microsoft.com/office/drawing/2016/5/9/chartex" xmlns:cx4="http://schemas.microsoft.com/office/drawing/2016/5/10/chartex" xmlns:cx5="http://schemas.microsoft.com/office/drawing/2016/5/11/chartex" xmlns:cx6="http://schemas.microsoft.com/office/drawing/2016/5/12/chartex" xmlns:cx7="http://schemas.microsoft.com/office/drawing/2016/5/13/chartex" xmlns:cx8="http://schemas.microsoft.com/office/drawing/2016/5/14/chartex" xmlns:mc="http://schemas.openxmlformats.org/markup-compatibility/2006" xmlns:aink="http://schemas.microsoft.com/office/drawing/2016/ink" xmlns:am3d="http://schemas.microsoft.com/office/drawing/2017/model3d" xmlns:o="urn:schemas-microsoft-com:office:office" xmlns:r="http://schemas.openxmlformats.org/officeDocument/2006/relationships" xmlns:m="http://schemas.openxmlformats.org/officeDocument/2006/math" xmlns:v="urn:schemas-microsoft-com:vml" xmlns:wp14="http://schemas.microsoft.com/office/word/2010/wordprocessingDrawing" xmlns:wp="http://schemas.openxmlformats.org/drawingml/2006/wordprocessingDrawing" xmlns:w10="urn:schemas-microsoft-com:office:word" xmlns:w="http://schemas.openxmlformats.org/wordprocessingml/2006/main" xmlns:w14="http://schemas.microsoft.com/office/word/2010/wordml" xmlns:w15="http://schemas.microsoft.com/office/word/2012/wordml" xmlns:w16cid="http://schemas.microsoft.com/office/word/2016/wordml/cid" xmlns:w16se="http://schemas.microsoft.com/office/word/2015/wordml/symex" xmlns:wpg="http://schemas.microsoft.com/office/word/2010/wordprocessingGroup" xmlns:wpi="http://schemas.microsoft.com/office/word/2010/wordprocessingInk" xmlns:wne="http://schemas.microsoft.com/office/word/2006/wordml" xmlns:wps="http://schemas.microsoft.com/office/word/2010/wordprocessingShape" mc:Ignorable="w14 w15 w16se w16cid wp14">
   <w:p>
     <w:pPr>
-      <w:pStyle w:val="Header"/>
+      <w:pStyle w:val="af2"/>
     </w:pPr>
     <w:r>
       <w:rPr>
@@ -15078,7 +15346,7 @@
                                         <w:txbxContent>
                                           <w:p>
                                             <w:pPr>
-                                              <w:pStyle w:val="a"/>
+                                              <w:pStyle w:val="afa"/>
                                               <w:jc w:val="center"/>
                                               <w:rPr>
                                                 <w:i w:val="0"/>
@@ -15133,7 +15401,7 @@
                                           <w:txbxContent>
                                             <w:p>
                                               <w:pPr>
-                                                <w:pStyle w:val="a"/>
+                                                <w:pStyle w:val="afa"/>
                                                 <w:jc w:val="center"/>
                                                 <w:rPr>
                                                   <w:rFonts w:asciiTheme="majorHAnsi" w:hAnsiTheme="majorHAnsi" w:cstheme="majorHAnsi"/>
@@ -15200,7 +15468,7 @@
                                             </w:p>
                                             <w:p>
                                               <w:pPr>
-                                                <w:pStyle w:val="a"/>
+                                                <w:pStyle w:val="afa"/>
                                                 <w:jc w:val="center"/>
                                                 <w:rPr>
                                                   <w:lang w:val="ru-RU"/>
@@ -15247,7 +15515,7 @@
                                             <w:txbxContent>
                                               <w:p>
                                                 <w:pPr>
-                                                  <w:pStyle w:val="a"/>
+                                                  <w:pStyle w:val="afa"/>
                                                   <w:jc w:val="center"/>
                                                   <w:rPr>
                                                     <w:sz w:val="18"/>
@@ -15308,7 +15576,7 @@
                                               <w:txbxContent>
                                                 <w:p>
                                                   <w:pPr>
-                                                    <w:pStyle w:val="a"/>
+                                                    <w:pStyle w:val="afa"/>
                                                     <w:jc w:val="center"/>
                                                     <w:rPr>
                                                       <w:i w:val="0"/>
@@ -15378,7 +15646,7 @@
                                                   <w:txbxContent>
                                                     <w:p>
                                                       <w:pPr>
-                                                        <w:pStyle w:val="a"/>
+                                                        <w:pStyle w:val="afa"/>
                                                         <w:jc w:val="center"/>
                                                         <w:rPr>
                                                           <w:i w:val="0"/>
@@ -15435,7 +15703,7 @@
                                                     <w:txbxContent>
                                                       <w:p>
                                                         <w:pPr>
-                                                          <w:pStyle w:val="a"/>
+                                                          <w:pStyle w:val="afa"/>
                                                           <w:jc w:val="center"/>
                                                           <w:rPr>
                                                             <w:i w:val="0"/>
@@ -15493,7 +15761,7 @@
                                                       <w:txbxContent>
                                                         <w:p>
                                                           <w:pPr>
-                                                            <w:pStyle w:val="a"/>
+                                                            <w:pStyle w:val="afa"/>
                                                             <w:jc w:val="center"/>
                                                             <w:rPr>
                                                               <w:i w:val="0"/>
@@ -15651,7 +15919,7 @@
                                                 <w:txbxContent>
                                                   <w:p>
                                                     <w:pPr>
-                                                      <w:pStyle w:val="a"/>
+                                                      <w:pStyle w:val="afa"/>
                                                       <w:jc w:val="center"/>
                                                       <w:rPr>
                                                         <w:i w:val="0"/>
@@ -15725,7 +15993,7 @@
                                   <w:txbxContent>
                                     <w:p>
                                       <w:pPr>
-                                        <w:pStyle w:val="a"/>
+                                        <w:pStyle w:val="afa"/>
                                         <w:jc w:val="center"/>
                                         <w:rPr>
                                           <w:i w:val="0"/>
@@ -15749,7 +16017,7 @@
                                     <w:txbxContent>
                                       <w:p>
                                         <w:pPr>
-                                          <w:pStyle w:val="a"/>
+                                          <w:pStyle w:val="afa"/>
                                           <w:jc w:val="center"/>
                                           <w:rPr>
                                             <w:rFonts w:asciiTheme="majorHAnsi" w:hAnsiTheme="majorHAnsi" w:cstheme="majorHAnsi"/>
@@ -15816,7 +16084,7 @@
                                       </w:p>
                                       <w:p>
                                         <w:pPr>
-                                          <w:pStyle w:val="a"/>
+                                          <w:pStyle w:val="afa"/>
                                           <w:jc w:val="center"/>
                                           <w:rPr>
                                             <w:lang w:val="ru-RU"/>
@@ -15832,7 +16100,7 @@
                                       <w:txbxContent>
                                         <w:p>
                                           <w:pPr>
-                                            <w:pStyle w:val="a"/>
+                                            <w:pStyle w:val="afa"/>
                                             <w:jc w:val="center"/>
                                             <w:rPr>
                                               <w:sz w:val="18"/>
@@ -15862,7 +16130,7 @@
                                         <w:txbxContent>
                                           <w:p>
                                             <w:pPr>
-                                              <w:pStyle w:val="a"/>
+                                              <w:pStyle w:val="afa"/>
                                               <w:jc w:val="center"/>
                                               <w:rPr>
                                                 <w:i w:val="0"/>
@@ -15891,7 +16159,7 @@
                                             <w:txbxContent>
                                               <w:p>
                                                 <w:pPr>
-                                                  <w:pStyle w:val="a"/>
+                                                  <w:pStyle w:val="afa"/>
                                                   <w:jc w:val="center"/>
                                                   <w:rPr>
                                                     <w:i w:val="0"/>
@@ -15917,7 +16185,7 @@
                                               <w:txbxContent>
                                                 <w:p>
                                                   <w:pPr>
-                                                    <w:pStyle w:val="a"/>
+                                                    <w:pStyle w:val="afa"/>
                                                     <w:jc w:val="center"/>
                                                     <w:rPr>
                                                       <w:i w:val="0"/>
@@ -15944,7 +16212,7 @@
                                                 <w:txbxContent>
                                                   <w:p>
                                                     <w:pPr>
-                                                      <w:pStyle w:val="a"/>
+                                                      <w:pStyle w:val="afa"/>
                                                       <w:jc w:val="center"/>
                                                       <w:rPr>
                                                         <w:i w:val="0"/>
@@ -16020,7 +16288,7 @@
                                           <w:txbxContent>
                                             <w:p>
                                               <w:pPr>
-                                                <w:pStyle w:val="a"/>
+                                                <w:pStyle w:val="afa"/>
                                                 <w:jc w:val="center"/>
                                                 <w:rPr>
                                                   <w:i w:val="0"/>
@@ -16062,27 +16330,27 @@
 </file>
 
 <file path=word/header5.xml><?xml version="1.0" encoding="utf-8"?>
-<w:hdr xmlns:wpc="http://schemas.microsoft.com/office/word/2010/wordprocessingCanvas" xmlns:cx="http://schemas.microsoft.com/office/drawing/2014/chartex" xmlns:cx1="http://schemas.microsoft.com/office/drawing/2015/9/8/chartex" xmlns:cx2="http://schemas.microsoft.com/office/drawing/2015/10/21/chartex" xmlns:cx3="http://schemas.microsoft.com/office/drawing/2016/5/9/chartex" xmlns:cx4="http://schemas.microsoft.com/office/drawing/2016/5/10/chartex" xmlns:cx5="http://schemas.microsoft.com/office/drawing/2016/5/11/chartex" xmlns:cx6="http://schemas.microsoft.com/office/drawing/2016/5/12/chartex" xmlns:cx7="http://schemas.microsoft.com/office/drawing/2016/5/13/chartex" xmlns:cx8="http://schemas.microsoft.com/office/drawing/2016/5/14/chartex" xmlns:mc="http://schemas.openxmlformats.org/markup-compatibility/2006" xmlns:aink="http://schemas.microsoft.com/office/drawing/2016/ink" xmlns:am3d="http://schemas.microsoft.com/office/drawing/2017/model3d" xmlns:o="urn:schemas-microsoft-com:office:office" xmlns:r="http://schemas.openxmlformats.org/officeDocument/2006/relationships" xmlns:m="http://schemas.openxmlformats.org/officeDocument/2006/math" xmlns:v="urn:schemas-microsoft-com:vml" xmlns:wp14="http://schemas.microsoft.com/office/word/2010/wordprocessingDrawing" xmlns:wp="http://schemas.openxmlformats.org/drawingml/2006/wordprocessingDrawing" xmlns:w10="urn:schemas-microsoft-com:office:word" xmlns:w="http://schemas.openxmlformats.org/wordprocessingml/2006/main" xmlns:w14="http://schemas.microsoft.com/office/word/2010/wordml" xmlns:w15="http://schemas.microsoft.com/office/word/2012/wordml" xmlns:w16cex="http://schemas.microsoft.com/office/word/2018/wordml/cex" xmlns:w16cid="http://schemas.microsoft.com/office/word/2016/wordml/cid" xmlns:w16="http://schemas.microsoft.com/office/word/2018/wordml" xmlns:w16sdtdh="http://schemas.microsoft.com/office/word/2020/wordml/sdtdatahash" xmlns:w16se="http://schemas.microsoft.com/office/word/2015/wordml/symex" xmlns:wpg="http://schemas.microsoft.com/office/word/2010/wordprocessingGroup" xmlns:wpi="http://schemas.microsoft.com/office/word/2010/wordprocessingInk" xmlns:wne="http://schemas.microsoft.com/office/word/2006/wordml" xmlns:wps="http://schemas.microsoft.com/office/word/2010/wordprocessingShape" mc:Ignorable="w14 w15 w16se w16cid w16 w16cex w16sdtdh wp14">
+<w:hdr xmlns:wpc="http://schemas.microsoft.com/office/word/2010/wordprocessingCanvas" xmlns:cx="http://schemas.microsoft.com/office/drawing/2014/chartex" xmlns:cx1="http://schemas.microsoft.com/office/drawing/2015/9/8/chartex" xmlns:cx2="http://schemas.microsoft.com/office/drawing/2015/10/21/chartex" xmlns:cx3="http://schemas.microsoft.com/office/drawing/2016/5/9/chartex" xmlns:cx4="http://schemas.microsoft.com/office/drawing/2016/5/10/chartex" xmlns:cx5="http://schemas.microsoft.com/office/drawing/2016/5/11/chartex" xmlns:cx6="http://schemas.microsoft.com/office/drawing/2016/5/12/chartex" xmlns:cx7="http://schemas.microsoft.com/office/drawing/2016/5/13/chartex" xmlns:cx8="http://schemas.microsoft.com/office/drawing/2016/5/14/chartex" xmlns:mc="http://schemas.openxmlformats.org/markup-compatibility/2006" xmlns:aink="http://schemas.microsoft.com/office/drawing/2016/ink" xmlns:am3d="http://schemas.microsoft.com/office/drawing/2017/model3d" xmlns:o="urn:schemas-microsoft-com:office:office" xmlns:r="http://schemas.openxmlformats.org/officeDocument/2006/relationships" xmlns:m="http://schemas.openxmlformats.org/officeDocument/2006/math" xmlns:v="urn:schemas-microsoft-com:vml" xmlns:wp14="http://schemas.microsoft.com/office/word/2010/wordprocessingDrawing" xmlns:wp="http://schemas.openxmlformats.org/drawingml/2006/wordprocessingDrawing" xmlns:w10="urn:schemas-microsoft-com:office:word" xmlns:w="http://schemas.openxmlformats.org/wordprocessingml/2006/main" xmlns:w14="http://schemas.microsoft.com/office/word/2010/wordml" xmlns:w15="http://schemas.microsoft.com/office/word/2012/wordml" xmlns:w16cid="http://schemas.microsoft.com/office/word/2016/wordml/cid" xmlns:w16se="http://schemas.microsoft.com/office/word/2015/wordml/symex" xmlns:wpg="http://schemas.microsoft.com/office/word/2010/wordprocessingGroup" xmlns:wpi="http://schemas.microsoft.com/office/word/2010/wordprocessingInk" xmlns:wne="http://schemas.microsoft.com/office/word/2006/wordml" xmlns:wps="http://schemas.microsoft.com/office/word/2010/wordprocessingShape" mc:Ignorable="w14 w15 w16se w16cid wp14">
   <w:p>
     <w:pPr>
-      <w:pStyle w:val="Header"/>
+      <w:pStyle w:val="af2"/>
     </w:pPr>
   </w:p>
 </w:hdr>
 </file>
 
 <file path=word/header6.xml><?xml version="1.0" encoding="utf-8"?>
-<w:hdr xmlns:wpc="http://schemas.microsoft.com/office/word/2010/wordprocessingCanvas" xmlns:cx="http://schemas.microsoft.com/office/drawing/2014/chartex" xmlns:cx1="http://schemas.microsoft.com/office/drawing/2015/9/8/chartex" xmlns:cx2="http://schemas.microsoft.com/office/drawing/2015/10/21/chartex" xmlns:cx3="http://schemas.microsoft.com/office/drawing/2016/5/9/chartex" xmlns:cx4="http://schemas.microsoft.com/office/drawing/2016/5/10/chartex" xmlns:cx5="http://schemas.microsoft.com/office/drawing/2016/5/11/chartex" xmlns:cx6="http://schemas.microsoft.com/office/drawing/2016/5/12/chartex" xmlns:cx7="http://schemas.microsoft.com/office/drawing/2016/5/13/chartex" xmlns:cx8="http://schemas.microsoft.com/office/drawing/2016/5/14/chartex" xmlns:mc="http://schemas.openxmlformats.org/markup-compatibility/2006" xmlns:aink="http://schemas.microsoft.com/office/drawing/2016/ink" xmlns:am3d="http://schemas.microsoft.com/office/drawing/2017/model3d" xmlns:o="urn:schemas-microsoft-com:office:office" xmlns:r="http://schemas.openxmlformats.org/officeDocument/2006/relationships" xmlns:m="http://schemas.openxmlformats.org/officeDocument/2006/math" xmlns:v="urn:schemas-microsoft-com:vml" xmlns:wp14="http://schemas.microsoft.com/office/word/2010/wordprocessingDrawing" xmlns:wp="http://schemas.openxmlformats.org/drawingml/2006/wordprocessingDrawing" xmlns:w10="urn:schemas-microsoft-com:office:word" xmlns:w="http://schemas.openxmlformats.org/wordprocessingml/2006/main" xmlns:w14="http://schemas.microsoft.com/office/word/2010/wordml" xmlns:w15="http://schemas.microsoft.com/office/word/2012/wordml" xmlns:w16cex="http://schemas.microsoft.com/office/word/2018/wordml/cex" xmlns:w16cid="http://schemas.microsoft.com/office/word/2016/wordml/cid" xmlns:w16="http://schemas.microsoft.com/office/word/2018/wordml" xmlns:w16sdtdh="http://schemas.microsoft.com/office/word/2020/wordml/sdtdatahash" xmlns:w16se="http://schemas.microsoft.com/office/word/2015/wordml/symex" xmlns:wpg="http://schemas.microsoft.com/office/word/2010/wordprocessingGroup" xmlns:wpi="http://schemas.microsoft.com/office/word/2010/wordprocessingInk" xmlns:wne="http://schemas.microsoft.com/office/word/2006/wordml" xmlns:wps="http://schemas.microsoft.com/office/word/2010/wordprocessingShape" mc:Ignorable="w14 w15 w16se w16cid w16 w16cex w16sdtdh wp14">
+<w:hdr xmlns:wpc="http://schemas.microsoft.com/office/word/2010/wordprocessingCanvas" xmlns:cx="http://schemas.microsoft.com/office/drawing/2014/chartex" xmlns:cx1="http://schemas.microsoft.com/office/drawing/2015/9/8/chartex" xmlns:cx2="http://schemas.microsoft.com/office/drawing/2015/10/21/chartex" xmlns:cx3="http://schemas.microsoft.com/office/drawing/2016/5/9/chartex" xmlns:cx4="http://schemas.microsoft.com/office/drawing/2016/5/10/chartex" xmlns:cx5="http://schemas.microsoft.com/office/drawing/2016/5/11/chartex" xmlns:cx6="http://schemas.microsoft.com/office/drawing/2016/5/12/chartex" xmlns:cx7="http://schemas.microsoft.com/office/drawing/2016/5/13/chartex" xmlns:cx8="http://schemas.microsoft.com/office/drawing/2016/5/14/chartex" xmlns:mc="http://schemas.openxmlformats.org/markup-compatibility/2006" xmlns:aink="http://schemas.microsoft.com/office/drawing/2016/ink" xmlns:am3d="http://schemas.microsoft.com/office/drawing/2017/model3d" xmlns:o="urn:schemas-microsoft-com:office:office" xmlns:r="http://schemas.openxmlformats.org/officeDocument/2006/relationships" xmlns:m="http://schemas.openxmlformats.org/officeDocument/2006/math" xmlns:v="urn:schemas-microsoft-com:vml" xmlns:wp14="http://schemas.microsoft.com/office/word/2010/wordprocessingDrawing" xmlns:wp="http://schemas.openxmlformats.org/drawingml/2006/wordprocessingDrawing" xmlns:w10="urn:schemas-microsoft-com:office:word" xmlns:w="http://schemas.openxmlformats.org/wordprocessingml/2006/main" xmlns:w14="http://schemas.microsoft.com/office/word/2010/wordml" xmlns:w15="http://schemas.microsoft.com/office/word/2012/wordml" xmlns:w16cid="http://schemas.microsoft.com/office/word/2016/wordml/cid" xmlns:w16se="http://schemas.microsoft.com/office/word/2015/wordml/symex" xmlns:wpg="http://schemas.microsoft.com/office/word/2010/wordprocessingGroup" xmlns:wpi="http://schemas.microsoft.com/office/word/2010/wordprocessingInk" xmlns:wne="http://schemas.microsoft.com/office/word/2006/wordml" xmlns:wps="http://schemas.microsoft.com/office/word/2010/wordprocessingShape" mc:Ignorable="w14 w15 w16se w16cid wp14">
   <w:p>
     <w:pPr>
-      <w:pStyle w:val="Header"/>
+      <w:pStyle w:val="af2"/>
     </w:pPr>
   </w:p>
 </w:hdr>
 </file>
 
 <file path=word/numbering.xml><?xml version="1.0" encoding="utf-8"?>
-<w:numbering xmlns:wpc="http://schemas.microsoft.com/office/word/2010/wordprocessingCanvas" xmlns:cx="http://schemas.microsoft.com/office/drawing/2014/chartex" xmlns:cx1="http://schemas.microsoft.com/office/drawing/2015/9/8/chartex" xmlns:cx2="http://schemas.microsoft.com/office/drawing/2015/10/21/chartex" xmlns:cx3="http://schemas.microsoft.com/office/drawing/2016/5/9/chartex" xmlns:cx4="http://schemas.microsoft.com/office/drawing/2016/5/10/chartex" xmlns:cx5="http://schemas.microsoft.com/office/drawing/2016/5/11/chartex" xmlns:cx6="http://schemas.microsoft.com/office/drawing/2016/5/12/chartex" xmlns:cx7="http://schemas.microsoft.com/office/drawing/2016/5/13/chartex" xmlns:cx8="http://schemas.microsoft.com/office/drawing/2016/5/14/chartex" xmlns:mc="http://schemas.openxmlformats.org/markup-compatibility/2006" xmlns:aink="http://schemas.microsoft.com/office/drawing/2016/ink" xmlns:am3d="http://schemas.microsoft.com/office/drawing/2017/model3d" xmlns:o="urn:schemas-microsoft-com:office:office" xmlns:r="http://schemas.openxmlformats.org/officeDocument/2006/relationships" xmlns:m="http://schemas.openxmlformats.org/officeDocument/2006/math" xmlns:v="urn:schemas-microsoft-com:vml" xmlns:wp14="http://schemas.microsoft.com/office/word/2010/wordprocessingDrawing" xmlns:wp="http://schemas.openxmlformats.org/drawingml/2006/wordprocessingDrawing" xmlns:w10="urn:schemas-microsoft-com:office:word" xmlns:w="http://schemas.openxmlformats.org/wordprocessingml/2006/main" xmlns:w14="http://schemas.microsoft.com/office/word/2010/wordml" xmlns:w15="http://schemas.microsoft.com/office/word/2012/wordml" xmlns:w16cex="http://schemas.microsoft.com/office/word/2018/wordml/cex" xmlns:w16cid="http://schemas.microsoft.com/office/word/2016/wordml/cid" xmlns:w16="http://schemas.microsoft.com/office/word/2018/wordml" xmlns:w16sdtdh="http://schemas.microsoft.com/office/word/2020/wordml/sdtdatahash" xmlns:w16se="http://schemas.microsoft.com/office/word/2015/wordml/symex" xmlns:wpg="http://schemas.microsoft.com/office/word/2010/wordprocessingGroup" xmlns:wpi="http://schemas.microsoft.com/office/word/2010/wordprocessingInk" xmlns:wne="http://schemas.microsoft.com/office/word/2006/wordml" xmlns:wps="http://schemas.microsoft.com/office/word/2010/wordprocessingShape" mc:Ignorable="w14 w15 w16se w16cid w16 w16cex w16sdtdh wp14">
+<w:numbering xmlns:wpc="http://schemas.microsoft.com/office/word/2010/wordprocessingCanvas" xmlns:cx="http://schemas.microsoft.com/office/drawing/2014/chartex" xmlns:cx1="http://schemas.microsoft.com/office/drawing/2015/9/8/chartex" xmlns:cx2="http://schemas.microsoft.com/office/drawing/2015/10/21/chartex" xmlns:cx3="http://schemas.microsoft.com/office/drawing/2016/5/9/chartex" xmlns:cx4="http://schemas.microsoft.com/office/drawing/2016/5/10/chartex" xmlns:cx5="http://schemas.microsoft.com/office/drawing/2016/5/11/chartex" xmlns:cx6="http://schemas.microsoft.com/office/drawing/2016/5/12/chartex" xmlns:cx7="http://schemas.microsoft.com/office/drawing/2016/5/13/chartex" xmlns:cx8="http://schemas.microsoft.com/office/drawing/2016/5/14/chartex" xmlns:mc="http://schemas.openxmlformats.org/markup-compatibility/2006" xmlns:aink="http://schemas.microsoft.com/office/drawing/2016/ink" xmlns:am3d="http://schemas.microsoft.com/office/drawing/2017/model3d" xmlns:o="urn:schemas-microsoft-com:office:office" xmlns:r="http://schemas.openxmlformats.org/officeDocument/2006/relationships" xmlns:m="http://schemas.openxmlformats.org/officeDocument/2006/math" xmlns:v="urn:schemas-microsoft-com:vml" xmlns:wp14="http://schemas.microsoft.com/office/word/2010/wordprocessingDrawing" xmlns:wp="http://schemas.openxmlformats.org/drawingml/2006/wordprocessingDrawing" xmlns:w10="urn:schemas-microsoft-com:office:word" xmlns:w="http://schemas.openxmlformats.org/wordprocessingml/2006/main" xmlns:w14="http://schemas.microsoft.com/office/word/2010/wordml" xmlns:w15="http://schemas.microsoft.com/office/word/2012/wordml" xmlns:w16cid="http://schemas.microsoft.com/office/word/2016/wordml/cid" xmlns:w16se="http://schemas.microsoft.com/office/word/2015/wordml/symex" xmlns:wpg="http://schemas.microsoft.com/office/word/2010/wordprocessingGroup" xmlns:wpi="http://schemas.microsoft.com/office/word/2010/wordprocessingInk" xmlns:wne="http://schemas.microsoft.com/office/word/2006/wordml" xmlns:wps="http://schemas.microsoft.com/office/word/2010/wordprocessingShape" mc:Ignorable="w14 w15 w16se w16cid wp14">
   <w:abstractNum w:abstractNumId="0" w15:restartNumberingAfterBreak="0">
     <w:nsid w:val="00CC3636"/>
     <w:multiLevelType w:val="multilevel"/>
@@ -19222,6 +19490,119 @@
     </w:lvl>
   </w:abstractNum>
   <w:abstractNum w:abstractNumId="24" w15:restartNumberingAfterBreak="0">
+    <w:nsid w:val="59E742F2"/>
+    <w:multiLevelType w:val="hybridMultilevel"/>
+    <w:tmpl w:val="0C660B6E"/>
+    <w:lvl w:ilvl="0" w:tplc="04E2CC8A">
+      <w:start w:val="1"/>
+      <w:numFmt w:val="bullet"/>
+      <w:lvlText w:val=""/>
+      <w:lvlJc w:val="left"/>
+      <w:pPr>
+        <w:ind w:left="720" w:hanging="360"/>
+      </w:pPr>
+      <w:rPr>
+        <w:rFonts w:ascii="Symbol" w:hAnsi="Symbol" w:hint="default"/>
+      </w:rPr>
+    </w:lvl>
+    <w:lvl w:ilvl="1" w:tplc="04190003" w:tentative="1">
+      <w:start w:val="1"/>
+      <w:numFmt w:val="bullet"/>
+      <w:lvlText w:val="o"/>
+      <w:lvlJc w:val="left"/>
+      <w:pPr>
+        <w:ind w:left="1440" w:hanging="360"/>
+      </w:pPr>
+      <w:rPr>
+        <w:rFonts w:ascii="Courier New" w:hAnsi="Courier New" w:cs="Courier New" w:hint="default"/>
+      </w:rPr>
+    </w:lvl>
+    <w:lvl w:ilvl="2" w:tplc="04190005" w:tentative="1">
+      <w:start w:val="1"/>
+      <w:numFmt w:val="bullet"/>
+      <w:lvlText w:val=""/>
+      <w:lvlJc w:val="left"/>
+      <w:pPr>
+        <w:ind w:left="2160" w:hanging="360"/>
+      </w:pPr>
+      <w:rPr>
+        <w:rFonts w:ascii="Wingdings" w:hAnsi="Wingdings" w:hint="default"/>
+      </w:rPr>
+    </w:lvl>
+    <w:lvl w:ilvl="3" w:tplc="04190001" w:tentative="1">
+      <w:start w:val="1"/>
+      <w:numFmt w:val="bullet"/>
+      <w:lvlText w:val=""/>
+      <w:lvlJc w:val="left"/>
+      <w:pPr>
+        <w:ind w:left="2880" w:hanging="360"/>
+      </w:pPr>
+      <w:rPr>
+        <w:rFonts w:ascii="Symbol" w:hAnsi="Symbol" w:hint="default"/>
+      </w:rPr>
+    </w:lvl>
+    <w:lvl w:ilvl="4" w:tplc="04190003" w:tentative="1">
+      <w:start w:val="1"/>
+      <w:numFmt w:val="bullet"/>
+      <w:lvlText w:val="o"/>
+      <w:lvlJc w:val="left"/>
+      <w:pPr>
+        <w:ind w:left="3600" w:hanging="360"/>
+      </w:pPr>
+      <w:rPr>
+        <w:rFonts w:ascii="Courier New" w:hAnsi="Courier New" w:cs="Courier New" w:hint="default"/>
+      </w:rPr>
+    </w:lvl>
+    <w:lvl w:ilvl="5" w:tplc="04190005" w:tentative="1">
+      <w:start w:val="1"/>
+      <w:numFmt w:val="bullet"/>
+      <w:lvlText w:val=""/>
+      <w:lvlJc w:val="left"/>
+      <w:pPr>
+        <w:ind w:left="4320" w:hanging="360"/>
+      </w:pPr>
+      <w:rPr>
+        <w:rFonts w:ascii="Wingdings" w:hAnsi="Wingdings" w:hint="default"/>
+      </w:rPr>
+    </w:lvl>
+    <w:lvl w:ilvl="6" w:tplc="04190001" w:tentative="1">
+      <w:start w:val="1"/>
+      <w:numFmt w:val="bullet"/>
+      <w:lvlText w:val=""/>
+      <w:lvlJc w:val="left"/>
+      <w:pPr>
+        <w:ind w:left="5040" w:hanging="360"/>
+      </w:pPr>
+      <w:rPr>
+        <w:rFonts w:ascii="Symbol" w:hAnsi="Symbol" w:hint="default"/>
+      </w:rPr>
+    </w:lvl>
+    <w:lvl w:ilvl="7" w:tplc="04190003" w:tentative="1">
+      <w:start w:val="1"/>
+      <w:numFmt w:val="bullet"/>
+      <w:lvlText w:val="o"/>
+      <w:lvlJc w:val="left"/>
+      <w:pPr>
+        <w:ind w:left="5760" w:hanging="360"/>
+      </w:pPr>
+      <w:rPr>
+        <w:rFonts w:ascii="Courier New" w:hAnsi="Courier New" w:cs="Courier New" w:hint="default"/>
+      </w:rPr>
+    </w:lvl>
+    <w:lvl w:ilvl="8" w:tplc="04190005" w:tentative="1">
+      <w:start w:val="1"/>
+      <w:numFmt w:val="bullet"/>
+      <w:lvlText w:val=""/>
+      <w:lvlJc w:val="left"/>
+      <w:pPr>
+        <w:ind w:left="6480" w:hanging="360"/>
+      </w:pPr>
+      <w:rPr>
+        <w:rFonts w:ascii="Wingdings" w:hAnsi="Wingdings" w:hint="default"/>
+      </w:rPr>
+    </w:lvl>
+  </w:abstractNum>
+  <w:abstractNum w:abstractNumId="25" w15:restartNumberingAfterBreak="0">
     <w:nsid w:val="60B54EC1"/>
     <w:multiLevelType w:val="hybridMultilevel"/>
     <w:tmpl w:val="FDD0CDB0"/>
@@ -19334,7 +19715,7 @@
       </w:rPr>
     </w:lvl>
   </w:abstractNum>
-  <w:abstractNum w:abstractNumId="25" w15:restartNumberingAfterBreak="0">
+  <w:abstractNum w:abstractNumId="26" w15:restartNumberingAfterBreak="0">
     <w:nsid w:val="67E51A2B"/>
     <w:multiLevelType w:val="hybridMultilevel"/>
     <w:tmpl w:val="423687D6"/>
@@ -19447,7 +19828,7 @@
       </w:rPr>
     </w:lvl>
   </w:abstractNum>
-  <w:abstractNum w:abstractNumId="26" w15:restartNumberingAfterBreak="0">
+  <w:abstractNum w:abstractNumId="27" w15:restartNumberingAfterBreak="0">
     <w:nsid w:val="69C60CF7"/>
     <w:multiLevelType w:val="multilevel"/>
     <w:tmpl w:val="3B9E7B6C"/>
@@ -19563,7 +19944,7 @@
       </w:pPr>
     </w:lvl>
   </w:abstractNum>
-  <w:abstractNum w:abstractNumId="27" w15:restartNumberingAfterBreak="0">
+  <w:abstractNum w:abstractNumId="28" w15:restartNumberingAfterBreak="0">
     <w:nsid w:val="69CA475F"/>
     <w:multiLevelType w:val="multilevel"/>
     <w:tmpl w:val="74626980"/>
@@ -19712,7 +20093,156 @@
       </w:rPr>
     </w:lvl>
   </w:abstractNum>
-  <w:abstractNum w:abstractNumId="28" w15:restartNumberingAfterBreak="0">
+  <w:abstractNum w:abstractNumId="29" w15:restartNumberingAfterBreak="0">
+    <w:nsid w:val="6CE7343A"/>
+    <w:multiLevelType w:val="multilevel"/>
+    <w:tmpl w:val="936E57E0"/>
+    <w:lvl w:ilvl="0">
+      <w:start w:val="1"/>
+      <w:numFmt w:val="bullet"/>
+      <w:lvlText w:val=""/>
+      <w:lvlJc w:val="left"/>
+      <w:pPr>
+        <w:tabs>
+          <w:tab w:val="num" w:pos="720"/>
+        </w:tabs>
+        <w:ind w:left="720" w:hanging="360"/>
+      </w:pPr>
+      <w:rPr>
+        <w:rFonts w:ascii="Symbol" w:hAnsi="Symbol" w:hint="default"/>
+        <w:sz w:val="20"/>
+      </w:rPr>
+    </w:lvl>
+    <w:lvl w:ilvl="1" w:tentative="1">
+      <w:start w:val="1"/>
+      <w:numFmt w:val="bullet"/>
+      <w:lvlText w:val="o"/>
+      <w:lvlJc w:val="left"/>
+      <w:pPr>
+        <w:tabs>
+          <w:tab w:val="num" w:pos="1440"/>
+        </w:tabs>
+        <w:ind w:left="1440" w:hanging="360"/>
+      </w:pPr>
+      <w:rPr>
+        <w:rFonts w:ascii="Courier New" w:hAnsi="Courier New" w:hint="default"/>
+        <w:sz w:val="20"/>
+      </w:rPr>
+    </w:lvl>
+    <w:lvl w:ilvl="2" w:tentative="1">
+      <w:start w:val="1"/>
+      <w:numFmt w:val="bullet"/>
+      <w:lvlText w:val=""/>
+      <w:lvlJc w:val="left"/>
+      <w:pPr>
+        <w:tabs>
+          <w:tab w:val="num" w:pos="2160"/>
+        </w:tabs>
+        <w:ind w:left="2160" w:hanging="360"/>
+      </w:pPr>
+      <w:rPr>
+        <w:rFonts w:ascii="Wingdings" w:hAnsi="Wingdings" w:hint="default"/>
+        <w:sz w:val="20"/>
+      </w:rPr>
+    </w:lvl>
+    <w:lvl w:ilvl="3" w:tentative="1">
+      <w:start w:val="1"/>
+      <w:numFmt w:val="bullet"/>
+      <w:lvlText w:val=""/>
+      <w:lvlJc w:val="left"/>
+      <w:pPr>
+        <w:tabs>
+          <w:tab w:val="num" w:pos="2880"/>
+        </w:tabs>
+        <w:ind w:left="2880" w:hanging="360"/>
+      </w:pPr>
+      <w:rPr>
+        <w:rFonts w:ascii="Wingdings" w:hAnsi="Wingdings" w:hint="default"/>
+        <w:sz w:val="20"/>
+      </w:rPr>
+    </w:lvl>
+    <w:lvl w:ilvl="4" w:tentative="1">
+      <w:start w:val="1"/>
+      <w:numFmt w:val="bullet"/>
+      <w:lvlText w:val=""/>
+      <w:lvlJc w:val="left"/>
+      <w:pPr>
+        <w:tabs>
+          <w:tab w:val="num" w:pos="3600"/>
+        </w:tabs>
+        <w:ind w:left="3600" w:hanging="360"/>
+      </w:pPr>
+      <w:rPr>
+        <w:rFonts w:ascii="Wingdings" w:hAnsi="Wingdings" w:hint="default"/>
+        <w:sz w:val="20"/>
+      </w:rPr>
+    </w:lvl>
+    <w:lvl w:ilvl="5" w:tentative="1">
+      <w:start w:val="1"/>
+      <w:numFmt w:val="bullet"/>
+      <w:lvlText w:val=""/>
+      <w:lvlJc w:val="left"/>
+      <w:pPr>
+        <w:tabs>
+          <w:tab w:val="num" w:pos="4320"/>
+        </w:tabs>
+        <w:ind w:left="4320" w:hanging="360"/>
+      </w:pPr>
+      <w:rPr>
+        <w:rFonts w:ascii="Wingdings" w:hAnsi="Wingdings" w:hint="default"/>
+        <w:sz w:val="20"/>
+      </w:rPr>
+    </w:lvl>
+    <w:lvl w:ilvl="6" w:tentative="1">
+      <w:start w:val="1"/>
+      <w:numFmt w:val="bullet"/>
+      <w:lvlText w:val=""/>
+      <w:lvlJc w:val="left"/>
+      <w:pPr>
+        <w:tabs>
+          <w:tab w:val="num" w:pos="5040"/>
+        </w:tabs>
+        <w:ind w:left="5040" w:hanging="360"/>
+      </w:pPr>
+      <w:rPr>
+        <w:rFonts w:ascii="Wingdings" w:hAnsi="Wingdings" w:hint="default"/>
+        <w:sz w:val="20"/>
+      </w:rPr>
+    </w:lvl>
+    <w:lvl w:ilvl="7" w:tentative="1">
+      <w:start w:val="1"/>
+      <w:numFmt w:val="bullet"/>
+      <w:lvlText w:val=""/>
+      <w:lvlJc w:val="left"/>
+      <w:pPr>
+        <w:tabs>
+          <w:tab w:val="num" w:pos="5760"/>
+        </w:tabs>
+        <w:ind w:left="5760" w:hanging="360"/>
+      </w:pPr>
+      <w:rPr>
+        <w:rFonts w:ascii="Wingdings" w:hAnsi="Wingdings" w:hint="default"/>
+        <w:sz w:val="20"/>
+      </w:rPr>
+    </w:lvl>
+    <w:lvl w:ilvl="8" w:tentative="1">
+      <w:start w:val="1"/>
+      <w:numFmt w:val="bullet"/>
+      <w:lvlText w:val=""/>
+      <w:lvlJc w:val="left"/>
+      <w:pPr>
+        <w:tabs>
+          <w:tab w:val="num" w:pos="6480"/>
+        </w:tabs>
+        <w:ind w:left="6480" w:hanging="360"/>
+      </w:pPr>
+      <w:rPr>
+        <w:rFonts w:ascii="Wingdings" w:hAnsi="Wingdings" w:hint="default"/>
+        <w:sz w:val="20"/>
+      </w:rPr>
+    </w:lvl>
+  </w:abstractNum>
+  <w:abstractNum w:abstractNumId="30" w15:restartNumberingAfterBreak="0">
     <w:nsid w:val="6E6855F2"/>
     <w:multiLevelType w:val="hybridMultilevel"/>
     <w:tmpl w:val="E6BAF5D6"/>
@@ -19825,7 +20355,7 @@
       </w:rPr>
     </w:lvl>
   </w:abstractNum>
-  <w:abstractNum w:abstractNumId="29" w15:restartNumberingAfterBreak="0">
+  <w:abstractNum w:abstractNumId="31" w15:restartNumberingAfterBreak="0">
     <w:nsid w:val="708C7CF6"/>
     <w:multiLevelType w:val="hybridMultilevel"/>
     <w:tmpl w:val="5ED0EF66"/>
@@ -19938,7 +20468,7 @@
       </w:rPr>
     </w:lvl>
   </w:abstractNum>
-  <w:abstractNum w:abstractNumId="30" w15:restartNumberingAfterBreak="0">
+  <w:abstractNum w:abstractNumId="32" w15:restartNumberingAfterBreak="0">
     <w:nsid w:val="746A5362"/>
     <w:multiLevelType w:val="hybridMultilevel"/>
     <w:tmpl w:val="3A70471C"/>
@@ -20051,7 +20581,7 @@
       </w:rPr>
     </w:lvl>
   </w:abstractNum>
-  <w:abstractNum w:abstractNumId="31" w15:restartNumberingAfterBreak="0">
+  <w:abstractNum w:abstractNumId="33" w15:restartNumberingAfterBreak="0">
     <w:nsid w:val="749F48FC"/>
     <w:multiLevelType w:val="hybridMultilevel"/>
     <w:tmpl w:val="5B5C6E8C"/>
@@ -20164,7 +20694,7 @@
       </w:rPr>
     </w:lvl>
   </w:abstractNum>
-  <w:abstractNum w:abstractNumId="32" w15:restartNumberingAfterBreak="0">
+  <w:abstractNum w:abstractNumId="34" w15:restartNumberingAfterBreak="0">
     <w:nsid w:val="74BF1B6A"/>
     <w:multiLevelType w:val="multilevel"/>
     <w:tmpl w:val="FC7CEB62"/>
@@ -20313,7 +20843,7 @@
       </w:rPr>
     </w:lvl>
   </w:abstractNum>
-  <w:abstractNum w:abstractNumId="33" w15:restartNumberingAfterBreak="0">
+  <w:abstractNum w:abstractNumId="35" w15:restartNumberingAfterBreak="0">
     <w:nsid w:val="794772A1"/>
     <w:multiLevelType w:val="multilevel"/>
     <w:tmpl w:val="3B9E7B6C"/>
@@ -20429,7 +20959,7 @@
       </w:pPr>
     </w:lvl>
   </w:abstractNum>
-  <w:abstractNum w:abstractNumId="34" w15:restartNumberingAfterBreak="0">
+  <w:abstractNum w:abstractNumId="36" w15:restartNumberingAfterBreak="0">
     <w:nsid w:val="7B751108"/>
     <w:multiLevelType w:val="multilevel"/>
     <w:tmpl w:val="4128FFC4"/>
@@ -20578,7 +21108,7 @@
       </w:rPr>
     </w:lvl>
   </w:abstractNum>
-  <w:abstractNum w:abstractNumId="35" w15:restartNumberingAfterBreak="0">
+  <w:abstractNum w:abstractNumId="37" w15:restartNumberingAfterBreak="0">
     <w:nsid w:val="7DAA42B7"/>
     <w:multiLevelType w:val="multilevel"/>
     <w:tmpl w:val="3B9E7B6C"/>
@@ -20695,13 +21225,13 @@
     </w:lvl>
   </w:abstractNum>
   <w:num w:numId="1">
-    <w:abstractNumId w:val="28"/>
+    <w:abstractNumId w:val="30"/>
   </w:num>
   <w:num w:numId="2">
     <w:abstractNumId w:val="12"/>
   </w:num>
   <w:num w:numId="3">
-    <w:abstractNumId w:val="27"/>
+    <w:abstractNumId w:val="28"/>
   </w:num>
   <w:num w:numId="4">
     <w:abstractNumId w:val="16"/>
@@ -20716,31 +21246,31 @@
     <w:abstractNumId w:val="14"/>
   </w:num>
   <w:num w:numId="8">
-    <w:abstractNumId w:val="34"/>
+    <w:abstractNumId w:val="36"/>
   </w:num>
   <w:num w:numId="9">
     <w:abstractNumId w:val="21"/>
   </w:num>
   <w:num w:numId="10">
-    <w:abstractNumId w:val="30"/>
+    <w:abstractNumId w:val="32"/>
   </w:num>
   <w:num w:numId="11">
-    <w:abstractNumId w:val="31"/>
+    <w:abstractNumId w:val="33"/>
   </w:num>
   <w:num w:numId="12">
-    <w:abstractNumId w:val="25"/>
+    <w:abstractNumId w:val="26"/>
   </w:num>
   <w:num w:numId="13">
-    <w:abstractNumId w:val="29"/>
+    <w:abstractNumId w:val="31"/>
   </w:num>
   <w:num w:numId="14">
     <w:abstractNumId w:val="20"/>
   </w:num>
   <w:num w:numId="15">
-    <w:abstractNumId w:val="33"/>
+    <w:abstractNumId w:val="35"/>
   </w:num>
   <w:num w:numId="16">
-    <w:abstractNumId w:val="35"/>
+    <w:abstractNumId w:val="37"/>
   </w:num>
   <w:num w:numId="17">
     <w:abstractNumId w:val="18"/>
@@ -20755,7 +21285,7 @@
     <w:abstractNumId w:val="9"/>
   </w:num>
   <w:num w:numId="21">
-    <w:abstractNumId w:val="26"/>
+    <w:abstractNumId w:val="27"/>
   </w:num>
   <w:num w:numId="22">
     <w:abstractNumId w:val="13"/>
@@ -20788,7 +21318,7 @@
     <w:abstractNumId w:val="5"/>
   </w:num>
   <w:num w:numId="32">
-    <w:abstractNumId w:val="32"/>
+    <w:abstractNumId w:val="34"/>
   </w:num>
   <w:num w:numId="33">
     <w:abstractNumId w:val="17"/>
@@ -20800,6 +21330,12 @@
     <w:abstractNumId w:val="7"/>
   </w:num>
   <w:num w:numId="36">
+    <w:abstractNumId w:val="25"/>
+  </w:num>
+  <w:num w:numId="37">
+    <w:abstractNumId w:val="29"/>
+  </w:num>
+  <w:num w:numId="38">
     <w:abstractNumId w:val="24"/>
   </w:num>
   <w:numIdMacAtCleanup w:val="1"/>
@@ -20807,7 +21343,7 @@
 </file>
 
 <file path=word/styles.xml><?xml version="1.0" encoding="utf-8"?>
-<w:styles xmlns:mc="http://schemas.openxmlformats.org/markup-compatibility/2006" xmlns:r="http://schemas.openxmlformats.org/officeDocument/2006/relationships" xmlns:w="http://schemas.openxmlformats.org/wordprocessingml/2006/main" xmlns:w14="http://schemas.microsoft.com/office/word/2010/wordml" xmlns:w15="http://schemas.microsoft.com/office/word/2012/wordml" xmlns:w16cex="http://schemas.microsoft.com/office/word/2018/wordml/cex" xmlns:w16cid="http://schemas.microsoft.com/office/word/2016/wordml/cid" xmlns:w16="http://schemas.microsoft.com/office/word/2018/wordml" xmlns:w16sdtdh="http://schemas.microsoft.com/office/word/2020/wordml/sdtdatahash" xmlns:w16se="http://schemas.microsoft.com/office/word/2015/wordml/symex" mc:Ignorable="w14 w15 w16se w16cid w16 w16cex w16sdtdh">
+<w:styles xmlns:mc="http://schemas.openxmlformats.org/markup-compatibility/2006" xmlns:r="http://schemas.openxmlformats.org/officeDocument/2006/relationships" xmlns:w="http://schemas.openxmlformats.org/wordprocessingml/2006/main" xmlns:w14="http://schemas.microsoft.com/office/word/2010/wordml" xmlns:w15="http://schemas.microsoft.com/office/word/2012/wordml" xmlns:w16cid="http://schemas.microsoft.com/office/word/2016/wordml/cid" xmlns:w16se="http://schemas.microsoft.com/office/word/2015/wordml/symex" mc:Ignorable="w14 w15 w16se w16cid">
   <w:docDefaults>
     <w:rPrDefault>
       <w:rPr>
@@ -20823,7 +21359,7 @@
       </w:pPr>
     </w:pPrDefault>
   </w:docDefaults>
-  <w:latentStyles w:defLockedState="0" w:defUIPriority="99" w:defSemiHidden="0" w:defUnhideWhenUsed="0" w:defQFormat="0" w:count="376">
+  <w:latentStyles w:defLockedState="0" w:defUIPriority="99" w:defSemiHidden="0" w:defUnhideWhenUsed="0" w:defQFormat="0" w:count="375">
     <w:lsdException w:name="Normal" w:uiPriority="0" w:qFormat="1"/>
     <w:lsdException w:name="heading 1" w:uiPriority="9" w:qFormat="1"/>
     <w:lsdException w:name="heading 2" w:semiHidden="1" w:uiPriority="9" w:unhideWhenUsed="1" w:qFormat="1"/>
@@ -21183,18 +21719,17 @@
     <w:lsdException w:name="Smart Hyperlink" w:semiHidden="1" w:unhideWhenUsed="1"/>
     <w:lsdException w:name="Hashtag" w:semiHidden="1" w:unhideWhenUsed="1"/>
     <w:lsdException w:name="Unresolved Mention" w:semiHidden="1" w:unhideWhenUsed="1"/>
-    <w:lsdException w:name="Smart Link" w:semiHidden="1" w:unhideWhenUsed="1"/>
   </w:latentStyles>
-  <w:style w:type="paragraph" w:default="1" w:styleId="Normal">
+  <w:style w:type="paragraph" w:default="1" w:styleId="a">
     <w:name w:val="Normal"/>
     <w:qFormat/>
     <w:rsid w:val="00CC16B6"/>
   </w:style>
-  <w:style w:type="paragraph" w:styleId="Heading1">
+  <w:style w:type="paragraph" w:styleId="1">
     <w:name w:val="heading 1"/>
-    <w:basedOn w:val="Normal"/>
-    <w:next w:val="Normal"/>
-    <w:link w:val="Heading1Char1"/>
+    <w:basedOn w:val="a"/>
+    <w:next w:val="a"/>
+    <w:link w:val="10"/>
     <w:uiPriority w:val="9"/>
     <w:qFormat/>
     <w:rsid w:val="00F73D06"/>
@@ -21212,11 +21747,11 @@
       <w:szCs w:val="28"/>
     </w:rPr>
   </w:style>
-  <w:style w:type="paragraph" w:styleId="Heading2">
+  <w:style w:type="paragraph" w:styleId="2">
     <w:name w:val="heading 2"/>
     <w:basedOn w:val="TNR"/>
-    <w:next w:val="Normal"/>
-    <w:link w:val="Heading2Char1"/>
+    <w:next w:val="a"/>
+    <w:link w:val="20"/>
     <w:uiPriority w:val="9"/>
     <w:unhideWhenUsed/>
     <w:qFormat/>
@@ -21227,11 +21762,11 @@
       <w:outlineLvl w:val="1"/>
     </w:pPr>
   </w:style>
-  <w:style w:type="paragraph" w:styleId="Heading3">
+  <w:style w:type="paragraph" w:styleId="3">
     <w:name w:val="heading 3"/>
-    <w:basedOn w:val="Normal"/>
-    <w:next w:val="Normal"/>
-    <w:link w:val="Heading3Char1"/>
+    <w:basedOn w:val="a"/>
+    <w:next w:val="a"/>
+    <w:link w:val="30"/>
     <w:uiPriority w:val="9"/>
     <w:unhideWhenUsed/>
     <w:qFormat/>
@@ -21250,11 +21785,11 @@
       <w:szCs w:val="28"/>
     </w:rPr>
   </w:style>
-  <w:style w:type="paragraph" w:styleId="Heading4">
+  <w:style w:type="paragraph" w:styleId="4">
     <w:name w:val="heading 4"/>
-    <w:basedOn w:val="Normal"/>
-    <w:next w:val="Normal"/>
-    <w:link w:val="Heading4Char1"/>
+    <w:basedOn w:val="a"/>
+    <w:next w:val="a"/>
+    <w:link w:val="40"/>
     <w:uiPriority w:val="9"/>
     <w:unhideWhenUsed/>
     <w:qFormat/>
@@ -21273,11 +21808,11 @@
       <w:szCs w:val="26"/>
     </w:rPr>
   </w:style>
-  <w:style w:type="paragraph" w:styleId="Heading5">
+  <w:style w:type="paragraph" w:styleId="5">
     <w:name w:val="heading 5"/>
-    <w:basedOn w:val="Normal"/>
-    <w:next w:val="Normal"/>
-    <w:link w:val="Heading5Char1"/>
+    <w:basedOn w:val="a"/>
+    <w:next w:val="a"/>
+    <w:link w:val="50"/>
     <w:uiPriority w:val="9"/>
     <w:unhideWhenUsed/>
     <w:qFormat/>
@@ -21296,11 +21831,11 @@
       <w:szCs w:val="24"/>
     </w:rPr>
   </w:style>
-  <w:style w:type="paragraph" w:styleId="Heading6">
+  <w:style w:type="paragraph" w:styleId="6">
     <w:name w:val="heading 6"/>
-    <w:basedOn w:val="Normal"/>
-    <w:next w:val="Normal"/>
-    <w:link w:val="Heading6Char1"/>
+    <w:basedOn w:val="a"/>
+    <w:next w:val="a"/>
+    <w:link w:val="60"/>
     <w:uiPriority w:val="9"/>
     <w:unhideWhenUsed/>
     <w:qFormat/>
@@ -21317,11 +21852,11 @@
       <w:bCs/>
     </w:rPr>
   </w:style>
-  <w:style w:type="paragraph" w:styleId="Heading7">
+  <w:style w:type="paragraph" w:styleId="7">
     <w:name w:val="heading 7"/>
-    <w:basedOn w:val="Normal"/>
-    <w:next w:val="Normal"/>
-    <w:link w:val="Heading7Char1"/>
+    <w:basedOn w:val="a"/>
+    <w:next w:val="a"/>
+    <w:link w:val="70"/>
     <w:uiPriority w:val="9"/>
     <w:unhideWhenUsed/>
     <w:qFormat/>
@@ -21340,11 +21875,11 @@
       <w:iCs/>
     </w:rPr>
   </w:style>
-  <w:style w:type="paragraph" w:styleId="Heading8">
+  <w:style w:type="paragraph" w:styleId="8">
     <w:name w:val="heading 8"/>
-    <w:basedOn w:val="Normal"/>
-    <w:next w:val="Normal"/>
-    <w:link w:val="Heading8Char1"/>
+    <w:basedOn w:val="a"/>
+    <w:next w:val="a"/>
+    <w:link w:val="80"/>
     <w:uiPriority w:val="9"/>
     <w:unhideWhenUsed/>
     <w:qFormat/>
@@ -21361,11 +21896,11 @@
       <w:iCs/>
     </w:rPr>
   </w:style>
-  <w:style w:type="paragraph" w:styleId="Heading9">
+  <w:style w:type="paragraph" w:styleId="9">
     <w:name w:val="heading 9"/>
-    <w:basedOn w:val="Normal"/>
-    <w:next w:val="Normal"/>
-    <w:link w:val="Heading9Char1"/>
+    <w:basedOn w:val="a"/>
+    <w:next w:val="a"/>
+    <w:link w:val="90"/>
     <w:uiPriority w:val="9"/>
     <w:unhideWhenUsed/>
     <w:qFormat/>
@@ -21384,13 +21919,13 @@
       <w:szCs w:val="21"/>
     </w:rPr>
   </w:style>
-  <w:style w:type="character" w:default="1" w:styleId="DefaultParagraphFont">
+  <w:style w:type="character" w:default="1" w:styleId="a0">
     <w:name w:val="Default Paragraph Font"/>
     <w:uiPriority w:val="1"/>
     <w:semiHidden/>
     <w:unhideWhenUsed/>
   </w:style>
-  <w:style w:type="table" w:default="1" w:styleId="TableNormal">
+  <w:style w:type="table" w:default="1" w:styleId="a1">
     <w:name w:val="Normal Table"/>
     <w:uiPriority w:val="99"/>
     <w:semiHidden/>
@@ -21405,16 +21940,16 @@
       </w:tblCellMar>
     </w:tblPr>
   </w:style>
-  <w:style w:type="numbering" w:default="1" w:styleId="NoList">
+  <w:style w:type="numbering" w:default="1" w:styleId="a2">
     <w:name w:val="No List"/>
     <w:uiPriority w:val="99"/>
     <w:semiHidden/>
     <w:unhideWhenUsed/>
   </w:style>
-  <w:style w:type="character" w:customStyle="1" w:styleId="Heading1Char1">
-    <w:name w:val="Heading 1 Char1"/>
-    <w:basedOn w:val="DefaultParagraphFont"/>
-    <w:link w:val="Heading1"/>
+  <w:style w:type="character" w:customStyle="1" w:styleId="10">
+    <w:name w:val="Заголовок 1 Знак"/>
+    <w:basedOn w:val="a0"/>
+    <w:link w:val="1"/>
     <w:uiPriority w:val="9"/>
     <w:rsid w:val="00F73D06"/>
     <w:rPr>
@@ -21424,10 +21959,10 @@
       <w:szCs w:val="28"/>
     </w:rPr>
   </w:style>
-  <w:style w:type="character" w:customStyle="1" w:styleId="Heading2Char1">
-    <w:name w:val="Heading 2 Char1"/>
-    <w:basedOn w:val="DefaultParagraphFont"/>
-    <w:link w:val="Heading2"/>
+  <w:style w:type="character" w:customStyle="1" w:styleId="20">
+    <w:name w:val="Заголовок 2 Знак"/>
+    <w:basedOn w:val="a0"/>
+    <w:link w:val="2"/>
     <w:uiPriority w:val="9"/>
     <w:rsid w:val="00F73D06"/>
     <w:rPr>
@@ -21437,10 +21972,10 @@
       <w:szCs w:val="28"/>
     </w:rPr>
   </w:style>
-  <w:style w:type="character" w:customStyle="1" w:styleId="Heading3Char1">
-    <w:name w:val="Heading 3 Char1"/>
-    <w:basedOn w:val="DefaultParagraphFont"/>
-    <w:link w:val="Heading3"/>
+  <w:style w:type="character" w:customStyle="1" w:styleId="30">
+    <w:name w:val="Заголовок 3 Знак"/>
+    <w:basedOn w:val="a0"/>
+    <w:link w:val="3"/>
     <w:uiPriority w:val="9"/>
     <w:rsid w:val="00F73D06"/>
     <w:rPr>
@@ -21450,10 +21985,10 @@
       <w:szCs w:val="28"/>
     </w:rPr>
   </w:style>
-  <w:style w:type="character" w:customStyle="1" w:styleId="Heading4Char1">
-    <w:name w:val="Heading 4 Char1"/>
-    <w:basedOn w:val="DefaultParagraphFont"/>
-    <w:link w:val="Heading4"/>
+  <w:style w:type="character" w:customStyle="1" w:styleId="40">
+    <w:name w:val="Заголовок 4 Знак"/>
+    <w:basedOn w:val="a0"/>
+    <w:link w:val="4"/>
     <w:uiPriority w:val="9"/>
     <w:rsid w:val="00F73D06"/>
     <w:rPr>
@@ -21464,10 +21999,10 @@
       <w:szCs w:val="26"/>
     </w:rPr>
   </w:style>
-  <w:style w:type="character" w:customStyle="1" w:styleId="Heading5Char1">
-    <w:name w:val="Heading 5 Char1"/>
-    <w:basedOn w:val="DefaultParagraphFont"/>
-    <w:link w:val="Heading5"/>
+  <w:style w:type="character" w:customStyle="1" w:styleId="50">
+    <w:name w:val="Заголовок 5 Знак"/>
+    <w:basedOn w:val="a0"/>
+    <w:link w:val="5"/>
     <w:uiPriority w:val="9"/>
     <w:rsid w:val="00F73D06"/>
     <w:rPr>
@@ -21478,10 +22013,10 @@
       <w:szCs w:val="24"/>
     </w:rPr>
   </w:style>
-  <w:style w:type="character" w:customStyle="1" w:styleId="Heading6Char1">
-    <w:name w:val="Heading 6 Char1"/>
-    <w:basedOn w:val="DefaultParagraphFont"/>
-    <w:link w:val="Heading6"/>
+  <w:style w:type="character" w:customStyle="1" w:styleId="60">
+    <w:name w:val="Заголовок 6 Знак"/>
+    <w:basedOn w:val="a0"/>
+    <w:link w:val="6"/>
     <w:uiPriority w:val="9"/>
     <w:rsid w:val="00F73D06"/>
     <w:rPr>
@@ -21490,10 +22025,10 @@
       <w:bCs/>
     </w:rPr>
   </w:style>
-  <w:style w:type="character" w:customStyle="1" w:styleId="Heading7Char1">
-    <w:name w:val="Heading 7 Char1"/>
-    <w:basedOn w:val="DefaultParagraphFont"/>
-    <w:link w:val="Heading7"/>
+  <w:style w:type="character" w:customStyle="1" w:styleId="70">
+    <w:name w:val="Заголовок 7 Знак"/>
+    <w:basedOn w:val="a0"/>
+    <w:link w:val="7"/>
     <w:uiPriority w:val="9"/>
     <w:rsid w:val="00F73D06"/>
     <w:rPr>
@@ -21504,10 +22039,10 @@
       <w:iCs/>
     </w:rPr>
   </w:style>
-  <w:style w:type="character" w:customStyle="1" w:styleId="Heading8Char1">
-    <w:name w:val="Heading 8 Char1"/>
-    <w:basedOn w:val="DefaultParagraphFont"/>
-    <w:link w:val="Heading8"/>
+  <w:style w:type="character" w:customStyle="1" w:styleId="80">
+    <w:name w:val="Заголовок 8 Знак"/>
+    <w:basedOn w:val="a0"/>
+    <w:link w:val="8"/>
     <w:uiPriority w:val="9"/>
     <w:rsid w:val="00F73D06"/>
     <w:rPr>
@@ -21516,10 +22051,10 @@
       <w:iCs/>
     </w:rPr>
   </w:style>
-  <w:style w:type="character" w:customStyle="1" w:styleId="Heading9Char1">
-    <w:name w:val="Heading 9 Char1"/>
-    <w:basedOn w:val="DefaultParagraphFont"/>
-    <w:link w:val="Heading9"/>
+  <w:style w:type="character" w:customStyle="1" w:styleId="90">
+    <w:name w:val="Заголовок 9 Знак"/>
+    <w:basedOn w:val="a0"/>
+    <w:link w:val="9"/>
     <w:uiPriority w:val="9"/>
     <w:rsid w:val="00F73D06"/>
     <w:rPr>
@@ -21532,7 +22067,7 @@
   </w:style>
   <w:style w:type="character" w:customStyle="1" w:styleId="Heading4Char">
     <w:name w:val="Heading 4 Char"/>
-    <w:basedOn w:val="DefaultParagraphFont"/>
+    <w:basedOn w:val="a0"/>
     <w:uiPriority w:val="9"/>
     <w:rsid w:val="00F73D06"/>
     <w:rPr>
@@ -21545,7 +22080,7 @@
   </w:style>
   <w:style w:type="character" w:customStyle="1" w:styleId="Heading5Char">
     <w:name w:val="Heading 5 Char"/>
-    <w:basedOn w:val="DefaultParagraphFont"/>
+    <w:basedOn w:val="a0"/>
     <w:uiPriority w:val="9"/>
     <w:rsid w:val="00F73D06"/>
     <w:rPr>
@@ -21558,7 +22093,7 @@
   </w:style>
   <w:style w:type="character" w:customStyle="1" w:styleId="Heading6Char">
     <w:name w:val="Heading 6 Char"/>
-    <w:basedOn w:val="DefaultParagraphFont"/>
+    <w:basedOn w:val="a0"/>
     <w:uiPriority w:val="9"/>
     <w:rsid w:val="00F73D06"/>
     <w:rPr>
@@ -21571,7 +22106,7 @@
   </w:style>
   <w:style w:type="character" w:customStyle="1" w:styleId="Heading7Char">
     <w:name w:val="Heading 7 Char"/>
-    <w:basedOn w:val="DefaultParagraphFont"/>
+    <w:basedOn w:val="a0"/>
     <w:uiPriority w:val="9"/>
     <w:rsid w:val="00F73D06"/>
     <w:rPr>
@@ -21586,7 +22121,7 @@
   </w:style>
   <w:style w:type="character" w:customStyle="1" w:styleId="Heading8Char">
     <w:name w:val="Heading 8 Char"/>
-    <w:basedOn w:val="DefaultParagraphFont"/>
+    <w:basedOn w:val="a0"/>
     <w:uiPriority w:val="9"/>
     <w:rsid w:val="00F73D06"/>
     <w:rPr>
@@ -21599,7 +22134,7 @@
   </w:style>
   <w:style w:type="character" w:customStyle="1" w:styleId="Heading9Char">
     <w:name w:val="Heading 9 Char"/>
-    <w:basedOn w:val="DefaultParagraphFont"/>
+    <w:basedOn w:val="a0"/>
     <w:uiPriority w:val="9"/>
     <w:rsid w:val="00F73D06"/>
     <w:rPr>
@@ -21612,7 +22147,7 @@
   </w:style>
   <w:style w:type="character" w:customStyle="1" w:styleId="SubtitleChar">
     <w:name w:val="Subtitle Char"/>
-    <w:basedOn w:val="DefaultParagraphFont"/>
+    <w:basedOn w:val="a0"/>
     <w:uiPriority w:val="11"/>
     <w:rsid w:val="00F73D06"/>
     <w:rPr>
@@ -21654,7 +22189,7 @@
   </w:style>
   <w:style w:type="character" w:customStyle="1" w:styleId="Heading1Char">
     <w:name w:val="Heading 1 Char"/>
-    <w:basedOn w:val="DefaultParagraphFont"/>
+    <w:basedOn w:val="a0"/>
     <w:uiPriority w:val="9"/>
     <w:rsid w:val="00F73D06"/>
     <w:rPr>
@@ -21665,7 +22200,7 @@
   </w:style>
   <w:style w:type="character" w:customStyle="1" w:styleId="Heading2Char">
     <w:name w:val="Heading 2 Char"/>
-    <w:basedOn w:val="DefaultParagraphFont"/>
+    <w:basedOn w:val="a0"/>
     <w:uiPriority w:val="9"/>
     <w:rsid w:val="00F73D06"/>
     <w:rPr>
@@ -21675,7 +22210,7 @@
   </w:style>
   <w:style w:type="character" w:customStyle="1" w:styleId="Heading3Char">
     <w:name w:val="Heading 3 Char"/>
-    <w:basedOn w:val="DefaultParagraphFont"/>
+    <w:basedOn w:val="a0"/>
     <w:uiPriority w:val="9"/>
     <w:rsid w:val="00F73D06"/>
     <w:rPr>
@@ -21684,7 +22219,7 @@
       <w:szCs w:val="30"/>
     </w:rPr>
   </w:style>
-  <w:style w:type="paragraph" w:styleId="NoSpacing">
+  <w:style w:type="paragraph" w:styleId="a3">
     <w:name w:val="No Spacing"/>
     <w:uiPriority w:val="1"/>
     <w:qFormat/>
@@ -21699,7 +22234,7 @@
   </w:style>
   <w:style w:type="character" w:customStyle="1" w:styleId="TitleChar">
     <w:name w:val="Title Char"/>
-    <w:basedOn w:val="DefaultParagraphFont"/>
+    <w:basedOn w:val="a0"/>
     <w:uiPriority w:val="10"/>
     <w:rsid w:val="00F73D06"/>
     <w:rPr>
@@ -21707,11 +22242,11 @@
       <w:szCs w:val="48"/>
     </w:rPr>
   </w:style>
-  <w:style w:type="paragraph" w:styleId="Subtitle">
+  <w:style w:type="paragraph" w:styleId="a4">
     <w:name w:val="Subtitle"/>
-    <w:basedOn w:val="Normal"/>
-    <w:next w:val="Normal"/>
-    <w:link w:val="SubtitleChar1"/>
+    <w:basedOn w:val="a"/>
+    <w:next w:val="a"/>
+    <w:link w:val="a5"/>
     <w:uiPriority w:val="11"/>
     <w:qFormat/>
     <w:rsid w:val="00F73D06"/>
@@ -21723,10 +22258,10 @@
       <w:szCs w:val="24"/>
     </w:rPr>
   </w:style>
-  <w:style w:type="character" w:customStyle="1" w:styleId="SubtitleChar1">
-    <w:name w:val="Subtitle Char1"/>
-    <w:basedOn w:val="DefaultParagraphFont"/>
-    <w:link w:val="Subtitle"/>
+  <w:style w:type="character" w:customStyle="1" w:styleId="a5">
+    <w:name w:val="Подзаголовок Знак"/>
+    <w:basedOn w:val="a0"/>
+    <w:link w:val="a4"/>
     <w:uiPriority w:val="11"/>
     <w:rsid w:val="00F73D06"/>
     <w:rPr>
@@ -21734,11 +22269,11 @@
       <w:szCs w:val="24"/>
     </w:rPr>
   </w:style>
-  <w:style w:type="paragraph" w:styleId="Quote">
+  <w:style w:type="paragraph" w:styleId="21">
     <w:name w:val="Quote"/>
-    <w:basedOn w:val="Normal"/>
-    <w:next w:val="Normal"/>
-    <w:link w:val="QuoteChar1"/>
+    <w:basedOn w:val="a"/>
+    <w:next w:val="a"/>
+    <w:link w:val="22"/>
     <w:uiPriority w:val="29"/>
     <w:qFormat/>
     <w:rsid w:val="00F73D06"/>
@@ -21752,10 +22287,10 @@
       <w:szCs w:val="24"/>
     </w:rPr>
   </w:style>
-  <w:style w:type="character" w:customStyle="1" w:styleId="QuoteChar1">
-    <w:name w:val="Quote Char1"/>
-    <w:basedOn w:val="DefaultParagraphFont"/>
-    <w:link w:val="Quote"/>
+  <w:style w:type="character" w:customStyle="1" w:styleId="22">
+    <w:name w:val="Цитата 2 Знак"/>
+    <w:basedOn w:val="a0"/>
+    <w:link w:val="21"/>
     <w:uiPriority w:val="29"/>
     <w:rsid w:val="00F73D06"/>
     <w:rPr>
@@ -21764,11 +22299,11 @@
       <w:szCs w:val="24"/>
     </w:rPr>
   </w:style>
-  <w:style w:type="paragraph" w:styleId="IntenseQuote">
+  <w:style w:type="paragraph" w:styleId="a6">
     <w:name w:val="Intense Quote"/>
-    <w:basedOn w:val="Normal"/>
-    <w:next w:val="Normal"/>
-    <w:link w:val="IntenseQuoteChar1"/>
+    <w:basedOn w:val="a"/>
+    <w:next w:val="a"/>
+    <w:link w:val="a7"/>
     <w:uiPriority w:val="30"/>
     <w:qFormat/>
     <w:rsid w:val="00F73D06"/>
@@ -21789,10 +22324,10 @@
       <w:szCs w:val="24"/>
     </w:rPr>
   </w:style>
-  <w:style w:type="character" w:customStyle="1" w:styleId="IntenseQuoteChar1">
-    <w:name w:val="Intense Quote Char1"/>
-    <w:basedOn w:val="DefaultParagraphFont"/>
-    <w:link w:val="IntenseQuote"/>
+  <w:style w:type="character" w:customStyle="1" w:styleId="a7">
+    <w:name w:val="Выделенная цитата Знак"/>
+    <w:basedOn w:val="a0"/>
+    <w:link w:val="a6"/>
     <w:uiPriority w:val="30"/>
     <w:rsid w:val="00F73D06"/>
     <w:rPr>
@@ -21804,13 +22339,13 @@
   </w:style>
   <w:style w:type="character" w:customStyle="1" w:styleId="HeaderChar">
     <w:name w:val="Header Char"/>
-    <w:basedOn w:val="DefaultParagraphFont"/>
+    <w:basedOn w:val="a0"/>
     <w:uiPriority w:val="99"/>
     <w:rsid w:val="00F73D06"/>
   </w:style>
   <w:style w:type="character" w:customStyle="1" w:styleId="FooterChar">
     <w:name w:val="Footer Char"/>
-    <w:basedOn w:val="DefaultParagraphFont"/>
+    <w:basedOn w:val="a0"/>
     <w:uiPriority w:val="99"/>
     <w:rsid w:val="00F73D06"/>
   </w:style>
@@ -21821,7 +22356,7 @@
   </w:style>
   <w:style w:type="table" w:customStyle="1" w:styleId="TableGridLight1">
     <w:name w:val="Table Grid Light1"/>
-    <w:basedOn w:val="TableNormal"/>
+    <w:basedOn w:val="a1"/>
     <w:uiPriority w:val="59"/>
     <w:rsid w:val="00F73D06"/>
     <w:pPr>
@@ -21842,9 +22377,9 @@
       </w:tblBorders>
     </w:tblPr>
   </w:style>
-  <w:style w:type="table" w:styleId="PlainTable1">
+  <w:style w:type="table" w:styleId="11">
     <w:name w:val="Plain Table 1"/>
-    <w:basedOn w:val="TableNormal"/>
+    <w:basedOn w:val="a1"/>
     <w:uiPriority w:val="59"/>
     <w:rsid w:val="00F73D06"/>
     <w:pPr>
@@ -21909,9 +22444,9 @@
       </w:tcPr>
     </w:tblStylePr>
   </w:style>
-  <w:style w:type="table" w:styleId="PlainTable2">
+  <w:style w:type="table" w:styleId="23">
     <w:name w:val="Plain Table 2"/>
-    <w:basedOn w:val="TableNormal"/>
+    <w:basedOn w:val="a1"/>
     <w:uiPriority w:val="59"/>
     <w:rsid w:val="00F73D06"/>
     <w:pPr>
@@ -21996,9 +22531,9 @@
       </w:tcPr>
     </w:tblStylePr>
   </w:style>
-  <w:style w:type="table" w:styleId="PlainTable3">
+  <w:style w:type="table" w:styleId="31">
     <w:name w:val="Plain Table 3"/>
-    <w:basedOn w:val="TableNormal"/>
+    <w:basedOn w:val="a1"/>
     <w:uiPriority w:val="99"/>
     <w:rsid w:val="00F73D06"/>
     <w:pPr>
@@ -22081,9 +22616,9 @@
       </w:tcPr>
     </w:tblStylePr>
   </w:style>
-  <w:style w:type="table" w:styleId="PlainTable4">
+  <w:style w:type="table" w:styleId="41">
     <w:name w:val="Plain Table 4"/>
-    <w:basedOn w:val="TableNormal"/>
+    <w:basedOn w:val="a1"/>
     <w:uiPriority w:val="99"/>
     <w:rsid w:val="00F73D06"/>
     <w:pPr>
@@ -22144,9 +22679,9 @@
       </w:tcPr>
     </w:tblStylePr>
   </w:style>
-  <w:style w:type="table" w:styleId="PlainTable5">
+  <w:style w:type="table" w:styleId="51">
     <w:name w:val="Plain Table 5"/>
-    <w:basedOn w:val="TableNormal"/>
+    <w:basedOn w:val="a1"/>
     <w:uiPriority w:val="99"/>
     <w:rsid w:val="00F73D06"/>
     <w:pPr>
@@ -22242,9 +22777,9 @@
       </w:tcPr>
     </w:tblStylePr>
   </w:style>
-  <w:style w:type="table" w:styleId="GridTable1Light">
+  <w:style w:type="table" w:styleId="-1">
     <w:name w:val="Grid Table 1 Light"/>
-    <w:basedOn w:val="TableNormal"/>
+    <w:basedOn w:val="a1"/>
     <w:uiPriority w:val="99"/>
     <w:rsid w:val="00F73D06"/>
     <w:pPr>
@@ -22315,7 +22850,7 @@
   </w:style>
   <w:style w:type="table" w:customStyle="1" w:styleId="GridTable1Light-Accent11">
     <w:name w:val="Grid Table 1 Light - Accent 11"/>
-    <w:basedOn w:val="TableNormal"/>
+    <w:basedOn w:val="a1"/>
     <w:uiPriority w:val="99"/>
     <w:rsid w:val="00F73D06"/>
     <w:pPr>
@@ -22386,7 +22921,7 @@
   </w:style>
   <w:style w:type="table" w:customStyle="1" w:styleId="GridTable1Light-Accent21">
     <w:name w:val="Grid Table 1 Light - Accent 21"/>
-    <w:basedOn w:val="TableNormal"/>
+    <w:basedOn w:val="a1"/>
     <w:uiPriority w:val="99"/>
     <w:rsid w:val="00F73D06"/>
     <w:pPr>
@@ -22457,7 +22992,7 @@
   </w:style>
   <w:style w:type="table" w:customStyle="1" w:styleId="GridTable1Light-Accent31">
     <w:name w:val="Grid Table 1 Light - Accent 31"/>
-    <w:basedOn w:val="TableNormal"/>
+    <w:basedOn w:val="a1"/>
     <w:uiPriority w:val="99"/>
     <w:rsid w:val="00F73D06"/>
     <w:pPr>
@@ -22528,7 +23063,7 @@
   </w:style>
   <w:style w:type="table" w:customStyle="1" w:styleId="GridTable1Light-Accent41">
     <w:name w:val="Grid Table 1 Light - Accent 41"/>
-    <w:basedOn w:val="TableNormal"/>
+    <w:basedOn w:val="a1"/>
     <w:uiPriority w:val="99"/>
     <w:rsid w:val="00F73D06"/>
     <w:pPr>
@@ -22599,7 +23134,7 @@
   </w:style>
   <w:style w:type="table" w:customStyle="1" w:styleId="GridTable1Light-Accent51">
     <w:name w:val="Grid Table 1 Light - Accent 51"/>
-    <w:basedOn w:val="TableNormal"/>
+    <w:basedOn w:val="a1"/>
     <w:uiPriority w:val="99"/>
     <w:rsid w:val="00F73D06"/>
     <w:pPr>
@@ -22670,7 +23205,7 @@
   </w:style>
   <w:style w:type="table" w:customStyle="1" w:styleId="GridTable1Light-Accent61">
     <w:name w:val="Grid Table 1 Light - Accent 61"/>
-    <w:basedOn w:val="TableNormal"/>
+    <w:basedOn w:val="a1"/>
     <w:uiPriority w:val="99"/>
     <w:rsid w:val="00F73D06"/>
     <w:pPr>
@@ -22739,9 +23274,9 @@
       </w:tcPr>
     </w:tblStylePr>
   </w:style>
-  <w:style w:type="table" w:styleId="GridTable2">
+  <w:style w:type="table" w:styleId="-2">
     <w:name w:val="Grid Table 2"/>
-    <w:basedOn w:val="TableNormal"/>
+    <w:basedOn w:val="a1"/>
     <w:uiPriority w:val="99"/>
     <w:rsid w:val="00F73D06"/>
     <w:pPr>
@@ -22829,7 +23364,7 @@
   </w:style>
   <w:style w:type="table" w:customStyle="1" w:styleId="GridTable2-Accent11">
     <w:name w:val="Grid Table 2 - Accent 11"/>
-    <w:basedOn w:val="TableNormal"/>
+    <w:basedOn w:val="a1"/>
     <w:uiPriority w:val="99"/>
     <w:rsid w:val="00F73D06"/>
     <w:pPr>
@@ -22917,7 +23452,7 @@
   </w:style>
   <w:style w:type="table" w:customStyle="1" w:styleId="GridTable2-Accent21">
     <w:name w:val="Grid Table 2 - Accent 21"/>
-    <w:basedOn w:val="TableNormal"/>
+    <w:basedOn w:val="a1"/>
     <w:uiPriority w:val="99"/>
     <w:rsid w:val="00F73D06"/>
     <w:pPr>
@@ -23005,7 +23540,7 @@
   </w:style>
   <w:style w:type="table" w:customStyle="1" w:styleId="GridTable2-Accent31">
     <w:name w:val="Grid Table 2 - Accent 31"/>
-    <w:basedOn w:val="TableNormal"/>
+    <w:basedOn w:val="a1"/>
     <w:uiPriority w:val="99"/>
     <w:rsid w:val="00F73D06"/>
     <w:pPr>
@@ -23093,7 +23628,7 @@
   </w:style>
   <w:style w:type="table" w:customStyle="1" w:styleId="GridTable2-Accent41">
     <w:name w:val="Grid Table 2 - Accent 41"/>
-    <w:basedOn w:val="TableNormal"/>
+    <w:basedOn w:val="a1"/>
     <w:uiPriority w:val="99"/>
     <w:rsid w:val="00F73D06"/>
     <w:pPr>
@@ -23181,7 +23716,7 @@
   </w:style>
   <w:style w:type="table" w:customStyle="1" w:styleId="GridTable2-Accent51">
     <w:name w:val="Grid Table 2 - Accent 51"/>
-    <w:basedOn w:val="TableNormal"/>
+    <w:basedOn w:val="a1"/>
     <w:uiPriority w:val="99"/>
     <w:rsid w:val="00F73D06"/>
     <w:pPr>
@@ -23269,7 +23804,7 @@
   </w:style>
   <w:style w:type="table" w:customStyle="1" w:styleId="GridTable2-Accent61">
     <w:name w:val="Grid Table 2 - Accent 61"/>
-    <w:basedOn w:val="TableNormal"/>
+    <w:basedOn w:val="a1"/>
     <w:uiPriority w:val="99"/>
     <w:rsid w:val="00F73D06"/>
     <w:pPr>
@@ -23355,9 +23890,9 @@
       </w:tcPr>
     </w:tblStylePr>
   </w:style>
-  <w:style w:type="table" w:styleId="GridTable3">
+  <w:style w:type="table" w:styleId="-3">
     <w:name w:val="Grid Table 3"/>
-    <w:basedOn w:val="TableNormal"/>
+    <w:basedOn w:val="a1"/>
     <w:uiPriority w:val="99"/>
     <w:rsid w:val="00F73D06"/>
     <w:pPr>
@@ -23468,7 +24003,7 @@
   </w:style>
   <w:style w:type="table" w:customStyle="1" w:styleId="GridTable3-Accent11">
     <w:name w:val="Grid Table 3 - Accent 11"/>
-    <w:basedOn w:val="TableNormal"/>
+    <w:basedOn w:val="a1"/>
     <w:uiPriority w:val="99"/>
     <w:rsid w:val="00F73D06"/>
     <w:pPr>
@@ -23579,7 +24114,7 @@
   </w:style>
   <w:style w:type="table" w:customStyle="1" w:styleId="GridTable3-Accent21">
     <w:name w:val="Grid Table 3 - Accent 21"/>
-    <w:basedOn w:val="TableNormal"/>
+    <w:basedOn w:val="a1"/>
     <w:uiPriority w:val="99"/>
     <w:rsid w:val="00F73D06"/>
     <w:pPr>
@@ -23690,7 +24225,7 @@
   </w:style>
   <w:style w:type="table" w:customStyle="1" w:styleId="GridTable3-Accent31">
     <w:name w:val="Grid Table 3 - Accent 31"/>
-    <w:basedOn w:val="TableNormal"/>
+    <w:basedOn w:val="a1"/>
     <w:uiPriority w:val="99"/>
     <w:rsid w:val="00F73D06"/>
     <w:pPr>
@@ -23801,7 +24336,7 @@
   </w:style>
   <w:style w:type="table" w:customStyle="1" w:styleId="GridTable3-Accent41">
     <w:name w:val="Grid Table 3 - Accent 41"/>
-    <w:basedOn w:val="TableNormal"/>
+    <w:basedOn w:val="a1"/>
     <w:uiPriority w:val="99"/>
     <w:rsid w:val="00F73D06"/>
     <w:pPr>
@@ -23912,7 +24447,7 @@
   </w:style>
   <w:style w:type="table" w:customStyle="1" w:styleId="GridTable3-Accent51">
     <w:name w:val="Grid Table 3 - Accent 51"/>
-    <w:basedOn w:val="TableNormal"/>
+    <w:basedOn w:val="a1"/>
     <w:uiPriority w:val="99"/>
     <w:rsid w:val="00F73D06"/>
     <w:pPr>
@@ -24023,7 +24558,7 @@
   </w:style>
   <w:style w:type="table" w:customStyle="1" w:styleId="GridTable3-Accent61">
     <w:name w:val="Grid Table 3 - Accent 61"/>
-    <w:basedOn w:val="TableNormal"/>
+    <w:basedOn w:val="a1"/>
     <w:uiPriority w:val="99"/>
     <w:rsid w:val="00F73D06"/>
     <w:pPr>
@@ -24132,9 +24667,9 @@
       </w:tcPr>
     </w:tblStylePr>
   </w:style>
-  <w:style w:type="table" w:styleId="GridTable4">
+  <w:style w:type="table" w:styleId="-4">
     <w:name w:val="Grid Table 4"/>
-    <w:basedOn w:val="TableNormal"/>
+    <w:basedOn w:val="a1"/>
     <w:uiPriority w:val="59"/>
     <w:rsid w:val="00F73D06"/>
     <w:pPr>
@@ -24223,7 +24758,7 @@
   </w:style>
   <w:style w:type="table" w:customStyle="1" w:styleId="GridTable4-Accent11">
     <w:name w:val="Grid Table 4 - Accent 11"/>
-    <w:basedOn w:val="TableNormal"/>
+    <w:basedOn w:val="a1"/>
     <w:uiPriority w:val="59"/>
     <w:rsid w:val="00F73D06"/>
     <w:pPr>
@@ -24312,7 +24847,7 @@
   </w:style>
   <w:style w:type="table" w:customStyle="1" w:styleId="GridTable4-Accent21">
     <w:name w:val="Grid Table 4 - Accent 21"/>
-    <w:basedOn w:val="TableNormal"/>
+    <w:basedOn w:val="a1"/>
     <w:uiPriority w:val="59"/>
     <w:rsid w:val="00F73D06"/>
     <w:pPr>
@@ -24401,7 +24936,7 @@
   </w:style>
   <w:style w:type="table" w:customStyle="1" w:styleId="GridTable4-Accent31">
     <w:name w:val="Grid Table 4 - Accent 31"/>
-    <w:basedOn w:val="TableNormal"/>
+    <w:basedOn w:val="a1"/>
     <w:uiPriority w:val="59"/>
     <w:rsid w:val="00F73D06"/>
     <w:pPr>
@@ -24490,7 +25025,7 @@
   </w:style>
   <w:style w:type="table" w:customStyle="1" w:styleId="GridTable4-Accent41">
     <w:name w:val="Grid Table 4 - Accent 41"/>
-    <w:basedOn w:val="TableNormal"/>
+    <w:basedOn w:val="a1"/>
     <w:uiPriority w:val="59"/>
     <w:rsid w:val="00F73D06"/>
     <w:pPr>
@@ -24579,7 +25114,7 @@
   </w:style>
   <w:style w:type="table" w:customStyle="1" w:styleId="GridTable4-Accent51">
     <w:name w:val="Grid Table 4 - Accent 51"/>
-    <w:basedOn w:val="TableNormal"/>
+    <w:basedOn w:val="a1"/>
     <w:uiPriority w:val="59"/>
     <w:rsid w:val="00F73D06"/>
     <w:pPr>
@@ -24668,7 +25203,7 @@
   </w:style>
   <w:style w:type="table" w:customStyle="1" w:styleId="GridTable4-Accent61">
     <w:name w:val="Grid Table 4 - Accent 61"/>
-    <w:basedOn w:val="TableNormal"/>
+    <w:basedOn w:val="a1"/>
     <w:uiPriority w:val="59"/>
     <w:rsid w:val="00F73D06"/>
     <w:pPr>
@@ -24755,9 +25290,9 @@
       </w:tcPr>
     </w:tblStylePr>
   </w:style>
-  <w:style w:type="table" w:styleId="GridTable5Dark">
+  <w:style w:type="table" w:styleId="-5">
     <w:name w:val="Grid Table 5 Dark"/>
-    <w:basedOn w:val="TableNormal"/>
+    <w:basedOn w:val="a1"/>
     <w:uiPriority w:val="99"/>
     <w:rsid w:val="00F73D06"/>
     <w:pPr>
@@ -24846,7 +25381,7 @@
   </w:style>
   <w:style w:type="table" w:customStyle="1" w:styleId="GridTable5Dark-Accent1">
     <w:name w:val="Grid Table 5 Dark- Accent 1"/>
-    <w:basedOn w:val="TableNormal"/>
+    <w:basedOn w:val="a1"/>
     <w:uiPriority w:val="99"/>
     <w:rsid w:val="00F73D06"/>
     <w:pPr>
@@ -24935,7 +25470,7 @@
   </w:style>
   <w:style w:type="table" w:customStyle="1" w:styleId="GridTable5Dark-Accent21">
     <w:name w:val="Grid Table 5 Dark - Accent 21"/>
-    <w:basedOn w:val="TableNormal"/>
+    <w:basedOn w:val="a1"/>
     <w:uiPriority w:val="99"/>
     <w:rsid w:val="00F73D06"/>
     <w:pPr>
@@ -25024,7 +25559,7 @@
   </w:style>
   <w:style w:type="table" w:customStyle="1" w:styleId="GridTable5Dark-Accent31">
     <w:name w:val="Grid Table 5 Dark - Accent 31"/>
-    <w:basedOn w:val="TableNormal"/>
+    <w:basedOn w:val="a1"/>
     <w:uiPriority w:val="99"/>
     <w:rsid w:val="00F73D06"/>
     <w:pPr>
@@ -25113,7 +25648,7 @@
   </w:style>
   <w:style w:type="table" w:customStyle="1" w:styleId="GridTable5Dark-Accent4">
     <w:name w:val="Grid Table 5 Dark- Accent 4"/>
-    <w:basedOn w:val="TableNormal"/>
+    <w:basedOn w:val="a1"/>
     <w:uiPriority w:val="99"/>
     <w:rsid w:val="00F73D06"/>
     <w:pPr>
@@ -25202,7 +25737,7 @@
   </w:style>
   <w:style w:type="table" w:customStyle="1" w:styleId="GridTable5Dark-Accent51">
     <w:name w:val="Grid Table 5 Dark - Accent 51"/>
-    <w:basedOn w:val="TableNormal"/>
+    <w:basedOn w:val="a1"/>
     <w:uiPriority w:val="99"/>
     <w:rsid w:val="00F73D06"/>
     <w:pPr>
@@ -25291,7 +25826,7 @@
   </w:style>
   <w:style w:type="table" w:customStyle="1" w:styleId="GridTable5Dark-Accent61">
     <w:name w:val="Grid Table 5 Dark - Accent 61"/>
-    <w:basedOn w:val="TableNormal"/>
+    <w:basedOn w:val="a1"/>
     <w:uiPriority w:val="99"/>
     <w:rsid w:val="00F73D06"/>
     <w:pPr>
@@ -25378,9 +25913,9 @@
       </w:tcPr>
     </w:tblStylePr>
   </w:style>
-  <w:style w:type="table" w:styleId="GridTable6Colorful">
+  <w:style w:type="table" w:styleId="-6">
     <w:name w:val="Grid Table 6 Colorful"/>
-    <w:basedOn w:val="TableNormal"/>
+    <w:basedOn w:val="a1"/>
     <w:uiPriority w:val="99"/>
     <w:rsid w:val="00F73D06"/>
     <w:pPr>
@@ -25459,7 +25994,7 @@
   </w:style>
   <w:style w:type="table" w:customStyle="1" w:styleId="GridTable6Colorful-Accent11">
     <w:name w:val="Grid Table 6 Colorful - Accent 11"/>
-    <w:basedOn w:val="TableNormal"/>
+    <w:basedOn w:val="a1"/>
     <w:uiPriority w:val="99"/>
     <w:rsid w:val="00F73D06"/>
     <w:pPr>
@@ -25538,7 +26073,7 @@
   </w:style>
   <w:style w:type="table" w:customStyle="1" w:styleId="GridTable6Colorful-Accent21">
     <w:name w:val="Grid Table 6 Colorful - Accent 21"/>
-    <w:basedOn w:val="TableNormal"/>
+    <w:basedOn w:val="a1"/>
     <w:uiPriority w:val="99"/>
     <w:rsid w:val="00F73D06"/>
     <w:pPr>
@@ -25617,7 +26152,7 @@
   </w:style>
   <w:style w:type="table" w:customStyle="1" w:styleId="GridTable6Colorful-Accent31">
     <w:name w:val="Grid Table 6 Colorful - Accent 31"/>
-    <w:basedOn w:val="TableNormal"/>
+    <w:basedOn w:val="a1"/>
     <w:uiPriority w:val="99"/>
     <w:rsid w:val="00F73D06"/>
     <w:pPr>
@@ -25696,7 +26231,7 @@
   </w:style>
   <w:style w:type="table" w:customStyle="1" w:styleId="GridTable6Colorful-Accent41">
     <w:name w:val="Grid Table 6 Colorful - Accent 41"/>
-    <w:basedOn w:val="TableNormal"/>
+    <w:basedOn w:val="a1"/>
     <w:uiPriority w:val="99"/>
     <w:rsid w:val="00F73D06"/>
     <w:pPr>
@@ -25775,7 +26310,7 @@
   </w:style>
   <w:style w:type="table" w:customStyle="1" w:styleId="GridTable6Colorful-Accent51">
     <w:name w:val="Grid Table 6 Colorful - Accent 51"/>
-    <w:basedOn w:val="TableNormal"/>
+    <w:basedOn w:val="a1"/>
     <w:uiPriority w:val="99"/>
     <w:rsid w:val="00F73D06"/>
     <w:pPr>
@@ -25854,7 +26389,7 @@
   </w:style>
   <w:style w:type="table" w:customStyle="1" w:styleId="GridTable6Colorful-Accent61">
     <w:name w:val="Grid Table 6 Colorful - Accent 61"/>
-    <w:basedOn w:val="TableNormal"/>
+    <w:basedOn w:val="a1"/>
     <w:uiPriority w:val="99"/>
     <w:rsid w:val="00F73D06"/>
     <w:pPr>
@@ -25931,9 +26466,9 @@
       </w:rPr>
     </w:tblStylePr>
   </w:style>
-  <w:style w:type="table" w:styleId="GridTable7Colorful">
+  <w:style w:type="table" w:styleId="-7">
     <w:name w:val="Grid Table 7 Colorful"/>
-    <w:basedOn w:val="TableNormal"/>
+    <w:basedOn w:val="a1"/>
     <w:uiPriority w:val="99"/>
     <w:rsid w:val="00F73D06"/>
     <w:pPr>
@@ -26055,7 +26590,7 @@
   </w:style>
   <w:style w:type="table" w:customStyle="1" w:styleId="GridTable7Colorful-Accent11">
     <w:name w:val="Grid Table 7 Colorful - Accent 11"/>
-    <w:basedOn w:val="TableNormal"/>
+    <w:basedOn w:val="a1"/>
     <w:uiPriority w:val="99"/>
     <w:rsid w:val="00F73D06"/>
     <w:pPr>
@@ -26177,7 +26712,7 @@
   </w:style>
   <w:style w:type="table" w:customStyle="1" w:styleId="GridTable7Colorful-Accent21">
     <w:name w:val="Grid Table 7 Colorful - Accent 21"/>
-    <w:basedOn w:val="TableNormal"/>
+    <w:basedOn w:val="a1"/>
     <w:uiPriority w:val="99"/>
     <w:rsid w:val="00F73D06"/>
     <w:pPr>
@@ -26299,7 +26834,7 @@
   </w:style>
   <w:style w:type="table" w:customStyle="1" w:styleId="GridTable7Colorful-Accent31">
     <w:name w:val="Grid Table 7 Colorful - Accent 31"/>
-    <w:basedOn w:val="TableNormal"/>
+    <w:basedOn w:val="a1"/>
     <w:uiPriority w:val="99"/>
     <w:rsid w:val="00F73D06"/>
     <w:pPr>
@@ -26421,7 +26956,7 @@
   </w:style>
   <w:style w:type="table" w:customStyle="1" w:styleId="GridTable7Colorful-Accent41">
     <w:name w:val="Grid Table 7 Colorful - Accent 41"/>
-    <w:basedOn w:val="TableNormal"/>
+    <w:basedOn w:val="a1"/>
     <w:uiPriority w:val="99"/>
     <w:rsid w:val="00F73D06"/>
     <w:pPr>
@@ -26543,7 +27078,7 @@
   </w:style>
   <w:style w:type="table" w:customStyle="1" w:styleId="GridTable7Colorful-Accent51">
     <w:name w:val="Grid Table 7 Colorful - Accent 51"/>
-    <w:basedOn w:val="TableNormal"/>
+    <w:basedOn w:val="a1"/>
     <w:uiPriority w:val="99"/>
     <w:rsid w:val="00F73D06"/>
     <w:pPr>
@@ -26665,7 +27200,7 @@
   </w:style>
   <w:style w:type="table" w:customStyle="1" w:styleId="GridTable7Colorful-Accent61">
     <w:name w:val="Grid Table 7 Colorful - Accent 61"/>
-    <w:basedOn w:val="TableNormal"/>
+    <w:basedOn w:val="a1"/>
     <w:uiPriority w:val="99"/>
     <w:rsid w:val="00F73D06"/>
     <w:pPr>
@@ -26785,9 +27320,9 @@
       </w:rPr>
     </w:tblStylePr>
   </w:style>
-  <w:style w:type="table" w:styleId="ListTable1Light">
+  <w:style w:type="table" w:styleId="-10">
     <w:name w:val="List Table 1 Light"/>
-    <w:basedOn w:val="TableNormal"/>
+    <w:basedOn w:val="a1"/>
     <w:uiPriority w:val="99"/>
     <w:rsid w:val="00F73D06"/>
     <w:pPr>
@@ -26858,7 +27393,7 @@
   </w:style>
   <w:style w:type="table" w:customStyle="1" w:styleId="ListTable1Light-Accent11">
     <w:name w:val="List Table 1 Light - Accent 11"/>
-    <w:basedOn w:val="TableNormal"/>
+    <w:basedOn w:val="a1"/>
     <w:uiPriority w:val="99"/>
     <w:rsid w:val="00F73D06"/>
     <w:pPr>
@@ -26929,7 +27464,7 @@
   </w:style>
   <w:style w:type="table" w:customStyle="1" w:styleId="ListTable1Light-Accent21">
     <w:name w:val="List Table 1 Light - Accent 21"/>
-    <w:basedOn w:val="TableNormal"/>
+    <w:basedOn w:val="a1"/>
     <w:uiPriority w:val="99"/>
     <w:rsid w:val="00F73D06"/>
     <w:pPr>
@@ -27000,7 +27535,7 @@
   </w:style>
   <w:style w:type="table" w:customStyle="1" w:styleId="ListTable1Light-Accent31">
     <w:name w:val="List Table 1 Light - Accent 31"/>
-    <w:basedOn w:val="TableNormal"/>
+    <w:basedOn w:val="a1"/>
     <w:uiPriority w:val="99"/>
     <w:rsid w:val="00F73D06"/>
     <w:pPr>
@@ -27071,7 +27606,7 @@
   </w:style>
   <w:style w:type="table" w:customStyle="1" w:styleId="ListTable1Light-Accent41">
     <w:name w:val="List Table 1 Light - Accent 41"/>
-    <w:basedOn w:val="TableNormal"/>
+    <w:basedOn w:val="a1"/>
     <w:uiPriority w:val="99"/>
     <w:rsid w:val="00F73D06"/>
     <w:pPr>
@@ -27142,7 +27677,7 @@
   </w:style>
   <w:style w:type="table" w:customStyle="1" w:styleId="ListTable1Light-Accent51">
     <w:name w:val="List Table 1 Light - Accent 51"/>
-    <w:basedOn w:val="TableNormal"/>
+    <w:basedOn w:val="a1"/>
     <w:uiPriority w:val="99"/>
     <w:rsid w:val="00F73D06"/>
     <w:pPr>
@@ -27213,7 +27748,7 @@
   </w:style>
   <w:style w:type="table" w:customStyle="1" w:styleId="ListTable1Light-Accent61">
     <w:name w:val="List Table 1 Light - Accent 61"/>
-    <w:basedOn w:val="TableNormal"/>
+    <w:basedOn w:val="a1"/>
     <w:uiPriority w:val="99"/>
     <w:rsid w:val="00F73D06"/>
     <w:pPr>
@@ -27282,9 +27817,9 @@
       </w:tcPr>
     </w:tblStylePr>
   </w:style>
-  <w:style w:type="table" w:styleId="ListTable2">
+  <w:style w:type="table" w:styleId="-20">
     <w:name w:val="List Table 2"/>
-    <w:basedOn w:val="TableNormal"/>
+    <w:basedOn w:val="a1"/>
     <w:uiPriority w:val="99"/>
     <w:rsid w:val="00F73D06"/>
     <w:pPr>
@@ -27378,7 +27913,7 @@
   </w:style>
   <w:style w:type="table" w:customStyle="1" w:styleId="ListTable2-Accent11">
     <w:name w:val="List Table 2 - Accent 11"/>
-    <w:basedOn w:val="TableNormal"/>
+    <w:basedOn w:val="a1"/>
     <w:uiPriority w:val="99"/>
     <w:rsid w:val="00F73D06"/>
     <w:pPr>
@@ -27472,7 +28007,7 @@
   </w:style>
   <w:style w:type="table" w:customStyle="1" w:styleId="ListTable2-Accent21">
     <w:name w:val="List Table 2 - Accent 21"/>
-    <w:basedOn w:val="TableNormal"/>
+    <w:basedOn w:val="a1"/>
     <w:uiPriority w:val="99"/>
     <w:rsid w:val="00F73D06"/>
     <w:pPr>
@@ -27566,7 +28101,7 @@
   </w:style>
   <w:style w:type="table" w:customStyle="1" w:styleId="ListTable2-Accent31">
     <w:name w:val="List Table 2 - Accent 31"/>
-    <w:basedOn w:val="TableNormal"/>
+    <w:basedOn w:val="a1"/>
     <w:uiPriority w:val="99"/>
     <w:rsid w:val="00F73D06"/>
     <w:pPr>
@@ -27660,7 +28195,7 @@
   </w:style>
   <w:style w:type="table" w:customStyle="1" w:styleId="ListTable2-Accent41">
     <w:name w:val="List Table 2 - Accent 41"/>
-    <w:basedOn w:val="TableNormal"/>
+    <w:basedOn w:val="a1"/>
     <w:uiPriority w:val="99"/>
     <w:rsid w:val="00F73D06"/>
     <w:pPr>
@@ -27754,7 +28289,7 @@
   </w:style>
   <w:style w:type="table" w:customStyle="1" w:styleId="ListTable2-Accent51">
     <w:name w:val="List Table 2 - Accent 51"/>
-    <w:basedOn w:val="TableNormal"/>
+    <w:basedOn w:val="a1"/>
     <w:uiPriority w:val="99"/>
     <w:rsid w:val="00F73D06"/>
     <w:pPr>
@@ -27848,7 +28383,7 @@
   </w:style>
   <w:style w:type="table" w:customStyle="1" w:styleId="ListTable2-Accent61">
     <w:name w:val="List Table 2 - Accent 61"/>
-    <w:basedOn w:val="TableNormal"/>
+    <w:basedOn w:val="a1"/>
     <w:uiPriority w:val="99"/>
     <w:rsid w:val="00F73D06"/>
     <w:pPr>
@@ -27940,9 +28475,9 @@
       </w:tcPr>
     </w:tblStylePr>
   </w:style>
-  <w:style w:type="table" w:styleId="ListTable3">
+  <w:style w:type="table" w:styleId="-30">
     <w:name w:val="List Table 3"/>
-    <w:basedOn w:val="TableNormal"/>
+    <w:basedOn w:val="a1"/>
     <w:uiPriority w:val="99"/>
     <w:rsid w:val="00F73D06"/>
     <w:pPr>
@@ -28023,7 +28558,7 @@
   </w:style>
   <w:style w:type="table" w:customStyle="1" w:styleId="ListTable3-Accent11">
     <w:name w:val="List Table 3 - Accent 11"/>
-    <w:basedOn w:val="TableNormal"/>
+    <w:basedOn w:val="a1"/>
     <w:uiPriority w:val="99"/>
     <w:rsid w:val="00F73D06"/>
     <w:pPr>
@@ -28104,7 +28639,7 @@
   </w:style>
   <w:style w:type="table" w:customStyle="1" w:styleId="ListTable3-Accent21">
     <w:name w:val="List Table 3 - Accent 21"/>
-    <w:basedOn w:val="TableNormal"/>
+    <w:basedOn w:val="a1"/>
     <w:uiPriority w:val="99"/>
     <w:rsid w:val="00F73D06"/>
     <w:pPr>
@@ -28185,7 +28720,7 @@
   </w:style>
   <w:style w:type="table" w:customStyle="1" w:styleId="ListTable3-Accent31">
     <w:name w:val="List Table 3 - Accent 31"/>
-    <w:basedOn w:val="TableNormal"/>
+    <w:basedOn w:val="a1"/>
     <w:uiPriority w:val="99"/>
     <w:rsid w:val="00F73D06"/>
     <w:pPr>
@@ -28266,7 +28801,7 @@
   </w:style>
   <w:style w:type="table" w:customStyle="1" w:styleId="ListTable3-Accent41">
     <w:name w:val="List Table 3 - Accent 41"/>
-    <w:basedOn w:val="TableNormal"/>
+    <w:basedOn w:val="a1"/>
     <w:uiPriority w:val="99"/>
     <w:rsid w:val="00F73D06"/>
     <w:pPr>
@@ -28347,7 +28882,7 @@
   </w:style>
   <w:style w:type="table" w:customStyle="1" w:styleId="ListTable3-Accent51">
     <w:name w:val="List Table 3 - Accent 51"/>
-    <w:basedOn w:val="TableNormal"/>
+    <w:basedOn w:val="a1"/>
     <w:uiPriority w:val="99"/>
     <w:rsid w:val="00F73D06"/>
     <w:pPr>
@@ -28428,7 +28963,7 @@
   </w:style>
   <w:style w:type="table" w:customStyle="1" w:styleId="ListTable3-Accent61">
     <w:name w:val="List Table 3 - Accent 61"/>
-    <w:basedOn w:val="TableNormal"/>
+    <w:basedOn w:val="a1"/>
     <w:uiPriority w:val="99"/>
     <w:rsid w:val="00F73D06"/>
     <w:pPr>
@@ -28507,9 +29042,9 @@
       </w:tcPr>
     </w:tblStylePr>
   </w:style>
-  <w:style w:type="table" w:styleId="ListTable4">
+  <w:style w:type="table" w:styleId="-40">
     <w:name w:val="List Table 4"/>
-    <w:basedOn w:val="TableNormal"/>
+    <w:basedOn w:val="a1"/>
     <w:uiPriority w:val="99"/>
     <w:rsid w:val="00F73D06"/>
     <w:pPr>
@@ -28585,7 +29120,7 @@
   </w:style>
   <w:style w:type="table" w:customStyle="1" w:styleId="ListTable4-Accent11">
     <w:name w:val="List Table 4 - Accent 11"/>
-    <w:basedOn w:val="TableNormal"/>
+    <w:basedOn w:val="a1"/>
     <w:uiPriority w:val="99"/>
     <w:rsid w:val="00F73D06"/>
     <w:pPr>
@@ -28661,7 +29196,7 @@
   </w:style>
   <w:style w:type="table" w:customStyle="1" w:styleId="ListTable4-Accent21">
     <w:name w:val="List Table 4 - Accent 21"/>
-    <w:basedOn w:val="TableNormal"/>
+    <w:basedOn w:val="a1"/>
     <w:uiPriority w:val="99"/>
     <w:rsid w:val="00F73D06"/>
     <w:pPr>
@@ -28737,7 +29272,7 @@
   </w:style>
   <w:style w:type="table" w:customStyle="1" w:styleId="ListTable4-Accent31">
     <w:name w:val="List Table 4 - Accent 31"/>
-    <w:basedOn w:val="TableNormal"/>
+    <w:basedOn w:val="a1"/>
     <w:uiPriority w:val="99"/>
     <w:rsid w:val="00F73D06"/>
     <w:pPr>
@@ -28813,7 +29348,7 @@
   </w:style>
   <w:style w:type="table" w:customStyle="1" w:styleId="ListTable4-Accent41">
     <w:name w:val="List Table 4 - Accent 41"/>
-    <w:basedOn w:val="TableNormal"/>
+    <w:basedOn w:val="a1"/>
     <w:uiPriority w:val="99"/>
     <w:rsid w:val="00F73D06"/>
     <w:pPr>
@@ -28889,7 +29424,7 @@
   </w:style>
   <w:style w:type="table" w:customStyle="1" w:styleId="ListTable4-Accent51">
     <w:name w:val="List Table 4 - Accent 51"/>
-    <w:basedOn w:val="TableNormal"/>
+    <w:basedOn w:val="a1"/>
     <w:uiPriority w:val="99"/>
     <w:rsid w:val="00F73D06"/>
     <w:pPr>
@@ -28965,7 +29500,7 @@
   </w:style>
   <w:style w:type="table" w:customStyle="1" w:styleId="ListTable4-Accent61">
     <w:name w:val="List Table 4 - Accent 61"/>
-    <w:basedOn w:val="TableNormal"/>
+    <w:basedOn w:val="a1"/>
     <w:uiPriority w:val="99"/>
     <w:rsid w:val="00F73D06"/>
     <w:pPr>
@@ -29039,9 +29574,9 @@
       </w:tcPr>
     </w:tblStylePr>
   </w:style>
-  <w:style w:type="table" w:styleId="ListTable5Dark">
+  <w:style w:type="table" w:styleId="-50">
     <w:name w:val="List Table 5 Dark"/>
-    <w:basedOn w:val="TableNormal"/>
+    <w:basedOn w:val="a1"/>
     <w:uiPriority w:val="99"/>
     <w:rsid w:val="00F73D06"/>
     <w:pPr>
@@ -29152,7 +29687,7 @@
   </w:style>
   <w:style w:type="table" w:customStyle="1" w:styleId="ListTable5Dark-Accent11">
     <w:name w:val="List Table 5 Dark - Accent 11"/>
-    <w:basedOn w:val="TableNormal"/>
+    <w:basedOn w:val="a1"/>
     <w:uiPriority w:val="99"/>
     <w:rsid w:val="00F73D06"/>
     <w:pPr>
@@ -29263,7 +29798,7 @@
   </w:style>
   <w:style w:type="table" w:customStyle="1" w:styleId="ListTable5Dark-Accent21">
     <w:name w:val="List Table 5 Dark - Accent 21"/>
-    <w:basedOn w:val="TableNormal"/>
+    <w:basedOn w:val="a1"/>
     <w:uiPriority w:val="99"/>
     <w:rsid w:val="00F73D06"/>
     <w:pPr>
@@ -29374,7 +29909,7 @@
   </w:style>
   <w:style w:type="table" w:customStyle="1" w:styleId="ListTable5Dark-Accent31">
     <w:name w:val="List Table 5 Dark - Accent 31"/>
-    <w:basedOn w:val="TableNormal"/>
+    <w:basedOn w:val="a1"/>
     <w:uiPriority w:val="99"/>
     <w:rsid w:val="00F73D06"/>
     <w:pPr>
@@ -29485,7 +30020,7 @@
   </w:style>
   <w:style w:type="table" w:customStyle="1" w:styleId="ListTable5Dark-Accent41">
     <w:name w:val="List Table 5 Dark - Accent 41"/>
-    <w:basedOn w:val="TableNormal"/>
+    <w:basedOn w:val="a1"/>
     <w:uiPriority w:val="99"/>
     <w:rsid w:val="00F73D06"/>
     <w:pPr>
@@ -29596,7 +30131,7 @@
   </w:style>
   <w:style w:type="table" w:customStyle="1" w:styleId="ListTable5Dark-Accent51">
     <w:name w:val="List Table 5 Dark - Accent 51"/>
-    <w:basedOn w:val="TableNormal"/>
+    <w:basedOn w:val="a1"/>
     <w:uiPriority w:val="99"/>
     <w:rsid w:val="00F73D06"/>
     <w:pPr>
@@ -29707,7 +30242,7 @@
   </w:style>
   <w:style w:type="table" w:customStyle="1" w:styleId="ListTable5Dark-Accent61">
     <w:name w:val="List Table 5 Dark - Accent 61"/>
-    <w:basedOn w:val="TableNormal"/>
+    <w:basedOn w:val="a1"/>
     <w:uiPriority w:val="99"/>
     <w:rsid w:val="00F73D06"/>
     <w:pPr>
@@ -29816,9 +30351,9 @@
       </w:tcPr>
     </w:tblStylePr>
   </w:style>
-  <w:style w:type="table" w:styleId="ListTable6Colorful">
+  <w:style w:type="table" w:styleId="-60">
     <w:name w:val="List Table 6 Colorful"/>
-    <w:basedOn w:val="TableNormal"/>
+    <w:basedOn w:val="a1"/>
     <w:uiPriority w:val="99"/>
     <w:rsid w:val="00F73D06"/>
     <w:pPr>
@@ -29899,7 +30434,7 @@
   </w:style>
   <w:style w:type="table" w:customStyle="1" w:styleId="ListTable6Colorful-Accent11">
     <w:name w:val="List Table 6 Colorful - Accent 11"/>
-    <w:basedOn w:val="TableNormal"/>
+    <w:basedOn w:val="a1"/>
     <w:uiPriority w:val="99"/>
     <w:rsid w:val="00F73D06"/>
     <w:pPr>
@@ -29980,7 +30515,7 @@
   </w:style>
   <w:style w:type="table" w:customStyle="1" w:styleId="ListTable6Colorful-Accent21">
     <w:name w:val="List Table 6 Colorful - Accent 21"/>
-    <w:basedOn w:val="TableNormal"/>
+    <w:basedOn w:val="a1"/>
     <w:uiPriority w:val="99"/>
     <w:rsid w:val="00F73D06"/>
     <w:pPr>
@@ -30061,7 +30596,7 @@
   </w:style>
   <w:style w:type="table" w:customStyle="1" w:styleId="ListTable6Colorful-Accent31">
     <w:name w:val="List Table 6 Colorful - Accent 31"/>
-    <w:basedOn w:val="TableNormal"/>
+    <w:basedOn w:val="a1"/>
     <w:uiPriority w:val="99"/>
     <w:rsid w:val="00F73D06"/>
     <w:pPr>
@@ -30142,7 +30677,7 @@
   </w:style>
   <w:style w:type="table" w:customStyle="1" w:styleId="ListTable6Colorful-Accent41">
     <w:name w:val="List Table 6 Colorful - Accent 41"/>
-    <w:basedOn w:val="TableNormal"/>
+    <w:basedOn w:val="a1"/>
     <w:uiPriority w:val="99"/>
     <w:rsid w:val="00F73D06"/>
     <w:pPr>
@@ -30223,7 +30758,7 @@
   </w:style>
   <w:style w:type="table" w:customStyle="1" w:styleId="ListTable6Colorful-Accent51">
     <w:name w:val="List Table 6 Colorful - Accent 51"/>
-    <w:basedOn w:val="TableNormal"/>
+    <w:basedOn w:val="a1"/>
     <w:uiPriority w:val="99"/>
     <w:rsid w:val="00F73D06"/>
     <w:pPr>
@@ -30304,7 +30839,7 @@
   </w:style>
   <w:style w:type="table" w:customStyle="1" w:styleId="ListTable6Colorful-Accent61">
     <w:name w:val="List Table 6 Colorful - Accent 61"/>
-    <w:basedOn w:val="TableNormal"/>
+    <w:basedOn w:val="a1"/>
     <w:uiPriority w:val="99"/>
     <w:rsid w:val="00F73D06"/>
     <w:pPr>
@@ -30383,9 +30918,9 @@
       </w:rPr>
     </w:tblStylePr>
   </w:style>
-  <w:style w:type="table" w:styleId="ListTable7Colorful">
+  <w:style w:type="table" w:styleId="-70">
     <w:name w:val="List Table 7 Colorful"/>
-    <w:basedOn w:val="TableNormal"/>
+    <w:basedOn w:val="a1"/>
     <w:uiPriority w:val="99"/>
     <w:rsid w:val="00F73D06"/>
     <w:pPr>
@@ -30504,7 +31039,7 @@
   </w:style>
   <w:style w:type="table" w:customStyle="1" w:styleId="ListTable7Colorful-Accent11">
     <w:name w:val="List Table 7 Colorful - Accent 11"/>
-    <w:basedOn w:val="TableNormal"/>
+    <w:basedOn w:val="a1"/>
     <w:uiPriority w:val="99"/>
     <w:rsid w:val="00F73D06"/>
     <w:pPr>
@@ -30623,7 +31158,7 @@
   </w:style>
   <w:style w:type="table" w:customStyle="1" w:styleId="ListTable7Colorful-Accent21">
     <w:name w:val="List Table 7 Colorful - Accent 21"/>
-    <w:basedOn w:val="TableNormal"/>
+    <w:basedOn w:val="a1"/>
     <w:uiPriority w:val="99"/>
     <w:rsid w:val="00F73D06"/>
     <w:pPr>
@@ -30742,7 +31277,7 @@
   </w:style>
   <w:style w:type="table" w:customStyle="1" w:styleId="ListTable7Colorful-Accent31">
     <w:name w:val="List Table 7 Colorful - Accent 31"/>
-    <w:basedOn w:val="TableNormal"/>
+    <w:basedOn w:val="a1"/>
     <w:uiPriority w:val="99"/>
     <w:rsid w:val="00F73D06"/>
     <w:pPr>
@@ -30861,7 +31396,7 @@
   </w:style>
   <w:style w:type="table" w:customStyle="1" w:styleId="ListTable7Colorful-Accent41">
     <w:name w:val="List Table 7 Colorful - Accent 41"/>
-    <w:basedOn w:val="TableNormal"/>
+    <w:basedOn w:val="a1"/>
     <w:uiPriority w:val="99"/>
     <w:rsid w:val="00F73D06"/>
     <w:pPr>
@@ -30980,7 +31515,7 @@
   </w:style>
   <w:style w:type="table" w:customStyle="1" w:styleId="ListTable7Colorful-Accent51">
     <w:name w:val="List Table 7 Colorful - Accent 51"/>
-    <w:basedOn w:val="TableNormal"/>
+    <w:basedOn w:val="a1"/>
     <w:uiPriority w:val="99"/>
     <w:rsid w:val="00F73D06"/>
     <w:pPr>
@@ -31099,7 +31634,7 @@
   </w:style>
   <w:style w:type="table" w:customStyle="1" w:styleId="ListTable7Colorful-Accent61">
     <w:name w:val="List Table 7 Colorful - Accent 61"/>
-    <w:basedOn w:val="TableNormal"/>
+    <w:basedOn w:val="a1"/>
     <w:uiPriority w:val="99"/>
     <w:rsid w:val="00F73D06"/>
     <w:pPr>
@@ -31218,7 +31753,7 @@
   </w:style>
   <w:style w:type="table" w:customStyle="1" w:styleId="Lined-Accent">
     <w:name w:val="Lined - Accent"/>
-    <w:basedOn w:val="TableNormal"/>
+    <w:basedOn w:val="a1"/>
     <w:uiPriority w:val="99"/>
     <w:rsid w:val="00F73D06"/>
     <w:pPr>
@@ -31317,7 +31852,7 @@
   </w:style>
   <w:style w:type="table" w:customStyle="1" w:styleId="Lined-Accent1">
     <w:name w:val="Lined - Accent 1"/>
-    <w:basedOn w:val="TableNormal"/>
+    <w:basedOn w:val="a1"/>
     <w:uiPriority w:val="99"/>
     <w:rsid w:val="00F73D06"/>
     <w:pPr>
@@ -31416,7 +31951,7 @@
   </w:style>
   <w:style w:type="table" w:customStyle="1" w:styleId="Lined-Accent2">
     <w:name w:val="Lined - Accent 2"/>
-    <w:basedOn w:val="TableNormal"/>
+    <w:basedOn w:val="a1"/>
     <w:uiPriority w:val="99"/>
     <w:rsid w:val="00F73D06"/>
     <w:pPr>
@@ -31515,7 +32050,7 @@
   </w:style>
   <w:style w:type="table" w:customStyle="1" w:styleId="Lined-Accent3">
     <w:name w:val="Lined - Accent 3"/>
-    <w:basedOn w:val="TableNormal"/>
+    <w:basedOn w:val="a1"/>
     <w:uiPriority w:val="99"/>
     <w:rsid w:val="00F73D06"/>
     <w:pPr>
@@ -31614,7 +32149,7 @@
   </w:style>
   <w:style w:type="table" w:customStyle="1" w:styleId="Lined-Accent4">
     <w:name w:val="Lined - Accent 4"/>
-    <w:basedOn w:val="TableNormal"/>
+    <w:basedOn w:val="a1"/>
     <w:uiPriority w:val="99"/>
     <w:rsid w:val="00F73D06"/>
     <w:pPr>
@@ -31713,7 +32248,7 @@
   </w:style>
   <w:style w:type="table" w:customStyle="1" w:styleId="Lined-Accent5">
     <w:name w:val="Lined - Accent 5"/>
-    <w:basedOn w:val="TableNormal"/>
+    <w:basedOn w:val="a1"/>
     <w:uiPriority w:val="99"/>
     <w:rsid w:val="00F73D06"/>
     <w:pPr>
@@ -31812,7 +32347,7 @@
   </w:style>
   <w:style w:type="table" w:customStyle="1" w:styleId="Lined-Accent6">
     <w:name w:val="Lined - Accent 6"/>
-    <w:basedOn w:val="TableNormal"/>
+    <w:basedOn w:val="a1"/>
     <w:uiPriority w:val="99"/>
     <w:rsid w:val="00F73D06"/>
     <w:pPr>
@@ -31911,7 +32446,7 @@
   </w:style>
   <w:style w:type="table" w:customStyle="1" w:styleId="BorderedLined-Accent">
     <w:name w:val="Bordered &amp; Lined - Accent"/>
-    <w:basedOn w:val="TableNormal"/>
+    <w:basedOn w:val="a1"/>
     <w:uiPriority w:val="99"/>
     <w:rsid w:val="00F73D06"/>
     <w:pPr>
@@ -32018,7 +32553,7 @@
   </w:style>
   <w:style w:type="table" w:customStyle="1" w:styleId="BorderedLined-Accent1">
     <w:name w:val="Bordered &amp; Lined - Accent 1"/>
-    <w:basedOn w:val="TableNormal"/>
+    <w:basedOn w:val="a1"/>
     <w:uiPriority w:val="99"/>
     <w:rsid w:val="00F73D06"/>
     <w:pPr>
@@ -32125,7 +32660,7 @@
   </w:style>
   <w:style w:type="table" w:customStyle="1" w:styleId="BorderedLined-Accent2">
     <w:name w:val="Bordered &amp; Lined - Accent 2"/>
-    <w:basedOn w:val="TableNormal"/>
+    <w:basedOn w:val="a1"/>
     <w:uiPriority w:val="99"/>
     <w:rsid w:val="00F73D06"/>
     <w:pPr>
@@ -32232,7 +32767,7 @@
   </w:style>
   <w:style w:type="table" w:customStyle="1" w:styleId="BorderedLined-Accent3">
     <w:name w:val="Bordered &amp; Lined - Accent 3"/>
-    <w:basedOn w:val="TableNormal"/>
+    <w:basedOn w:val="a1"/>
     <w:uiPriority w:val="99"/>
     <w:rsid w:val="00F73D06"/>
     <w:pPr>
@@ -32339,7 +32874,7 @@
   </w:style>
   <w:style w:type="table" w:customStyle="1" w:styleId="BorderedLined-Accent4">
     <w:name w:val="Bordered &amp; Lined - Accent 4"/>
-    <w:basedOn w:val="TableNormal"/>
+    <w:basedOn w:val="a1"/>
     <w:uiPriority w:val="99"/>
     <w:rsid w:val="00F73D06"/>
     <w:pPr>
@@ -32446,7 +32981,7 @@
   </w:style>
   <w:style w:type="table" w:customStyle="1" w:styleId="BorderedLined-Accent5">
     <w:name w:val="Bordered &amp; Lined - Accent 5"/>
-    <w:basedOn w:val="TableNormal"/>
+    <w:basedOn w:val="a1"/>
     <w:uiPriority w:val="99"/>
     <w:rsid w:val="00F73D06"/>
     <w:pPr>
@@ -32553,7 +33088,7 @@
   </w:style>
   <w:style w:type="table" w:customStyle="1" w:styleId="BorderedLined-Accent6">
     <w:name w:val="Bordered &amp; Lined - Accent 6"/>
-    <w:basedOn w:val="TableNormal"/>
+    <w:basedOn w:val="a1"/>
     <w:uiPriority w:val="99"/>
     <w:rsid w:val="00F73D06"/>
     <w:pPr>
@@ -32660,7 +33195,7 @@
   </w:style>
   <w:style w:type="table" w:customStyle="1" w:styleId="Bordered">
     <w:name w:val="Bordered"/>
-    <w:basedOn w:val="TableNormal"/>
+    <w:basedOn w:val="a1"/>
     <w:uiPriority w:val="99"/>
     <w:rsid w:val="00F73D06"/>
     <w:pPr>
@@ -32747,7 +33282,7 @@
   </w:style>
   <w:style w:type="table" w:customStyle="1" w:styleId="Bordered-Accent1">
     <w:name w:val="Bordered - Accent 1"/>
-    <w:basedOn w:val="TableNormal"/>
+    <w:basedOn w:val="a1"/>
     <w:uiPriority w:val="99"/>
     <w:rsid w:val="00F73D06"/>
     <w:pPr>
@@ -32834,7 +33369,7 @@
   </w:style>
   <w:style w:type="table" w:customStyle="1" w:styleId="Bordered-Accent2">
     <w:name w:val="Bordered - Accent 2"/>
-    <w:basedOn w:val="TableNormal"/>
+    <w:basedOn w:val="a1"/>
     <w:uiPriority w:val="99"/>
     <w:rsid w:val="00F73D06"/>
     <w:pPr>
@@ -32921,7 +33456,7 @@
   </w:style>
   <w:style w:type="table" w:customStyle="1" w:styleId="Bordered-Accent3">
     <w:name w:val="Bordered - Accent 3"/>
-    <w:basedOn w:val="TableNormal"/>
+    <w:basedOn w:val="a1"/>
     <w:uiPriority w:val="99"/>
     <w:rsid w:val="00F73D06"/>
     <w:pPr>
@@ -33008,7 +33543,7 @@
   </w:style>
   <w:style w:type="table" w:customStyle="1" w:styleId="Bordered-Accent4">
     <w:name w:val="Bordered - Accent 4"/>
-    <w:basedOn w:val="TableNormal"/>
+    <w:basedOn w:val="a1"/>
     <w:uiPriority w:val="99"/>
     <w:rsid w:val="00F73D06"/>
     <w:pPr>
@@ -33095,7 +33630,7 @@
   </w:style>
   <w:style w:type="table" w:customStyle="1" w:styleId="Bordered-Accent5">
     <w:name w:val="Bordered - Accent 5"/>
-    <w:basedOn w:val="TableNormal"/>
+    <w:basedOn w:val="a1"/>
     <w:uiPriority w:val="99"/>
     <w:rsid w:val="00F73D06"/>
     <w:pPr>
@@ -33182,7 +33717,7 @@
   </w:style>
   <w:style w:type="table" w:customStyle="1" w:styleId="Bordered-Accent6">
     <w:name w:val="Bordered - Accent 6"/>
-    <w:basedOn w:val="TableNormal"/>
+    <w:basedOn w:val="a1"/>
     <w:uiPriority w:val="99"/>
     <w:rsid w:val="00F73D06"/>
     <w:pPr>
@@ -33267,10 +33802,10 @@
       </w:tcPr>
     </w:tblStylePr>
   </w:style>
-  <w:style w:type="paragraph" w:styleId="FootnoteText">
+  <w:style w:type="paragraph" w:styleId="a8">
     <w:name w:val="footnote text"/>
-    <w:basedOn w:val="Normal"/>
-    <w:link w:val="FootnoteTextChar1"/>
+    <w:basedOn w:val="a"/>
+    <w:link w:val="a9"/>
     <w:uiPriority w:val="99"/>
     <w:semiHidden/>
     <w:unhideWhenUsed/>
@@ -33283,10 +33818,10 @@
       <w:szCs w:val="24"/>
     </w:rPr>
   </w:style>
-  <w:style w:type="character" w:customStyle="1" w:styleId="FootnoteTextChar1">
-    <w:name w:val="Footnote Text Char1"/>
-    <w:basedOn w:val="DefaultParagraphFont"/>
-    <w:link w:val="FootnoteText"/>
+  <w:style w:type="character" w:customStyle="1" w:styleId="a9">
+    <w:name w:val="Текст сноски Знак"/>
+    <w:basedOn w:val="a0"/>
+    <w:link w:val="a8"/>
     <w:uiPriority w:val="99"/>
     <w:semiHidden/>
     <w:rsid w:val="00F73D06"/>
@@ -33295,9 +33830,9 @@
       <w:szCs w:val="24"/>
     </w:rPr>
   </w:style>
-  <w:style w:type="character" w:styleId="FootnoteReference">
+  <w:style w:type="character" w:styleId="aa">
     <w:name w:val="footnote reference"/>
-    <w:basedOn w:val="DefaultParagraphFont"/>
+    <w:basedOn w:val="a0"/>
     <w:uiPriority w:val="99"/>
     <w:unhideWhenUsed/>
     <w:rsid w:val="00F73D06"/>
@@ -33305,10 +33840,10 @@
       <w:vertAlign w:val="superscript"/>
     </w:rPr>
   </w:style>
-  <w:style w:type="paragraph" w:styleId="EndnoteText">
+  <w:style w:type="paragraph" w:styleId="ab">
     <w:name w:val="endnote text"/>
-    <w:basedOn w:val="Normal"/>
-    <w:link w:val="EndnoteTextChar1"/>
+    <w:basedOn w:val="a"/>
+    <w:link w:val="ac"/>
     <w:uiPriority w:val="99"/>
     <w:semiHidden/>
     <w:unhideWhenUsed/>
@@ -33321,10 +33856,10 @@
       <w:szCs w:val="24"/>
     </w:rPr>
   </w:style>
-  <w:style w:type="character" w:customStyle="1" w:styleId="EndnoteTextChar1">
-    <w:name w:val="Endnote Text Char1"/>
-    <w:basedOn w:val="DefaultParagraphFont"/>
-    <w:link w:val="EndnoteText"/>
+  <w:style w:type="character" w:customStyle="1" w:styleId="ac">
+    <w:name w:val="Текст концевой сноски Знак"/>
+    <w:basedOn w:val="a0"/>
+    <w:link w:val="ab"/>
     <w:uiPriority w:val="99"/>
     <w:semiHidden/>
     <w:rsid w:val="00F73D06"/>
@@ -33333,9 +33868,9 @@
       <w:szCs w:val="24"/>
     </w:rPr>
   </w:style>
-  <w:style w:type="character" w:styleId="EndnoteReference">
+  <w:style w:type="character" w:styleId="ad">
     <w:name w:val="endnote reference"/>
-    <w:basedOn w:val="DefaultParagraphFont"/>
+    <w:basedOn w:val="a0"/>
     <w:uiPriority w:val="99"/>
     <w:semiHidden/>
     <w:unhideWhenUsed/>
@@ -33344,10 +33879,10 @@
       <w:vertAlign w:val="superscript"/>
     </w:rPr>
   </w:style>
-  <w:style w:type="paragraph" w:styleId="TableofFigures">
+  <w:style w:type="paragraph" w:styleId="ae">
     <w:name w:val="table of figures"/>
-    <w:basedOn w:val="Normal"/>
-    <w:next w:val="Normal"/>
+    <w:basedOn w:val="a"/>
+    <w:next w:val="a"/>
     <w:uiPriority w:val="99"/>
     <w:unhideWhenUsed/>
     <w:rsid w:val="00F73D06"/>
@@ -33359,11 +33894,11 @@
       <w:szCs w:val="24"/>
     </w:rPr>
   </w:style>
-  <w:style w:type="paragraph" w:styleId="Title">
+  <w:style w:type="paragraph" w:styleId="af">
     <w:name w:val="Title"/>
-    <w:basedOn w:val="Normal"/>
-    <w:next w:val="Normal"/>
-    <w:link w:val="TitleChar1"/>
+    <w:basedOn w:val="a"/>
+    <w:next w:val="a"/>
+    <w:link w:val="af0"/>
     <w:uiPriority w:val="10"/>
     <w:qFormat/>
     <w:rsid w:val="00F73D06"/>
@@ -33378,10 +33913,10 @@
       <w:szCs w:val="56"/>
     </w:rPr>
   </w:style>
-  <w:style w:type="character" w:customStyle="1" w:styleId="TitleChar1">
-    <w:name w:val="Title Char1"/>
-    <w:basedOn w:val="DefaultParagraphFont"/>
-    <w:link w:val="Title"/>
+  <w:style w:type="character" w:customStyle="1" w:styleId="af0">
+    <w:name w:val="Заголовок Знак"/>
+    <w:basedOn w:val="a0"/>
+    <w:link w:val="af"/>
     <w:uiPriority w:val="10"/>
     <w:rsid w:val="00F73D06"/>
     <w:rPr>
@@ -33391,10 +33926,10 @@
       <w:szCs w:val="56"/>
     </w:rPr>
   </w:style>
-  <w:style w:type="paragraph" w:styleId="TOC1">
+  <w:style w:type="paragraph" w:styleId="12">
     <w:name w:val="toc 1"/>
-    <w:basedOn w:val="Normal"/>
-    <w:next w:val="Normal"/>
+    <w:basedOn w:val="a"/>
+    <w:next w:val="a"/>
     <w:uiPriority w:val="39"/>
     <w:unhideWhenUsed/>
     <w:rsid w:val="00F73D06"/>
@@ -33411,7 +33946,7 @@
   </w:style>
   <w:style w:type="paragraph" w:customStyle="1" w:styleId="TNR0">
     <w:name w:val="TNR Заголовок"/>
-    <w:basedOn w:val="Title"/>
+    <w:basedOn w:val="af"/>
     <w:next w:val="TNR"/>
     <w:qFormat/>
     <w:rsid w:val="00F73D06"/>
@@ -33429,7 +33964,7 @@
   </w:style>
   <w:style w:type="paragraph" w:customStyle="1" w:styleId="TNR">
     <w:name w:val="TNR Обычный"/>
-    <w:basedOn w:val="Normal"/>
+    <w:basedOn w:val="a"/>
     <w:qFormat/>
     <w:rsid w:val="00F73D06"/>
     <w:pPr>
@@ -33444,10 +33979,10 @@
       <w:szCs w:val="28"/>
     </w:rPr>
   </w:style>
-  <w:style w:type="paragraph" w:styleId="TOC7">
+  <w:style w:type="paragraph" w:styleId="71">
     <w:name w:val="toc 7"/>
-    <w:basedOn w:val="Normal"/>
-    <w:next w:val="Normal"/>
+    <w:basedOn w:val="a"/>
+    <w:next w:val="a"/>
     <w:uiPriority w:val="39"/>
     <w:semiHidden/>
     <w:unhideWhenUsed/>
@@ -33462,10 +33997,10 @@
       <w:szCs w:val="20"/>
     </w:rPr>
   </w:style>
-  <w:style w:type="paragraph" w:styleId="TOCHeading">
+  <w:style w:type="paragraph" w:styleId="af1">
     <w:name w:val="TOC Heading"/>
-    <w:basedOn w:val="Heading1"/>
-    <w:next w:val="Normal"/>
+    <w:basedOn w:val="1"/>
+    <w:next w:val="a"/>
     <w:uiPriority w:val="39"/>
     <w:unhideWhenUsed/>
     <w:qFormat/>
@@ -33480,10 +34015,10 @@
       <w:lang w:eastAsia="ru-RU"/>
     </w:rPr>
   </w:style>
-  <w:style w:type="paragraph" w:styleId="TOC2">
+  <w:style w:type="paragraph" w:styleId="24">
     <w:name w:val="toc 2"/>
-    <w:basedOn w:val="Normal"/>
-    <w:next w:val="Normal"/>
+    <w:basedOn w:val="a"/>
+    <w:next w:val="a"/>
     <w:uiPriority w:val="39"/>
     <w:unhideWhenUsed/>
     <w:rsid w:val="00F73D06"/>
@@ -33496,10 +34031,10 @@
       <w:sz w:val="28"/>
     </w:rPr>
   </w:style>
-  <w:style w:type="paragraph" w:styleId="TOC3">
+  <w:style w:type="paragraph" w:styleId="32">
     <w:name w:val="toc 3"/>
-    <w:basedOn w:val="Normal"/>
-    <w:next w:val="Normal"/>
+    <w:basedOn w:val="a"/>
+    <w:next w:val="a"/>
     <w:uiPriority w:val="39"/>
     <w:unhideWhenUsed/>
     <w:rsid w:val="00F73D06"/>
@@ -33513,10 +34048,10 @@
       <w:szCs w:val="20"/>
     </w:rPr>
   </w:style>
-  <w:style w:type="paragraph" w:styleId="TOC4">
+  <w:style w:type="paragraph" w:styleId="42">
     <w:name w:val="toc 4"/>
-    <w:basedOn w:val="Normal"/>
-    <w:next w:val="Normal"/>
+    <w:basedOn w:val="a"/>
+    <w:next w:val="a"/>
     <w:uiPriority w:val="39"/>
     <w:semiHidden/>
     <w:unhideWhenUsed/>
@@ -33531,10 +34066,10 @@
       <w:szCs w:val="20"/>
     </w:rPr>
   </w:style>
-  <w:style w:type="paragraph" w:styleId="TOC5">
+  <w:style w:type="paragraph" w:styleId="52">
     <w:name w:val="toc 5"/>
-    <w:basedOn w:val="Normal"/>
-    <w:next w:val="Normal"/>
+    <w:basedOn w:val="a"/>
+    <w:next w:val="a"/>
     <w:uiPriority w:val="39"/>
     <w:semiHidden/>
     <w:unhideWhenUsed/>
@@ -33549,10 +34084,10 @@
       <w:szCs w:val="20"/>
     </w:rPr>
   </w:style>
-  <w:style w:type="paragraph" w:styleId="TOC6">
+  <w:style w:type="paragraph" w:styleId="61">
     <w:name w:val="toc 6"/>
-    <w:basedOn w:val="Normal"/>
-    <w:next w:val="Normal"/>
+    <w:basedOn w:val="a"/>
+    <w:next w:val="a"/>
     <w:uiPriority w:val="39"/>
     <w:semiHidden/>
     <w:unhideWhenUsed/>
@@ -33567,10 +34102,10 @@
       <w:szCs w:val="20"/>
     </w:rPr>
   </w:style>
-  <w:style w:type="paragraph" w:styleId="TOC8">
+  <w:style w:type="paragraph" w:styleId="81">
     <w:name w:val="toc 8"/>
-    <w:basedOn w:val="Normal"/>
-    <w:next w:val="Normal"/>
+    <w:basedOn w:val="a"/>
+    <w:next w:val="a"/>
     <w:uiPriority w:val="39"/>
     <w:semiHidden/>
     <w:unhideWhenUsed/>
@@ -33585,10 +34120,10 @@
       <w:szCs w:val="20"/>
     </w:rPr>
   </w:style>
-  <w:style w:type="paragraph" w:styleId="TOC9">
+  <w:style w:type="paragraph" w:styleId="91">
     <w:name w:val="toc 9"/>
-    <w:basedOn w:val="Normal"/>
-    <w:next w:val="Normal"/>
+    <w:basedOn w:val="a"/>
+    <w:next w:val="a"/>
     <w:uiPriority w:val="39"/>
     <w:semiHidden/>
     <w:unhideWhenUsed/>
@@ -33603,10 +34138,10 @@
       <w:szCs w:val="20"/>
     </w:rPr>
   </w:style>
-  <w:style w:type="paragraph" w:styleId="Header">
+  <w:style w:type="paragraph" w:styleId="af2">
     <w:name w:val="header"/>
-    <w:basedOn w:val="Normal"/>
-    <w:link w:val="HeaderChar1"/>
+    <w:basedOn w:val="a"/>
+    <w:link w:val="af3"/>
     <w:uiPriority w:val="99"/>
     <w:unhideWhenUsed/>
     <w:rsid w:val="00F73D06"/>
@@ -33622,10 +34157,10 @@
       <w:szCs w:val="24"/>
     </w:rPr>
   </w:style>
-  <w:style w:type="character" w:customStyle="1" w:styleId="HeaderChar1">
-    <w:name w:val="Header Char1"/>
-    <w:basedOn w:val="DefaultParagraphFont"/>
-    <w:link w:val="Header"/>
+  <w:style w:type="character" w:customStyle="1" w:styleId="af3">
+    <w:name w:val="Верхний колонтитул Знак"/>
+    <w:basedOn w:val="a0"/>
+    <w:link w:val="af2"/>
     <w:uiPriority w:val="99"/>
     <w:rsid w:val="00F73D06"/>
     <w:rPr>
@@ -33633,10 +34168,10 @@
       <w:szCs w:val="24"/>
     </w:rPr>
   </w:style>
-  <w:style w:type="paragraph" w:styleId="Footer">
+  <w:style w:type="paragraph" w:styleId="af4">
     <w:name w:val="footer"/>
-    <w:basedOn w:val="Normal"/>
-    <w:link w:val="FooterChar1"/>
+    <w:basedOn w:val="a"/>
+    <w:link w:val="af5"/>
     <w:uiPriority w:val="99"/>
     <w:unhideWhenUsed/>
     <w:rsid w:val="00F73D06"/>
@@ -33652,10 +34187,10 @@
       <w:szCs w:val="24"/>
     </w:rPr>
   </w:style>
-  <w:style w:type="character" w:customStyle="1" w:styleId="FooterChar1">
-    <w:name w:val="Footer Char1"/>
-    <w:basedOn w:val="DefaultParagraphFont"/>
-    <w:link w:val="Footer"/>
+  <w:style w:type="character" w:customStyle="1" w:styleId="af5">
+    <w:name w:val="Нижний колонтитул Знак"/>
+    <w:basedOn w:val="a0"/>
+    <w:link w:val="af4"/>
     <w:uiPriority w:val="99"/>
     <w:rsid w:val="00F73D06"/>
     <w:rPr>
@@ -33663,9 +34198,9 @@
       <w:szCs w:val="24"/>
     </w:rPr>
   </w:style>
-  <w:style w:type="character" w:styleId="Hyperlink">
+  <w:style w:type="character" w:styleId="af6">
     <w:name w:val="Hyperlink"/>
-    <w:basedOn w:val="DefaultParagraphFont"/>
+    <w:basedOn w:val="a0"/>
     <w:uiPriority w:val="99"/>
     <w:unhideWhenUsed/>
     <w:rsid w:val="00F73D06"/>
@@ -33676,12 +34211,12 @@
   </w:style>
   <w:style w:type="character" w:customStyle="1" w:styleId="apple-converted-space">
     <w:name w:val="apple-converted-space"/>
-    <w:basedOn w:val="DefaultParagraphFont"/>
+    <w:basedOn w:val="a0"/>
     <w:rsid w:val="00F73D06"/>
   </w:style>
-  <w:style w:type="table" w:styleId="TableGrid">
+  <w:style w:type="table" w:styleId="af7">
     <w:name w:val="Table Grid"/>
-    <w:basedOn w:val="TableNormal"/>
+    <w:basedOn w:val="a1"/>
     <w:uiPriority w:val="39"/>
     <w:rsid w:val="00F73D06"/>
     <w:pPr>
@@ -33702,10 +34237,10 @@
       </w:tblBorders>
     </w:tblPr>
   </w:style>
-  <w:style w:type="paragraph" w:styleId="Caption">
+  <w:style w:type="paragraph" w:styleId="af8">
     <w:name w:val="caption"/>
-    <w:basedOn w:val="Normal"/>
-    <w:next w:val="Normal"/>
+    <w:basedOn w:val="a"/>
+    <w:next w:val="a"/>
     <w:uiPriority w:val="35"/>
     <w:unhideWhenUsed/>
     <w:qFormat/>
@@ -33721,9 +34256,9 @@
       <w:szCs w:val="18"/>
     </w:rPr>
   </w:style>
-  <w:style w:type="paragraph" w:styleId="ListParagraph">
+  <w:style w:type="paragraph" w:styleId="af9">
     <w:name w:val="List Paragraph"/>
-    <w:basedOn w:val="Normal"/>
+    <w:basedOn w:val="a"/>
     <w:uiPriority w:val="34"/>
     <w:qFormat/>
     <w:rsid w:val="00F73D06"/>
@@ -33737,9 +34272,9 @@
       <w:szCs w:val="24"/>
     </w:rPr>
   </w:style>
-  <w:style w:type="character" w:customStyle="1" w:styleId="1">
+  <w:style w:type="character" w:customStyle="1" w:styleId="13">
     <w:name w:val="Неразрешенное упоминание1"/>
-    <w:basedOn w:val="DefaultParagraphFont"/>
+    <w:basedOn w:val="a0"/>
     <w:uiPriority w:val="99"/>
     <w:semiHidden/>
     <w:unhideWhenUsed/>
@@ -33749,7 +34284,7 @@
       <w:shd w:val="clear" w:color="auto" w:fill="E1DFDD"/>
     </w:rPr>
   </w:style>
-  <w:style w:type="paragraph" w:customStyle="1" w:styleId="a">
+  <w:style w:type="paragraph" w:customStyle="1" w:styleId="afa">
     <w:name w:val="Чертежный"/>
     <w:rsid w:val="00F73D06"/>
     <w:pPr>
@@ -33764,9 +34299,9 @@
       <w:lang w:val="uk-UA" w:eastAsia="ru-RU"/>
     </w:rPr>
   </w:style>
-  <w:style w:type="character" w:customStyle="1" w:styleId="2">
+  <w:style w:type="character" w:customStyle="1" w:styleId="25">
     <w:name w:val="Неразрешенное упоминание2"/>
-    <w:basedOn w:val="DefaultParagraphFont"/>
+    <w:basedOn w:val="a0"/>
     <w:uiPriority w:val="99"/>
     <w:semiHidden/>
     <w:unhideWhenUsed/>
@@ -33776,9 +34311,9 @@
       <w:shd w:val="clear" w:color="auto" w:fill="E1DFDD"/>
     </w:rPr>
   </w:style>
-  <w:style w:type="character" w:styleId="CommentReference">
+  <w:style w:type="character" w:styleId="afb">
     <w:name w:val="annotation reference"/>
-    <w:basedOn w:val="DefaultParagraphFont"/>
+    <w:basedOn w:val="a0"/>
     <w:uiPriority w:val="99"/>
     <w:semiHidden/>
     <w:unhideWhenUsed/>
@@ -33788,10 +34323,10 @@
       <w:szCs w:val="16"/>
     </w:rPr>
   </w:style>
-  <w:style w:type="paragraph" w:styleId="CommentText">
+  <w:style w:type="paragraph" w:styleId="afc">
     <w:name w:val="annotation text"/>
-    <w:basedOn w:val="Normal"/>
-    <w:link w:val="CommentTextChar"/>
+    <w:basedOn w:val="a"/>
+    <w:link w:val="afd"/>
     <w:uiPriority w:val="99"/>
     <w:semiHidden/>
     <w:unhideWhenUsed/>
@@ -33804,10 +34339,10 @@
       <w:szCs w:val="20"/>
     </w:rPr>
   </w:style>
-  <w:style w:type="character" w:customStyle="1" w:styleId="CommentTextChar">
-    <w:name w:val="Comment Text Char"/>
-    <w:basedOn w:val="DefaultParagraphFont"/>
-    <w:link w:val="CommentText"/>
+  <w:style w:type="character" w:customStyle="1" w:styleId="afd">
+    <w:name w:val="Текст примечания Знак"/>
+    <w:basedOn w:val="a0"/>
+    <w:link w:val="afc"/>
     <w:uiPriority w:val="99"/>
     <w:semiHidden/>
     <w:rsid w:val="00F73D06"/>
@@ -33816,11 +34351,11 @@
       <w:szCs w:val="20"/>
     </w:rPr>
   </w:style>
-  <w:style w:type="paragraph" w:styleId="CommentSubject">
+  <w:style w:type="paragraph" w:styleId="afe">
     <w:name w:val="annotation subject"/>
-    <w:basedOn w:val="CommentText"/>
-    <w:next w:val="CommentText"/>
-    <w:link w:val="CommentSubjectChar"/>
+    <w:basedOn w:val="afc"/>
+    <w:next w:val="afc"/>
+    <w:link w:val="aff"/>
     <w:uiPriority w:val="99"/>
     <w:semiHidden/>
     <w:unhideWhenUsed/>
@@ -33830,10 +34365,10 @@
       <w:bCs/>
     </w:rPr>
   </w:style>
-  <w:style w:type="character" w:customStyle="1" w:styleId="CommentSubjectChar">
-    <w:name w:val="Comment Subject Char"/>
-    <w:basedOn w:val="CommentTextChar"/>
-    <w:link w:val="CommentSubject"/>
+  <w:style w:type="character" w:customStyle="1" w:styleId="aff">
+    <w:name w:val="Тема примечания Знак"/>
+    <w:basedOn w:val="afd"/>
+    <w:link w:val="afe"/>
     <w:uiPriority w:val="99"/>
     <w:semiHidden/>
     <w:rsid w:val="00F73D06"/>
@@ -33844,9 +34379,9 @@
       <w:szCs w:val="20"/>
     </w:rPr>
   </w:style>
-  <w:style w:type="paragraph" w:styleId="NormalWeb">
+  <w:style w:type="paragraph" w:styleId="aff0">
     <w:name w:val="Normal (Web)"/>
-    <w:basedOn w:val="Normal"/>
+    <w:basedOn w:val="a"/>
     <w:uiPriority w:val="99"/>
     <w:unhideWhenUsed/>
     <w:rsid w:val="00F73D06"/>
@@ -33860,9 +34395,9 @@
       <w:lang w:eastAsia="ru-RU"/>
     </w:rPr>
   </w:style>
-  <w:style w:type="character" w:styleId="HTMLCode">
+  <w:style w:type="character" w:styleId="HTML">
     <w:name w:val="HTML Code"/>
-    <w:basedOn w:val="DefaultParagraphFont"/>
+    <w:basedOn w:val="a0"/>
     <w:uiPriority w:val="99"/>
     <w:semiHidden/>
     <w:unhideWhenUsed/>
@@ -33873,9 +34408,9 @@
       <w:szCs w:val="20"/>
     </w:rPr>
   </w:style>
-  <w:style w:type="character" w:styleId="Strong">
+  <w:style w:type="character" w:styleId="aff1">
     <w:name w:val="Strong"/>
-    <w:basedOn w:val="DefaultParagraphFont"/>
+    <w:basedOn w:val="a0"/>
     <w:uiPriority w:val="22"/>
     <w:qFormat/>
     <w:rsid w:val="00F73D06"/>
@@ -33886,7 +34421,7 @@
   </w:style>
   <w:style w:type="character" w:customStyle="1" w:styleId="c">
     <w:name w:val="ͼc"/>
-    <w:basedOn w:val="DefaultParagraphFont"/>
+    <w:basedOn w:val="a0"/>
     <w:rsid w:val="00CC16B6"/>
   </w:style>
 </w:styles>
@@ -34192,7 +34727,7 @@
 </file>
 
 <file path=customXml/itemProps1.xml><?xml version="1.0" encoding="utf-8"?>
-<ds:datastoreItem xmlns:ds="http://schemas.openxmlformats.org/officeDocument/2006/customXml" ds:itemID="{3A0F60BF-06B5-4FB6-837B-1D6EA78947B5}">
+<ds:datastoreItem xmlns:ds="http://schemas.openxmlformats.org/officeDocument/2006/customXml" ds:itemID="{6B4B204A-B843-4E08-8089-DB088A0D4552}">
   <ds:schemaRefs>
     <ds:schemaRef ds:uri="http://schemas.openxmlformats.org/officeDocument/2006/bibliography"/>
   </ds:schemaRefs>

--- a/Пояснительная_записка_Ошаров_Юрий.docx
+++ b/Пояснительная_записка_Ошаров_Юрий.docx
@@ -1,6 +1,6 @@
 
 <file path=word/document.xml><?xml version="1.0" encoding="utf-8"?>
-<w:document xmlns:wpc="http://schemas.microsoft.com/office/word/2010/wordprocessingCanvas" xmlns:cx="http://schemas.microsoft.com/office/drawing/2014/chartex" xmlns:cx1="http://schemas.microsoft.com/office/drawing/2015/9/8/chartex" xmlns:cx2="http://schemas.microsoft.com/office/drawing/2015/10/21/chartex" xmlns:cx3="http://schemas.microsoft.com/office/drawing/2016/5/9/chartex" xmlns:cx4="http://schemas.microsoft.com/office/drawing/2016/5/10/chartex" xmlns:cx5="http://schemas.microsoft.com/office/drawing/2016/5/11/chartex" xmlns:cx6="http://schemas.microsoft.com/office/drawing/2016/5/12/chartex" xmlns:cx7="http://schemas.microsoft.com/office/drawing/2016/5/13/chartex" xmlns:cx8="http://schemas.microsoft.com/office/drawing/2016/5/14/chartex" xmlns:mc="http://schemas.openxmlformats.org/markup-compatibility/2006" xmlns:aink="http://schemas.microsoft.com/office/drawing/2016/ink" xmlns:am3d="http://schemas.microsoft.com/office/drawing/2017/model3d" xmlns:o="urn:schemas-microsoft-com:office:office" xmlns:r="http://schemas.openxmlformats.org/officeDocument/2006/relationships" xmlns:m="http://schemas.openxmlformats.org/officeDocument/2006/math" xmlns:v="urn:schemas-microsoft-com:vml" xmlns:wp14="http://schemas.microsoft.com/office/word/2010/wordprocessingDrawing" xmlns:wp="http://schemas.openxmlformats.org/drawingml/2006/wordprocessingDrawing" xmlns:w10="urn:schemas-microsoft-com:office:word" xmlns:w="http://schemas.openxmlformats.org/wordprocessingml/2006/main" xmlns:w14="http://schemas.microsoft.com/office/word/2010/wordml" xmlns:w15="http://schemas.microsoft.com/office/word/2012/wordml" xmlns:w16cid="http://schemas.microsoft.com/office/word/2016/wordml/cid" xmlns:w16se="http://schemas.microsoft.com/office/word/2015/wordml/symex" xmlns:wpg="http://schemas.microsoft.com/office/word/2010/wordprocessingGroup" xmlns:wpi="http://schemas.microsoft.com/office/word/2010/wordprocessingInk" xmlns:wne="http://schemas.microsoft.com/office/word/2006/wordml" xmlns:wps="http://schemas.microsoft.com/office/word/2010/wordprocessingShape" mc:Ignorable="w14 w15 w16se w16cid wp14">
+<w:document xmlns:wpc="http://schemas.microsoft.com/office/word/2010/wordprocessingCanvas" xmlns:cx="http://schemas.microsoft.com/office/drawing/2014/chartex" xmlns:cx1="http://schemas.microsoft.com/office/drawing/2015/9/8/chartex" xmlns:cx2="http://schemas.microsoft.com/office/drawing/2015/10/21/chartex" xmlns:cx3="http://schemas.microsoft.com/office/drawing/2016/5/9/chartex" xmlns:cx4="http://schemas.microsoft.com/office/drawing/2016/5/10/chartex" xmlns:cx5="http://schemas.microsoft.com/office/drawing/2016/5/11/chartex" xmlns:cx6="http://schemas.microsoft.com/office/drawing/2016/5/12/chartex" xmlns:cx7="http://schemas.microsoft.com/office/drawing/2016/5/13/chartex" xmlns:cx8="http://schemas.microsoft.com/office/drawing/2016/5/14/chartex" xmlns:mc="http://schemas.openxmlformats.org/markup-compatibility/2006" xmlns:aink="http://schemas.microsoft.com/office/drawing/2016/ink" xmlns:am3d="http://schemas.microsoft.com/office/drawing/2017/model3d" xmlns:o="urn:schemas-microsoft-com:office:office" xmlns:r="http://schemas.openxmlformats.org/officeDocument/2006/relationships" xmlns:m="http://schemas.openxmlformats.org/officeDocument/2006/math" xmlns:v="urn:schemas-microsoft-com:vml" xmlns:wp14="http://schemas.microsoft.com/office/word/2010/wordprocessingDrawing" xmlns:wp="http://schemas.openxmlformats.org/drawingml/2006/wordprocessingDrawing" xmlns:w10="urn:schemas-microsoft-com:office:word" xmlns:w="http://schemas.openxmlformats.org/wordprocessingml/2006/main" xmlns:w14="http://schemas.microsoft.com/office/word/2010/wordml" xmlns:w15="http://schemas.microsoft.com/office/word/2012/wordml" xmlns:w16cex="http://schemas.microsoft.com/office/word/2018/wordml/cex" xmlns:w16cid="http://schemas.microsoft.com/office/word/2016/wordml/cid" xmlns:w16="http://schemas.microsoft.com/office/word/2018/wordml" xmlns:w16sdtdh="http://schemas.microsoft.com/office/word/2020/wordml/sdtdatahash" xmlns:w16se="http://schemas.microsoft.com/office/word/2015/wordml/symex" xmlns:wpg="http://schemas.microsoft.com/office/word/2010/wordprocessingGroup" xmlns:wpi="http://schemas.microsoft.com/office/word/2010/wordprocessingInk" xmlns:wne="http://schemas.microsoft.com/office/word/2006/wordml" xmlns:wps="http://schemas.microsoft.com/office/word/2010/wordprocessingShape" mc:Ignorable="w14 w15 w16se w16cid w16 w16cex w16sdtdh wp14">
   <w:body>
     <w:p>
       <w:pPr>
@@ -241,8 +241,6 @@
           <w:docGrid w:linePitch="360"/>
         </w:sectPr>
       </w:pPr>
-      <w:bookmarkStart w:id="0" w:name="_GoBack"/>
-      <w:bookmarkEnd w:id="0"/>
     </w:p>
     <w:sdt>
       <w:sdtPr>
@@ -274,11 +272,15 @@
             <w:ind w:firstLine="709"/>
             <w:rPr>
               <w:rFonts w:ascii="Times New Roman" w:hAnsi="Times New Roman" w:cs="Times New Roman"/>
+              <w:sz w:val="32"/>
+              <w:szCs w:val="32"/>
             </w:rPr>
           </w:pPr>
           <w:r>
             <w:rPr>
               <w:rFonts w:ascii="Times New Roman" w:hAnsi="Times New Roman" w:cs="Times New Roman"/>
+              <w:sz w:val="32"/>
+              <w:szCs w:val="32"/>
             </w:rPr>
             <w:t>СОДЕРЖАНИЕ</w:t>
           </w:r>
@@ -292,7 +294,6 @@
             <w:spacing w:line="360" w:lineRule="auto"/>
             <w:rPr>
               <w:rFonts w:eastAsiaTheme="minorEastAsia" w:cs="Times New Roman"/>
-              <w:bCs w:val="0"/>
               <w:iCs w:val="0"/>
               <w:noProof/>
               <w:szCs w:val="28"/>
@@ -320,7 +321,7 @@
             </w:rPr>
             <w:fldChar w:fldCharType="separate"/>
           </w:r>
-          <w:hyperlink w:anchor="_Toc228724290" w:history="1">
+          <w:hyperlink w:anchor="_Toc228794446" w:history="1">
             <w:r>
               <w:rPr>
                 <w:rStyle w:val="af6"/>
@@ -355,7 +356,7 @@
                 <w:webHidden/>
                 <w:szCs w:val="28"/>
               </w:rPr>
-              <w:instrText xml:space="preserve"> PAGEREF _Toc228724290 \h </w:instrText>
+              <w:instrText xml:space="preserve"> PAGEREF _Toc228794446 \h </w:instrText>
             </w:r>
             <w:r>
               <w:rPr>
@@ -403,14 +404,13 @@
             <w:spacing w:line="360" w:lineRule="auto"/>
             <w:rPr>
               <w:rFonts w:eastAsiaTheme="minorEastAsia" w:cs="Times New Roman"/>
-              <w:bCs w:val="0"/>
               <w:iCs w:val="0"/>
               <w:noProof/>
               <w:szCs w:val="28"/>
               <w:lang w:eastAsia="ru-RU"/>
             </w:rPr>
           </w:pPr>
-          <w:hyperlink w:anchor="_Toc228724291" w:history="1">
+          <w:hyperlink w:anchor="_Toc228794447" w:history="1">
             <w:r>
               <w:rPr>
                 <w:rStyle w:val="af6"/>
@@ -445,7 +445,7 @@
                 <w:webHidden/>
                 <w:szCs w:val="28"/>
               </w:rPr>
-              <w:instrText xml:space="preserve"> PAGEREF _Toc228724291 \h </w:instrText>
+              <w:instrText xml:space="preserve"> PAGEREF _Toc228794447 \h </w:instrText>
             </w:r>
             <w:r>
               <w:rPr>
@@ -493,13 +493,12 @@
             <w:spacing w:line="360" w:lineRule="auto"/>
             <w:rPr>
               <w:rFonts w:ascii="Times New Roman" w:eastAsiaTheme="minorEastAsia" w:hAnsi="Times New Roman" w:cs="Times New Roman"/>
-              <w:bCs w:val="0"/>
               <w:noProof/>
               <w:szCs w:val="28"/>
               <w:lang w:eastAsia="ru-RU"/>
             </w:rPr>
           </w:pPr>
-          <w:hyperlink w:anchor="_Toc228724292" w:history="1">
+          <w:hyperlink w:anchor="_Toc228794448" w:history="1">
             <w:r>
               <w:rPr>
                 <w:rStyle w:val="af6"/>
@@ -534,7 +533,7 @@
                 <w:webHidden/>
                 <w:szCs w:val="28"/>
               </w:rPr>
-              <w:instrText xml:space="preserve"> PAGEREF _Toc228724292 \h </w:instrText>
+              <w:instrText xml:space="preserve"> PAGEREF _Toc228794448 \h </w:instrText>
             </w:r>
             <w:r>
               <w:rPr>
@@ -582,13 +581,12 @@
             <w:spacing w:line="360" w:lineRule="auto"/>
             <w:rPr>
               <w:rFonts w:ascii="Times New Roman" w:eastAsiaTheme="minorEastAsia" w:hAnsi="Times New Roman" w:cs="Times New Roman"/>
-              <w:bCs w:val="0"/>
               <w:noProof/>
               <w:szCs w:val="28"/>
               <w:lang w:eastAsia="ru-RU"/>
             </w:rPr>
           </w:pPr>
-          <w:hyperlink w:anchor="_Toc228724293" w:history="1">
+          <w:hyperlink w:anchor="_Toc228794449" w:history="1">
             <w:r>
               <w:rPr>
                 <w:rStyle w:val="af6"/>
@@ -623,7 +621,7 @@
                 <w:webHidden/>
                 <w:szCs w:val="28"/>
               </w:rPr>
-              <w:instrText xml:space="preserve"> PAGEREF _Toc228724293 \h </w:instrText>
+              <w:instrText xml:space="preserve"> PAGEREF _Toc228794449 \h </w:instrText>
             </w:r>
             <w:r>
               <w:rPr>
@@ -671,13 +669,12 @@
             <w:spacing w:line="360" w:lineRule="auto"/>
             <w:rPr>
               <w:rFonts w:ascii="Times New Roman" w:eastAsiaTheme="minorEastAsia" w:hAnsi="Times New Roman" w:cs="Times New Roman"/>
-              <w:bCs w:val="0"/>
               <w:noProof/>
               <w:szCs w:val="28"/>
               <w:lang w:eastAsia="ru-RU"/>
             </w:rPr>
           </w:pPr>
-          <w:hyperlink w:anchor="_Toc228724294" w:history="1">
+          <w:hyperlink w:anchor="_Toc228794450" w:history="1">
             <w:r>
               <w:rPr>
                 <w:rStyle w:val="af6"/>
@@ -712,7 +709,7 @@
                 <w:webHidden/>
                 <w:szCs w:val="28"/>
               </w:rPr>
-              <w:instrText xml:space="preserve"> PAGEREF _Toc228724294 \h </w:instrText>
+              <w:instrText xml:space="preserve"> PAGEREF _Toc228794450 \h </w:instrText>
             </w:r>
             <w:r>
               <w:rPr>
@@ -760,13 +757,12 @@
             <w:spacing w:line="360" w:lineRule="auto"/>
             <w:rPr>
               <w:rFonts w:ascii="Times New Roman" w:eastAsiaTheme="minorEastAsia" w:hAnsi="Times New Roman" w:cs="Times New Roman"/>
-              <w:bCs w:val="0"/>
               <w:noProof/>
               <w:szCs w:val="28"/>
               <w:lang w:eastAsia="ru-RU"/>
             </w:rPr>
           </w:pPr>
-          <w:hyperlink w:anchor="_Toc228724295" w:history="1">
+          <w:hyperlink w:anchor="_Toc228794451" w:history="1">
             <w:r>
               <w:rPr>
                 <w:rStyle w:val="af6"/>
@@ -801,7 +797,7 @@
                 <w:webHidden/>
                 <w:szCs w:val="28"/>
               </w:rPr>
-              <w:instrText xml:space="preserve"> PAGEREF _Toc228724295 \h </w:instrText>
+              <w:instrText xml:space="preserve"> PAGEREF _Toc228794451 \h </w:instrText>
             </w:r>
             <w:r>
               <w:rPr>
@@ -849,13 +845,12 @@
             <w:spacing w:line="360" w:lineRule="auto"/>
             <w:rPr>
               <w:rFonts w:ascii="Times New Roman" w:eastAsiaTheme="minorEastAsia" w:hAnsi="Times New Roman" w:cs="Times New Roman"/>
-              <w:bCs w:val="0"/>
               <w:noProof/>
               <w:szCs w:val="28"/>
               <w:lang w:eastAsia="ru-RU"/>
             </w:rPr>
           </w:pPr>
-          <w:hyperlink w:anchor="_Toc228724296" w:history="1">
+          <w:hyperlink w:anchor="_Toc228794452" w:history="1">
             <w:r>
               <w:rPr>
                 <w:rStyle w:val="af6"/>
@@ -890,7 +885,7 @@
                 <w:webHidden/>
                 <w:szCs w:val="28"/>
               </w:rPr>
-              <w:instrText xml:space="preserve"> PAGEREF _Toc228724296 \h </w:instrText>
+              <w:instrText xml:space="preserve"> PAGEREF _Toc228794452 \h </w:instrText>
             </w:r>
             <w:r>
               <w:rPr>
@@ -938,13 +933,12 @@
             <w:spacing w:line="360" w:lineRule="auto"/>
             <w:rPr>
               <w:rFonts w:ascii="Times New Roman" w:eastAsiaTheme="minorEastAsia" w:hAnsi="Times New Roman" w:cs="Times New Roman"/>
-              <w:bCs w:val="0"/>
               <w:noProof/>
               <w:szCs w:val="28"/>
               <w:lang w:eastAsia="ru-RU"/>
             </w:rPr>
           </w:pPr>
-          <w:hyperlink w:anchor="_Toc228724297" w:history="1">
+          <w:hyperlink w:anchor="_Toc228794453" w:history="1">
             <w:r>
               <w:rPr>
                 <w:rStyle w:val="af6"/>
@@ -979,7 +973,7 @@
                 <w:webHidden/>
                 <w:szCs w:val="28"/>
               </w:rPr>
-              <w:instrText xml:space="preserve"> PAGEREF _Toc228724297 \h </w:instrText>
+              <w:instrText xml:space="preserve"> PAGEREF _Toc228794453 \h </w:instrText>
             </w:r>
             <w:r>
               <w:rPr>
@@ -1027,13 +1021,12 @@
             <w:spacing w:line="360" w:lineRule="auto"/>
             <w:rPr>
               <w:rFonts w:ascii="Times New Roman" w:eastAsiaTheme="minorEastAsia" w:hAnsi="Times New Roman" w:cs="Times New Roman"/>
-              <w:bCs w:val="0"/>
               <w:noProof/>
               <w:szCs w:val="28"/>
               <w:lang w:eastAsia="ru-RU"/>
             </w:rPr>
           </w:pPr>
-          <w:hyperlink w:anchor="_Toc228724298" w:history="1">
+          <w:hyperlink w:anchor="_Toc228794454" w:history="1">
             <w:r>
               <w:rPr>
                 <w:rStyle w:val="af6"/>
@@ -1068,7 +1061,7 @@
                 <w:webHidden/>
                 <w:szCs w:val="28"/>
               </w:rPr>
-              <w:instrText xml:space="preserve"> PAGEREF _Toc228724298 \h </w:instrText>
+              <w:instrText xml:space="preserve"> PAGEREF _Toc228794454 \h </w:instrText>
             </w:r>
             <w:r>
               <w:rPr>
@@ -1116,13 +1109,12 @@
             <w:spacing w:line="360" w:lineRule="auto"/>
             <w:rPr>
               <w:rFonts w:ascii="Times New Roman" w:eastAsiaTheme="minorEastAsia" w:hAnsi="Times New Roman" w:cs="Times New Roman"/>
-              <w:bCs w:val="0"/>
               <w:noProof/>
               <w:szCs w:val="28"/>
               <w:lang w:eastAsia="ru-RU"/>
             </w:rPr>
           </w:pPr>
-          <w:hyperlink w:anchor="_Toc228724299" w:history="1">
+          <w:hyperlink w:anchor="_Toc228794455" w:history="1">
             <w:r>
               <w:rPr>
                 <w:rStyle w:val="af6"/>
@@ -1157,7 +1149,7 @@
                 <w:webHidden/>
                 <w:szCs w:val="28"/>
               </w:rPr>
-              <w:instrText xml:space="preserve"> PAGEREF _Toc228724299 \h </w:instrText>
+              <w:instrText xml:space="preserve"> PAGEREF _Toc228794455 \h </w:instrText>
             </w:r>
             <w:r>
               <w:rPr>
@@ -1205,13 +1197,12 @@
             <w:spacing w:line="360" w:lineRule="auto"/>
             <w:rPr>
               <w:rFonts w:ascii="Times New Roman" w:eastAsiaTheme="minorEastAsia" w:hAnsi="Times New Roman" w:cs="Times New Roman"/>
-              <w:bCs w:val="0"/>
               <w:noProof/>
               <w:szCs w:val="28"/>
               <w:lang w:eastAsia="ru-RU"/>
             </w:rPr>
           </w:pPr>
-          <w:hyperlink w:anchor="_Toc228724300" w:history="1">
+          <w:hyperlink w:anchor="_Toc228794456" w:history="1">
             <w:r>
               <w:rPr>
                 <w:rStyle w:val="af6"/>
@@ -1246,7 +1237,7 @@
                 <w:webHidden/>
                 <w:szCs w:val="28"/>
               </w:rPr>
-              <w:instrText xml:space="preserve"> PAGEREF _Toc228724300 \h </w:instrText>
+              <w:instrText xml:space="preserve"> PAGEREF _Toc228794456 \h </w:instrText>
             </w:r>
             <w:r>
               <w:rPr>
@@ -1294,13 +1285,12 @@
             <w:spacing w:line="360" w:lineRule="auto"/>
             <w:rPr>
               <w:rFonts w:ascii="Times New Roman" w:eastAsiaTheme="minorEastAsia" w:hAnsi="Times New Roman" w:cs="Times New Roman"/>
-              <w:bCs w:val="0"/>
               <w:noProof/>
               <w:szCs w:val="28"/>
               <w:lang w:eastAsia="ru-RU"/>
             </w:rPr>
           </w:pPr>
-          <w:hyperlink w:anchor="_Toc228724301" w:history="1">
+          <w:hyperlink w:anchor="_Toc228794457" w:history="1">
             <w:r>
               <w:rPr>
                 <w:rStyle w:val="af6"/>
@@ -1335,7 +1325,7 @@
                 <w:webHidden/>
                 <w:szCs w:val="28"/>
               </w:rPr>
-              <w:instrText xml:space="preserve"> PAGEREF _Toc228724301 \h </w:instrText>
+              <w:instrText xml:space="preserve"> PAGEREF _Toc228794457 \h </w:instrText>
             </w:r>
             <w:r>
               <w:rPr>
@@ -1383,14 +1373,13 @@
             <w:spacing w:line="360" w:lineRule="auto"/>
             <w:rPr>
               <w:rFonts w:eastAsiaTheme="minorEastAsia" w:cs="Times New Roman"/>
-              <w:bCs w:val="0"/>
               <w:iCs w:val="0"/>
               <w:noProof/>
               <w:szCs w:val="28"/>
               <w:lang w:eastAsia="ru-RU"/>
             </w:rPr>
           </w:pPr>
-          <w:hyperlink w:anchor="_Toc228724302" w:history="1">
+          <w:hyperlink w:anchor="_Toc228794458" w:history="1">
             <w:r>
               <w:rPr>
                 <w:rStyle w:val="af6"/>
@@ -1425,7 +1414,7 @@
                 <w:webHidden/>
                 <w:szCs w:val="28"/>
               </w:rPr>
-              <w:instrText xml:space="preserve"> PAGEREF _Toc228724302 \h </w:instrText>
+              <w:instrText xml:space="preserve"> PAGEREF _Toc228794458 \h </w:instrText>
             </w:r>
             <w:r>
               <w:rPr>
@@ -1473,14 +1462,13 @@
             <w:spacing w:line="360" w:lineRule="auto"/>
             <w:rPr>
               <w:rFonts w:eastAsiaTheme="minorEastAsia" w:cs="Times New Roman"/>
-              <w:bCs w:val="0"/>
               <w:iCs w:val="0"/>
               <w:noProof/>
               <w:szCs w:val="28"/>
               <w:lang w:eastAsia="ru-RU"/>
             </w:rPr>
           </w:pPr>
-          <w:hyperlink w:anchor="_Toc228724303" w:history="1">
+          <w:hyperlink w:anchor="_Toc228794459" w:history="1">
             <w:r>
               <w:rPr>
                 <w:rStyle w:val="af6"/>
@@ -1525,7 +1513,7 @@
                 <w:webHidden/>
                 <w:szCs w:val="28"/>
               </w:rPr>
-              <w:instrText xml:space="preserve"> PAGEREF _Toc228724303 \h </w:instrText>
+              <w:instrText xml:space="preserve"> PAGEREF _Toc228794459 \h </w:instrText>
             </w:r>
             <w:r>
               <w:rPr>
@@ -1573,13 +1561,12 @@
             <w:spacing w:line="360" w:lineRule="auto"/>
             <w:rPr>
               <w:rFonts w:ascii="Times New Roman" w:eastAsiaTheme="minorEastAsia" w:hAnsi="Times New Roman" w:cs="Times New Roman"/>
-              <w:bCs w:val="0"/>
               <w:noProof/>
               <w:szCs w:val="28"/>
               <w:lang w:eastAsia="ru-RU"/>
             </w:rPr>
           </w:pPr>
-          <w:hyperlink w:anchor="_Toc228724304" w:history="1">
+          <w:hyperlink w:anchor="_Toc228794460" w:history="1">
             <w:r>
               <w:rPr>
                 <w:rStyle w:val="af6"/>
@@ -1624,7 +1611,7 @@
                 <w:webHidden/>
                 <w:szCs w:val="28"/>
               </w:rPr>
-              <w:instrText xml:space="preserve"> PAGEREF _Toc228724304 \h </w:instrText>
+              <w:instrText xml:space="preserve"> PAGEREF _Toc228794460 \h </w:instrText>
             </w:r>
             <w:r>
               <w:rPr>
@@ -1672,13 +1659,12 @@
             <w:spacing w:line="360" w:lineRule="auto"/>
             <w:rPr>
               <w:rFonts w:ascii="Times New Roman" w:eastAsiaTheme="minorEastAsia" w:hAnsi="Times New Roman" w:cs="Times New Roman"/>
-              <w:bCs w:val="0"/>
               <w:noProof/>
               <w:szCs w:val="28"/>
               <w:lang w:eastAsia="ru-RU"/>
             </w:rPr>
           </w:pPr>
-          <w:hyperlink w:anchor="_Toc228724305" w:history="1">
+          <w:hyperlink w:anchor="_Toc228794461" w:history="1">
             <w:r>
               <w:rPr>
                 <w:rStyle w:val="af6"/>
@@ -1723,7 +1709,7 @@
                 <w:webHidden/>
                 <w:szCs w:val="28"/>
               </w:rPr>
-              <w:instrText xml:space="preserve"> PAGEREF _Toc228724305 \h </w:instrText>
+              <w:instrText xml:space="preserve"> PAGEREF _Toc228794461 \h </w:instrText>
             </w:r>
             <w:r>
               <w:rPr>
@@ -1771,13 +1757,12 @@
             <w:spacing w:line="360" w:lineRule="auto"/>
             <w:rPr>
               <w:rFonts w:ascii="Times New Roman" w:eastAsiaTheme="minorEastAsia" w:hAnsi="Times New Roman" w:cs="Times New Roman"/>
-              <w:bCs w:val="0"/>
               <w:noProof/>
               <w:szCs w:val="28"/>
               <w:lang w:eastAsia="ru-RU"/>
             </w:rPr>
           </w:pPr>
-          <w:hyperlink w:anchor="_Toc228724306" w:history="1">
+          <w:hyperlink w:anchor="_Toc228794462" w:history="1">
             <w:r>
               <w:rPr>
                 <w:rStyle w:val="af6"/>
@@ -1822,7 +1807,7 @@
                 <w:webHidden/>
                 <w:szCs w:val="28"/>
               </w:rPr>
-              <w:instrText xml:space="preserve"> PAGEREF _Toc228724306 \h </w:instrText>
+              <w:instrText xml:space="preserve"> PAGEREF _Toc228794462 \h </w:instrText>
             </w:r>
             <w:r>
               <w:rPr>
@@ -1870,14 +1855,13 @@
             <w:spacing w:line="360" w:lineRule="auto"/>
             <w:rPr>
               <w:rFonts w:eastAsiaTheme="minorEastAsia" w:cs="Times New Roman"/>
-              <w:bCs w:val="0"/>
               <w:iCs w:val="0"/>
               <w:noProof/>
               <w:szCs w:val="28"/>
               <w:lang w:eastAsia="ru-RU"/>
             </w:rPr>
           </w:pPr>
-          <w:hyperlink w:anchor="_Toc228724307" w:history="1">
+          <w:hyperlink w:anchor="_Toc228794463" w:history="1">
             <w:r>
               <w:rPr>
                 <w:rStyle w:val="af6"/>
@@ -1912,7 +1896,7 @@
                 <w:webHidden/>
                 <w:szCs w:val="28"/>
               </w:rPr>
-              <w:instrText xml:space="preserve"> PAGEREF _Toc228724307 \h </w:instrText>
+              <w:instrText xml:space="preserve"> PAGEREF _Toc228794463 \h </w:instrText>
             </w:r>
             <w:r>
               <w:rPr>
@@ -1960,13 +1944,14 @@
             <w:spacing w:line="360" w:lineRule="auto"/>
             <w:rPr>
               <w:rFonts w:ascii="Times New Roman" w:eastAsiaTheme="minorEastAsia" w:hAnsi="Times New Roman" w:cs="Times New Roman"/>
+              <w:bCs/>
               <w:noProof/>
               <w:sz w:val="28"/>
               <w:szCs w:val="28"/>
               <w:lang w:eastAsia="ru-RU"/>
             </w:rPr>
           </w:pPr>
-          <w:hyperlink w:anchor="_Toc228724308" w:history="1">
+          <w:hyperlink w:anchor="_Toc228794464" w:history="1">
             <w:r>
               <w:rPr>
                 <w:rStyle w:val="af6"/>
@@ -1993,6 +1978,7 @@
             <w:r>
               <w:rPr>
                 <w:rFonts w:ascii="Times New Roman" w:hAnsi="Times New Roman" w:cs="Times New Roman"/>
+                <w:bCs/>
                 <w:noProof/>
                 <w:webHidden/>
                 <w:sz w:val="28"/>
@@ -2003,6 +1989,7 @@
             <w:r>
               <w:rPr>
                 <w:rFonts w:ascii="Times New Roman" w:hAnsi="Times New Roman" w:cs="Times New Roman"/>
+                <w:bCs/>
                 <w:noProof/>
                 <w:webHidden/>
                 <w:sz w:val="28"/>
@@ -2013,16 +2000,18 @@
             <w:r>
               <w:rPr>
                 <w:rFonts w:ascii="Times New Roman" w:hAnsi="Times New Roman" w:cs="Times New Roman"/>
+                <w:bCs/>
                 <w:noProof/>
                 <w:webHidden/>
                 <w:sz w:val="28"/>
                 <w:szCs w:val="28"/>
               </w:rPr>
-              <w:instrText xml:space="preserve"> PAGEREF _Toc228724308 \h </w:instrText>
+              <w:instrText xml:space="preserve"> PAGEREF _Toc228794464 \h </w:instrText>
             </w:r>
             <w:r>
               <w:rPr>
                 <w:rFonts w:ascii="Times New Roman" w:hAnsi="Times New Roman" w:cs="Times New Roman"/>
+                <w:bCs/>
                 <w:noProof/>
                 <w:webHidden/>
                 <w:sz w:val="28"/>
@@ -2032,6 +2021,7 @@
             <w:r>
               <w:rPr>
                 <w:rFonts w:ascii="Times New Roman" w:hAnsi="Times New Roman" w:cs="Times New Roman"/>
+                <w:bCs/>
                 <w:noProof/>
                 <w:webHidden/>
                 <w:sz w:val="28"/>
@@ -2042,6 +2032,7 @@
             <w:r>
               <w:rPr>
                 <w:rFonts w:ascii="Times New Roman" w:hAnsi="Times New Roman" w:cs="Times New Roman"/>
+                <w:bCs/>
                 <w:noProof/>
                 <w:webHidden/>
                 <w:sz w:val="28"/>
@@ -2052,6 +2043,7 @@
             <w:r>
               <w:rPr>
                 <w:rFonts w:ascii="Times New Roman" w:hAnsi="Times New Roman" w:cs="Times New Roman"/>
+                <w:bCs/>
                 <w:noProof/>
                 <w:webHidden/>
                 <w:sz w:val="28"/>
@@ -2070,17 +2062,19 @@
             <w:spacing w:line="360" w:lineRule="auto"/>
             <w:rPr>
               <w:rFonts w:ascii="Times New Roman" w:eastAsiaTheme="minorEastAsia" w:hAnsi="Times New Roman" w:cs="Times New Roman"/>
+              <w:bCs/>
               <w:noProof/>
               <w:sz w:val="28"/>
               <w:szCs w:val="28"/>
               <w:lang w:eastAsia="ru-RU"/>
             </w:rPr>
           </w:pPr>
-          <w:hyperlink w:anchor="_Toc228724309" w:history="1">
+          <w:hyperlink w:anchor="_Toc228794465" w:history="1">
             <w:r>
               <w:rPr>
                 <w:rStyle w:val="af6"/>
                 <w:rFonts w:ascii="Times New Roman" w:hAnsi="Times New Roman" w:cs="Times New Roman"/>
+                <w:bCs/>
                 <w:noProof/>
                 <w:sz w:val="28"/>
                 <w:szCs w:val="28"/>
@@ -2092,6 +2086,7 @@
               <w:rPr>
                 <w:rStyle w:val="af6"/>
                 <w:rFonts w:ascii="Times New Roman" w:hAnsi="Times New Roman" w:cs="Times New Roman"/>
+                <w:bCs/>
                 <w:noProof/>
                 <w:sz w:val="28"/>
                 <w:szCs w:val="28"/>
@@ -2101,6 +2096,7 @@
             <w:r>
               <w:rPr>
                 <w:rFonts w:ascii="Times New Roman" w:hAnsi="Times New Roman" w:cs="Times New Roman"/>
+                <w:bCs/>
                 <w:noProof/>
                 <w:webHidden/>
                 <w:sz w:val="28"/>
@@ -2111,6 +2107,7 @@
             <w:r>
               <w:rPr>
                 <w:rFonts w:ascii="Times New Roman" w:hAnsi="Times New Roman" w:cs="Times New Roman"/>
+                <w:bCs/>
                 <w:noProof/>
                 <w:webHidden/>
                 <w:sz w:val="28"/>
@@ -2121,16 +2118,18 @@
             <w:r>
               <w:rPr>
                 <w:rFonts w:ascii="Times New Roman" w:hAnsi="Times New Roman" w:cs="Times New Roman"/>
+                <w:bCs/>
                 <w:noProof/>
                 <w:webHidden/>
                 <w:sz w:val="28"/>
                 <w:szCs w:val="28"/>
               </w:rPr>
-              <w:instrText xml:space="preserve"> PAGEREF _Toc228724309 \h </w:instrText>
+              <w:instrText xml:space="preserve"> PAGEREF _Toc228794465 \h </w:instrText>
             </w:r>
             <w:r>
               <w:rPr>
                 <w:rFonts w:ascii="Times New Roman" w:hAnsi="Times New Roman" w:cs="Times New Roman"/>
+                <w:bCs/>
                 <w:noProof/>
                 <w:webHidden/>
                 <w:sz w:val="28"/>
@@ -2140,6 +2139,7 @@
             <w:r>
               <w:rPr>
                 <w:rFonts w:ascii="Times New Roman" w:hAnsi="Times New Roman" w:cs="Times New Roman"/>
+                <w:bCs/>
                 <w:noProof/>
                 <w:webHidden/>
                 <w:sz w:val="28"/>
@@ -2150,6 +2150,7 @@
             <w:r>
               <w:rPr>
                 <w:rFonts w:ascii="Times New Roman" w:hAnsi="Times New Roman" w:cs="Times New Roman"/>
+                <w:bCs/>
                 <w:noProof/>
                 <w:webHidden/>
                 <w:sz w:val="28"/>
@@ -2160,6 +2161,7 @@
             <w:r>
               <w:rPr>
                 <w:rFonts w:ascii="Times New Roman" w:hAnsi="Times New Roman" w:cs="Times New Roman"/>
+                <w:bCs/>
                 <w:noProof/>
                 <w:webHidden/>
                 <w:sz w:val="28"/>
@@ -2179,13 +2181,14 @@
             <w:spacing w:line="360" w:lineRule="auto"/>
             <w:rPr>
               <w:rFonts w:ascii="Times New Roman" w:eastAsiaTheme="minorEastAsia" w:hAnsi="Times New Roman" w:cs="Times New Roman"/>
+              <w:bCs/>
               <w:noProof/>
               <w:sz w:val="28"/>
               <w:szCs w:val="28"/>
               <w:lang w:eastAsia="ru-RU"/>
             </w:rPr>
           </w:pPr>
-          <w:hyperlink w:anchor="_Toc228724310" w:history="1">
+          <w:hyperlink w:anchor="_Toc228794466" w:history="1">
             <w:r>
               <w:rPr>
                 <w:rStyle w:val="af6"/>
@@ -2200,6 +2203,7 @@
             <w:r>
               <w:rPr>
                 <w:rFonts w:ascii="Times New Roman" w:eastAsiaTheme="minorEastAsia" w:hAnsi="Times New Roman" w:cs="Times New Roman"/>
+                <w:bCs/>
                 <w:noProof/>
                 <w:sz w:val="28"/>
                 <w:szCs w:val="28"/>
@@ -2221,6 +2225,7 @@
             <w:r>
               <w:rPr>
                 <w:rFonts w:ascii="Times New Roman" w:hAnsi="Times New Roman" w:cs="Times New Roman"/>
+                <w:bCs/>
                 <w:noProof/>
                 <w:webHidden/>
                 <w:sz w:val="28"/>
@@ -2231,6 +2236,7 @@
             <w:r>
               <w:rPr>
                 <w:rFonts w:ascii="Times New Roman" w:hAnsi="Times New Roman" w:cs="Times New Roman"/>
+                <w:bCs/>
                 <w:noProof/>
                 <w:webHidden/>
                 <w:sz w:val="28"/>
@@ -2241,16 +2247,18 @@
             <w:r>
               <w:rPr>
                 <w:rFonts w:ascii="Times New Roman" w:hAnsi="Times New Roman" w:cs="Times New Roman"/>
+                <w:bCs/>
                 <w:noProof/>
                 <w:webHidden/>
                 <w:sz w:val="28"/>
                 <w:szCs w:val="28"/>
               </w:rPr>
-              <w:instrText xml:space="preserve"> PAGEREF _Toc228724310 \h </w:instrText>
+              <w:instrText xml:space="preserve"> PAGEREF _Toc228794466 \h </w:instrText>
             </w:r>
             <w:r>
               <w:rPr>
                 <w:rFonts w:ascii="Times New Roman" w:hAnsi="Times New Roman" w:cs="Times New Roman"/>
+                <w:bCs/>
                 <w:noProof/>
                 <w:webHidden/>
                 <w:sz w:val="28"/>
@@ -2260,6 +2268,7 @@
             <w:r>
               <w:rPr>
                 <w:rFonts w:ascii="Times New Roman" w:hAnsi="Times New Roman" w:cs="Times New Roman"/>
+                <w:bCs/>
                 <w:noProof/>
                 <w:webHidden/>
                 <w:sz w:val="28"/>
@@ -2270,6 +2279,7 @@
             <w:r>
               <w:rPr>
                 <w:rFonts w:ascii="Times New Roman" w:hAnsi="Times New Roman" w:cs="Times New Roman"/>
+                <w:bCs/>
                 <w:noProof/>
                 <w:webHidden/>
                 <w:sz w:val="28"/>
@@ -2280,6 +2290,7 @@
             <w:r>
               <w:rPr>
                 <w:rFonts w:ascii="Times New Roman" w:hAnsi="Times New Roman" w:cs="Times New Roman"/>
+                <w:bCs/>
                 <w:noProof/>
                 <w:webHidden/>
                 <w:sz w:val="28"/>
@@ -2298,17 +2309,19 @@
             <w:spacing w:line="360" w:lineRule="auto"/>
             <w:rPr>
               <w:rFonts w:ascii="Times New Roman" w:eastAsiaTheme="minorEastAsia" w:hAnsi="Times New Roman" w:cs="Times New Roman"/>
+              <w:bCs/>
               <w:noProof/>
               <w:sz w:val="28"/>
               <w:szCs w:val="28"/>
               <w:lang w:eastAsia="ru-RU"/>
             </w:rPr>
           </w:pPr>
-          <w:hyperlink w:anchor="_Toc228724311" w:history="1">
+          <w:hyperlink w:anchor="_Toc228794467" w:history="1">
             <w:r>
               <w:rPr>
                 <w:rStyle w:val="af6"/>
                 <w:rFonts w:ascii="Times New Roman" w:hAnsi="Times New Roman" w:cs="Times New Roman"/>
+                <w:bCs/>
                 <w:noProof/>
                 <w:sz w:val="28"/>
                 <w:szCs w:val="28"/>
@@ -2319,6 +2332,7 @@
               <w:rPr>
                 <w:rStyle w:val="af6"/>
                 <w:rFonts w:ascii="Times New Roman" w:hAnsi="Times New Roman" w:cs="Times New Roman"/>
+                <w:bCs/>
                 <w:noProof/>
                 <w:sz w:val="28"/>
                 <w:szCs w:val="28"/>
@@ -2330,6 +2344,7 @@
               <w:rPr>
                 <w:rStyle w:val="af6"/>
                 <w:rFonts w:ascii="Times New Roman" w:hAnsi="Times New Roman" w:cs="Times New Roman"/>
+                <w:bCs/>
                 <w:noProof/>
                 <w:sz w:val="28"/>
                 <w:szCs w:val="28"/>
@@ -2339,6 +2354,7 @@
             <w:r>
               <w:rPr>
                 <w:rFonts w:ascii="Times New Roman" w:hAnsi="Times New Roman" w:cs="Times New Roman"/>
+                <w:bCs/>
                 <w:noProof/>
                 <w:webHidden/>
                 <w:sz w:val="28"/>
@@ -2349,6 +2365,7 @@
             <w:r>
               <w:rPr>
                 <w:rFonts w:ascii="Times New Roman" w:hAnsi="Times New Roman" w:cs="Times New Roman"/>
+                <w:bCs/>
                 <w:noProof/>
                 <w:webHidden/>
                 <w:sz w:val="28"/>
@@ -2359,16 +2376,18 @@
             <w:r>
               <w:rPr>
                 <w:rFonts w:ascii="Times New Roman" w:hAnsi="Times New Roman" w:cs="Times New Roman"/>
+                <w:bCs/>
                 <w:noProof/>
                 <w:webHidden/>
                 <w:sz w:val="28"/>
                 <w:szCs w:val="28"/>
               </w:rPr>
-              <w:instrText xml:space="preserve"> PAGEREF _Toc228724311 \h </w:instrText>
+              <w:instrText xml:space="preserve"> PAGEREF _Toc228794467 \h </w:instrText>
             </w:r>
             <w:r>
               <w:rPr>
                 <w:rFonts w:ascii="Times New Roman" w:hAnsi="Times New Roman" w:cs="Times New Roman"/>
+                <w:bCs/>
                 <w:noProof/>
                 <w:webHidden/>
                 <w:sz w:val="28"/>
@@ -2378,6 +2397,7 @@
             <w:r>
               <w:rPr>
                 <w:rFonts w:ascii="Times New Roman" w:hAnsi="Times New Roman" w:cs="Times New Roman"/>
+                <w:bCs/>
                 <w:noProof/>
                 <w:webHidden/>
                 <w:sz w:val="28"/>
@@ -2388,6 +2408,7 @@
             <w:r>
               <w:rPr>
                 <w:rFonts w:ascii="Times New Roman" w:hAnsi="Times New Roman" w:cs="Times New Roman"/>
+                <w:bCs/>
                 <w:noProof/>
                 <w:webHidden/>
                 <w:sz w:val="28"/>
@@ -2398,6 +2419,7 @@
             <w:r>
               <w:rPr>
                 <w:rFonts w:ascii="Times New Roman" w:hAnsi="Times New Roman" w:cs="Times New Roman"/>
+                <w:bCs/>
                 <w:noProof/>
                 <w:webHidden/>
                 <w:sz w:val="28"/>
@@ -2416,14 +2438,13 @@
             <w:spacing w:line="360" w:lineRule="auto"/>
             <w:rPr>
               <w:rFonts w:eastAsiaTheme="minorEastAsia" w:cs="Times New Roman"/>
-              <w:bCs w:val="0"/>
               <w:iCs w:val="0"/>
               <w:noProof/>
               <w:szCs w:val="28"/>
               <w:lang w:eastAsia="ru-RU"/>
             </w:rPr>
           </w:pPr>
-          <w:hyperlink w:anchor="_Toc228724312" w:history="1">
+          <w:hyperlink w:anchor="_Toc228794468" w:history="1">
             <w:r>
               <w:rPr>
                 <w:rStyle w:val="af6"/>
@@ -2458,7 +2479,7 @@
                 <w:webHidden/>
                 <w:szCs w:val="28"/>
               </w:rPr>
-              <w:instrText xml:space="preserve"> PAGEREF _Toc228724312 \h </w:instrText>
+              <w:instrText xml:space="preserve"> PAGEREF _Toc228794468 \h </w:instrText>
             </w:r>
             <w:r>
               <w:rPr>
@@ -2506,14 +2527,13 @@
             <w:spacing w:line="360" w:lineRule="auto"/>
             <w:rPr>
               <w:rFonts w:eastAsiaTheme="minorEastAsia" w:cs="Times New Roman"/>
-              <w:bCs w:val="0"/>
               <w:iCs w:val="0"/>
               <w:noProof/>
               <w:szCs w:val="28"/>
               <w:lang w:eastAsia="ru-RU"/>
             </w:rPr>
           </w:pPr>
-          <w:hyperlink w:anchor="_Toc228724313" w:history="1">
+          <w:hyperlink w:anchor="_Toc228794469" w:history="1">
             <w:r>
               <w:rPr>
                 <w:rStyle w:val="af6"/>
@@ -2548,7 +2568,7 @@
                 <w:webHidden/>
                 <w:szCs w:val="28"/>
               </w:rPr>
-              <w:instrText xml:space="preserve"> PAGEREF _Toc228724313 \h </w:instrText>
+              <w:instrText xml:space="preserve"> PAGEREF _Toc228794469 \h </w:instrText>
             </w:r>
             <w:r>
               <w:rPr>
@@ -2596,14 +2616,13 @@
             <w:spacing w:line="360" w:lineRule="auto"/>
             <w:rPr>
               <w:rFonts w:eastAsiaTheme="minorEastAsia" w:cs="Times New Roman"/>
-              <w:bCs w:val="0"/>
               <w:iCs w:val="0"/>
               <w:noProof/>
               <w:szCs w:val="28"/>
               <w:lang w:eastAsia="ru-RU"/>
             </w:rPr>
           </w:pPr>
-          <w:hyperlink w:anchor="_Toc228724314" w:history="1">
+          <w:hyperlink w:anchor="_Toc228794470" w:history="1">
             <w:r>
               <w:rPr>
                 <w:rStyle w:val="af6"/>
@@ -2638,7 +2657,7 @@
                 <w:webHidden/>
                 <w:szCs w:val="28"/>
               </w:rPr>
-              <w:instrText xml:space="preserve"> PAGEREF _Toc228724314 \h </w:instrText>
+              <w:instrText xml:space="preserve"> PAGEREF _Toc228794470 \h </w:instrText>
             </w:r>
             <w:r>
               <w:rPr>
@@ -2686,14 +2705,13 @@
             <w:spacing w:line="360" w:lineRule="auto"/>
             <w:rPr>
               <w:rFonts w:eastAsiaTheme="minorEastAsia" w:cs="Times New Roman"/>
-              <w:bCs w:val="0"/>
               <w:iCs w:val="0"/>
               <w:noProof/>
               <w:szCs w:val="28"/>
               <w:lang w:eastAsia="ru-RU"/>
             </w:rPr>
           </w:pPr>
-          <w:hyperlink w:anchor="_Toc228724315" w:history="1">
+          <w:hyperlink w:anchor="_Toc228794471" w:history="1">
             <w:r>
               <w:rPr>
                 <w:rStyle w:val="af6"/>
@@ -2728,7 +2746,7 @@
                 <w:webHidden/>
                 <w:szCs w:val="28"/>
               </w:rPr>
-              <w:instrText xml:space="preserve"> PAGEREF _Toc228724315 \h </w:instrText>
+              <w:instrText xml:space="preserve"> PAGEREF _Toc228794471 \h </w:instrText>
             </w:r>
             <w:r>
               <w:rPr>
@@ -2776,14 +2794,13 @@
             <w:spacing w:line="360" w:lineRule="auto"/>
             <w:rPr>
               <w:rFonts w:eastAsiaTheme="minorEastAsia" w:cs="Times New Roman"/>
-              <w:bCs w:val="0"/>
               <w:iCs w:val="0"/>
               <w:noProof/>
               <w:szCs w:val="28"/>
               <w:lang w:eastAsia="ru-RU"/>
             </w:rPr>
           </w:pPr>
-          <w:hyperlink w:anchor="_Toc228724316" w:history="1">
+          <w:hyperlink w:anchor="_Toc228794472" w:history="1">
             <w:r>
               <w:rPr>
                 <w:rStyle w:val="af6"/>
@@ -2818,7 +2835,7 @@
                 <w:webHidden/>
                 <w:szCs w:val="28"/>
               </w:rPr>
-              <w:instrText xml:space="preserve"> PAGEREF _Toc228724316 \h </w:instrText>
+              <w:instrText xml:space="preserve"> PAGEREF _Toc228794472 \h </w:instrText>
             </w:r>
             <w:r>
               <w:rPr>
@@ -2866,14 +2883,13 @@
             <w:spacing w:line="360" w:lineRule="auto"/>
             <w:rPr>
               <w:rFonts w:eastAsiaTheme="minorEastAsia" w:cs="Times New Roman"/>
-              <w:bCs w:val="0"/>
               <w:iCs w:val="0"/>
               <w:noProof/>
               <w:szCs w:val="28"/>
               <w:lang w:eastAsia="ru-RU"/>
             </w:rPr>
           </w:pPr>
-          <w:hyperlink w:anchor="_Toc228724317" w:history="1">
+          <w:hyperlink w:anchor="_Toc228794473" w:history="1">
             <w:r>
               <w:rPr>
                 <w:rStyle w:val="af6"/>
@@ -2908,7 +2924,7 @@
                 <w:webHidden/>
                 <w:szCs w:val="28"/>
               </w:rPr>
-              <w:instrText xml:space="preserve"> PAGEREF _Toc228724317 \h </w:instrText>
+              <w:instrText xml:space="preserve"> PAGEREF _Toc228794473 \h </w:instrText>
             </w:r>
             <w:r>
               <w:rPr>
@@ -2956,14 +2972,13 @@
             <w:spacing w:line="360" w:lineRule="auto"/>
             <w:rPr>
               <w:rFonts w:eastAsiaTheme="minorEastAsia" w:cs="Times New Roman"/>
-              <w:bCs w:val="0"/>
               <w:iCs w:val="0"/>
               <w:noProof/>
               <w:szCs w:val="28"/>
               <w:lang w:eastAsia="ru-RU"/>
             </w:rPr>
           </w:pPr>
-          <w:hyperlink w:anchor="_Toc228724318" w:history="1">
+          <w:hyperlink w:anchor="_Toc228794474" w:history="1">
             <w:r>
               <w:rPr>
                 <w:rStyle w:val="af6"/>
@@ -2998,7 +3013,7 @@
                 <w:webHidden/>
                 <w:szCs w:val="28"/>
               </w:rPr>
-              <w:instrText xml:space="preserve"> PAGEREF _Toc228724318 \h </w:instrText>
+              <w:instrText xml:space="preserve"> PAGEREF _Toc228794474 \h </w:instrText>
             </w:r>
             <w:r>
               <w:rPr>
@@ -3046,14 +3061,13 @@
             <w:spacing w:line="360" w:lineRule="auto"/>
             <w:rPr>
               <w:rFonts w:eastAsiaTheme="minorEastAsia" w:cs="Times New Roman"/>
-              <w:bCs w:val="0"/>
               <w:iCs w:val="0"/>
               <w:noProof/>
               <w:szCs w:val="28"/>
               <w:lang w:eastAsia="ru-RU"/>
             </w:rPr>
           </w:pPr>
-          <w:hyperlink w:anchor="_Toc228724319" w:history="1">
+          <w:hyperlink w:anchor="_Toc228794475" w:history="1">
             <w:r>
               <w:rPr>
                 <w:rStyle w:val="af6"/>
@@ -3088,7 +3102,7 @@
                 <w:webHidden/>
                 <w:szCs w:val="28"/>
               </w:rPr>
-              <w:instrText xml:space="preserve"> PAGEREF _Toc228724319 \h </w:instrText>
+              <w:instrText xml:space="preserve"> PAGEREF _Toc228794475 \h </w:instrText>
             </w:r>
             <w:r>
               <w:rPr>
@@ -3136,14 +3150,13 @@
             <w:spacing w:line="360" w:lineRule="auto"/>
             <w:rPr>
               <w:rFonts w:eastAsiaTheme="minorEastAsia" w:cs="Times New Roman"/>
-              <w:bCs w:val="0"/>
               <w:iCs w:val="0"/>
               <w:noProof/>
               <w:szCs w:val="28"/>
               <w:lang w:eastAsia="ru-RU"/>
             </w:rPr>
           </w:pPr>
-          <w:hyperlink w:anchor="_Toc228724320" w:history="1">
+          <w:hyperlink w:anchor="_Toc228794476" w:history="1">
             <w:r>
               <w:rPr>
                 <w:rStyle w:val="af6"/>
@@ -3178,7 +3191,7 @@
                 <w:webHidden/>
                 <w:szCs w:val="28"/>
               </w:rPr>
-              <w:instrText xml:space="preserve"> PAGEREF _Toc228724320 \h </w:instrText>
+              <w:instrText xml:space="preserve"> PAGEREF _Toc228794476 \h </w:instrText>
             </w:r>
             <w:r>
               <w:rPr>
@@ -3219,6 +3232,258 @@
         </w:p>
         <w:p>
           <w:pPr>
+            <w:pStyle w:val="12"/>
+            <w:tabs>
+              <w:tab w:val="right" w:leader="dot" w:pos="8921"/>
+            </w:tabs>
+            <w:spacing w:line="360" w:lineRule="auto"/>
+            <w:rPr>
+              <w:rFonts w:eastAsiaTheme="minorEastAsia" w:cs="Times New Roman"/>
+              <w:iCs w:val="0"/>
+              <w:noProof/>
+              <w:szCs w:val="28"/>
+              <w:lang w:eastAsia="ru-RU"/>
+            </w:rPr>
+          </w:pPr>
+          <w:hyperlink w:anchor="_Toc228794477" w:history="1">
+            <w:r>
+              <w:rPr>
+                <w:rStyle w:val="af6"/>
+                <w:rFonts w:cs="Times New Roman"/>
+                <w:noProof/>
+                <w:szCs w:val="28"/>
+              </w:rPr>
+              <w:t>ПРИЛОЖЕНИЕ А</w:t>
+            </w:r>
+            <w:r>
+              <w:rPr>
+                <w:rFonts w:cs="Times New Roman"/>
+                <w:noProof/>
+                <w:webHidden/>
+                <w:szCs w:val="28"/>
+              </w:rPr>
+              <w:tab/>
+            </w:r>
+          </w:hyperlink>
+        </w:p>
+        <w:p>
+          <w:pPr>
+            <w:pStyle w:val="12"/>
+            <w:tabs>
+              <w:tab w:val="right" w:leader="dot" w:pos="8921"/>
+            </w:tabs>
+            <w:spacing w:line="360" w:lineRule="auto"/>
+            <w:rPr>
+              <w:rFonts w:eastAsiaTheme="minorEastAsia" w:cs="Times New Roman"/>
+              <w:iCs w:val="0"/>
+              <w:noProof/>
+              <w:szCs w:val="28"/>
+              <w:lang w:eastAsia="ru-RU"/>
+            </w:rPr>
+          </w:pPr>
+          <w:hyperlink w:anchor="_Toc228794478" w:history="1">
+            <w:r>
+              <w:rPr>
+                <w:rStyle w:val="af6"/>
+                <w:rFonts w:cs="Times New Roman"/>
+                <w:noProof/>
+                <w:szCs w:val="28"/>
+              </w:rPr>
+              <w:t>ПРИЛОЖЕНИЕ Б</w:t>
+            </w:r>
+            <w:r>
+              <w:rPr>
+                <w:rFonts w:cs="Times New Roman"/>
+                <w:noProof/>
+                <w:webHidden/>
+                <w:szCs w:val="28"/>
+              </w:rPr>
+              <w:tab/>
+            </w:r>
+          </w:hyperlink>
+        </w:p>
+        <w:p>
+          <w:pPr>
+            <w:pStyle w:val="12"/>
+            <w:tabs>
+              <w:tab w:val="right" w:leader="dot" w:pos="8921"/>
+            </w:tabs>
+            <w:spacing w:line="360" w:lineRule="auto"/>
+            <w:rPr>
+              <w:rFonts w:eastAsiaTheme="minorEastAsia" w:cs="Times New Roman"/>
+              <w:iCs w:val="0"/>
+              <w:noProof/>
+              <w:szCs w:val="28"/>
+              <w:lang w:eastAsia="ru-RU"/>
+            </w:rPr>
+          </w:pPr>
+          <w:hyperlink w:anchor="_Toc228794479" w:history="1">
+            <w:r>
+              <w:rPr>
+                <w:rStyle w:val="af6"/>
+                <w:rFonts w:cs="Times New Roman"/>
+                <w:noProof/>
+                <w:szCs w:val="28"/>
+              </w:rPr>
+              <w:t>ПРИЛОЖЕНИЕ В</w:t>
+            </w:r>
+            <w:r>
+              <w:rPr>
+                <w:rFonts w:cs="Times New Roman"/>
+                <w:noProof/>
+                <w:webHidden/>
+                <w:szCs w:val="28"/>
+              </w:rPr>
+              <w:tab/>
+            </w:r>
+          </w:hyperlink>
+        </w:p>
+        <w:p>
+          <w:pPr>
+            <w:pStyle w:val="12"/>
+            <w:tabs>
+              <w:tab w:val="right" w:leader="dot" w:pos="8921"/>
+            </w:tabs>
+            <w:spacing w:line="360" w:lineRule="auto"/>
+            <w:rPr>
+              <w:rFonts w:eastAsiaTheme="minorEastAsia" w:cs="Times New Roman"/>
+              <w:iCs w:val="0"/>
+              <w:noProof/>
+              <w:szCs w:val="28"/>
+              <w:lang w:eastAsia="ru-RU"/>
+            </w:rPr>
+          </w:pPr>
+          <w:hyperlink w:anchor="_Toc228794480" w:history="1">
+            <w:r>
+              <w:rPr>
+                <w:rStyle w:val="af6"/>
+                <w:rFonts w:cs="Times New Roman"/>
+                <w:noProof/>
+                <w:szCs w:val="28"/>
+              </w:rPr>
+              <w:t>ПРИЛОЖЕНИЕ Г</w:t>
+            </w:r>
+            <w:r>
+              <w:rPr>
+                <w:rFonts w:cs="Times New Roman"/>
+                <w:noProof/>
+                <w:webHidden/>
+                <w:szCs w:val="28"/>
+              </w:rPr>
+              <w:tab/>
+            </w:r>
+          </w:hyperlink>
+        </w:p>
+        <w:p>
+          <w:pPr>
+            <w:pStyle w:val="12"/>
+            <w:tabs>
+              <w:tab w:val="right" w:leader="dot" w:pos="8921"/>
+            </w:tabs>
+            <w:spacing w:line="360" w:lineRule="auto"/>
+            <w:rPr>
+              <w:rFonts w:eastAsiaTheme="minorEastAsia" w:cs="Times New Roman"/>
+              <w:iCs w:val="0"/>
+              <w:noProof/>
+              <w:szCs w:val="28"/>
+              <w:lang w:eastAsia="ru-RU"/>
+            </w:rPr>
+          </w:pPr>
+          <w:hyperlink w:anchor="_Toc228794481" w:history="1">
+            <w:r>
+              <w:rPr>
+                <w:rStyle w:val="af6"/>
+                <w:rFonts w:cs="Times New Roman"/>
+                <w:noProof/>
+                <w:szCs w:val="28"/>
+              </w:rPr>
+              <w:t>ПРИЛОЖЕНИЕ Д</w:t>
+            </w:r>
+            <w:r>
+              <w:rPr>
+                <w:rFonts w:cs="Times New Roman"/>
+                <w:noProof/>
+                <w:webHidden/>
+                <w:szCs w:val="28"/>
+              </w:rPr>
+              <w:tab/>
+            </w:r>
+          </w:hyperlink>
+        </w:p>
+        <w:p>
+          <w:pPr>
+            <w:pStyle w:val="12"/>
+            <w:tabs>
+              <w:tab w:val="right" w:leader="dot" w:pos="8921"/>
+            </w:tabs>
+            <w:spacing w:line="360" w:lineRule="auto"/>
+            <w:rPr>
+              <w:rFonts w:eastAsiaTheme="minorEastAsia" w:cs="Times New Roman"/>
+              <w:iCs w:val="0"/>
+              <w:noProof/>
+              <w:szCs w:val="28"/>
+              <w:lang w:eastAsia="ru-RU"/>
+            </w:rPr>
+          </w:pPr>
+          <w:hyperlink w:anchor="_Toc228794482" w:history="1">
+            <w:r>
+              <w:rPr>
+                <w:rStyle w:val="af6"/>
+                <w:rFonts w:cs="Times New Roman"/>
+                <w:noProof/>
+                <w:szCs w:val="28"/>
+              </w:rPr>
+              <w:t>ПРИЛОЖЕНИЕ Е</w:t>
+            </w:r>
+            <w:r>
+              <w:rPr>
+                <w:rFonts w:cs="Times New Roman"/>
+                <w:noProof/>
+                <w:webHidden/>
+                <w:szCs w:val="28"/>
+              </w:rPr>
+              <w:tab/>
+            </w:r>
+          </w:hyperlink>
+        </w:p>
+        <w:p>
+          <w:pPr>
+            <w:pStyle w:val="12"/>
+            <w:tabs>
+              <w:tab w:val="right" w:leader="dot" w:pos="8921"/>
+            </w:tabs>
+            <w:spacing w:line="360" w:lineRule="auto"/>
+            <w:rPr>
+              <w:rFonts w:eastAsiaTheme="minorEastAsia" w:cs="Times New Roman"/>
+              <w:iCs w:val="0"/>
+              <w:noProof/>
+              <w:szCs w:val="28"/>
+              <w:lang w:eastAsia="ru-RU"/>
+            </w:rPr>
+          </w:pPr>
+          <w:hyperlink w:anchor="_Toc228794483" w:history="1">
+            <w:r>
+              <w:rPr>
+                <w:rStyle w:val="af6"/>
+                <w:rFonts w:cs="Times New Roman"/>
+                <w:noProof/>
+                <w:szCs w:val="28"/>
+              </w:rPr>
+              <w:t>ПРИЛОЖЕНИЕ Ж</w:t>
+            </w:r>
+            <w:r>
+              <w:rPr>
+                <w:rFonts w:cs="Times New Roman"/>
+                <w:noProof/>
+                <w:webHidden/>
+                <w:szCs w:val="28"/>
+              </w:rPr>
+              <w:tab/>
+            </w:r>
+          </w:hyperlink>
+        </w:p>
+        <w:p>
+          <w:pPr>
             <w:spacing w:line="360" w:lineRule="auto"/>
             <w:ind w:firstLine="709"/>
             <w:jc w:val="both"/>
@@ -3292,7 +3557,7 @@
           <w:b/>
         </w:rPr>
       </w:pPr>
-      <w:bookmarkStart w:id="1" w:name="_Toc228724290"/>
+      <w:bookmarkStart w:id="0" w:name="_Toc228794446"/>
       <w:r>
         <w:rPr>
           <w:rFonts w:ascii="Times New Roman" w:hAnsi="Times New Roman" w:cs="Times New Roman"/>
@@ -3302,7 +3567,7 @@
         <w:lastRenderedPageBreak/>
         <w:t>ВВЕДЕНИЕ</w:t>
       </w:r>
-      <w:bookmarkEnd w:id="1"/>
+      <w:bookmarkEnd w:id="0"/>
     </w:p>
     <w:p>
       <w:pPr>
@@ -3715,7 +3980,7 @@
           <w:szCs w:val="32"/>
         </w:rPr>
       </w:pPr>
-      <w:bookmarkStart w:id="2" w:name="_Toc228724291"/>
+      <w:bookmarkStart w:id="1" w:name="_Toc228794447"/>
       <w:r>
         <w:rPr>
           <w:rFonts w:ascii="Times New Roman" w:hAnsi="Times New Roman" w:cs="Times New Roman"/>
@@ -3744,7 +4009,7 @@
         </w:rPr>
         <w:t>ТИЧЕСКИЕ СВЕДЕНИЯ</w:t>
       </w:r>
-      <w:bookmarkEnd w:id="2"/>
+      <w:bookmarkEnd w:id="1"/>
     </w:p>
     <w:p>
       <w:pPr>
@@ -3753,7 +4018,7 @@
           <w:b/>
         </w:rPr>
       </w:pPr>
-      <w:bookmarkStart w:id="3" w:name="_Toc228724292"/>
+      <w:bookmarkStart w:id="2" w:name="_Toc228794448"/>
       <w:r>
         <w:rPr>
           <w:b/>
@@ -3767,7 +4032,7 @@
         </w:rPr>
         <w:t>Общая характеристика разрабатываемого интернет-магазина компьютеров</w:t>
       </w:r>
-      <w:bookmarkEnd w:id="3"/>
+      <w:bookmarkEnd w:id="2"/>
     </w:p>
     <w:p>
       <w:pPr>
@@ -3933,14 +4198,14 @@
           <w:b/>
         </w:rPr>
       </w:pPr>
-      <w:bookmarkStart w:id="4" w:name="_Toc228724293"/>
+      <w:bookmarkStart w:id="3" w:name="_Toc228794449"/>
       <w:r>
         <w:rPr>
           <w:b/>
         </w:rPr>
         <w:t>1.2 Основы создания веб-сервисов</w:t>
       </w:r>
-      <w:bookmarkEnd w:id="4"/>
+      <w:bookmarkEnd w:id="3"/>
     </w:p>
     <w:p>
       <w:pPr>
@@ -4139,14 +4404,14 @@
           <w:b/>
         </w:rPr>
       </w:pPr>
-      <w:bookmarkStart w:id="5" w:name="_Toc228724294"/>
+      <w:bookmarkStart w:id="4" w:name="_Toc228794450"/>
       <w:r>
         <w:rPr>
           <w:b/>
         </w:rPr>
         <w:t>1.3 Редактор кода Zed в процессе разработки</w:t>
       </w:r>
-      <w:bookmarkEnd w:id="5"/>
+      <w:bookmarkEnd w:id="4"/>
     </w:p>
     <w:p>
       <w:pPr>
@@ -4345,14 +4610,14 @@
           <w:b/>
         </w:rPr>
       </w:pPr>
-      <w:bookmarkStart w:id="6" w:name="_Toc228724295"/>
+      <w:bookmarkStart w:id="5" w:name="_Toc228794451"/>
       <w:r>
         <w:rPr>
           <w:b/>
         </w:rPr>
         <w:t>1.4 Клиент-серверная архитектура веб-приложения</w:t>
       </w:r>
-      <w:bookmarkEnd w:id="6"/>
+      <w:bookmarkEnd w:id="5"/>
     </w:p>
     <w:p>
       <w:pPr>
@@ -4584,14 +4849,14 @@
           <w:b/>
         </w:rPr>
       </w:pPr>
-      <w:bookmarkStart w:id="7" w:name="_Toc228724296"/>
+      <w:bookmarkStart w:id="6" w:name="_Toc228794452"/>
       <w:r>
         <w:rPr>
           <w:b/>
         </w:rPr>
         <w:t>1.5 Контейнеризация и использование Docker</w:t>
       </w:r>
-      <w:bookmarkEnd w:id="7"/>
+      <w:bookmarkEnd w:id="6"/>
     </w:p>
     <w:p>
       <w:pPr>
@@ -4810,14 +5075,14 @@
           <w:b/>
         </w:rPr>
       </w:pPr>
-      <w:bookmarkStart w:id="8" w:name="_Toc228724297"/>
+      <w:bookmarkStart w:id="7" w:name="_Toc228794453"/>
       <w:r>
         <w:rPr>
           <w:b/>
         </w:rPr>
         <w:t>1.6 Фреймворк Express в серверной части проекта</w:t>
       </w:r>
-      <w:bookmarkEnd w:id="8"/>
+      <w:bookmarkEnd w:id="7"/>
     </w:p>
     <w:p>
       <w:pPr>
@@ -5051,14 +5316,14 @@
           <w:b/>
         </w:rPr>
       </w:pPr>
-      <w:bookmarkStart w:id="9" w:name="_Toc228724298"/>
+      <w:bookmarkStart w:id="8" w:name="_Toc228794454"/>
       <w:r>
         <w:rPr>
           <w:b/>
         </w:rPr>
         <w:t>1.7 Фреймворк Vue в клиентской части проекта</w:t>
       </w:r>
-      <w:bookmarkEnd w:id="9"/>
+      <w:bookmarkEnd w:id="8"/>
     </w:p>
     <w:p>
       <w:pPr>
@@ -5294,7 +5559,7 @@
           <w:bCs w:val="0"/>
         </w:rPr>
       </w:pPr>
-      <w:bookmarkStart w:id="10" w:name="_Toc228724299"/>
+      <w:bookmarkStart w:id="9" w:name="_Toc228794455"/>
       <w:r>
         <w:rPr>
           <w:b/>
@@ -5302,7 +5567,7 @@
         </w:rPr>
         <w:t>1.8 База данных</w:t>
       </w:r>
-      <w:bookmarkEnd w:id="10"/>
+      <w:bookmarkEnd w:id="9"/>
       <w:r>
         <w:rPr>
           <w:b/>
@@ -5556,14 +5821,14 @@
           <w:b/>
         </w:rPr>
       </w:pPr>
-      <w:bookmarkStart w:id="11" w:name="_Toc228724300"/>
+      <w:bookmarkStart w:id="10" w:name="_Toc228794456"/>
       <w:r>
         <w:rPr>
           <w:b/>
         </w:rPr>
         <w:t>1.9 Хеширование паролей с использованием bcrypt</w:t>
       </w:r>
-      <w:bookmarkEnd w:id="11"/>
+      <w:bookmarkEnd w:id="10"/>
     </w:p>
     <w:p>
       <w:pPr>
@@ -5756,14 +6021,14 @@
           <w:b/>
         </w:rPr>
       </w:pPr>
-      <w:bookmarkStart w:id="12" w:name="_Toc228724301"/>
+      <w:bookmarkStart w:id="11" w:name="_Toc228794457"/>
       <w:r>
         <w:rPr>
           <w:b/>
         </w:rPr>
         <w:t>1.10 Взаимосвязь используемых технологий в архитектуре проекта</w:t>
       </w:r>
-      <w:bookmarkEnd w:id="12"/>
+      <w:bookmarkEnd w:id="11"/>
     </w:p>
     <w:p>
       <w:pPr>
@@ -5964,7 +6229,7 @@
           <w:szCs w:val="32"/>
         </w:rPr>
       </w:pPr>
-      <w:bookmarkStart w:id="13" w:name="_Toc228724302"/>
+      <w:bookmarkStart w:id="12" w:name="_Toc228794458"/>
       <w:r>
         <w:rPr>
           <w:rFonts w:ascii="Times New Roman" w:hAnsi="Times New Roman" w:cs="Times New Roman"/>
@@ -5993,7 +6258,7 @@
         </w:rPr>
         <w:t>РАЗРАБОТКА СЕРВИСА</w:t>
       </w:r>
-      <w:bookmarkEnd w:id="13"/>
+      <w:bookmarkEnd w:id="12"/>
     </w:p>
     <w:p>
       <w:pPr>
@@ -6005,7 +6270,7 @@
           <w:bCs/>
         </w:rPr>
       </w:pPr>
-      <w:bookmarkStart w:id="14" w:name="_Toc228724303"/>
+      <w:bookmarkStart w:id="13" w:name="_Toc228794459"/>
       <w:r>
         <w:rPr>
           <w:rFonts w:ascii="Times New Roman" w:hAnsi="Times New Roman" w:cs="Times New Roman"/>
@@ -6051,7 +6316,7 @@
         </w:rPr>
         <w:t xml:space="preserve"> системы</w:t>
       </w:r>
-      <w:bookmarkEnd w:id="14"/>
+      <w:bookmarkEnd w:id="13"/>
     </w:p>
     <w:p>
       <w:pPr>
@@ -6060,7 +6325,7 @@
           <w:b/>
         </w:rPr>
       </w:pPr>
-      <w:bookmarkStart w:id="15" w:name="_Toc228724304"/>
+      <w:bookmarkStart w:id="14" w:name="_Toc228794460"/>
       <w:r>
         <w:rPr>
           <w:b/>
@@ -6086,7 +6351,7 @@
         </w:rPr>
         <w:t>Backend</w:t>
       </w:r>
-      <w:bookmarkEnd w:id="15"/>
+      <w:bookmarkEnd w:id="14"/>
     </w:p>
     <w:p>
       <w:pPr>
@@ -6463,7 +6728,7 @@
           <w:bCs w:val="0"/>
         </w:rPr>
       </w:pPr>
-      <w:bookmarkStart w:id="16" w:name="_Toc228724305"/>
+      <w:bookmarkStart w:id="15" w:name="_Toc228794461"/>
       <w:r>
         <w:rPr>
           <w:b/>
@@ -6486,7 +6751,7 @@
         </w:rPr>
         <w:t>Frontend</w:t>
       </w:r>
-      <w:bookmarkEnd w:id="16"/>
+      <w:bookmarkEnd w:id="15"/>
     </w:p>
     <w:p>
       <w:pPr>
@@ -6724,7 +6989,7 @@
           <w:bCs w:val="0"/>
         </w:rPr>
       </w:pPr>
-      <w:bookmarkStart w:id="17" w:name="_Toc228724306"/>
+      <w:bookmarkStart w:id="16" w:name="_Toc228794462"/>
       <w:r>
         <w:rPr>
           <w:b/>
@@ -6740,7 +7005,7 @@
         </w:rPr>
         <w:t>docker</w:t>
       </w:r>
-      <w:bookmarkEnd w:id="17"/>
+      <w:bookmarkEnd w:id="16"/>
     </w:p>
     <w:p>
       <w:pPr>
@@ -6892,7 +7157,7 @@
           <w:bCs/>
         </w:rPr>
       </w:pPr>
-      <w:bookmarkStart w:id="18" w:name="_Toc228724307"/>
+      <w:bookmarkStart w:id="17" w:name="_Toc228794463"/>
       <w:r>
         <w:rPr>
           <w:rFonts w:ascii="Times New Roman" w:hAnsi="Times New Roman" w:cs="Times New Roman"/>
@@ -6901,7 +7166,7 @@
         </w:rPr>
         <w:t>2.2 Модель данных проекта</w:t>
       </w:r>
-      <w:bookmarkEnd w:id="18"/>
+      <w:bookmarkEnd w:id="17"/>
     </w:p>
     <w:p>
       <w:pPr>
@@ -7065,7 +7330,7 @@
           <w:bCs/>
         </w:rPr>
       </w:pPr>
-      <w:bookmarkStart w:id="19" w:name="_Toc228724308"/>
+      <w:bookmarkStart w:id="18" w:name="_Toc228794464"/>
       <w:r>
         <w:rPr>
           <w:rFonts w:ascii="Times New Roman" w:hAnsi="Times New Roman" w:cs="Times New Roman"/>
@@ -7083,7 +7348,7 @@
         </w:rPr>
         <w:t>Пользователь</w:t>
       </w:r>
-      <w:bookmarkEnd w:id="19"/>
+      <w:bookmarkEnd w:id="18"/>
     </w:p>
     <w:p>
       <w:pPr>
@@ -7209,7 +7474,7 @@
           <w:b/>
         </w:rPr>
       </w:pPr>
-      <w:bookmarkStart w:id="20" w:name="_Toc228724309"/>
+      <w:bookmarkStart w:id="19" w:name="_Toc228794465"/>
       <w:r>
         <w:rPr>
           <w:rFonts w:ascii="Times New Roman" w:hAnsi="Times New Roman" w:cs="Times New Roman"/>
@@ -7226,7 +7491,7 @@
         </w:rPr>
         <w:t>Комплектующее</w:t>
       </w:r>
-      <w:bookmarkEnd w:id="20"/>
+      <w:bookmarkEnd w:id="19"/>
     </w:p>
     <w:p>
       <w:pPr>
@@ -7405,7 +7670,7 @@
           <w:bCs/>
         </w:rPr>
       </w:pPr>
-      <w:bookmarkStart w:id="21" w:name="_Toc228724310"/>
+      <w:bookmarkStart w:id="20" w:name="_Toc228794466"/>
       <w:r>
         <w:rPr>
           <w:rFonts w:ascii="Times New Roman" w:hAnsi="Times New Roman" w:cs="Times New Roman"/>
@@ -7414,7 +7679,7 @@
         </w:rPr>
         <w:t>Конфигурация</w:t>
       </w:r>
-      <w:bookmarkEnd w:id="21"/>
+      <w:bookmarkEnd w:id="20"/>
     </w:p>
     <w:p>
       <w:pPr>
@@ -7556,7 +7821,7 @@
           <w:b/>
         </w:rPr>
       </w:pPr>
-      <w:bookmarkStart w:id="22" w:name="_Toc228724311"/>
+      <w:bookmarkStart w:id="21" w:name="_Toc228794467"/>
       <w:r>
         <w:rPr>
           <w:rFonts w:ascii="Times New Roman" w:hAnsi="Times New Roman" w:cs="Times New Roman"/>
@@ -7579,7 +7844,7 @@
         </w:rPr>
         <w:t>Рекомендации</w:t>
       </w:r>
-      <w:bookmarkEnd w:id="22"/>
+      <w:bookmarkEnd w:id="21"/>
     </w:p>
     <w:p>
       <w:pPr>
@@ -7661,7 +7926,7 @@
           <w:bCs/>
         </w:rPr>
       </w:pPr>
-      <w:bookmarkStart w:id="23" w:name="_Toc228724312"/>
+      <w:bookmarkStart w:id="22" w:name="_Toc228794468"/>
       <w:r>
         <w:rPr>
           <w:rFonts w:ascii="Times New Roman" w:hAnsi="Times New Roman" w:cs="Times New Roman"/>
@@ -7670,7 +7935,7 @@
         </w:rPr>
         <w:t>2.3 Реализация системы аутентификации и авторизации</w:t>
       </w:r>
-      <w:bookmarkEnd w:id="23"/>
+      <w:bookmarkEnd w:id="22"/>
     </w:p>
     <w:p>
       <w:pPr>
@@ -8375,7 +8640,7 @@
           <w:b/>
         </w:rPr>
       </w:pPr>
-      <w:bookmarkStart w:id="24" w:name="_Toc228724313"/>
+      <w:bookmarkStart w:id="23" w:name="_Toc228794469"/>
       <w:r>
         <w:rPr>
           <w:rFonts w:ascii="Times New Roman" w:hAnsi="Times New Roman" w:cs="Times New Roman"/>
@@ -8384,7 +8649,7 @@
         <w:lastRenderedPageBreak/>
         <w:t>2.4 Реализация каталога комплектующих</w:t>
       </w:r>
-      <w:bookmarkEnd w:id="24"/>
+      <w:bookmarkEnd w:id="23"/>
     </w:p>
     <w:p>
       <w:pPr>
@@ -8776,7 +9041,7 @@
           <w:bCs/>
         </w:rPr>
       </w:pPr>
-      <w:bookmarkStart w:id="25" w:name="_Toc228724314"/>
+      <w:bookmarkStart w:id="24" w:name="_Toc228794470"/>
       <w:r>
         <w:rPr>
           <w:rFonts w:ascii="Times New Roman" w:hAnsi="Times New Roman" w:cs="Times New Roman"/>
@@ -8785,7 +9050,7 @@
         </w:rPr>
         <w:t>2.5 Реализация конфигуратора ПК</w:t>
       </w:r>
-      <w:bookmarkEnd w:id="25"/>
+      <w:bookmarkEnd w:id="24"/>
     </w:p>
     <w:p>
       <w:pPr>
@@ -9234,7 +9499,7 @@
           <w:bCs/>
         </w:rPr>
       </w:pPr>
-      <w:bookmarkStart w:id="26" w:name="_Toc228724315"/>
+      <w:bookmarkStart w:id="25" w:name="_Toc228794471"/>
       <w:r>
         <w:rPr>
           <w:rFonts w:ascii="Times New Roman" w:hAnsi="Times New Roman" w:cs="Times New Roman"/>
@@ -9243,7 +9508,7 @@
         </w:rPr>
         <w:t>2.6 Реализация рекомендательной системы</w:t>
       </w:r>
-      <w:bookmarkEnd w:id="26"/>
+      <w:bookmarkEnd w:id="25"/>
     </w:p>
     <w:p>
       <w:pPr>
@@ -9425,7 +9690,7 @@
           <w:bCs/>
         </w:rPr>
       </w:pPr>
-      <w:bookmarkStart w:id="27" w:name="_Toc228724316"/>
+      <w:bookmarkStart w:id="26" w:name="_Toc228794472"/>
       <w:r>
         <w:rPr>
           <w:rFonts w:ascii="Times New Roman" w:hAnsi="Times New Roman" w:cs="Times New Roman"/>
@@ -9434,7 +9699,7 @@
         </w:rPr>
         <w:t>2.7 Административная часть системы</w:t>
       </w:r>
-      <w:bookmarkEnd w:id="27"/>
+      <w:bookmarkEnd w:id="26"/>
     </w:p>
     <w:p>
       <w:pPr>
@@ -9687,7 +9952,7 @@
           <w:bCs/>
         </w:rPr>
       </w:pPr>
-      <w:bookmarkStart w:id="28" w:name="_Toc228724317"/>
+      <w:bookmarkStart w:id="27" w:name="_Toc228794473"/>
       <w:r>
         <w:rPr>
           <w:rFonts w:ascii="Times New Roman" w:hAnsi="Times New Roman" w:cs="Times New Roman"/>
@@ -9696,7 +9961,7 @@
         </w:rPr>
         <w:t>2.8 Клиентская часть и пользовательский интерфейс</w:t>
       </w:r>
-      <w:bookmarkEnd w:id="28"/>
+      <w:bookmarkEnd w:id="27"/>
     </w:p>
     <w:p>
       <w:pPr>
@@ -10033,7 +10298,7 @@
           <w:bCs/>
         </w:rPr>
       </w:pPr>
-      <w:bookmarkStart w:id="29" w:name="_Toc228724318"/>
+      <w:bookmarkStart w:id="28" w:name="_Toc228794474"/>
       <w:r>
         <w:rPr>
           <w:rFonts w:ascii="Times New Roman" w:hAnsi="Times New Roman" w:cs="Times New Roman"/>
@@ -10042,7 +10307,7 @@
         </w:rPr>
         <w:t>2.9 Развёртывание и запуск проекта</w:t>
       </w:r>
-      <w:bookmarkEnd w:id="29"/>
+      <w:bookmarkEnd w:id="28"/>
     </w:p>
     <w:p>
       <w:pPr>
@@ -10088,6 +10353,7 @@
     <w:p>
       <w:pPr>
         <w:pStyle w:val="TNR"/>
+        <w:ind w:firstLine="0"/>
         <w:rPr>
           <w:rStyle w:val="c"/>
         </w:rPr>
@@ -10280,14 +10546,16 @@
       <w:pPr>
         <w:pStyle w:val="1"/>
         <w:rPr>
+          <w:rFonts w:ascii="Times New Roman" w:hAnsi="Times New Roman" w:cs="Times New Roman"/>
           <w:b/>
           <w:sz w:val="32"/>
           <w:szCs w:val="32"/>
         </w:rPr>
       </w:pPr>
-      <w:bookmarkStart w:id="30" w:name="_Toc228724319"/>
-      <w:r>
-        <w:rPr>
+      <w:bookmarkStart w:id="29" w:name="_Toc228794475"/>
+      <w:r>
+        <w:rPr>
+          <w:rFonts w:ascii="Times New Roman" w:hAnsi="Times New Roman" w:cs="Times New Roman"/>
           <w:b/>
           <w:sz w:val="32"/>
           <w:szCs w:val="32"/>
@@ -10295,11 +10563,12 @@
         <w:lastRenderedPageBreak/>
         <w:t>ЗАКЛЮЧЕНИЕ</w:t>
       </w:r>
-      <w:bookmarkEnd w:id="30"/>
+      <w:bookmarkEnd w:id="29"/>
     </w:p>
     <w:p>
       <w:pPr>
         <w:spacing w:after="0" w:line="360" w:lineRule="auto"/>
+        <w:ind w:firstLine="709"/>
         <w:rPr>
           <w:rFonts w:ascii="Times New Roman" w:eastAsia="Times New Roman" w:hAnsi="Times New Roman" w:cs="Times New Roman"/>
           <w:sz w:val="28"/>
@@ -10320,6 +10589,7 @@
     <w:p>
       <w:pPr>
         <w:spacing w:after="0" w:line="360" w:lineRule="auto"/>
+        <w:ind w:firstLine="709"/>
         <w:rPr>
           <w:rFonts w:ascii="Times New Roman" w:eastAsia="Times New Roman" w:hAnsi="Times New Roman" w:cs="Times New Roman"/>
           <w:sz w:val="28"/>
@@ -10340,6 +10610,7 @@
     <w:p>
       <w:pPr>
         <w:spacing w:after="0" w:line="360" w:lineRule="auto"/>
+        <w:ind w:firstLine="709"/>
         <w:rPr>
           <w:rFonts w:ascii="Times New Roman" w:eastAsia="Times New Roman" w:hAnsi="Times New Roman" w:cs="Times New Roman"/>
           <w:sz w:val="28"/>
@@ -10360,6 +10631,7 @@
     <w:p>
       <w:pPr>
         <w:spacing w:after="0" w:line="360" w:lineRule="auto"/>
+        <w:ind w:firstLine="709"/>
         <w:rPr>
           <w:rFonts w:ascii="Times New Roman" w:eastAsia="Times New Roman" w:hAnsi="Times New Roman" w:cs="Times New Roman"/>
           <w:sz w:val="28"/>
@@ -10380,6 +10652,7 @@
     <w:p>
       <w:pPr>
         <w:spacing w:after="0" w:line="360" w:lineRule="auto"/>
+        <w:ind w:firstLine="709"/>
         <w:rPr>
           <w:rFonts w:ascii="Times New Roman" w:eastAsia="Times New Roman" w:hAnsi="Times New Roman" w:cs="Times New Roman"/>
           <w:sz w:val="28"/>
@@ -10401,6 +10674,7 @@
     <w:p>
       <w:pPr>
         <w:spacing w:after="0" w:line="360" w:lineRule="auto"/>
+        <w:ind w:firstLine="709"/>
         <w:rPr>
           <w:rFonts w:ascii="Times New Roman" w:eastAsia="Times New Roman" w:hAnsi="Times New Roman" w:cs="Times New Roman"/>
           <w:sz w:val="28"/>
@@ -10429,16 +10703,18 @@
         <w:pStyle w:val="1"/>
         <w:spacing w:before="0"/>
         <w:rPr>
+          <w:rFonts w:ascii="Times New Roman" w:hAnsi="Times New Roman" w:cs="Times New Roman"/>
           <w:b/>
           <w:sz w:val="32"/>
           <w:szCs w:val="32"/>
         </w:rPr>
       </w:pPr>
-      <w:bookmarkStart w:id="31" w:name="_Toc198210829"/>
-      <w:bookmarkStart w:id="32" w:name="_Toc228724320"/>
+      <w:bookmarkStart w:id="30" w:name="_Toc198210829"/>
+      <w:bookmarkStart w:id="31" w:name="_Toc228794476"/>
       <w:r>
         <w:rPr>
           <w:rStyle w:val="aff1"/>
+          <w:rFonts w:ascii="Times New Roman" w:hAnsi="Times New Roman" w:cs="Times New Roman"/>
           <w:bCs w:val="0"/>
           <w:sz w:val="32"/>
           <w:szCs w:val="32"/>
@@ -10446,26 +10722,28 @@
         <w:lastRenderedPageBreak/>
         <w:t xml:space="preserve">Список </w:t>
       </w:r>
-      <w:bookmarkEnd w:id="31"/>
+      <w:bookmarkEnd w:id="30"/>
       <w:r>
         <w:rPr>
           <w:rStyle w:val="aff1"/>
+          <w:rFonts w:ascii="Times New Roman" w:hAnsi="Times New Roman" w:cs="Times New Roman"/>
           <w:bCs w:val="0"/>
           <w:sz w:val="32"/>
           <w:szCs w:val="32"/>
         </w:rPr>
         <w:t>используемых источников</w:t>
       </w:r>
-      <w:bookmarkEnd w:id="32"/>
+      <w:bookmarkEnd w:id="31"/>
     </w:p>
     <w:p>
       <w:pPr>
         <w:pStyle w:val="af9"/>
         <w:numPr>
           <w:ilvl w:val="0"/>
-          <w:numId w:val="38"/>
+          <w:numId w:val="39"/>
         </w:numPr>
-        <w:spacing w:line="360" w:lineRule="auto"/>
+        <w:spacing w:line="336" w:lineRule="auto"/>
+        <w:ind w:left="714" w:hanging="357"/>
         <w:rPr>
           <w:rFonts w:ascii="Times New Roman" w:eastAsia="Times New Roman" w:hAnsi="Times New Roman" w:cs="Times New Roman"/>
           <w:sz w:val="28"/>
@@ -10491,27 +10769,7 @@
           <w:szCs w:val="28"/>
           <w:lang w:eastAsia="ru-RU"/>
         </w:rPr>
-        <w:t xml:space="preserve"> Д. </w:t>
-      </w:r>
-      <w:proofErr w:type="spellStart"/>
-      <w:r>
-        <w:rPr>
-          <w:rFonts w:ascii="Times New Roman" w:eastAsia="Times New Roman" w:hAnsi="Times New Roman" w:cs="Times New Roman"/>
-          <w:sz w:val="28"/>
-          <w:szCs w:val="28"/>
-          <w:lang w:eastAsia="ru-RU"/>
-        </w:rPr>
-        <w:t>JavaScript</w:t>
-      </w:r>
-      <w:proofErr w:type="spellEnd"/>
-      <w:r>
-        <w:rPr>
-          <w:rFonts w:ascii="Times New Roman" w:eastAsia="Times New Roman" w:hAnsi="Times New Roman" w:cs="Times New Roman"/>
-          <w:sz w:val="28"/>
-          <w:szCs w:val="28"/>
-          <w:lang w:eastAsia="ru-RU"/>
-        </w:rPr>
-        <w:t>. Подробное руководство. — Санкт-Петербург: Питер, 2023. — 704 с.</w:t>
+        <w:t xml:space="preserve"> Д. JavaScript. Подробное руководство. — Санкт-Петербург: Питер, 2023. — 704 с.</w:t>
       </w:r>
     </w:p>
     <w:p>
@@ -10519,9 +10777,10 @@
         <w:pStyle w:val="af9"/>
         <w:numPr>
           <w:ilvl w:val="0"/>
-          <w:numId w:val="38"/>
+          <w:numId w:val="39"/>
         </w:numPr>
-        <w:spacing w:line="360" w:lineRule="auto"/>
+        <w:spacing w:line="336" w:lineRule="auto"/>
+        <w:ind w:left="714" w:hanging="357"/>
         <w:rPr>
           <w:rFonts w:ascii="Times New Roman" w:eastAsia="Times New Roman" w:hAnsi="Times New Roman" w:cs="Times New Roman"/>
           <w:sz w:val="28"/>
@@ -10529,6 +10788,15 @@
           <w:lang w:eastAsia="ru-RU"/>
         </w:rPr>
       </w:pPr>
+      <w:r>
+        <w:rPr>
+          <w:rFonts w:ascii="Times New Roman" w:eastAsia="Times New Roman" w:hAnsi="Times New Roman" w:cs="Times New Roman"/>
+          <w:sz w:val="28"/>
+          <w:szCs w:val="28"/>
+          <w:lang w:eastAsia="ru-RU"/>
+        </w:rPr>
+        <w:t xml:space="preserve">Фримен Э., </w:t>
+      </w:r>
       <w:proofErr w:type="spellStart"/>
       <w:r>
         <w:rPr>
@@ -10537,7 +10805,7 @@
           <w:szCs w:val="28"/>
           <w:lang w:eastAsia="ru-RU"/>
         </w:rPr>
-        <w:t>Фримен</w:t>
+        <w:t>Робсон</w:t>
       </w:r>
       <w:proofErr w:type="spellEnd"/>
       <w:r>
@@ -10547,47 +10815,7 @@
           <w:szCs w:val="28"/>
           <w:lang w:eastAsia="ru-RU"/>
         </w:rPr>
-        <w:t xml:space="preserve"> Э., </w:t>
-      </w:r>
-      <w:proofErr w:type="spellStart"/>
-      <w:r>
-        <w:rPr>
-          <w:rFonts w:ascii="Times New Roman" w:eastAsia="Times New Roman" w:hAnsi="Times New Roman" w:cs="Times New Roman"/>
-          <w:sz w:val="28"/>
-          <w:szCs w:val="28"/>
-          <w:lang w:eastAsia="ru-RU"/>
-        </w:rPr>
-        <w:t>Робсон</w:t>
-      </w:r>
-      <w:proofErr w:type="spellEnd"/>
-      <w:r>
-        <w:rPr>
-          <w:rFonts w:ascii="Times New Roman" w:eastAsia="Times New Roman" w:hAnsi="Times New Roman" w:cs="Times New Roman"/>
-          <w:sz w:val="28"/>
-          <w:szCs w:val="28"/>
-          <w:lang w:eastAsia="ru-RU"/>
-        </w:rPr>
-        <w:t xml:space="preserve"> Э. Изучаем программирование на </w:t>
-      </w:r>
-      <w:proofErr w:type="spellStart"/>
-      <w:r>
-        <w:rPr>
-          <w:rFonts w:ascii="Times New Roman" w:eastAsia="Times New Roman" w:hAnsi="Times New Roman" w:cs="Times New Roman"/>
-          <w:sz w:val="28"/>
-          <w:szCs w:val="28"/>
-          <w:lang w:eastAsia="ru-RU"/>
-        </w:rPr>
-        <w:t>JavaScript</w:t>
-      </w:r>
-      <w:proofErr w:type="spellEnd"/>
-      <w:r>
-        <w:rPr>
-          <w:rFonts w:ascii="Times New Roman" w:eastAsia="Times New Roman" w:hAnsi="Times New Roman" w:cs="Times New Roman"/>
-          <w:sz w:val="28"/>
-          <w:szCs w:val="28"/>
-          <w:lang w:eastAsia="ru-RU"/>
-        </w:rPr>
-        <w:t>. — Санкт-Петербург: Питер, 2022. — 640 с.</w:t>
+        <w:t xml:space="preserve"> Э. Изучаем программирование на JavaScript. — Санкт-Петербург: Питер, 2022. — 640 с.</w:t>
       </w:r>
     </w:p>
     <w:p>
@@ -10595,9 +10823,10 @@
         <w:pStyle w:val="af9"/>
         <w:numPr>
           <w:ilvl w:val="0"/>
-          <w:numId w:val="38"/>
+          <w:numId w:val="39"/>
         </w:numPr>
-        <w:spacing w:line="360" w:lineRule="auto"/>
+        <w:spacing w:line="336" w:lineRule="auto"/>
+        <w:ind w:left="714" w:hanging="357"/>
         <w:rPr>
           <w:rFonts w:ascii="Times New Roman" w:eastAsia="Times New Roman" w:hAnsi="Times New Roman" w:cs="Times New Roman"/>
           <w:sz w:val="28"/>
@@ -10620,9 +10849,10 @@
         <w:pStyle w:val="af9"/>
         <w:numPr>
           <w:ilvl w:val="0"/>
-          <w:numId w:val="38"/>
+          <w:numId w:val="39"/>
         </w:numPr>
-        <w:spacing w:line="360" w:lineRule="auto"/>
+        <w:spacing w:line="336" w:lineRule="auto"/>
+        <w:ind w:left="714" w:hanging="357"/>
         <w:rPr>
           <w:rFonts w:ascii="Times New Roman" w:eastAsia="Times New Roman" w:hAnsi="Times New Roman" w:cs="Times New Roman"/>
           <w:sz w:val="28"/>
@@ -10676,9 +10906,10 @@
         <w:pStyle w:val="af9"/>
         <w:numPr>
           <w:ilvl w:val="0"/>
-          <w:numId w:val="38"/>
+          <w:numId w:val="39"/>
         </w:numPr>
-        <w:spacing w:line="360" w:lineRule="auto"/>
+        <w:spacing w:line="336" w:lineRule="auto"/>
+        <w:ind w:left="714" w:hanging="357"/>
         <w:rPr>
           <w:rFonts w:ascii="Times New Roman" w:eastAsia="Times New Roman" w:hAnsi="Times New Roman" w:cs="Times New Roman"/>
           <w:sz w:val="28"/>
@@ -10721,9 +10952,10 @@
         <w:pStyle w:val="af9"/>
         <w:numPr>
           <w:ilvl w:val="0"/>
-          <w:numId w:val="38"/>
+          <w:numId w:val="39"/>
         </w:numPr>
-        <w:spacing w:line="360" w:lineRule="auto"/>
+        <w:spacing w:line="336" w:lineRule="auto"/>
+        <w:ind w:left="714" w:hanging="357"/>
         <w:rPr>
           <w:rFonts w:ascii="Times New Roman" w:eastAsia="Times New Roman" w:hAnsi="Times New Roman" w:cs="Times New Roman"/>
           <w:sz w:val="28"/>
@@ -10766,9 +10998,10 @@
         <w:pStyle w:val="af9"/>
         <w:numPr>
           <w:ilvl w:val="0"/>
-          <w:numId w:val="38"/>
+          <w:numId w:val="39"/>
         </w:numPr>
-        <w:spacing w:line="360" w:lineRule="auto"/>
+        <w:spacing w:line="336" w:lineRule="auto"/>
+        <w:ind w:left="714" w:hanging="357"/>
         <w:rPr>
           <w:rFonts w:ascii="Times New Roman" w:eastAsia="Times New Roman" w:hAnsi="Times New Roman" w:cs="Times New Roman"/>
           <w:sz w:val="28"/>
@@ -10791,9 +11024,10 @@
         <w:pStyle w:val="af9"/>
         <w:numPr>
           <w:ilvl w:val="0"/>
-          <w:numId w:val="38"/>
+          <w:numId w:val="39"/>
         </w:numPr>
-        <w:spacing w:line="360" w:lineRule="auto"/>
+        <w:spacing w:line="336" w:lineRule="auto"/>
+        <w:ind w:left="714" w:hanging="357"/>
         <w:rPr>
           <w:rFonts w:ascii="Times New Roman" w:eastAsia="Times New Roman" w:hAnsi="Times New Roman" w:cs="Times New Roman"/>
           <w:sz w:val="28"/>
@@ -10816,9 +11050,10 @@
         <w:pStyle w:val="af9"/>
         <w:numPr>
           <w:ilvl w:val="0"/>
-          <w:numId w:val="38"/>
+          <w:numId w:val="39"/>
         </w:numPr>
-        <w:spacing w:line="360" w:lineRule="auto"/>
+        <w:spacing w:line="336" w:lineRule="auto"/>
+        <w:ind w:left="714" w:hanging="357"/>
         <w:rPr>
           <w:rFonts w:ascii="Times New Roman" w:eastAsia="Times New Roman" w:hAnsi="Times New Roman" w:cs="Times New Roman"/>
           <w:sz w:val="28"/>
@@ -10861,9 +11096,10 @@
         <w:pStyle w:val="af9"/>
         <w:numPr>
           <w:ilvl w:val="0"/>
-          <w:numId w:val="38"/>
+          <w:numId w:val="39"/>
         </w:numPr>
-        <w:spacing w:line="360" w:lineRule="auto"/>
+        <w:spacing w:line="336" w:lineRule="auto"/>
+        <w:ind w:left="714" w:hanging="357"/>
         <w:rPr>
           <w:rFonts w:ascii="Times New Roman" w:eastAsia="Times New Roman" w:hAnsi="Times New Roman" w:cs="Times New Roman"/>
           <w:sz w:val="28"/>
@@ -10906,9 +11142,10 @@
         <w:pStyle w:val="af9"/>
         <w:numPr>
           <w:ilvl w:val="0"/>
-          <w:numId w:val="38"/>
+          <w:numId w:val="39"/>
         </w:numPr>
-        <w:spacing w:line="360" w:lineRule="auto"/>
+        <w:spacing w:line="336" w:lineRule="auto"/>
+        <w:ind w:left="714" w:hanging="357"/>
         <w:rPr>
           <w:rFonts w:ascii="Times New Roman" w:eastAsia="Times New Roman" w:hAnsi="Times New Roman" w:cs="Times New Roman"/>
           <w:sz w:val="28"/>
@@ -10931,9 +11168,10 @@
         <w:pStyle w:val="af9"/>
         <w:numPr>
           <w:ilvl w:val="0"/>
-          <w:numId w:val="38"/>
+          <w:numId w:val="39"/>
         </w:numPr>
-        <w:spacing w:line="360" w:lineRule="auto"/>
+        <w:spacing w:line="336" w:lineRule="auto"/>
+        <w:ind w:left="714" w:hanging="357"/>
         <w:rPr>
           <w:rFonts w:ascii="Times New Roman" w:eastAsia="Times New Roman" w:hAnsi="Times New Roman" w:cs="Times New Roman"/>
           <w:sz w:val="28"/>
@@ -10996,9 +11234,10 @@
         <w:pStyle w:val="af9"/>
         <w:numPr>
           <w:ilvl w:val="0"/>
-          <w:numId w:val="38"/>
+          <w:numId w:val="39"/>
         </w:numPr>
-        <w:spacing w:line="360" w:lineRule="auto"/>
+        <w:spacing w:line="336" w:lineRule="auto"/>
+        <w:ind w:left="714" w:hanging="357"/>
         <w:rPr>
           <w:rFonts w:ascii="Times New Roman" w:eastAsia="Times New Roman" w:hAnsi="Times New Roman" w:cs="Times New Roman"/>
           <w:sz w:val="28"/>
@@ -11032,9 +11271,10 @@
         <w:pStyle w:val="af9"/>
         <w:numPr>
           <w:ilvl w:val="0"/>
-          <w:numId w:val="38"/>
+          <w:numId w:val="39"/>
         </w:numPr>
-        <w:spacing w:line="360" w:lineRule="auto"/>
+        <w:spacing w:line="336" w:lineRule="auto"/>
+        <w:ind w:left="714" w:hanging="357"/>
         <w:rPr>
           <w:rFonts w:ascii="Times New Roman" w:eastAsia="Times New Roman" w:hAnsi="Times New Roman" w:cs="Times New Roman"/>
           <w:sz w:val="28"/>
@@ -11068,9 +11308,10 @@
         <w:pStyle w:val="af9"/>
         <w:numPr>
           <w:ilvl w:val="0"/>
-          <w:numId w:val="38"/>
+          <w:numId w:val="39"/>
         </w:numPr>
-        <w:spacing w:line="360" w:lineRule="auto"/>
+        <w:spacing w:line="336" w:lineRule="auto"/>
+        <w:ind w:left="714" w:hanging="357"/>
         <w:rPr>
           <w:rFonts w:ascii="Times New Roman" w:hAnsi="Times New Roman" w:cs="Times New Roman"/>
           <w:sz w:val="28"/>
@@ -11090,33 +11331,32 @@
           <w:szCs w:val="28"/>
           <w:lang w:eastAsia="ru-RU"/>
         </w:rPr>
-        <w:lastRenderedPageBreak/>
         <w:t>ГОСТ 19.701–90. Схемы алгоритмов, программ, данных и систем. — Москва: Издательство стандартов, 1991.</w:t>
       </w:r>
     </w:p>
     <w:p>
       <w:pPr>
+        <w:pStyle w:val="1"/>
+        <w:spacing w:before="0"/>
         <w:jc w:val="right"/>
         <w:rPr>
           <w:rFonts w:ascii="Times New Roman" w:hAnsi="Times New Roman" w:cs="Times New Roman"/>
-          <w:sz w:val="28"/>
-          <w:szCs w:val="28"/>
-        </w:rPr>
-      </w:pPr>
+        </w:rPr>
+      </w:pPr>
+      <w:bookmarkStart w:id="32" w:name="_Toc228794477"/>
       <w:r>
         <w:rPr>
           <w:rFonts w:ascii="Times New Roman" w:hAnsi="Times New Roman" w:cs="Times New Roman"/>
-          <w:sz w:val="28"/>
-          <w:szCs w:val="28"/>
         </w:rPr>
         <w:lastRenderedPageBreak/>
         <w:t>ПРИЛОЖЕНИЕ А</w:t>
       </w:r>
+      <w:bookmarkEnd w:id="32"/>
     </w:p>
     <w:p>
       <w:pPr>
         <w:pStyle w:val="aff0"/>
-        <w:spacing w:line="360" w:lineRule="auto"/>
+        <w:spacing w:before="0" w:beforeAutospacing="0" w:line="360" w:lineRule="auto"/>
         <w:jc w:val="center"/>
         <w:rPr>
           <w:sz w:val="28"/>
@@ -11194,22 +11434,28 @@
     </w:p>
     <w:p>
       <w:pPr>
+        <w:pStyle w:val="1"/>
+        <w:spacing w:before="0"/>
         <w:jc w:val="right"/>
         <w:rPr>
           <w:rFonts w:ascii="Times New Roman" w:hAnsi="Times New Roman" w:cs="Times New Roman"/>
-          <w:sz w:val="28"/>
-          <w:szCs w:val="28"/>
-        </w:rPr>
-      </w:pPr>
+        </w:rPr>
+      </w:pPr>
+      <w:bookmarkStart w:id="33" w:name="_Toc228794478"/>
       <w:r>
         <w:rPr>
           <w:rFonts w:ascii="Times New Roman" w:hAnsi="Times New Roman" w:cs="Times New Roman"/>
-          <w:sz w:val="28"/>
-          <w:szCs w:val="28"/>
         </w:rPr>
         <w:lastRenderedPageBreak/>
-        <w:t>ПРИЛОЖЕНИИ Б</w:t>
-      </w:r>
+        <w:t xml:space="preserve">ПРИЛОЖЕНИЕ </w:t>
+      </w:r>
+      <w:r>
+        <w:rPr>
+          <w:rFonts w:ascii="Times New Roman" w:hAnsi="Times New Roman" w:cs="Times New Roman"/>
+        </w:rPr>
+        <w:t>Б</w:t>
+      </w:r>
+      <w:bookmarkEnd w:id="33"/>
     </w:p>
     <w:p>
       <w:pPr>
@@ -11302,24 +11548,28 @@
     </w:p>
     <w:p>
       <w:pPr>
+        <w:pStyle w:val="1"/>
+        <w:spacing w:before="0"/>
         <w:jc w:val="right"/>
         <w:rPr>
           <w:rFonts w:ascii="Times New Roman" w:hAnsi="Times New Roman" w:cs="Times New Roman"/>
-          <w:sz w:val="28"/>
-          <w:szCs w:val="28"/>
-          <w:lang w:eastAsia="ru-RU"/>
-        </w:rPr>
-      </w:pPr>
+        </w:rPr>
+      </w:pPr>
+      <w:bookmarkStart w:id="34" w:name="_Toc228794479"/>
       <w:r>
         <w:rPr>
           <w:rFonts w:ascii="Times New Roman" w:hAnsi="Times New Roman" w:cs="Times New Roman"/>
-          <w:sz w:val="28"/>
-          <w:szCs w:val="28"/>
-          <w:lang w:eastAsia="ru-RU"/>
         </w:rPr>
         <w:lastRenderedPageBreak/>
-        <w:t>ПРИЛОЖЕНИИ В</w:t>
-      </w:r>
+        <w:t xml:space="preserve">ПРИЛОЖЕНИЕ </w:t>
+      </w:r>
+      <w:r>
+        <w:rPr>
+          <w:rFonts w:ascii="Times New Roman" w:hAnsi="Times New Roman" w:cs="Times New Roman"/>
+        </w:rPr>
+        <w:t>В</w:t>
+      </w:r>
+      <w:bookmarkEnd w:id="34"/>
     </w:p>
     <w:p>
       <w:pPr>
@@ -11350,6 +11600,7 @@
         </w:rPr>
         <w:t>-</w:t>
       </w:r>
+      <w:proofErr w:type="spellStart"/>
       <w:r>
         <w:rPr>
           <w:rFonts w:ascii="Times New Roman" w:eastAsia="Times New Roman" w:hAnsi="Times New Roman" w:cs="Times New Roman"/>
@@ -11357,7 +11608,17 @@
           <w:szCs w:val="28"/>
           <w:lang w:eastAsia="ru-RU"/>
         </w:rPr>
-        <w:t>диаграма базы данных</w:t>
+        <w:t>диаграма</w:t>
+      </w:r>
+      <w:proofErr w:type="spellEnd"/>
+      <w:r>
+        <w:rPr>
+          <w:rFonts w:ascii="Times New Roman" w:eastAsia="Times New Roman" w:hAnsi="Times New Roman" w:cs="Times New Roman"/>
+          <w:sz w:val="28"/>
+          <w:szCs w:val="28"/>
+          <w:lang w:eastAsia="ru-RU"/>
+        </w:rPr>
+        <w:t xml:space="preserve"> базы данных</w:t>
       </w:r>
     </w:p>
     <w:p>
@@ -11456,24 +11717,28 @@
     </w:p>
     <w:p>
       <w:pPr>
+        <w:pStyle w:val="1"/>
+        <w:spacing w:before="0"/>
         <w:jc w:val="right"/>
         <w:rPr>
           <w:rFonts w:ascii="Times New Roman" w:hAnsi="Times New Roman" w:cs="Times New Roman"/>
-          <w:sz w:val="28"/>
-          <w:szCs w:val="28"/>
-          <w:lang w:eastAsia="ru-RU"/>
-        </w:rPr>
-      </w:pPr>
+        </w:rPr>
+      </w:pPr>
+      <w:bookmarkStart w:id="35" w:name="_Toc228794480"/>
       <w:r>
         <w:rPr>
           <w:rFonts w:ascii="Times New Roman" w:hAnsi="Times New Roman" w:cs="Times New Roman"/>
-          <w:sz w:val="28"/>
-          <w:szCs w:val="28"/>
-          <w:lang w:eastAsia="ru-RU"/>
         </w:rPr>
         <w:lastRenderedPageBreak/>
-        <w:t>ПРИЛОЖЕНИЕ Г</w:t>
-      </w:r>
+        <w:t xml:space="preserve">ПРИЛОЖЕНИЕ </w:t>
+      </w:r>
+      <w:r>
+        <w:rPr>
+          <w:rFonts w:ascii="Times New Roman" w:hAnsi="Times New Roman" w:cs="Times New Roman"/>
+        </w:rPr>
+        <w:t>Г</w:t>
+      </w:r>
+      <w:bookmarkEnd w:id="35"/>
     </w:p>
     <w:p>
       <w:pPr>
@@ -11569,24 +11834,28 @@
     </w:p>
     <w:p>
       <w:pPr>
+        <w:pStyle w:val="1"/>
+        <w:spacing w:before="0"/>
         <w:jc w:val="right"/>
         <w:rPr>
           <w:rFonts w:ascii="Times New Roman" w:hAnsi="Times New Roman" w:cs="Times New Roman"/>
-          <w:sz w:val="28"/>
-          <w:szCs w:val="28"/>
-          <w:lang w:eastAsia="ru-RU"/>
-        </w:rPr>
-      </w:pPr>
+        </w:rPr>
+      </w:pPr>
+      <w:bookmarkStart w:id="36" w:name="_Toc228794481"/>
       <w:r>
         <w:rPr>
           <w:rFonts w:ascii="Times New Roman" w:hAnsi="Times New Roman" w:cs="Times New Roman"/>
-          <w:sz w:val="28"/>
-          <w:szCs w:val="28"/>
-          <w:lang w:eastAsia="ru-RU"/>
         </w:rPr>
         <w:lastRenderedPageBreak/>
-        <w:t>ПРИЛОЖЕНИЕ Д</w:t>
-      </w:r>
+        <w:t xml:space="preserve">ПРИЛОЖЕНИЕ </w:t>
+      </w:r>
+      <w:r>
+        <w:rPr>
+          <w:rFonts w:ascii="Times New Roman" w:hAnsi="Times New Roman" w:cs="Times New Roman"/>
+        </w:rPr>
+        <w:t>Д</w:t>
+      </w:r>
+      <w:bookmarkEnd w:id="36"/>
     </w:p>
     <w:p>
       <w:pPr>
@@ -11667,24 +11936,28 @@
     </w:p>
     <w:p>
       <w:pPr>
+        <w:pStyle w:val="1"/>
+        <w:spacing w:before="0"/>
         <w:jc w:val="right"/>
         <w:rPr>
           <w:rFonts w:ascii="Times New Roman" w:hAnsi="Times New Roman" w:cs="Times New Roman"/>
-          <w:noProof/>
-          <w:sz w:val="28"/>
-          <w:szCs w:val="28"/>
-        </w:rPr>
-      </w:pPr>
+        </w:rPr>
+      </w:pPr>
+      <w:bookmarkStart w:id="37" w:name="_Toc228794482"/>
       <w:r>
         <w:rPr>
           <w:rFonts w:ascii="Times New Roman" w:hAnsi="Times New Roman" w:cs="Times New Roman"/>
-          <w:noProof/>
-          <w:sz w:val="28"/>
-          <w:szCs w:val="28"/>
         </w:rPr>
         <w:lastRenderedPageBreak/>
-        <w:t>ПРИЛОЖЕНИЕ Е</w:t>
-      </w:r>
+        <w:t xml:space="preserve">ПРИЛОЖЕНИЕ </w:t>
+      </w:r>
+      <w:r>
+        <w:rPr>
+          <w:rFonts w:ascii="Times New Roman" w:hAnsi="Times New Roman" w:cs="Times New Roman"/>
+        </w:rPr>
+        <w:t>Е</w:t>
+      </w:r>
+      <w:bookmarkEnd w:id="37"/>
     </w:p>
     <w:p>
       <w:pPr>
@@ -11770,34 +12043,38 @@
     </w:p>
     <w:p>
       <w:pPr>
+        <w:pStyle w:val="1"/>
+        <w:spacing w:before="0"/>
         <w:jc w:val="right"/>
         <w:rPr>
           <w:rFonts w:ascii="Times New Roman" w:hAnsi="Times New Roman" w:cs="Times New Roman"/>
+        </w:rPr>
+      </w:pPr>
+      <w:bookmarkStart w:id="38" w:name="_Toc228794483"/>
+      <w:r>
+        <w:rPr>
+          <w:rFonts w:ascii="Times New Roman" w:hAnsi="Times New Roman" w:cs="Times New Roman"/>
+        </w:rPr>
+        <w:lastRenderedPageBreak/>
+        <w:t xml:space="preserve">ПРИЛОЖЕНИЕ </w:t>
+      </w:r>
+      <w:r>
+        <w:rPr>
+          <w:rFonts w:ascii="Times New Roman" w:hAnsi="Times New Roman" w:cs="Times New Roman"/>
+        </w:rPr>
+        <w:t>Ж</w:t>
+      </w:r>
+      <w:bookmarkEnd w:id="38"/>
+    </w:p>
+    <w:p>
+      <w:pPr>
+        <w:spacing w:after="0" w:line="360" w:lineRule="auto"/>
+        <w:jc w:val="center"/>
+        <w:rPr>
+          <w:rFonts w:ascii="Times New Roman" w:eastAsia="Times New Roman" w:hAnsi="Times New Roman" w:cs="Times New Roman"/>
           <w:sz w:val="28"/>
           <w:szCs w:val="28"/>
           <w:lang w:eastAsia="ru-RU"/>
-        </w:rPr>
-      </w:pPr>
-      <w:r>
-        <w:rPr>
-          <w:rFonts w:ascii="Times New Roman" w:hAnsi="Times New Roman" w:cs="Times New Roman"/>
-          <w:sz w:val="28"/>
-          <w:szCs w:val="28"/>
-          <w:lang w:eastAsia="ru-RU"/>
-        </w:rPr>
-        <w:lastRenderedPageBreak/>
-        <w:t>ПРИЛОЖЕНИЕ Ж</w:t>
-      </w:r>
-    </w:p>
-    <w:p>
-      <w:pPr>
-        <w:spacing w:before="100" w:beforeAutospacing="1" w:after="100" w:afterAutospacing="1" w:line="360" w:lineRule="auto"/>
-        <w:jc w:val="center"/>
-        <w:rPr>
-          <w:rFonts w:ascii="Times New Roman" w:eastAsia="Times New Roman" w:hAnsi="Times New Roman" w:cs="Times New Roman"/>
-          <w:sz w:val="28"/>
-          <w:szCs w:val="28"/>
-          <w:lang w:val="en-US" w:eastAsia="ru-RU"/>
         </w:rPr>
       </w:pPr>
       <w:r>
@@ -11887,7 +12164,7 @@
 </file>
 
 <file path=word/endnotes.xml><?xml version="1.0" encoding="utf-8"?>
-<w:endnotes xmlns:wpc="http://schemas.microsoft.com/office/word/2010/wordprocessingCanvas" xmlns:cx="http://schemas.microsoft.com/office/drawing/2014/chartex" xmlns:cx1="http://schemas.microsoft.com/office/drawing/2015/9/8/chartex" xmlns:cx2="http://schemas.microsoft.com/office/drawing/2015/10/21/chartex" xmlns:cx3="http://schemas.microsoft.com/office/drawing/2016/5/9/chartex" xmlns:cx4="http://schemas.microsoft.com/office/drawing/2016/5/10/chartex" xmlns:cx5="http://schemas.microsoft.com/office/drawing/2016/5/11/chartex" xmlns:cx6="http://schemas.microsoft.com/office/drawing/2016/5/12/chartex" xmlns:cx7="http://schemas.microsoft.com/office/drawing/2016/5/13/chartex" xmlns:cx8="http://schemas.microsoft.com/office/drawing/2016/5/14/chartex" xmlns:mc="http://schemas.openxmlformats.org/markup-compatibility/2006" xmlns:aink="http://schemas.microsoft.com/office/drawing/2016/ink" xmlns:am3d="http://schemas.microsoft.com/office/drawing/2017/model3d" xmlns:o="urn:schemas-microsoft-com:office:office" xmlns:r="http://schemas.openxmlformats.org/officeDocument/2006/relationships" xmlns:m="http://schemas.openxmlformats.org/officeDocument/2006/math" xmlns:v="urn:schemas-microsoft-com:vml" xmlns:wp14="http://schemas.microsoft.com/office/word/2010/wordprocessingDrawing" xmlns:wp="http://schemas.openxmlformats.org/drawingml/2006/wordprocessingDrawing" xmlns:w10="urn:schemas-microsoft-com:office:word" xmlns:w="http://schemas.openxmlformats.org/wordprocessingml/2006/main" xmlns:w14="http://schemas.microsoft.com/office/word/2010/wordml" xmlns:w15="http://schemas.microsoft.com/office/word/2012/wordml" xmlns:w16cid="http://schemas.microsoft.com/office/word/2016/wordml/cid" xmlns:w16se="http://schemas.microsoft.com/office/word/2015/wordml/symex" xmlns:wpg="http://schemas.microsoft.com/office/word/2010/wordprocessingGroup" xmlns:wpi="http://schemas.microsoft.com/office/word/2010/wordprocessingInk" xmlns:wne="http://schemas.microsoft.com/office/word/2006/wordml" xmlns:wps="http://schemas.microsoft.com/office/word/2010/wordprocessingShape" mc:Ignorable="w14 w15 w16se w16cid wp14">
+<w:endnotes xmlns:wpc="http://schemas.microsoft.com/office/word/2010/wordprocessingCanvas" xmlns:cx="http://schemas.microsoft.com/office/drawing/2014/chartex" xmlns:cx1="http://schemas.microsoft.com/office/drawing/2015/9/8/chartex" xmlns:cx2="http://schemas.microsoft.com/office/drawing/2015/10/21/chartex" xmlns:cx3="http://schemas.microsoft.com/office/drawing/2016/5/9/chartex" xmlns:cx4="http://schemas.microsoft.com/office/drawing/2016/5/10/chartex" xmlns:cx5="http://schemas.microsoft.com/office/drawing/2016/5/11/chartex" xmlns:cx6="http://schemas.microsoft.com/office/drawing/2016/5/12/chartex" xmlns:cx7="http://schemas.microsoft.com/office/drawing/2016/5/13/chartex" xmlns:cx8="http://schemas.microsoft.com/office/drawing/2016/5/14/chartex" xmlns:mc="http://schemas.openxmlformats.org/markup-compatibility/2006" xmlns:aink="http://schemas.microsoft.com/office/drawing/2016/ink" xmlns:am3d="http://schemas.microsoft.com/office/drawing/2017/model3d" xmlns:o="urn:schemas-microsoft-com:office:office" xmlns:r="http://schemas.openxmlformats.org/officeDocument/2006/relationships" xmlns:m="http://schemas.openxmlformats.org/officeDocument/2006/math" xmlns:v="urn:schemas-microsoft-com:vml" xmlns:wp14="http://schemas.microsoft.com/office/word/2010/wordprocessingDrawing" xmlns:wp="http://schemas.openxmlformats.org/drawingml/2006/wordprocessingDrawing" xmlns:w10="urn:schemas-microsoft-com:office:word" xmlns:w="http://schemas.openxmlformats.org/wordprocessingml/2006/main" xmlns:w14="http://schemas.microsoft.com/office/word/2010/wordml" xmlns:w15="http://schemas.microsoft.com/office/word/2012/wordml" xmlns:w16cex="http://schemas.microsoft.com/office/word/2018/wordml/cex" xmlns:w16cid="http://schemas.microsoft.com/office/word/2016/wordml/cid" xmlns:w16="http://schemas.microsoft.com/office/word/2018/wordml" xmlns:w16sdtdh="http://schemas.microsoft.com/office/word/2020/wordml/sdtdatahash" xmlns:w16se="http://schemas.microsoft.com/office/word/2015/wordml/symex" xmlns:wpg="http://schemas.microsoft.com/office/word/2010/wordprocessingGroup" xmlns:wpi="http://schemas.microsoft.com/office/word/2010/wordprocessingInk" xmlns:wne="http://schemas.microsoft.com/office/word/2006/wordml" xmlns:wps="http://schemas.microsoft.com/office/word/2010/wordprocessingShape" mc:Ignorable="w14 w15 w16se w16cid w16 w16cex w16sdtdh wp14">
   <w:endnote w:type="separator" w:id="-1">
     <w:p>
       <w:pPr>
@@ -11912,7 +12189,7 @@
 </file>
 
 <file path=word/footer1.xml><?xml version="1.0" encoding="utf-8"?>
-<w:ftr xmlns:wpc="http://schemas.microsoft.com/office/word/2010/wordprocessingCanvas" xmlns:cx="http://schemas.microsoft.com/office/drawing/2014/chartex" xmlns:cx1="http://schemas.microsoft.com/office/drawing/2015/9/8/chartex" xmlns:cx2="http://schemas.microsoft.com/office/drawing/2015/10/21/chartex" xmlns:cx3="http://schemas.microsoft.com/office/drawing/2016/5/9/chartex" xmlns:cx4="http://schemas.microsoft.com/office/drawing/2016/5/10/chartex" xmlns:cx5="http://schemas.microsoft.com/office/drawing/2016/5/11/chartex" xmlns:cx6="http://schemas.microsoft.com/office/drawing/2016/5/12/chartex" xmlns:cx7="http://schemas.microsoft.com/office/drawing/2016/5/13/chartex" xmlns:cx8="http://schemas.microsoft.com/office/drawing/2016/5/14/chartex" xmlns:mc="http://schemas.openxmlformats.org/markup-compatibility/2006" xmlns:aink="http://schemas.microsoft.com/office/drawing/2016/ink" xmlns:am3d="http://schemas.microsoft.com/office/drawing/2017/model3d" xmlns:o="urn:schemas-microsoft-com:office:office" xmlns:r="http://schemas.openxmlformats.org/officeDocument/2006/relationships" xmlns:m="http://schemas.openxmlformats.org/officeDocument/2006/math" xmlns:v="urn:schemas-microsoft-com:vml" xmlns:wp14="http://schemas.microsoft.com/office/word/2010/wordprocessingDrawing" xmlns:wp="http://schemas.openxmlformats.org/drawingml/2006/wordprocessingDrawing" xmlns:w10="urn:schemas-microsoft-com:office:word" xmlns:w="http://schemas.openxmlformats.org/wordprocessingml/2006/main" xmlns:w14="http://schemas.microsoft.com/office/word/2010/wordml" xmlns:w15="http://schemas.microsoft.com/office/word/2012/wordml" xmlns:w16cid="http://schemas.microsoft.com/office/word/2016/wordml/cid" xmlns:w16se="http://schemas.microsoft.com/office/word/2015/wordml/symex" xmlns:wpg="http://schemas.microsoft.com/office/word/2010/wordprocessingGroup" xmlns:wpi="http://schemas.microsoft.com/office/word/2010/wordprocessingInk" xmlns:wne="http://schemas.microsoft.com/office/word/2006/wordml" xmlns:wps="http://schemas.microsoft.com/office/word/2010/wordprocessingShape" mc:Ignorable="w14 w15 w16se w16cid wp14">
+<w:ftr xmlns:wpc="http://schemas.microsoft.com/office/word/2010/wordprocessingCanvas" xmlns:cx="http://schemas.microsoft.com/office/drawing/2014/chartex" xmlns:cx1="http://schemas.microsoft.com/office/drawing/2015/9/8/chartex" xmlns:cx2="http://schemas.microsoft.com/office/drawing/2015/10/21/chartex" xmlns:cx3="http://schemas.microsoft.com/office/drawing/2016/5/9/chartex" xmlns:cx4="http://schemas.microsoft.com/office/drawing/2016/5/10/chartex" xmlns:cx5="http://schemas.microsoft.com/office/drawing/2016/5/11/chartex" xmlns:cx6="http://schemas.microsoft.com/office/drawing/2016/5/12/chartex" xmlns:cx7="http://schemas.microsoft.com/office/drawing/2016/5/13/chartex" xmlns:cx8="http://schemas.microsoft.com/office/drawing/2016/5/14/chartex" xmlns:mc="http://schemas.openxmlformats.org/markup-compatibility/2006" xmlns:aink="http://schemas.microsoft.com/office/drawing/2016/ink" xmlns:am3d="http://schemas.microsoft.com/office/drawing/2017/model3d" xmlns:o="urn:schemas-microsoft-com:office:office" xmlns:r="http://schemas.openxmlformats.org/officeDocument/2006/relationships" xmlns:m="http://schemas.openxmlformats.org/officeDocument/2006/math" xmlns:v="urn:schemas-microsoft-com:vml" xmlns:wp14="http://schemas.microsoft.com/office/word/2010/wordprocessingDrawing" xmlns:wp="http://schemas.openxmlformats.org/drawingml/2006/wordprocessingDrawing" xmlns:w10="urn:schemas-microsoft-com:office:word" xmlns:w="http://schemas.openxmlformats.org/wordprocessingml/2006/main" xmlns:w14="http://schemas.microsoft.com/office/word/2010/wordml" xmlns:w15="http://schemas.microsoft.com/office/word/2012/wordml" xmlns:w16cex="http://schemas.microsoft.com/office/word/2018/wordml/cex" xmlns:w16cid="http://schemas.microsoft.com/office/word/2016/wordml/cid" xmlns:w16="http://schemas.microsoft.com/office/word/2018/wordml" xmlns:w16sdtdh="http://schemas.microsoft.com/office/word/2020/wordml/sdtdatahash" xmlns:w16se="http://schemas.microsoft.com/office/word/2015/wordml/symex" xmlns:wpg="http://schemas.microsoft.com/office/word/2010/wordprocessingGroup" xmlns:wpi="http://schemas.microsoft.com/office/word/2010/wordprocessingInk" xmlns:wne="http://schemas.microsoft.com/office/word/2006/wordml" xmlns:wps="http://schemas.microsoft.com/office/word/2010/wordprocessingShape" mc:Ignorable="w14 w15 w16se w16cid w16 w16cex w16sdtdh wp14">
   <w:p>
     <w:pPr>
       <w:pStyle w:val="af4"/>
@@ -11922,7 +12199,7 @@
 </file>
 
 <file path=word/footer2.xml><?xml version="1.0" encoding="utf-8"?>
-<w:ftr xmlns:wpc="http://schemas.microsoft.com/office/word/2010/wordprocessingCanvas" xmlns:cx="http://schemas.microsoft.com/office/drawing/2014/chartex" xmlns:cx1="http://schemas.microsoft.com/office/drawing/2015/9/8/chartex" xmlns:cx2="http://schemas.microsoft.com/office/drawing/2015/10/21/chartex" xmlns:cx3="http://schemas.microsoft.com/office/drawing/2016/5/9/chartex" xmlns:cx4="http://schemas.microsoft.com/office/drawing/2016/5/10/chartex" xmlns:cx5="http://schemas.microsoft.com/office/drawing/2016/5/11/chartex" xmlns:cx6="http://schemas.microsoft.com/office/drawing/2016/5/12/chartex" xmlns:cx7="http://schemas.microsoft.com/office/drawing/2016/5/13/chartex" xmlns:cx8="http://schemas.microsoft.com/office/drawing/2016/5/14/chartex" xmlns:mc="http://schemas.openxmlformats.org/markup-compatibility/2006" xmlns:aink="http://schemas.microsoft.com/office/drawing/2016/ink" xmlns:am3d="http://schemas.microsoft.com/office/drawing/2017/model3d" xmlns:o="urn:schemas-microsoft-com:office:office" xmlns:r="http://schemas.openxmlformats.org/officeDocument/2006/relationships" xmlns:m="http://schemas.openxmlformats.org/officeDocument/2006/math" xmlns:v="urn:schemas-microsoft-com:vml" xmlns:wp14="http://schemas.microsoft.com/office/word/2010/wordprocessingDrawing" xmlns:wp="http://schemas.openxmlformats.org/drawingml/2006/wordprocessingDrawing" xmlns:w10="urn:schemas-microsoft-com:office:word" xmlns:w="http://schemas.openxmlformats.org/wordprocessingml/2006/main" xmlns:w14="http://schemas.microsoft.com/office/word/2010/wordml" xmlns:w15="http://schemas.microsoft.com/office/word/2012/wordml" xmlns:w16cid="http://schemas.microsoft.com/office/word/2016/wordml/cid" xmlns:w16se="http://schemas.microsoft.com/office/word/2015/wordml/symex" xmlns:wpg="http://schemas.microsoft.com/office/word/2010/wordprocessingGroup" xmlns:wpi="http://schemas.microsoft.com/office/word/2010/wordprocessingInk" xmlns:wne="http://schemas.microsoft.com/office/word/2006/wordml" xmlns:wps="http://schemas.microsoft.com/office/word/2010/wordprocessingShape" mc:Ignorable="w14 w15 w16se w16cid wp14">
+<w:ftr xmlns:wpc="http://schemas.microsoft.com/office/word/2010/wordprocessingCanvas" xmlns:cx="http://schemas.microsoft.com/office/drawing/2014/chartex" xmlns:cx1="http://schemas.microsoft.com/office/drawing/2015/9/8/chartex" xmlns:cx2="http://schemas.microsoft.com/office/drawing/2015/10/21/chartex" xmlns:cx3="http://schemas.microsoft.com/office/drawing/2016/5/9/chartex" xmlns:cx4="http://schemas.microsoft.com/office/drawing/2016/5/10/chartex" xmlns:cx5="http://schemas.microsoft.com/office/drawing/2016/5/11/chartex" xmlns:cx6="http://schemas.microsoft.com/office/drawing/2016/5/12/chartex" xmlns:cx7="http://schemas.microsoft.com/office/drawing/2016/5/13/chartex" xmlns:cx8="http://schemas.microsoft.com/office/drawing/2016/5/14/chartex" xmlns:mc="http://schemas.openxmlformats.org/markup-compatibility/2006" xmlns:aink="http://schemas.microsoft.com/office/drawing/2016/ink" xmlns:am3d="http://schemas.microsoft.com/office/drawing/2017/model3d" xmlns:o="urn:schemas-microsoft-com:office:office" xmlns:r="http://schemas.openxmlformats.org/officeDocument/2006/relationships" xmlns:m="http://schemas.openxmlformats.org/officeDocument/2006/math" xmlns:v="urn:schemas-microsoft-com:vml" xmlns:wp14="http://schemas.microsoft.com/office/word/2010/wordprocessingDrawing" xmlns:wp="http://schemas.openxmlformats.org/drawingml/2006/wordprocessingDrawing" xmlns:w10="urn:schemas-microsoft-com:office:word" xmlns:w="http://schemas.openxmlformats.org/wordprocessingml/2006/main" xmlns:w14="http://schemas.microsoft.com/office/word/2010/wordml" xmlns:w15="http://schemas.microsoft.com/office/word/2012/wordml" xmlns:w16cex="http://schemas.microsoft.com/office/word/2018/wordml/cex" xmlns:w16cid="http://schemas.microsoft.com/office/word/2016/wordml/cid" xmlns:w16="http://schemas.microsoft.com/office/word/2018/wordml" xmlns:w16sdtdh="http://schemas.microsoft.com/office/word/2020/wordml/sdtdatahash" xmlns:w16se="http://schemas.microsoft.com/office/word/2015/wordml/symex" xmlns:wpg="http://schemas.microsoft.com/office/word/2010/wordprocessingGroup" xmlns:wpi="http://schemas.microsoft.com/office/word/2010/wordprocessingInk" xmlns:wne="http://schemas.microsoft.com/office/word/2006/wordml" xmlns:wps="http://schemas.microsoft.com/office/word/2010/wordprocessingShape" mc:Ignorable="w14 w15 w16se w16cid w16 w16cex w16sdtdh wp14">
   <w:p>
     <w:pPr>
       <w:pStyle w:val="af4"/>
@@ -11932,7 +12209,7 @@
 </file>
 
 <file path=word/footer3.xml><?xml version="1.0" encoding="utf-8"?>
-<w:ftr xmlns:wpc="http://schemas.microsoft.com/office/word/2010/wordprocessingCanvas" xmlns:cx="http://schemas.microsoft.com/office/drawing/2014/chartex" xmlns:cx1="http://schemas.microsoft.com/office/drawing/2015/9/8/chartex" xmlns:cx2="http://schemas.microsoft.com/office/drawing/2015/10/21/chartex" xmlns:cx3="http://schemas.microsoft.com/office/drawing/2016/5/9/chartex" xmlns:cx4="http://schemas.microsoft.com/office/drawing/2016/5/10/chartex" xmlns:cx5="http://schemas.microsoft.com/office/drawing/2016/5/11/chartex" xmlns:cx6="http://schemas.microsoft.com/office/drawing/2016/5/12/chartex" xmlns:cx7="http://schemas.microsoft.com/office/drawing/2016/5/13/chartex" xmlns:cx8="http://schemas.microsoft.com/office/drawing/2016/5/14/chartex" xmlns:mc="http://schemas.openxmlformats.org/markup-compatibility/2006" xmlns:aink="http://schemas.microsoft.com/office/drawing/2016/ink" xmlns:am3d="http://schemas.microsoft.com/office/drawing/2017/model3d" xmlns:o="urn:schemas-microsoft-com:office:office" xmlns:r="http://schemas.openxmlformats.org/officeDocument/2006/relationships" xmlns:m="http://schemas.openxmlformats.org/officeDocument/2006/math" xmlns:v="urn:schemas-microsoft-com:vml" xmlns:wp14="http://schemas.microsoft.com/office/word/2010/wordprocessingDrawing" xmlns:wp="http://schemas.openxmlformats.org/drawingml/2006/wordprocessingDrawing" xmlns:w10="urn:schemas-microsoft-com:office:word" xmlns:w="http://schemas.openxmlformats.org/wordprocessingml/2006/main" xmlns:w14="http://schemas.microsoft.com/office/word/2010/wordml" xmlns:w15="http://schemas.microsoft.com/office/word/2012/wordml" xmlns:w16cid="http://schemas.microsoft.com/office/word/2016/wordml/cid" xmlns:w16se="http://schemas.microsoft.com/office/word/2015/wordml/symex" xmlns:wpg="http://schemas.microsoft.com/office/word/2010/wordprocessingGroup" xmlns:wpi="http://schemas.microsoft.com/office/word/2010/wordprocessingInk" xmlns:wne="http://schemas.microsoft.com/office/word/2006/wordml" xmlns:wps="http://schemas.microsoft.com/office/word/2010/wordprocessingShape" mc:Ignorable="w14 w15 w16se w16cid wp14">
+<w:ftr xmlns:wpc="http://schemas.microsoft.com/office/word/2010/wordprocessingCanvas" xmlns:cx="http://schemas.microsoft.com/office/drawing/2014/chartex" xmlns:cx1="http://schemas.microsoft.com/office/drawing/2015/9/8/chartex" xmlns:cx2="http://schemas.microsoft.com/office/drawing/2015/10/21/chartex" xmlns:cx3="http://schemas.microsoft.com/office/drawing/2016/5/9/chartex" xmlns:cx4="http://schemas.microsoft.com/office/drawing/2016/5/10/chartex" xmlns:cx5="http://schemas.microsoft.com/office/drawing/2016/5/11/chartex" xmlns:cx6="http://schemas.microsoft.com/office/drawing/2016/5/12/chartex" xmlns:cx7="http://schemas.microsoft.com/office/drawing/2016/5/13/chartex" xmlns:cx8="http://schemas.microsoft.com/office/drawing/2016/5/14/chartex" xmlns:mc="http://schemas.openxmlformats.org/markup-compatibility/2006" xmlns:aink="http://schemas.microsoft.com/office/drawing/2016/ink" xmlns:am3d="http://schemas.microsoft.com/office/drawing/2017/model3d" xmlns:o="urn:schemas-microsoft-com:office:office" xmlns:r="http://schemas.openxmlformats.org/officeDocument/2006/relationships" xmlns:m="http://schemas.openxmlformats.org/officeDocument/2006/math" xmlns:v="urn:schemas-microsoft-com:vml" xmlns:wp14="http://schemas.microsoft.com/office/word/2010/wordprocessingDrawing" xmlns:wp="http://schemas.openxmlformats.org/drawingml/2006/wordprocessingDrawing" xmlns:w10="urn:schemas-microsoft-com:office:word" xmlns:w="http://schemas.openxmlformats.org/wordprocessingml/2006/main" xmlns:w14="http://schemas.microsoft.com/office/word/2010/wordml" xmlns:w15="http://schemas.microsoft.com/office/word/2012/wordml" xmlns:w16cex="http://schemas.microsoft.com/office/word/2018/wordml/cex" xmlns:w16cid="http://schemas.microsoft.com/office/word/2016/wordml/cid" xmlns:w16="http://schemas.microsoft.com/office/word/2018/wordml" xmlns:w16sdtdh="http://schemas.microsoft.com/office/word/2020/wordml/sdtdatahash" xmlns:w16se="http://schemas.microsoft.com/office/word/2015/wordml/symex" xmlns:wpg="http://schemas.microsoft.com/office/word/2010/wordprocessingGroup" xmlns:wpi="http://schemas.microsoft.com/office/word/2010/wordprocessingInk" xmlns:wne="http://schemas.microsoft.com/office/word/2006/wordml" xmlns:wps="http://schemas.microsoft.com/office/word/2010/wordprocessingShape" mc:Ignorable="w14 w15 w16se w16cid w16 w16cex w16sdtdh wp14">
   <w:p>
     <w:pPr>
       <w:pStyle w:val="af4"/>
@@ -11942,7 +12219,7 @@
 </file>
 
 <file path=word/footnotes.xml><?xml version="1.0" encoding="utf-8"?>
-<w:footnotes xmlns:wpc="http://schemas.microsoft.com/office/word/2010/wordprocessingCanvas" xmlns:cx="http://schemas.microsoft.com/office/drawing/2014/chartex" xmlns:cx1="http://schemas.microsoft.com/office/drawing/2015/9/8/chartex" xmlns:cx2="http://schemas.microsoft.com/office/drawing/2015/10/21/chartex" xmlns:cx3="http://schemas.microsoft.com/office/drawing/2016/5/9/chartex" xmlns:cx4="http://schemas.microsoft.com/office/drawing/2016/5/10/chartex" xmlns:cx5="http://schemas.microsoft.com/office/drawing/2016/5/11/chartex" xmlns:cx6="http://schemas.microsoft.com/office/drawing/2016/5/12/chartex" xmlns:cx7="http://schemas.microsoft.com/office/drawing/2016/5/13/chartex" xmlns:cx8="http://schemas.microsoft.com/office/drawing/2016/5/14/chartex" xmlns:mc="http://schemas.openxmlformats.org/markup-compatibility/2006" xmlns:aink="http://schemas.microsoft.com/office/drawing/2016/ink" xmlns:am3d="http://schemas.microsoft.com/office/drawing/2017/model3d" xmlns:o="urn:schemas-microsoft-com:office:office" xmlns:r="http://schemas.openxmlformats.org/officeDocument/2006/relationships" xmlns:m="http://schemas.openxmlformats.org/officeDocument/2006/math" xmlns:v="urn:schemas-microsoft-com:vml" xmlns:wp14="http://schemas.microsoft.com/office/word/2010/wordprocessingDrawing" xmlns:wp="http://schemas.openxmlformats.org/drawingml/2006/wordprocessingDrawing" xmlns:w10="urn:schemas-microsoft-com:office:word" xmlns:w="http://schemas.openxmlformats.org/wordprocessingml/2006/main" xmlns:w14="http://schemas.microsoft.com/office/word/2010/wordml" xmlns:w15="http://schemas.microsoft.com/office/word/2012/wordml" xmlns:w16cid="http://schemas.microsoft.com/office/word/2016/wordml/cid" xmlns:w16se="http://schemas.microsoft.com/office/word/2015/wordml/symex" xmlns:wpg="http://schemas.microsoft.com/office/word/2010/wordprocessingGroup" xmlns:wpi="http://schemas.microsoft.com/office/word/2010/wordprocessingInk" xmlns:wne="http://schemas.microsoft.com/office/word/2006/wordml" xmlns:wps="http://schemas.microsoft.com/office/word/2010/wordprocessingShape" mc:Ignorable="w14 w15 w16se w16cid wp14">
+<w:footnotes xmlns:wpc="http://schemas.microsoft.com/office/word/2010/wordprocessingCanvas" xmlns:cx="http://schemas.microsoft.com/office/drawing/2014/chartex" xmlns:cx1="http://schemas.microsoft.com/office/drawing/2015/9/8/chartex" xmlns:cx2="http://schemas.microsoft.com/office/drawing/2015/10/21/chartex" xmlns:cx3="http://schemas.microsoft.com/office/drawing/2016/5/9/chartex" xmlns:cx4="http://schemas.microsoft.com/office/drawing/2016/5/10/chartex" xmlns:cx5="http://schemas.microsoft.com/office/drawing/2016/5/11/chartex" xmlns:cx6="http://schemas.microsoft.com/office/drawing/2016/5/12/chartex" xmlns:cx7="http://schemas.microsoft.com/office/drawing/2016/5/13/chartex" xmlns:cx8="http://schemas.microsoft.com/office/drawing/2016/5/14/chartex" xmlns:mc="http://schemas.openxmlformats.org/markup-compatibility/2006" xmlns:aink="http://schemas.microsoft.com/office/drawing/2016/ink" xmlns:am3d="http://schemas.microsoft.com/office/drawing/2017/model3d" xmlns:o="urn:schemas-microsoft-com:office:office" xmlns:r="http://schemas.openxmlformats.org/officeDocument/2006/relationships" xmlns:m="http://schemas.openxmlformats.org/officeDocument/2006/math" xmlns:v="urn:schemas-microsoft-com:vml" xmlns:wp14="http://schemas.microsoft.com/office/word/2010/wordprocessingDrawing" xmlns:wp="http://schemas.openxmlformats.org/drawingml/2006/wordprocessingDrawing" xmlns:w10="urn:schemas-microsoft-com:office:word" xmlns:w="http://schemas.openxmlformats.org/wordprocessingml/2006/main" xmlns:w14="http://schemas.microsoft.com/office/word/2010/wordml" xmlns:w15="http://schemas.microsoft.com/office/word/2012/wordml" xmlns:w16cex="http://schemas.microsoft.com/office/word/2018/wordml/cex" xmlns:w16cid="http://schemas.microsoft.com/office/word/2016/wordml/cid" xmlns:w16="http://schemas.microsoft.com/office/word/2018/wordml" xmlns:w16sdtdh="http://schemas.microsoft.com/office/word/2020/wordml/sdtdatahash" xmlns:w16se="http://schemas.microsoft.com/office/word/2015/wordml/symex" xmlns:wpg="http://schemas.microsoft.com/office/word/2010/wordprocessingGroup" xmlns:wpi="http://schemas.microsoft.com/office/word/2010/wordprocessingInk" xmlns:wne="http://schemas.microsoft.com/office/word/2006/wordml" xmlns:wps="http://schemas.microsoft.com/office/word/2010/wordprocessingShape" mc:Ignorable="w14 w15 w16se w16cid w16 w16cex w16sdtdh wp14">
   <w:footnote w:type="separator" w:id="-1">
     <w:p>
       <w:pPr>
@@ -11967,7 +12244,7 @@
 </file>
 
 <file path=word/header1.xml><?xml version="1.0" encoding="utf-8"?>
-<w:hdr xmlns:wpc="http://schemas.microsoft.com/office/word/2010/wordprocessingCanvas" xmlns:cx="http://schemas.microsoft.com/office/drawing/2014/chartex" xmlns:cx1="http://schemas.microsoft.com/office/drawing/2015/9/8/chartex" xmlns:cx2="http://schemas.microsoft.com/office/drawing/2015/10/21/chartex" xmlns:cx3="http://schemas.microsoft.com/office/drawing/2016/5/9/chartex" xmlns:cx4="http://schemas.microsoft.com/office/drawing/2016/5/10/chartex" xmlns:cx5="http://schemas.microsoft.com/office/drawing/2016/5/11/chartex" xmlns:cx6="http://schemas.microsoft.com/office/drawing/2016/5/12/chartex" xmlns:cx7="http://schemas.microsoft.com/office/drawing/2016/5/13/chartex" xmlns:cx8="http://schemas.microsoft.com/office/drawing/2016/5/14/chartex" xmlns:mc="http://schemas.openxmlformats.org/markup-compatibility/2006" xmlns:aink="http://schemas.microsoft.com/office/drawing/2016/ink" xmlns:am3d="http://schemas.microsoft.com/office/drawing/2017/model3d" xmlns:o="urn:schemas-microsoft-com:office:office" xmlns:r="http://schemas.openxmlformats.org/officeDocument/2006/relationships" xmlns:m="http://schemas.openxmlformats.org/officeDocument/2006/math" xmlns:v="urn:schemas-microsoft-com:vml" xmlns:wp14="http://schemas.microsoft.com/office/word/2010/wordprocessingDrawing" xmlns:wp="http://schemas.openxmlformats.org/drawingml/2006/wordprocessingDrawing" xmlns:w10="urn:schemas-microsoft-com:office:word" xmlns:w="http://schemas.openxmlformats.org/wordprocessingml/2006/main" xmlns:w14="http://schemas.microsoft.com/office/word/2010/wordml" xmlns:w15="http://schemas.microsoft.com/office/word/2012/wordml" xmlns:w16cid="http://schemas.microsoft.com/office/word/2016/wordml/cid" xmlns:w16se="http://schemas.microsoft.com/office/word/2015/wordml/symex" xmlns:wpg="http://schemas.microsoft.com/office/word/2010/wordprocessingGroup" xmlns:wpi="http://schemas.microsoft.com/office/word/2010/wordprocessingInk" xmlns:wne="http://schemas.microsoft.com/office/word/2006/wordml" xmlns:wps="http://schemas.microsoft.com/office/word/2010/wordprocessingShape" mc:Ignorable="w14 w15 w16se w16cid wp14">
+<w:hdr xmlns:wpc="http://schemas.microsoft.com/office/word/2010/wordprocessingCanvas" xmlns:cx="http://schemas.microsoft.com/office/drawing/2014/chartex" xmlns:cx1="http://schemas.microsoft.com/office/drawing/2015/9/8/chartex" xmlns:cx2="http://schemas.microsoft.com/office/drawing/2015/10/21/chartex" xmlns:cx3="http://schemas.microsoft.com/office/drawing/2016/5/9/chartex" xmlns:cx4="http://schemas.microsoft.com/office/drawing/2016/5/10/chartex" xmlns:cx5="http://schemas.microsoft.com/office/drawing/2016/5/11/chartex" xmlns:cx6="http://schemas.microsoft.com/office/drawing/2016/5/12/chartex" xmlns:cx7="http://schemas.microsoft.com/office/drawing/2016/5/13/chartex" xmlns:cx8="http://schemas.microsoft.com/office/drawing/2016/5/14/chartex" xmlns:mc="http://schemas.openxmlformats.org/markup-compatibility/2006" xmlns:aink="http://schemas.microsoft.com/office/drawing/2016/ink" xmlns:am3d="http://schemas.microsoft.com/office/drawing/2017/model3d" xmlns:o="urn:schemas-microsoft-com:office:office" xmlns:r="http://schemas.openxmlformats.org/officeDocument/2006/relationships" xmlns:m="http://schemas.openxmlformats.org/officeDocument/2006/math" xmlns:v="urn:schemas-microsoft-com:vml" xmlns:wp14="http://schemas.microsoft.com/office/word/2010/wordprocessingDrawing" xmlns:wp="http://schemas.openxmlformats.org/drawingml/2006/wordprocessingDrawing" xmlns:w10="urn:schemas-microsoft-com:office:word" xmlns:w="http://schemas.openxmlformats.org/wordprocessingml/2006/main" xmlns:w14="http://schemas.microsoft.com/office/word/2010/wordml" xmlns:w15="http://schemas.microsoft.com/office/word/2012/wordml" xmlns:w16cex="http://schemas.microsoft.com/office/word/2018/wordml/cex" xmlns:w16cid="http://schemas.microsoft.com/office/word/2016/wordml/cid" xmlns:w16="http://schemas.microsoft.com/office/word/2018/wordml" xmlns:w16sdtdh="http://schemas.microsoft.com/office/word/2020/wordml/sdtdatahash" xmlns:w16se="http://schemas.microsoft.com/office/word/2015/wordml/symex" xmlns:wpg="http://schemas.microsoft.com/office/word/2010/wordprocessingGroup" xmlns:wpi="http://schemas.microsoft.com/office/word/2010/wordprocessingInk" xmlns:wne="http://schemas.microsoft.com/office/word/2006/wordml" xmlns:wps="http://schemas.microsoft.com/office/word/2010/wordprocessingShape" mc:Ignorable="w14 w15 w16se w16cid w16 w16cex w16sdtdh wp14">
   <w:p>
     <w:pPr>
       <w:pStyle w:val="af2"/>
@@ -12038,7 +12315,7 @@
             </wp:anchor>
           </w:drawing>
         </mc:Choice>
-        <mc:Fallback xmlns:w16sdtdh="http://schemas.microsoft.com/office/word/2020/wordml/sdtdatahash" xmlns:w16="http://schemas.microsoft.com/office/word/2018/wordml" xmlns:w16cex="http://schemas.microsoft.com/office/word/2018/wordml/cex">
+        <mc:Fallback>
           <w:pict>
             <v:rect w14:anchorId="16CE1B03" id="Прямоугольник 1715" o:spid="_x0000_s1026" style="position:absolute;margin-left:69pt;margin-top:41.25pt;width:481.5pt;height:761.25pt;z-index:251659264;visibility:visible;mso-wrap-style:square;mso-width-percent:0;mso-height-percent:0;mso-wrap-distance-left:9pt;mso-wrap-distance-top:0;mso-wrap-distance-right:9pt;mso-wrap-distance-bottom:0;mso-position-horizontal:absolute;mso-position-horizontal-relative:page;mso-position-vertical:absolute;mso-position-vertical-relative:page;mso-width-percent:0;mso-height-percent:0;mso-width-relative:page;mso-height-relative:page;v-text-anchor:top" o:gfxdata="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" filled="f" strokeweight="2pt">
               <w10:wrap anchorx="page" anchory="page"/>
@@ -12052,7 +12329,7 @@
 </file>
 
 <file path=word/header2.xml><?xml version="1.0" encoding="utf-8"?>
-<w:hdr xmlns:wpc="http://schemas.microsoft.com/office/word/2010/wordprocessingCanvas" xmlns:cx="http://schemas.microsoft.com/office/drawing/2014/chartex" xmlns:cx1="http://schemas.microsoft.com/office/drawing/2015/9/8/chartex" xmlns:cx2="http://schemas.microsoft.com/office/drawing/2015/10/21/chartex" xmlns:cx3="http://schemas.microsoft.com/office/drawing/2016/5/9/chartex" xmlns:cx4="http://schemas.microsoft.com/office/drawing/2016/5/10/chartex" xmlns:cx5="http://schemas.microsoft.com/office/drawing/2016/5/11/chartex" xmlns:cx6="http://schemas.microsoft.com/office/drawing/2016/5/12/chartex" xmlns:cx7="http://schemas.microsoft.com/office/drawing/2016/5/13/chartex" xmlns:cx8="http://schemas.microsoft.com/office/drawing/2016/5/14/chartex" xmlns:mc="http://schemas.openxmlformats.org/markup-compatibility/2006" xmlns:aink="http://schemas.microsoft.com/office/drawing/2016/ink" xmlns:am3d="http://schemas.microsoft.com/office/drawing/2017/model3d" xmlns:o="urn:schemas-microsoft-com:office:office" xmlns:r="http://schemas.openxmlformats.org/officeDocument/2006/relationships" xmlns:m="http://schemas.openxmlformats.org/officeDocument/2006/math" xmlns:v="urn:schemas-microsoft-com:vml" xmlns:wp14="http://schemas.microsoft.com/office/word/2010/wordprocessingDrawing" xmlns:wp="http://schemas.openxmlformats.org/drawingml/2006/wordprocessingDrawing" xmlns:w10="urn:schemas-microsoft-com:office:word" xmlns:w="http://schemas.openxmlformats.org/wordprocessingml/2006/main" xmlns:w14="http://schemas.microsoft.com/office/word/2010/wordml" xmlns:w15="http://schemas.microsoft.com/office/word/2012/wordml" xmlns:w16cid="http://schemas.microsoft.com/office/word/2016/wordml/cid" xmlns:w16se="http://schemas.microsoft.com/office/word/2015/wordml/symex" xmlns:wpg="http://schemas.microsoft.com/office/word/2010/wordprocessingGroup" xmlns:wpi="http://schemas.microsoft.com/office/word/2010/wordprocessingInk" xmlns:wne="http://schemas.microsoft.com/office/word/2006/wordml" xmlns:wps="http://schemas.microsoft.com/office/word/2010/wordprocessingShape" mc:Ignorable="w14 w15 w16se w16cid wp14">
+<w:hdr xmlns:wpc="http://schemas.microsoft.com/office/word/2010/wordprocessingCanvas" xmlns:cx="http://schemas.microsoft.com/office/drawing/2014/chartex" xmlns:cx1="http://schemas.microsoft.com/office/drawing/2015/9/8/chartex" xmlns:cx2="http://schemas.microsoft.com/office/drawing/2015/10/21/chartex" xmlns:cx3="http://schemas.microsoft.com/office/drawing/2016/5/9/chartex" xmlns:cx4="http://schemas.microsoft.com/office/drawing/2016/5/10/chartex" xmlns:cx5="http://schemas.microsoft.com/office/drawing/2016/5/11/chartex" xmlns:cx6="http://schemas.microsoft.com/office/drawing/2016/5/12/chartex" xmlns:cx7="http://schemas.microsoft.com/office/drawing/2016/5/13/chartex" xmlns:cx8="http://schemas.microsoft.com/office/drawing/2016/5/14/chartex" xmlns:mc="http://schemas.openxmlformats.org/markup-compatibility/2006" xmlns:aink="http://schemas.microsoft.com/office/drawing/2016/ink" xmlns:am3d="http://schemas.microsoft.com/office/drawing/2017/model3d" xmlns:o="urn:schemas-microsoft-com:office:office" xmlns:r="http://schemas.openxmlformats.org/officeDocument/2006/relationships" xmlns:m="http://schemas.openxmlformats.org/officeDocument/2006/math" xmlns:v="urn:schemas-microsoft-com:vml" xmlns:wp14="http://schemas.microsoft.com/office/word/2010/wordprocessingDrawing" xmlns:wp="http://schemas.openxmlformats.org/drawingml/2006/wordprocessingDrawing" xmlns:w10="urn:schemas-microsoft-com:office:word" xmlns:w="http://schemas.openxmlformats.org/wordprocessingml/2006/main" xmlns:w14="http://schemas.microsoft.com/office/word/2010/wordml" xmlns:w15="http://schemas.microsoft.com/office/word/2012/wordml" xmlns:w16cex="http://schemas.microsoft.com/office/word/2018/wordml/cex" xmlns:w16cid="http://schemas.microsoft.com/office/word/2016/wordml/cid" xmlns:w16="http://schemas.microsoft.com/office/word/2018/wordml" xmlns:w16sdtdh="http://schemas.microsoft.com/office/word/2020/wordml/sdtdatahash" xmlns:w16se="http://schemas.microsoft.com/office/word/2015/wordml/symex" xmlns:wpg="http://schemas.microsoft.com/office/word/2010/wordprocessingGroup" xmlns:wpi="http://schemas.microsoft.com/office/word/2010/wordprocessingInk" xmlns:wne="http://schemas.microsoft.com/office/word/2006/wordml" xmlns:wps="http://schemas.microsoft.com/office/word/2010/wordprocessingShape" mc:Ignorable="w14 w15 w16se w16cid w16 w16cex w16sdtdh wp14">
   <w:p>
     <w:pPr>
       <w:pStyle w:val="af2"/>
@@ -12062,7 +12339,7 @@
 </file>
 
 <file path=word/header3.xml><?xml version="1.0" encoding="utf-8"?>
-<w:hdr xmlns:wpc="http://schemas.microsoft.com/office/word/2010/wordprocessingCanvas" xmlns:cx="http://schemas.microsoft.com/office/drawing/2014/chartex" xmlns:cx1="http://schemas.microsoft.com/office/drawing/2015/9/8/chartex" xmlns:cx2="http://schemas.microsoft.com/office/drawing/2015/10/21/chartex" xmlns:cx3="http://schemas.microsoft.com/office/drawing/2016/5/9/chartex" xmlns:cx4="http://schemas.microsoft.com/office/drawing/2016/5/10/chartex" xmlns:cx5="http://schemas.microsoft.com/office/drawing/2016/5/11/chartex" xmlns:cx6="http://schemas.microsoft.com/office/drawing/2016/5/12/chartex" xmlns:cx7="http://schemas.microsoft.com/office/drawing/2016/5/13/chartex" xmlns:cx8="http://schemas.microsoft.com/office/drawing/2016/5/14/chartex" xmlns:mc="http://schemas.openxmlformats.org/markup-compatibility/2006" xmlns:aink="http://schemas.microsoft.com/office/drawing/2016/ink" xmlns:am3d="http://schemas.microsoft.com/office/drawing/2017/model3d" xmlns:o="urn:schemas-microsoft-com:office:office" xmlns:r="http://schemas.openxmlformats.org/officeDocument/2006/relationships" xmlns:m="http://schemas.openxmlformats.org/officeDocument/2006/math" xmlns:v="urn:schemas-microsoft-com:vml" xmlns:wp14="http://schemas.microsoft.com/office/word/2010/wordprocessingDrawing" xmlns:wp="http://schemas.openxmlformats.org/drawingml/2006/wordprocessingDrawing" xmlns:w10="urn:schemas-microsoft-com:office:word" xmlns:w="http://schemas.openxmlformats.org/wordprocessingml/2006/main" xmlns:w14="http://schemas.microsoft.com/office/word/2010/wordml" xmlns:w15="http://schemas.microsoft.com/office/word/2012/wordml" xmlns:w16cid="http://schemas.microsoft.com/office/word/2016/wordml/cid" xmlns:w16se="http://schemas.microsoft.com/office/word/2015/wordml/symex" xmlns:wpg="http://schemas.microsoft.com/office/word/2010/wordprocessingGroup" xmlns:wpi="http://schemas.microsoft.com/office/word/2010/wordprocessingInk" xmlns:wne="http://schemas.microsoft.com/office/word/2006/wordml" xmlns:wps="http://schemas.microsoft.com/office/word/2010/wordprocessingShape" mc:Ignorable="w14 w15 w16se w16cid wp14">
+<w:hdr xmlns:wpc="http://schemas.microsoft.com/office/word/2010/wordprocessingCanvas" xmlns:cx="http://schemas.microsoft.com/office/drawing/2014/chartex" xmlns:cx1="http://schemas.microsoft.com/office/drawing/2015/9/8/chartex" xmlns:cx2="http://schemas.microsoft.com/office/drawing/2015/10/21/chartex" xmlns:cx3="http://schemas.microsoft.com/office/drawing/2016/5/9/chartex" xmlns:cx4="http://schemas.microsoft.com/office/drawing/2016/5/10/chartex" xmlns:cx5="http://schemas.microsoft.com/office/drawing/2016/5/11/chartex" xmlns:cx6="http://schemas.microsoft.com/office/drawing/2016/5/12/chartex" xmlns:cx7="http://schemas.microsoft.com/office/drawing/2016/5/13/chartex" xmlns:cx8="http://schemas.microsoft.com/office/drawing/2016/5/14/chartex" xmlns:mc="http://schemas.openxmlformats.org/markup-compatibility/2006" xmlns:aink="http://schemas.microsoft.com/office/drawing/2016/ink" xmlns:am3d="http://schemas.microsoft.com/office/drawing/2017/model3d" xmlns:o="urn:schemas-microsoft-com:office:office" xmlns:r="http://schemas.openxmlformats.org/officeDocument/2006/relationships" xmlns:m="http://schemas.openxmlformats.org/officeDocument/2006/math" xmlns:v="urn:schemas-microsoft-com:vml" xmlns:wp14="http://schemas.microsoft.com/office/word/2010/wordprocessingDrawing" xmlns:wp="http://schemas.openxmlformats.org/drawingml/2006/wordprocessingDrawing" xmlns:w10="urn:schemas-microsoft-com:office:word" xmlns:w="http://schemas.openxmlformats.org/wordprocessingml/2006/main" xmlns:w14="http://schemas.microsoft.com/office/word/2010/wordml" xmlns:w15="http://schemas.microsoft.com/office/word/2012/wordml" xmlns:w16cex="http://schemas.microsoft.com/office/word/2018/wordml/cex" xmlns:w16cid="http://schemas.microsoft.com/office/word/2016/wordml/cid" xmlns:w16="http://schemas.microsoft.com/office/word/2018/wordml" xmlns:w16sdtdh="http://schemas.microsoft.com/office/word/2020/wordml/sdtdatahash" xmlns:w16se="http://schemas.microsoft.com/office/word/2015/wordml/symex" xmlns:wpg="http://schemas.microsoft.com/office/word/2010/wordprocessingGroup" xmlns:wpi="http://schemas.microsoft.com/office/word/2010/wordprocessingInk" xmlns:wne="http://schemas.microsoft.com/office/word/2006/wordml" xmlns:wps="http://schemas.microsoft.com/office/word/2010/wordprocessingShape" mc:Ignorable="w14 w15 w16se w16cid w16 w16cex w16sdtdh wp14">
   <w:p>
     <w:pPr>
       <w:pStyle w:val="af2"/>
@@ -12516,6 +12793,17 @@
                                               <w:color w:val="000000"/>
                                               <w:szCs w:val="28"/>
                                               <w:shd w:val="clear" w:color="auto" w:fill="FFFFFF"/>
+                                              <w:lang w:val="en-US"/>
+                                            </w:rPr>
+                                            <w:t>26</w:t>
+                                          </w:r>
+                                          <w:r>
+                                            <w:rPr>
+                                              <w:rFonts w:asciiTheme="majorHAnsi" w:hAnsiTheme="majorHAnsi" w:cstheme="majorHAnsi"/>
+                                              <w:i w:val="0"/>
+                                              <w:color w:val="000000"/>
+                                              <w:szCs w:val="28"/>
+                                              <w:shd w:val="clear" w:color="auto" w:fill="FFFFFF"/>
                                               <w:lang w:val="ru-RU"/>
                                             </w:rPr>
                                             <w:t>ПЗ</w:t>
@@ -12580,7 +12868,7 @@
                                                 <w:i w:val="0"/>
                                                 <w:sz w:val="24"/>
                                                 <w:szCs w:val="24"/>
-                                                <w:lang w:val="ru-RU"/>
+                                                <w:lang w:val="en-US"/>
                                               </w:rPr>
                                             </w:pPr>
                                             <w:r>
@@ -12590,7 +12878,16 @@
                                                 <w:szCs w:val="24"/>
                                                 <w:lang w:val="ru-RU"/>
                                               </w:rPr>
-                                              <w:t>43</w:t>
+                                              <w:t>4</w:t>
+                                            </w:r>
+                                            <w:r>
+                                              <w:rPr>
+                                                <w:i w:val="0"/>
+                                                <w:sz w:val="24"/>
+                                                <w:szCs w:val="24"/>
+                                                <w:lang w:val="en-US"/>
+                                              </w:rPr>
+                                              <w:t>2</w:t>
                                             </w:r>
                                           </w:p>
                                         </w:txbxContent>
@@ -14095,12 +14392,69 @@
                                                                           <w:lang w:val="ru-RU"/>
                                                                         </w:rPr>
                                                                       </w:pPr>
+                                                                      <w:proofErr w:type="spellStart"/>
                                                                       <w:r>
                                                                         <w:rPr>
                                                                           <w:i w:val="0"/>
                                                                           <w:iCs/>
                                                                         </w:rPr>
-                                                                        <w:t>Интернет магазин компьютеров</w:t>
+                                                                        <w:t>Разработка</w:t>
+                                                                      </w:r>
+                                                                      <w:proofErr w:type="spellEnd"/>
+                                                                      <w:r>
+                                                                        <w:rPr>
+                                                                          <w:i w:val="0"/>
+                                                                          <w:iCs/>
+                                                                        </w:rPr>
+                                                                        <w:t xml:space="preserve"> </w:t>
+                                                                      </w:r>
+                                                                      <w:proofErr w:type="spellStart"/>
+                                                                      <w:r>
+                                                                        <w:rPr>
+                                                                          <w:i w:val="0"/>
+                                                                          <w:iCs/>
+                                                                        </w:rPr>
+                                                                        <w:t>web-сервиса</w:t>
+                                                                      </w:r>
+                                                                      <w:proofErr w:type="spellEnd"/>
+                                                                      <w:r>
+                                                                        <w:rPr>
+                                                                          <w:i w:val="0"/>
+                                                                          <w:iCs/>
+                                                                        </w:rPr>
+                                                                        <w:t xml:space="preserve"> "</w:t>
+                                                                      </w:r>
+                                                                      <w:proofErr w:type="spellStart"/>
+                                                                      <w:r>
+                                                                        <w:rPr>
+                                                                          <w:i w:val="0"/>
+                                                                          <w:iCs/>
+                                                                        </w:rPr>
+                                                                        <w:t>Интернет</w:t>
+                                                                      </w:r>
+                                                                      <w:proofErr w:type="spellEnd"/>
+                                                                      <w:r>
+                                                                        <w:rPr>
+                                                                          <w:i w:val="0"/>
+                                                                          <w:iCs/>
+                                                                        </w:rPr>
+                                                                        <w:t xml:space="preserve">-магазин </w:t>
+                                                                      </w:r>
+                                                                      <w:proofErr w:type="spellStart"/>
+                                                                      <w:r>
+                                                                        <w:rPr>
+                                                                          <w:i w:val="0"/>
+                                                                          <w:iCs/>
+                                                                        </w:rPr>
+                                                                        <w:t>компьютеров</w:t>
+                                                                      </w:r>
+                                                                      <w:proofErr w:type="spellEnd"/>
+                                                                      <w:r>
+                                                                        <w:rPr>
+                                                                          <w:i w:val="0"/>
+                                                                          <w:iCs/>
+                                                                        </w:rPr>
+                                                                        <w:t>"</w:t>
                                                                       </w:r>
                                                                     </w:p>
                                                                   </w:txbxContent>
@@ -14312,6 +14666,17 @@
                                         <w:color w:val="000000"/>
                                         <w:szCs w:val="28"/>
                                         <w:shd w:val="clear" w:color="auto" w:fill="FFFFFF"/>
+                                        <w:lang w:val="en-US"/>
+                                      </w:rPr>
+                                      <w:t>26</w:t>
+                                    </w:r>
+                                    <w:r>
+                                      <w:rPr>
+                                        <w:rFonts w:asciiTheme="majorHAnsi" w:hAnsiTheme="majorHAnsi" w:cstheme="majorHAnsi"/>
+                                        <w:i w:val="0"/>
+                                        <w:color w:val="000000"/>
+                                        <w:szCs w:val="28"/>
+                                        <w:shd w:val="clear" w:color="auto" w:fill="FFFFFF"/>
                                         <w:lang w:val="ru-RU"/>
                                       </w:rPr>
                                       <w:t>ПЗ</w:t>
@@ -14345,7 +14710,7 @@
                                           <w:i w:val="0"/>
                                           <w:sz w:val="24"/>
                                           <w:szCs w:val="24"/>
-                                          <w:lang w:val="ru-RU"/>
+                                          <w:lang w:val="en-US"/>
                                         </w:rPr>
                                       </w:pPr>
                                       <w:r>
@@ -14355,7 +14720,16 @@
                                           <w:szCs w:val="24"/>
                                           <w:lang w:val="ru-RU"/>
                                         </w:rPr>
-                                        <w:t>43</w:t>
+                                        <w:t>4</w:t>
+                                      </w:r>
+                                      <w:r>
+                                        <w:rPr>
+                                          <w:i w:val="0"/>
+                                          <w:sz w:val="24"/>
+                                          <w:szCs w:val="24"/>
+                                          <w:lang w:val="en-US"/>
+                                        </w:rPr>
+                                        <w:t>2</w:t>
                                       </w:r>
                                     </w:p>
                                   </w:txbxContent>
@@ -14891,12 +15265,69 @@
                                                                     <w:lang w:val="ru-RU"/>
                                                                   </w:rPr>
                                                                 </w:pPr>
+                                                                <w:proofErr w:type="spellStart"/>
                                                                 <w:r>
                                                                   <w:rPr>
                                                                     <w:i w:val="0"/>
                                                                     <w:iCs/>
                                                                   </w:rPr>
-                                                                  <w:t>Интернет магазин компьютеров</w:t>
+                                                                  <w:t>Разработка</w:t>
+                                                                </w:r>
+                                                                <w:proofErr w:type="spellEnd"/>
+                                                                <w:r>
+                                                                  <w:rPr>
+                                                                    <w:i w:val="0"/>
+                                                                    <w:iCs/>
+                                                                  </w:rPr>
+                                                                  <w:t xml:space="preserve"> </w:t>
+                                                                </w:r>
+                                                                <w:proofErr w:type="spellStart"/>
+                                                                <w:r>
+                                                                  <w:rPr>
+                                                                    <w:i w:val="0"/>
+                                                                    <w:iCs/>
+                                                                  </w:rPr>
+                                                                  <w:t>web-сервиса</w:t>
+                                                                </w:r>
+                                                                <w:proofErr w:type="spellEnd"/>
+                                                                <w:r>
+                                                                  <w:rPr>
+                                                                    <w:i w:val="0"/>
+                                                                    <w:iCs/>
+                                                                  </w:rPr>
+                                                                  <w:t xml:space="preserve"> "</w:t>
+                                                                </w:r>
+                                                                <w:proofErr w:type="spellStart"/>
+                                                                <w:r>
+                                                                  <w:rPr>
+                                                                    <w:i w:val="0"/>
+                                                                    <w:iCs/>
+                                                                  </w:rPr>
+                                                                  <w:t>Интернет</w:t>
+                                                                </w:r>
+                                                                <w:proofErr w:type="spellEnd"/>
+                                                                <w:r>
+                                                                  <w:rPr>
+                                                                    <w:i w:val="0"/>
+                                                                    <w:iCs/>
+                                                                  </w:rPr>
+                                                                  <w:t xml:space="preserve">-магазин </w:t>
+                                                                </w:r>
+                                                                <w:proofErr w:type="spellStart"/>
+                                                                <w:r>
+                                                                  <w:rPr>
+                                                                    <w:i w:val="0"/>
+                                                                    <w:iCs/>
+                                                                  </w:rPr>
+                                                                  <w:t>компьютеров</w:t>
+                                                                </w:r>
+                                                                <w:proofErr w:type="spellEnd"/>
+                                                                <w:r>
+                                                                  <w:rPr>
+                                                                    <w:i w:val="0"/>
+                                                                    <w:iCs/>
+                                                                  </w:rPr>
+                                                                  <w:t>"</w:t>
                                                                 </w:r>
                                                               </w:p>
                                                             </w:txbxContent>
@@ -14933,7 +15364,7 @@
 </file>
 
 <file path=word/header4.xml><?xml version="1.0" encoding="utf-8"?>
-<w:hdr xmlns:wpc="http://schemas.microsoft.com/office/word/2010/wordprocessingCanvas" xmlns:cx="http://schemas.microsoft.com/office/drawing/2014/chartex" xmlns:cx1="http://schemas.microsoft.com/office/drawing/2015/9/8/chartex" xmlns:cx2="http://schemas.microsoft.com/office/drawing/2015/10/21/chartex" xmlns:cx3="http://schemas.microsoft.com/office/drawing/2016/5/9/chartex" xmlns:cx4="http://schemas.microsoft.com/office/drawing/2016/5/10/chartex" xmlns:cx5="http://schemas.microsoft.com/office/drawing/2016/5/11/chartex" xmlns:cx6="http://schemas.microsoft.com/office/drawing/2016/5/12/chartex" xmlns:cx7="http://schemas.microsoft.com/office/drawing/2016/5/13/chartex" xmlns:cx8="http://schemas.microsoft.com/office/drawing/2016/5/14/chartex" xmlns:mc="http://schemas.openxmlformats.org/markup-compatibility/2006" xmlns:aink="http://schemas.microsoft.com/office/drawing/2016/ink" xmlns:am3d="http://schemas.microsoft.com/office/drawing/2017/model3d" xmlns:o="urn:schemas-microsoft-com:office:office" xmlns:r="http://schemas.openxmlformats.org/officeDocument/2006/relationships" xmlns:m="http://schemas.openxmlformats.org/officeDocument/2006/math" xmlns:v="urn:schemas-microsoft-com:vml" xmlns:wp14="http://schemas.microsoft.com/office/word/2010/wordprocessingDrawing" xmlns:wp="http://schemas.openxmlformats.org/drawingml/2006/wordprocessingDrawing" xmlns:w10="urn:schemas-microsoft-com:office:word" xmlns:w="http://schemas.openxmlformats.org/wordprocessingml/2006/main" xmlns:w14="http://schemas.microsoft.com/office/word/2010/wordml" xmlns:w15="http://schemas.microsoft.com/office/word/2012/wordml" xmlns:w16cid="http://schemas.microsoft.com/office/word/2016/wordml/cid" xmlns:w16se="http://schemas.microsoft.com/office/word/2015/wordml/symex" xmlns:wpg="http://schemas.microsoft.com/office/word/2010/wordprocessingGroup" xmlns:wpi="http://schemas.microsoft.com/office/word/2010/wordprocessingInk" xmlns:wne="http://schemas.microsoft.com/office/word/2006/wordml" xmlns:wps="http://schemas.microsoft.com/office/word/2010/wordprocessingShape" mc:Ignorable="w14 w15 w16se w16cid wp14">
+<w:hdr xmlns:wpc="http://schemas.microsoft.com/office/word/2010/wordprocessingCanvas" xmlns:cx="http://schemas.microsoft.com/office/drawing/2014/chartex" xmlns:cx1="http://schemas.microsoft.com/office/drawing/2015/9/8/chartex" xmlns:cx2="http://schemas.microsoft.com/office/drawing/2015/10/21/chartex" xmlns:cx3="http://schemas.microsoft.com/office/drawing/2016/5/9/chartex" xmlns:cx4="http://schemas.microsoft.com/office/drawing/2016/5/10/chartex" xmlns:cx5="http://schemas.microsoft.com/office/drawing/2016/5/11/chartex" xmlns:cx6="http://schemas.microsoft.com/office/drawing/2016/5/12/chartex" xmlns:cx7="http://schemas.microsoft.com/office/drawing/2016/5/13/chartex" xmlns:cx8="http://schemas.microsoft.com/office/drawing/2016/5/14/chartex" xmlns:mc="http://schemas.openxmlformats.org/markup-compatibility/2006" xmlns:aink="http://schemas.microsoft.com/office/drawing/2016/ink" xmlns:am3d="http://schemas.microsoft.com/office/drawing/2017/model3d" xmlns:o="urn:schemas-microsoft-com:office:office" xmlns:r="http://schemas.openxmlformats.org/officeDocument/2006/relationships" xmlns:m="http://schemas.openxmlformats.org/officeDocument/2006/math" xmlns:v="urn:schemas-microsoft-com:vml" xmlns:wp14="http://schemas.microsoft.com/office/word/2010/wordprocessingDrawing" xmlns:wp="http://schemas.openxmlformats.org/drawingml/2006/wordprocessingDrawing" xmlns:w10="urn:schemas-microsoft-com:office:word" xmlns:w="http://schemas.openxmlformats.org/wordprocessingml/2006/main" xmlns:w14="http://schemas.microsoft.com/office/word/2010/wordml" xmlns:w15="http://schemas.microsoft.com/office/word/2012/wordml" xmlns:w16cex="http://schemas.microsoft.com/office/word/2018/wordml/cex" xmlns:w16cid="http://schemas.microsoft.com/office/word/2016/wordml/cid" xmlns:w16="http://schemas.microsoft.com/office/word/2018/wordml" xmlns:w16sdtdh="http://schemas.microsoft.com/office/word/2020/wordml/sdtdatahash" xmlns:w16se="http://schemas.microsoft.com/office/word/2015/wordml/symex" xmlns:wpg="http://schemas.microsoft.com/office/word/2010/wordprocessingGroup" xmlns:wpi="http://schemas.microsoft.com/office/word/2010/wordprocessingInk" xmlns:wne="http://schemas.microsoft.com/office/word/2006/wordml" xmlns:wps="http://schemas.microsoft.com/office/word/2010/wordprocessingShape" mc:Ignorable="w14 w15 w16se w16cid w16 w16cex w16sdtdh wp14">
   <w:p>
     <w:pPr>
       <w:pStyle w:val="af2"/>
@@ -16330,7 +16761,7 @@
 </file>
 
 <file path=word/header5.xml><?xml version="1.0" encoding="utf-8"?>
-<w:hdr xmlns:wpc="http://schemas.microsoft.com/office/word/2010/wordprocessingCanvas" xmlns:cx="http://schemas.microsoft.com/office/drawing/2014/chartex" xmlns:cx1="http://schemas.microsoft.com/office/drawing/2015/9/8/chartex" xmlns:cx2="http://schemas.microsoft.com/office/drawing/2015/10/21/chartex" xmlns:cx3="http://schemas.microsoft.com/office/drawing/2016/5/9/chartex" xmlns:cx4="http://schemas.microsoft.com/office/drawing/2016/5/10/chartex" xmlns:cx5="http://schemas.microsoft.com/office/drawing/2016/5/11/chartex" xmlns:cx6="http://schemas.microsoft.com/office/drawing/2016/5/12/chartex" xmlns:cx7="http://schemas.microsoft.com/office/drawing/2016/5/13/chartex" xmlns:cx8="http://schemas.microsoft.com/office/drawing/2016/5/14/chartex" xmlns:mc="http://schemas.openxmlformats.org/markup-compatibility/2006" xmlns:aink="http://schemas.microsoft.com/office/drawing/2016/ink" xmlns:am3d="http://schemas.microsoft.com/office/drawing/2017/model3d" xmlns:o="urn:schemas-microsoft-com:office:office" xmlns:r="http://schemas.openxmlformats.org/officeDocument/2006/relationships" xmlns:m="http://schemas.openxmlformats.org/officeDocument/2006/math" xmlns:v="urn:schemas-microsoft-com:vml" xmlns:wp14="http://schemas.microsoft.com/office/word/2010/wordprocessingDrawing" xmlns:wp="http://schemas.openxmlformats.org/drawingml/2006/wordprocessingDrawing" xmlns:w10="urn:schemas-microsoft-com:office:word" xmlns:w="http://schemas.openxmlformats.org/wordprocessingml/2006/main" xmlns:w14="http://schemas.microsoft.com/office/word/2010/wordml" xmlns:w15="http://schemas.microsoft.com/office/word/2012/wordml" xmlns:w16cid="http://schemas.microsoft.com/office/word/2016/wordml/cid" xmlns:w16se="http://schemas.microsoft.com/office/word/2015/wordml/symex" xmlns:wpg="http://schemas.microsoft.com/office/word/2010/wordprocessingGroup" xmlns:wpi="http://schemas.microsoft.com/office/word/2010/wordprocessingInk" xmlns:wne="http://schemas.microsoft.com/office/word/2006/wordml" xmlns:wps="http://schemas.microsoft.com/office/word/2010/wordprocessingShape" mc:Ignorable="w14 w15 w16se w16cid wp14">
+<w:hdr xmlns:wpc="http://schemas.microsoft.com/office/word/2010/wordprocessingCanvas" xmlns:cx="http://schemas.microsoft.com/office/drawing/2014/chartex" xmlns:cx1="http://schemas.microsoft.com/office/drawing/2015/9/8/chartex" xmlns:cx2="http://schemas.microsoft.com/office/drawing/2015/10/21/chartex" xmlns:cx3="http://schemas.microsoft.com/office/drawing/2016/5/9/chartex" xmlns:cx4="http://schemas.microsoft.com/office/drawing/2016/5/10/chartex" xmlns:cx5="http://schemas.microsoft.com/office/drawing/2016/5/11/chartex" xmlns:cx6="http://schemas.microsoft.com/office/drawing/2016/5/12/chartex" xmlns:cx7="http://schemas.microsoft.com/office/drawing/2016/5/13/chartex" xmlns:cx8="http://schemas.microsoft.com/office/drawing/2016/5/14/chartex" xmlns:mc="http://schemas.openxmlformats.org/markup-compatibility/2006" xmlns:aink="http://schemas.microsoft.com/office/drawing/2016/ink" xmlns:am3d="http://schemas.microsoft.com/office/drawing/2017/model3d" xmlns:o="urn:schemas-microsoft-com:office:office" xmlns:r="http://schemas.openxmlformats.org/officeDocument/2006/relationships" xmlns:m="http://schemas.openxmlformats.org/officeDocument/2006/math" xmlns:v="urn:schemas-microsoft-com:vml" xmlns:wp14="http://schemas.microsoft.com/office/word/2010/wordprocessingDrawing" xmlns:wp="http://schemas.openxmlformats.org/drawingml/2006/wordprocessingDrawing" xmlns:w10="urn:schemas-microsoft-com:office:word" xmlns:w="http://schemas.openxmlformats.org/wordprocessingml/2006/main" xmlns:w14="http://schemas.microsoft.com/office/word/2010/wordml" xmlns:w15="http://schemas.microsoft.com/office/word/2012/wordml" xmlns:w16cex="http://schemas.microsoft.com/office/word/2018/wordml/cex" xmlns:w16cid="http://schemas.microsoft.com/office/word/2016/wordml/cid" xmlns:w16="http://schemas.microsoft.com/office/word/2018/wordml" xmlns:w16sdtdh="http://schemas.microsoft.com/office/word/2020/wordml/sdtdatahash" xmlns:w16se="http://schemas.microsoft.com/office/word/2015/wordml/symex" xmlns:wpg="http://schemas.microsoft.com/office/word/2010/wordprocessingGroup" xmlns:wpi="http://schemas.microsoft.com/office/word/2010/wordprocessingInk" xmlns:wne="http://schemas.microsoft.com/office/word/2006/wordml" xmlns:wps="http://schemas.microsoft.com/office/word/2010/wordprocessingShape" mc:Ignorable="w14 w15 w16se w16cid w16 w16cex w16sdtdh wp14">
   <w:p>
     <w:pPr>
       <w:pStyle w:val="af2"/>
@@ -16340,7 +16771,7 @@
 </file>
 
 <file path=word/header6.xml><?xml version="1.0" encoding="utf-8"?>
-<w:hdr xmlns:wpc="http://schemas.microsoft.com/office/word/2010/wordprocessingCanvas" xmlns:cx="http://schemas.microsoft.com/office/drawing/2014/chartex" xmlns:cx1="http://schemas.microsoft.com/office/drawing/2015/9/8/chartex" xmlns:cx2="http://schemas.microsoft.com/office/drawing/2015/10/21/chartex" xmlns:cx3="http://schemas.microsoft.com/office/drawing/2016/5/9/chartex" xmlns:cx4="http://schemas.microsoft.com/office/drawing/2016/5/10/chartex" xmlns:cx5="http://schemas.microsoft.com/office/drawing/2016/5/11/chartex" xmlns:cx6="http://schemas.microsoft.com/office/drawing/2016/5/12/chartex" xmlns:cx7="http://schemas.microsoft.com/office/drawing/2016/5/13/chartex" xmlns:cx8="http://schemas.microsoft.com/office/drawing/2016/5/14/chartex" xmlns:mc="http://schemas.openxmlformats.org/markup-compatibility/2006" xmlns:aink="http://schemas.microsoft.com/office/drawing/2016/ink" xmlns:am3d="http://schemas.microsoft.com/office/drawing/2017/model3d" xmlns:o="urn:schemas-microsoft-com:office:office" xmlns:r="http://schemas.openxmlformats.org/officeDocument/2006/relationships" xmlns:m="http://schemas.openxmlformats.org/officeDocument/2006/math" xmlns:v="urn:schemas-microsoft-com:vml" xmlns:wp14="http://schemas.microsoft.com/office/word/2010/wordprocessingDrawing" xmlns:wp="http://schemas.openxmlformats.org/drawingml/2006/wordprocessingDrawing" xmlns:w10="urn:schemas-microsoft-com:office:word" xmlns:w="http://schemas.openxmlformats.org/wordprocessingml/2006/main" xmlns:w14="http://schemas.microsoft.com/office/word/2010/wordml" xmlns:w15="http://schemas.microsoft.com/office/word/2012/wordml" xmlns:w16cid="http://schemas.microsoft.com/office/word/2016/wordml/cid" xmlns:w16se="http://schemas.microsoft.com/office/word/2015/wordml/symex" xmlns:wpg="http://schemas.microsoft.com/office/word/2010/wordprocessingGroup" xmlns:wpi="http://schemas.microsoft.com/office/word/2010/wordprocessingInk" xmlns:wne="http://schemas.microsoft.com/office/word/2006/wordml" xmlns:wps="http://schemas.microsoft.com/office/word/2010/wordprocessingShape" mc:Ignorable="w14 w15 w16se w16cid wp14">
+<w:hdr xmlns:wpc="http://schemas.microsoft.com/office/word/2010/wordprocessingCanvas" xmlns:cx="http://schemas.microsoft.com/office/drawing/2014/chartex" xmlns:cx1="http://schemas.microsoft.com/office/drawing/2015/9/8/chartex" xmlns:cx2="http://schemas.microsoft.com/office/drawing/2015/10/21/chartex" xmlns:cx3="http://schemas.microsoft.com/office/drawing/2016/5/9/chartex" xmlns:cx4="http://schemas.microsoft.com/office/drawing/2016/5/10/chartex" xmlns:cx5="http://schemas.microsoft.com/office/drawing/2016/5/11/chartex" xmlns:cx6="http://schemas.microsoft.com/office/drawing/2016/5/12/chartex" xmlns:cx7="http://schemas.microsoft.com/office/drawing/2016/5/13/chartex" xmlns:cx8="http://schemas.microsoft.com/office/drawing/2016/5/14/chartex" xmlns:mc="http://schemas.openxmlformats.org/markup-compatibility/2006" xmlns:aink="http://schemas.microsoft.com/office/drawing/2016/ink" xmlns:am3d="http://schemas.microsoft.com/office/drawing/2017/model3d" xmlns:o="urn:schemas-microsoft-com:office:office" xmlns:r="http://schemas.openxmlformats.org/officeDocument/2006/relationships" xmlns:m="http://schemas.openxmlformats.org/officeDocument/2006/math" xmlns:v="urn:schemas-microsoft-com:vml" xmlns:wp14="http://schemas.microsoft.com/office/word/2010/wordprocessingDrawing" xmlns:wp="http://schemas.openxmlformats.org/drawingml/2006/wordprocessingDrawing" xmlns:w10="urn:schemas-microsoft-com:office:word" xmlns:w="http://schemas.openxmlformats.org/wordprocessingml/2006/main" xmlns:w14="http://schemas.microsoft.com/office/word/2010/wordml" xmlns:w15="http://schemas.microsoft.com/office/word/2012/wordml" xmlns:w16cex="http://schemas.microsoft.com/office/word/2018/wordml/cex" xmlns:w16cid="http://schemas.microsoft.com/office/word/2016/wordml/cid" xmlns:w16="http://schemas.microsoft.com/office/word/2018/wordml" xmlns:w16sdtdh="http://schemas.microsoft.com/office/word/2020/wordml/sdtdatahash" xmlns:w16se="http://schemas.microsoft.com/office/word/2015/wordml/symex" xmlns:wpg="http://schemas.microsoft.com/office/word/2010/wordprocessingGroup" xmlns:wpi="http://schemas.microsoft.com/office/word/2010/wordprocessingInk" xmlns:wne="http://schemas.microsoft.com/office/word/2006/wordml" xmlns:wps="http://schemas.microsoft.com/office/word/2010/wordprocessingShape" mc:Ignorable="w14 w15 w16se w16cid w16 w16cex w16sdtdh wp14">
   <w:p>
     <w:pPr>
       <w:pStyle w:val="af2"/>
@@ -16350,7 +16781,7 @@
 </file>
 
 <file path=word/numbering.xml><?xml version="1.0" encoding="utf-8"?>
-<w:numbering xmlns:wpc="http://schemas.microsoft.com/office/word/2010/wordprocessingCanvas" xmlns:cx="http://schemas.microsoft.com/office/drawing/2014/chartex" xmlns:cx1="http://schemas.microsoft.com/office/drawing/2015/9/8/chartex" xmlns:cx2="http://schemas.microsoft.com/office/drawing/2015/10/21/chartex" xmlns:cx3="http://schemas.microsoft.com/office/drawing/2016/5/9/chartex" xmlns:cx4="http://schemas.microsoft.com/office/drawing/2016/5/10/chartex" xmlns:cx5="http://schemas.microsoft.com/office/drawing/2016/5/11/chartex" xmlns:cx6="http://schemas.microsoft.com/office/drawing/2016/5/12/chartex" xmlns:cx7="http://schemas.microsoft.com/office/drawing/2016/5/13/chartex" xmlns:cx8="http://schemas.microsoft.com/office/drawing/2016/5/14/chartex" xmlns:mc="http://schemas.openxmlformats.org/markup-compatibility/2006" xmlns:aink="http://schemas.microsoft.com/office/drawing/2016/ink" xmlns:am3d="http://schemas.microsoft.com/office/drawing/2017/model3d" xmlns:o="urn:schemas-microsoft-com:office:office" xmlns:r="http://schemas.openxmlformats.org/officeDocument/2006/relationships" xmlns:m="http://schemas.openxmlformats.org/officeDocument/2006/math" xmlns:v="urn:schemas-microsoft-com:vml" xmlns:wp14="http://schemas.microsoft.com/office/word/2010/wordprocessingDrawing" xmlns:wp="http://schemas.openxmlformats.org/drawingml/2006/wordprocessingDrawing" xmlns:w10="urn:schemas-microsoft-com:office:word" xmlns:w="http://schemas.openxmlformats.org/wordprocessingml/2006/main" xmlns:w14="http://schemas.microsoft.com/office/word/2010/wordml" xmlns:w15="http://schemas.microsoft.com/office/word/2012/wordml" xmlns:w16cid="http://schemas.microsoft.com/office/word/2016/wordml/cid" xmlns:w16se="http://schemas.microsoft.com/office/word/2015/wordml/symex" xmlns:wpg="http://schemas.microsoft.com/office/word/2010/wordprocessingGroup" xmlns:wpi="http://schemas.microsoft.com/office/word/2010/wordprocessingInk" xmlns:wne="http://schemas.microsoft.com/office/word/2006/wordml" xmlns:wps="http://schemas.microsoft.com/office/word/2010/wordprocessingShape" mc:Ignorable="w14 w15 w16se w16cid wp14">
+<w:numbering xmlns:wpc="http://schemas.microsoft.com/office/word/2010/wordprocessingCanvas" xmlns:cx="http://schemas.microsoft.com/office/drawing/2014/chartex" xmlns:cx1="http://schemas.microsoft.com/office/drawing/2015/9/8/chartex" xmlns:cx2="http://schemas.microsoft.com/office/drawing/2015/10/21/chartex" xmlns:cx3="http://schemas.microsoft.com/office/drawing/2016/5/9/chartex" xmlns:cx4="http://schemas.microsoft.com/office/drawing/2016/5/10/chartex" xmlns:cx5="http://schemas.microsoft.com/office/drawing/2016/5/11/chartex" xmlns:cx6="http://schemas.microsoft.com/office/drawing/2016/5/12/chartex" xmlns:cx7="http://schemas.microsoft.com/office/drawing/2016/5/13/chartex" xmlns:cx8="http://schemas.microsoft.com/office/drawing/2016/5/14/chartex" xmlns:mc="http://schemas.openxmlformats.org/markup-compatibility/2006" xmlns:aink="http://schemas.microsoft.com/office/drawing/2016/ink" xmlns:am3d="http://schemas.microsoft.com/office/drawing/2017/model3d" xmlns:o="urn:schemas-microsoft-com:office:office" xmlns:r="http://schemas.openxmlformats.org/officeDocument/2006/relationships" xmlns:m="http://schemas.openxmlformats.org/officeDocument/2006/math" xmlns:v="urn:schemas-microsoft-com:vml" xmlns:wp14="http://schemas.microsoft.com/office/word/2010/wordprocessingDrawing" xmlns:wp="http://schemas.openxmlformats.org/drawingml/2006/wordprocessingDrawing" xmlns:w10="urn:schemas-microsoft-com:office:word" xmlns:w="http://schemas.openxmlformats.org/wordprocessingml/2006/main" xmlns:w14="http://schemas.microsoft.com/office/word/2010/wordml" xmlns:w15="http://schemas.microsoft.com/office/word/2012/wordml" xmlns:w16cex="http://schemas.microsoft.com/office/word/2018/wordml/cex" xmlns:w16cid="http://schemas.microsoft.com/office/word/2016/wordml/cid" xmlns:w16="http://schemas.microsoft.com/office/word/2018/wordml" xmlns:w16sdtdh="http://schemas.microsoft.com/office/word/2020/wordml/sdtdatahash" xmlns:w16se="http://schemas.microsoft.com/office/word/2015/wordml/symex" xmlns:wpg="http://schemas.microsoft.com/office/word/2010/wordprocessingGroup" xmlns:wpi="http://schemas.microsoft.com/office/word/2010/wordprocessingInk" xmlns:wne="http://schemas.microsoft.com/office/word/2006/wordml" xmlns:wps="http://schemas.microsoft.com/office/word/2010/wordprocessingShape" mc:Ignorable="w14 w15 w16se w16cid w16 w16cex w16sdtdh wp14">
   <w:abstractNum w:abstractNumId="0" w15:restartNumberingAfterBreak="0">
     <w:nsid w:val="00CC3636"/>
     <w:multiLevelType w:val="multilevel"/>
@@ -16882,6 +17313,119 @@
     </w:lvl>
   </w:abstractNum>
   <w:abstractNum w:abstractNumId="4" w15:restartNumberingAfterBreak="0">
+    <w:nsid w:val="0F461C6E"/>
+    <w:multiLevelType w:val="hybridMultilevel"/>
+    <w:tmpl w:val="CC927AA6"/>
+    <w:lvl w:ilvl="0" w:tplc="0419000F">
+      <w:start w:val="1"/>
+      <w:numFmt w:val="decimal"/>
+      <w:lvlText w:val="%1."/>
+      <w:lvlJc w:val="left"/>
+      <w:pPr>
+        <w:ind w:left="720" w:hanging="360"/>
+      </w:pPr>
+      <w:rPr>
+        <w:rFonts w:hint="default"/>
+      </w:rPr>
+    </w:lvl>
+    <w:lvl w:ilvl="1" w:tplc="04190003" w:tentative="1">
+      <w:start w:val="1"/>
+      <w:numFmt w:val="bullet"/>
+      <w:lvlText w:val="o"/>
+      <w:lvlJc w:val="left"/>
+      <w:pPr>
+        <w:ind w:left="1440" w:hanging="360"/>
+      </w:pPr>
+      <w:rPr>
+        <w:rFonts w:ascii="Courier New" w:hAnsi="Courier New" w:cs="Courier New" w:hint="default"/>
+      </w:rPr>
+    </w:lvl>
+    <w:lvl w:ilvl="2" w:tplc="04190005" w:tentative="1">
+      <w:start w:val="1"/>
+      <w:numFmt w:val="bullet"/>
+      <w:lvlText w:val=""/>
+      <w:lvlJc w:val="left"/>
+      <w:pPr>
+        <w:ind w:left="2160" w:hanging="360"/>
+      </w:pPr>
+      <w:rPr>
+        <w:rFonts w:ascii="Wingdings" w:hAnsi="Wingdings" w:hint="default"/>
+      </w:rPr>
+    </w:lvl>
+    <w:lvl w:ilvl="3" w:tplc="04190001" w:tentative="1">
+      <w:start w:val="1"/>
+      <w:numFmt w:val="bullet"/>
+      <w:lvlText w:val=""/>
+      <w:lvlJc w:val="left"/>
+      <w:pPr>
+        <w:ind w:left="2880" w:hanging="360"/>
+      </w:pPr>
+      <w:rPr>
+        <w:rFonts w:ascii="Symbol" w:hAnsi="Symbol" w:hint="default"/>
+      </w:rPr>
+    </w:lvl>
+    <w:lvl w:ilvl="4" w:tplc="04190003" w:tentative="1">
+      <w:start w:val="1"/>
+      <w:numFmt w:val="bullet"/>
+      <w:lvlText w:val="o"/>
+      <w:lvlJc w:val="left"/>
+      <w:pPr>
+        <w:ind w:left="3600" w:hanging="360"/>
+      </w:pPr>
+      <w:rPr>
+        <w:rFonts w:ascii="Courier New" w:hAnsi="Courier New" w:cs="Courier New" w:hint="default"/>
+      </w:rPr>
+    </w:lvl>
+    <w:lvl w:ilvl="5" w:tplc="04190005" w:tentative="1">
+      <w:start w:val="1"/>
+      <w:numFmt w:val="bullet"/>
+      <w:lvlText w:val=""/>
+      <w:lvlJc w:val="left"/>
+      <w:pPr>
+        <w:ind w:left="4320" w:hanging="360"/>
+      </w:pPr>
+      <w:rPr>
+        <w:rFonts w:ascii="Wingdings" w:hAnsi="Wingdings" w:hint="default"/>
+      </w:rPr>
+    </w:lvl>
+    <w:lvl w:ilvl="6" w:tplc="04190001" w:tentative="1">
+      <w:start w:val="1"/>
+      <w:numFmt w:val="bullet"/>
+      <w:lvlText w:val=""/>
+      <w:lvlJc w:val="left"/>
+      <w:pPr>
+        <w:ind w:left="5040" w:hanging="360"/>
+      </w:pPr>
+      <w:rPr>
+        <w:rFonts w:ascii="Symbol" w:hAnsi="Symbol" w:hint="default"/>
+      </w:rPr>
+    </w:lvl>
+    <w:lvl w:ilvl="7" w:tplc="04190003" w:tentative="1">
+      <w:start w:val="1"/>
+      <w:numFmt w:val="bullet"/>
+      <w:lvlText w:val="o"/>
+      <w:lvlJc w:val="left"/>
+      <w:pPr>
+        <w:ind w:left="5760" w:hanging="360"/>
+      </w:pPr>
+      <w:rPr>
+        <w:rFonts w:ascii="Courier New" w:hAnsi="Courier New" w:cs="Courier New" w:hint="default"/>
+      </w:rPr>
+    </w:lvl>
+    <w:lvl w:ilvl="8" w:tplc="04190005" w:tentative="1">
+      <w:start w:val="1"/>
+      <w:numFmt w:val="bullet"/>
+      <w:lvlText w:val=""/>
+      <w:lvlJc w:val="left"/>
+      <w:pPr>
+        <w:ind w:left="6480" w:hanging="360"/>
+      </w:pPr>
+      <w:rPr>
+        <w:rFonts w:ascii="Wingdings" w:hAnsi="Wingdings" w:hint="default"/>
+      </w:rPr>
+    </w:lvl>
+  </w:abstractNum>
+  <w:abstractNum w:abstractNumId="5" w15:restartNumberingAfterBreak="0">
     <w:nsid w:val="172A4D46"/>
     <w:multiLevelType w:val="multilevel"/>
     <w:tmpl w:val="3B9E7B6C"/>
@@ -16997,7 +17541,7 @@
       </w:pPr>
     </w:lvl>
   </w:abstractNum>
-  <w:abstractNum w:abstractNumId="5" w15:restartNumberingAfterBreak="0">
+  <w:abstractNum w:abstractNumId="6" w15:restartNumberingAfterBreak="0">
     <w:nsid w:val="1E670974"/>
     <w:multiLevelType w:val="multilevel"/>
     <w:tmpl w:val="3B9E7B6C"/>
@@ -17113,7 +17657,7 @@
       </w:pPr>
     </w:lvl>
   </w:abstractNum>
-  <w:abstractNum w:abstractNumId="6" w15:restartNumberingAfterBreak="0">
+  <w:abstractNum w:abstractNumId="7" w15:restartNumberingAfterBreak="0">
     <w:nsid w:val="24743F91"/>
     <w:multiLevelType w:val="multilevel"/>
     <w:tmpl w:val="B04A7AF6"/>
@@ -17262,7 +17806,7 @@
       </w:rPr>
     </w:lvl>
   </w:abstractNum>
-  <w:abstractNum w:abstractNumId="7" w15:restartNumberingAfterBreak="0">
+  <w:abstractNum w:abstractNumId="8" w15:restartNumberingAfterBreak="0">
     <w:nsid w:val="253F1B1B"/>
     <w:multiLevelType w:val="multilevel"/>
     <w:tmpl w:val="3760C7AE"/>
@@ -17384,7 +17928,7 @@
       </w:rPr>
     </w:lvl>
   </w:abstractNum>
-  <w:abstractNum w:abstractNumId="8" w15:restartNumberingAfterBreak="0">
+  <w:abstractNum w:abstractNumId="9" w15:restartNumberingAfterBreak="0">
     <w:nsid w:val="267337FF"/>
     <w:multiLevelType w:val="multilevel"/>
     <w:tmpl w:val="D312146E"/>
@@ -17533,7 +18077,7 @@
       </w:rPr>
     </w:lvl>
   </w:abstractNum>
-  <w:abstractNum w:abstractNumId="9" w15:restartNumberingAfterBreak="0">
+  <w:abstractNum w:abstractNumId="10" w15:restartNumberingAfterBreak="0">
     <w:nsid w:val="285F7A47"/>
     <w:multiLevelType w:val="multilevel"/>
     <w:tmpl w:val="3B9E7B6C"/>
@@ -17649,7 +18193,7 @@
       </w:pPr>
     </w:lvl>
   </w:abstractNum>
-  <w:abstractNum w:abstractNumId="10" w15:restartNumberingAfterBreak="0">
+  <w:abstractNum w:abstractNumId="11" w15:restartNumberingAfterBreak="0">
     <w:nsid w:val="2A761C98"/>
     <w:multiLevelType w:val="multilevel"/>
     <w:tmpl w:val="37CAC156"/>
@@ -17798,7 +18342,7 @@
       </w:rPr>
     </w:lvl>
   </w:abstractNum>
-  <w:abstractNum w:abstractNumId="11" w15:restartNumberingAfterBreak="0">
+  <w:abstractNum w:abstractNumId="12" w15:restartNumberingAfterBreak="0">
     <w:nsid w:val="2EE41D3D"/>
     <w:multiLevelType w:val="multilevel"/>
     <w:tmpl w:val="3B9E7B6C"/>
@@ -17914,7 +18458,7 @@
       </w:pPr>
     </w:lvl>
   </w:abstractNum>
-  <w:abstractNum w:abstractNumId="12" w15:restartNumberingAfterBreak="0">
+  <w:abstractNum w:abstractNumId="13" w15:restartNumberingAfterBreak="0">
     <w:nsid w:val="303D4DDB"/>
     <w:multiLevelType w:val="multilevel"/>
     <w:tmpl w:val="0F5E0408"/>
@@ -18063,7 +18607,7 @@
       </w:rPr>
     </w:lvl>
   </w:abstractNum>
-  <w:abstractNum w:abstractNumId="13" w15:restartNumberingAfterBreak="0">
+  <w:abstractNum w:abstractNumId="14" w15:restartNumberingAfterBreak="0">
     <w:nsid w:val="33AF023A"/>
     <w:multiLevelType w:val="multilevel"/>
     <w:tmpl w:val="3286C878"/>
@@ -18212,7 +18756,7 @@
       </w:rPr>
     </w:lvl>
   </w:abstractNum>
-  <w:abstractNum w:abstractNumId="14" w15:restartNumberingAfterBreak="0">
+  <w:abstractNum w:abstractNumId="15" w15:restartNumberingAfterBreak="0">
     <w:nsid w:val="356F15B7"/>
     <w:multiLevelType w:val="multilevel"/>
     <w:tmpl w:val="6C381DC8"/>
@@ -18361,7 +18905,7 @@
       </w:rPr>
     </w:lvl>
   </w:abstractNum>
-  <w:abstractNum w:abstractNumId="15" w15:restartNumberingAfterBreak="0">
+  <w:abstractNum w:abstractNumId="16" w15:restartNumberingAfterBreak="0">
     <w:nsid w:val="36797D9E"/>
     <w:multiLevelType w:val="multilevel"/>
     <w:tmpl w:val="D3920B9A"/>
@@ -18510,7 +19054,7 @@
       </w:rPr>
     </w:lvl>
   </w:abstractNum>
-  <w:abstractNum w:abstractNumId="16" w15:restartNumberingAfterBreak="0">
+  <w:abstractNum w:abstractNumId="17" w15:restartNumberingAfterBreak="0">
     <w:nsid w:val="3E434FAE"/>
     <w:multiLevelType w:val="hybridMultilevel"/>
     <w:tmpl w:val="3BA456BC"/>
@@ -18623,7 +19167,7 @@
       </w:rPr>
     </w:lvl>
   </w:abstractNum>
-  <w:abstractNum w:abstractNumId="17" w15:restartNumberingAfterBreak="0">
+  <w:abstractNum w:abstractNumId="18" w15:restartNumberingAfterBreak="0">
     <w:nsid w:val="3E4801D7"/>
     <w:multiLevelType w:val="multilevel"/>
     <w:tmpl w:val="897A74E6"/>
@@ -18736,7 +19280,7 @@
       </w:pPr>
     </w:lvl>
   </w:abstractNum>
-  <w:abstractNum w:abstractNumId="18" w15:restartNumberingAfterBreak="0">
+  <w:abstractNum w:abstractNumId="19" w15:restartNumberingAfterBreak="0">
     <w:nsid w:val="42405A5F"/>
     <w:multiLevelType w:val="multilevel"/>
     <w:tmpl w:val="3B9E7B6C"/>
@@ -18852,7 +19396,7 @@
       </w:pPr>
     </w:lvl>
   </w:abstractNum>
-  <w:abstractNum w:abstractNumId="19" w15:restartNumberingAfterBreak="0">
+  <w:abstractNum w:abstractNumId="20" w15:restartNumberingAfterBreak="0">
     <w:nsid w:val="45BB5C64"/>
     <w:multiLevelType w:val="hybridMultilevel"/>
     <w:tmpl w:val="7E4C9AAC"/>
@@ -18965,7 +19509,7 @@
       </w:rPr>
     </w:lvl>
   </w:abstractNum>
-  <w:abstractNum w:abstractNumId="20" w15:restartNumberingAfterBreak="0">
+  <w:abstractNum w:abstractNumId="21" w15:restartNumberingAfterBreak="0">
     <w:nsid w:val="4B984336"/>
     <w:multiLevelType w:val="multilevel"/>
     <w:tmpl w:val="4A561474"/>
@@ -19078,7 +19622,7 @@
       </w:pPr>
     </w:lvl>
   </w:abstractNum>
-  <w:abstractNum w:abstractNumId="21" w15:restartNumberingAfterBreak="0">
+  <w:abstractNum w:abstractNumId="22" w15:restartNumberingAfterBreak="0">
     <w:nsid w:val="4CA46977"/>
     <w:multiLevelType w:val="multilevel"/>
     <w:tmpl w:val="73201368"/>
@@ -19227,7 +19771,7 @@
       </w:rPr>
     </w:lvl>
   </w:abstractNum>
-  <w:abstractNum w:abstractNumId="22" w15:restartNumberingAfterBreak="0">
+  <w:abstractNum w:abstractNumId="23" w15:restartNumberingAfterBreak="0">
     <w:nsid w:val="4F1929AE"/>
     <w:multiLevelType w:val="hybridMultilevel"/>
     <w:tmpl w:val="86F252C6"/>
@@ -19340,7 +19884,7 @@
       </w:rPr>
     </w:lvl>
   </w:abstractNum>
-  <w:abstractNum w:abstractNumId="23" w15:restartNumberingAfterBreak="0">
+  <w:abstractNum w:abstractNumId="24" w15:restartNumberingAfterBreak="0">
     <w:nsid w:val="586726D9"/>
     <w:multiLevelType w:val="multilevel"/>
     <w:tmpl w:val="FC7CEB62"/>
@@ -19489,7 +20033,7 @@
       </w:rPr>
     </w:lvl>
   </w:abstractNum>
-  <w:abstractNum w:abstractNumId="24" w15:restartNumberingAfterBreak="0">
+  <w:abstractNum w:abstractNumId="25" w15:restartNumberingAfterBreak="0">
     <w:nsid w:val="59E742F2"/>
     <w:multiLevelType w:val="hybridMultilevel"/>
     <w:tmpl w:val="0C660B6E"/>
@@ -19602,7 +20146,7 @@
       </w:rPr>
     </w:lvl>
   </w:abstractNum>
-  <w:abstractNum w:abstractNumId="25" w15:restartNumberingAfterBreak="0">
+  <w:abstractNum w:abstractNumId="26" w15:restartNumberingAfterBreak="0">
     <w:nsid w:val="60B54EC1"/>
     <w:multiLevelType w:val="hybridMultilevel"/>
     <w:tmpl w:val="FDD0CDB0"/>
@@ -19715,7 +20259,7 @@
       </w:rPr>
     </w:lvl>
   </w:abstractNum>
-  <w:abstractNum w:abstractNumId="26" w15:restartNumberingAfterBreak="0">
+  <w:abstractNum w:abstractNumId="27" w15:restartNumberingAfterBreak="0">
     <w:nsid w:val="67E51A2B"/>
     <w:multiLevelType w:val="hybridMultilevel"/>
     <w:tmpl w:val="423687D6"/>
@@ -19828,7 +20372,7 @@
       </w:rPr>
     </w:lvl>
   </w:abstractNum>
-  <w:abstractNum w:abstractNumId="27" w15:restartNumberingAfterBreak="0">
+  <w:abstractNum w:abstractNumId="28" w15:restartNumberingAfterBreak="0">
     <w:nsid w:val="69C60CF7"/>
     <w:multiLevelType w:val="multilevel"/>
     <w:tmpl w:val="3B9E7B6C"/>
@@ -19944,7 +20488,7 @@
       </w:pPr>
     </w:lvl>
   </w:abstractNum>
-  <w:abstractNum w:abstractNumId="28" w15:restartNumberingAfterBreak="0">
+  <w:abstractNum w:abstractNumId="29" w15:restartNumberingAfterBreak="0">
     <w:nsid w:val="69CA475F"/>
     <w:multiLevelType w:val="multilevel"/>
     <w:tmpl w:val="74626980"/>
@@ -20093,7 +20637,7 @@
       </w:rPr>
     </w:lvl>
   </w:abstractNum>
-  <w:abstractNum w:abstractNumId="29" w15:restartNumberingAfterBreak="0">
+  <w:abstractNum w:abstractNumId="30" w15:restartNumberingAfterBreak="0">
     <w:nsid w:val="6CE7343A"/>
     <w:multiLevelType w:val="multilevel"/>
     <w:tmpl w:val="936E57E0"/>
@@ -20242,7 +20786,7 @@
       </w:rPr>
     </w:lvl>
   </w:abstractNum>
-  <w:abstractNum w:abstractNumId="30" w15:restartNumberingAfterBreak="0">
+  <w:abstractNum w:abstractNumId="31" w15:restartNumberingAfterBreak="0">
     <w:nsid w:val="6E6855F2"/>
     <w:multiLevelType w:val="hybridMultilevel"/>
     <w:tmpl w:val="E6BAF5D6"/>
@@ -20355,7 +20899,7 @@
       </w:rPr>
     </w:lvl>
   </w:abstractNum>
-  <w:abstractNum w:abstractNumId="31" w15:restartNumberingAfterBreak="0">
+  <w:abstractNum w:abstractNumId="32" w15:restartNumberingAfterBreak="0">
     <w:nsid w:val="708C7CF6"/>
     <w:multiLevelType w:val="hybridMultilevel"/>
     <w:tmpl w:val="5ED0EF66"/>
@@ -20468,7 +21012,7 @@
       </w:rPr>
     </w:lvl>
   </w:abstractNum>
-  <w:abstractNum w:abstractNumId="32" w15:restartNumberingAfterBreak="0">
+  <w:abstractNum w:abstractNumId="33" w15:restartNumberingAfterBreak="0">
     <w:nsid w:val="746A5362"/>
     <w:multiLevelType w:val="hybridMultilevel"/>
     <w:tmpl w:val="3A70471C"/>
@@ -20581,7 +21125,7 @@
       </w:rPr>
     </w:lvl>
   </w:abstractNum>
-  <w:abstractNum w:abstractNumId="33" w15:restartNumberingAfterBreak="0">
+  <w:abstractNum w:abstractNumId="34" w15:restartNumberingAfterBreak="0">
     <w:nsid w:val="749F48FC"/>
     <w:multiLevelType w:val="hybridMultilevel"/>
     <w:tmpl w:val="5B5C6E8C"/>
@@ -20694,7 +21238,7 @@
       </w:rPr>
     </w:lvl>
   </w:abstractNum>
-  <w:abstractNum w:abstractNumId="34" w15:restartNumberingAfterBreak="0">
+  <w:abstractNum w:abstractNumId="35" w15:restartNumberingAfterBreak="0">
     <w:nsid w:val="74BF1B6A"/>
     <w:multiLevelType w:val="multilevel"/>
     <w:tmpl w:val="FC7CEB62"/>
@@ -20843,7 +21387,7 @@
       </w:rPr>
     </w:lvl>
   </w:abstractNum>
-  <w:abstractNum w:abstractNumId="35" w15:restartNumberingAfterBreak="0">
+  <w:abstractNum w:abstractNumId="36" w15:restartNumberingAfterBreak="0">
     <w:nsid w:val="794772A1"/>
     <w:multiLevelType w:val="multilevel"/>
     <w:tmpl w:val="3B9E7B6C"/>
@@ -20959,7 +21503,7 @@
       </w:pPr>
     </w:lvl>
   </w:abstractNum>
-  <w:abstractNum w:abstractNumId="36" w15:restartNumberingAfterBreak="0">
+  <w:abstractNum w:abstractNumId="37" w15:restartNumberingAfterBreak="0">
     <w:nsid w:val="7B751108"/>
     <w:multiLevelType w:val="multilevel"/>
     <w:tmpl w:val="4128FFC4"/>
@@ -21108,7 +21652,7 @@
       </w:rPr>
     </w:lvl>
   </w:abstractNum>
-  <w:abstractNum w:abstractNumId="37" w15:restartNumberingAfterBreak="0">
+  <w:abstractNum w:abstractNumId="38" w15:restartNumberingAfterBreak="0">
     <w:nsid w:val="7DAA42B7"/>
     <w:multiLevelType w:val="multilevel"/>
     <w:tmpl w:val="3B9E7B6C"/>
@@ -21225,85 +21769,85 @@
     </w:lvl>
   </w:abstractNum>
   <w:num w:numId="1">
-    <w:abstractNumId w:val="30"/>
+    <w:abstractNumId w:val="31"/>
   </w:num>
   <w:num w:numId="2">
-    <w:abstractNumId w:val="12"/>
+    <w:abstractNumId w:val="13"/>
   </w:num>
   <w:num w:numId="3">
-    <w:abstractNumId w:val="28"/>
+    <w:abstractNumId w:val="29"/>
   </w:num>
   <w:num w:numId="4">
+    <w:abstractNumId w:val="17"/>
+  </w:num>
+  <w:num w:numId="5">
+    <w:abstractNumId w:val="20"/>
+  </w:num>
+  <w:num w:numId="6">
     <w:abstractNumId w:val="16"/>
   </w:num>
-  <w:num w:numId="5">
+  <w:num w:numId="7">
+    <w:abstractNumId w:val="15"/>
+  </w:num>
+  <w:num w:numId="8">
+    <w:abstractNumId w:val="37"/>
+  </w:num>
+  <w:num w:numId="9">
+    <w:abstractNumId w:val="22"/>
+  </w:num>
+  <w:num w:numId="10">
+    <w:abstractNumId w:val="33"/>
+  </w:num>
+  <w:num w:numId="11">
+    <w:abstractNumId w:val="34"/>
+  </w:num>
+  <w:num w:numId="12">
+    <w:abstractNumId w:val="27"/>
+  </w:num>
+  <w:num w:numId="13">
+    <w:abstractNumId w:val="32"/>
+  </w:num>
+  <w:num w:numId="14">
+    <w:abstractNumId w:val="21"/>
+  </w:num>
+  <w:num w:numId="15">
+    <w:abstractNumId w:val="36"/>
+  </w:num>
+  <w:num w:numId="16">
+    <w:abstractNumId w:val="38"/>
+  </w:num>
+  <w:num w:numId="17">
     <w:abstractNumId w:val="19"/>
   </w:num>
-  <w:num w:numId="6">
-    <w:abstractNumId w:val="15"/>
-  </w:num>
-  <w:num w:numId="7">
-    <w:abstractNumId w:val="14"/>
-  </w:num>
-  <w:num w:numId="8">
-    <w:abstractNumId w:val="36"/>
-  </w:num>
-  <w:num w:numId="9">
-    <w:abstractNumId w:val="21"/>
-  </w:num>
-  <w:num w:numId="10">
-    <w:abstractNumId w:val="32"/>
-  </w:num>
-  <w:num w:numId="11">
-    <w:abstractNumId w:val="33"/>
-  </w:num>
-  <w:num w:numId="12">
-    <w:abstractNumId w:val="26"/>
-  </w:num>
-  <w:num w:numId="13">
-    <w:abstractNumId w:val="31"/>
-  </w:num>
-  <w:num w:numId="14">
-    <w:abstractNumId w:val="20"/>
-  </w:num>
-  <w:num w:numId="15">
-    <w:abstractNumId w:val="35"/>
-  </w:num>
-  <w:num w:numId="16">
-    <w:abstractNumId w:val="37"/>
-  </w:num>
-  <w:num w:numId="17">
-    <w:abstractNumId w:val="18"/>
-  </w:num>
   <w:num w:numId="18">
-    <w:abstractNumId w:val="8"/>
+    <w:abstractNumId w:val="9"/>
   </w:num>
   <w:num w:numId="19">
     <w:abstractNumId w:val="0"/>
   </w:num>
   <w:num w:numId="20">
-    <w:abstractNumId w:val="9"/>
+    <w:abstractNumId w:val="10"/>
   </w:num>
   <w:num w:numId="21">
-    <w:abstractNumId w:val="27"/>
+    <w:abstractNumId w:val="28"/>
   </w:num>
   <w:num w:numId="22">
-    <w:abstractNumId w:val="13"/>
+    <w:abstractNumId w:val="14"/>
   </w:num>
   <w:num w:numId="23">
-    <w:abstractNumId w:val="4"/>
+    <w:abstractNumId w:val="5"/>
   </w:num>
   <w:num w:numId="24">
-    <w:abstractNumId w:val="11"/>
+    <w:abstractNumId w:val="12"/>
   </w:num>
   <w:num w:numId="25">
-    <w:abstractNumId w:val="10"/>
+    <w:abstractNumId w:val="11"/>
   </w:num>
   <w:num w:numId="26">
     <w:abstractNumId w:val="3"/>
   </w:num>
   <w:num w:numId="27">
-    <w:abstractNumId w:val="6"/>
+    <w:abstractNumId w:val="7"/>
   </w:num>
   <w:num w:numId="28">
     <w:abstractNumId w:val="2"/>
@@ -21312,38 +21856,41 @@
     <w:abstractNumId w:val="1"/>
   </w:num>
   <w:num w:numId="30">
+    <w:abstractNumId w:val="24"/>
+  </w:num>
+  <w:num w:numId="31">
+    <w:abstractNumId w:val="6"/>
+  </w:num>
+  <w:num w:numId="32">
+    <w:abstractNumId w:val="35"/>
+  </w:num>
+  <w:num w:numId="33">
+    <w:abstractNumId w:val="18"/>
+  </w:num>
+  <w:num w:numId="34">
     <w:abstractNumId w:val="23"/>
   </w:num>
-  <w:num w:numId="31">
-    <w:abstractNumId w:val="5"/>
-  </w:num>
-  <w:num w:numId="32">
-    <w:abstractNumId w:val="34"/>
-  </w:num>
-  <w:num w:numId="33">
-    <w:abstractNumId w:val="17"/>
-  </w:num>
-  <w:num w:numId="34">
-    <w:abstractNumId w:val="22"/>
-  </w:num>
   <w:num w:numId="35">
-    <w:abstractNumId w:val="7"/>
+    <w:abstractNumId w:val="8"/>
   </w:num>
   <w:num w:numId="36">
+    <w:abstractNumId w:val="26"/>
+  </w:num>
+  <w:num w:numId="37">
+    <w:abstractNumId w:val="30"/>
+  </w:num>
+  <w:num w:numId="38">
     <w:abstractNumId w:val="25"/>
   </w:num>
-  <w:num w:numId="37">
-    <w:abstractNumId w:val="29"/>
-  </w:num>
-  <w:num w:numId="38">
-    <w:abstractNumId w:val="24"/>
+  <w:num w:numId="39">
+    <w:abstractNumId w:val="4"/>
   </w:num>
   <w:numIdMacAtCleanup w:val="1"/>
 </w:numbering>
 </file>
 
 <file path=word/styles.xml><?xml version="1.0" encoding="utf-8"?>
-<w:styles xmlns:mc="http://schemas.openxmlformats.org/markup-compatibility/2006" xmlns:r="http://schemas.openxmlformats.org/officeDocument/2006/relationships" xmlns:w="http://schemas.openxmlformats.org/wordprocessingml/2006/main" xmlns:w14="http://schemas.microsoft.com/office/word/2010/wordml" xmlns:w15="http://schemas.microsoft.com/office/word/2012/wordml" xmlns:w16cid="http://schemas.microsoft.com/office/word/2016/wordml/cid" xmlns:w16se="http://schemas.microsoft.com/office/word/2015/wordml/symex" mc:Ignorable="w14 w15 w16se w16cid">
+<w:styles xmlns:mc="http://schemas.openxmlformats.org/markup-compatibility/2006" xmlns:r="http://schemas.openxmlformats.org/officeDocument/2006/relationships" xmlns:w="http://schemas.openxmlformats.org/wordprocessingml/2006/main" xmlns:w14="http://schemas.microsoft.com/office/word/2010/wordml" xmlns:w15="http://schemas.microsoft.com/office/word/2012/wordml" xmlns:w16cex="http://schemas.microsoft.com/office/word/2018/wordml/cex" xmlns:w16cid="http://schemas.microsoft.com/office/word/2016/wordml/cid" xmlns:w16="http://schemas.microsoft.com/office/word/2018/wordml" xmlns:w16sdtdh="http://schemas.microsoft.com/office/word/2020/wordml/sdtdatahash" xmlns:w16se="http://schemas.microsoft.com/office/word/2015/wordml/symex" mc:Ignorable="w14 w15 w16se w16cid w16 w16cex w16sdtdh">
   <w:docDefaults>
     <w:rPrDefault>
       <w:rPr>
@@ -21359,7 +21906,7 @@
       </w:pPr>
     </w:pPrDefault>
   </w:docDefaults>
-  <w:latentStyles w:defLockedState="0" w:defUIPriority="99" w:defSemiHidden="0" w:defUnhideWhenUsed="0" w:defQFormat="0" w:count="375">
+  <w:latentStyles w:defLockedState="0" w:defUIPriority="99" w:defSemiHidden="0" w:defUnhideWhenUsed="0" w:defQFormat="0" w:count="376">
     <w:lsdException w:name="Normal" w:uiPriority="0" w:qFormat="1"/>
     <w:lsdException w:name="heading 1" w:uiPriority="9" w:qFormat="1"/>
     <w:lsdException w:name="heading 2" w:semiHidden="1" w:uiPriority="9" w:unhideWhenUsed="1" w:qFormat="1"/>
@@ -21465,7 +22012,6 @@
     <w:lsdException w:name="HTML Sample" w:semiHidden="1" w:unhideWhenUsed="1"/>
     <w:lsdException w:name="HTML Typewriter" w:semiHidden="1" w:unhideWhenUsed="1"/>
     <w:lsdException w:name="HTML Variable" w:semiHidden="1" w:unhideWhenUsed="1"/>
-    <w:lsdException w:name="Normal Table" w:semiHidden="1" w:unhideWhenUsed="1"/>
     <w:lsdException w:name="annotation subject" w:semiHidden="1" w:unhideWhenUsed="1"/>
     <w:lsdException w:name="No List" w:semiHidden="1" w:unhideWhenUsed="1"/>
     <w:lsdException w:name="Outline List 1" w:semiHidden="1" w:unhideWhenUsed="1"/>
@@ -21512,10 +22058,8 @@
     <w:lsdException w:name="Table Subtle 2" w:semiHidden="1" w:unhideWhenUsed="1"/>
     <w:lsdException w:name="Table Web 1" w:semiHidden="1" w:unhideWhenUsed="1"/>
     <w:lsdException w:name="Table Web 2" w:semiHidden="1" w:unhideWhenUsed="1"/>
-    <w:lsdException w:name="Table Web 3" w:semiHidden="1" w:unhideWhenUsed="1"/>
     <w:lsdException w:name="Balloon Text" w:semiHidden="1" w:unhideWhenUsed="1"/>
     <w:lsdException w:name="Table Grid" w:uiPriority="39"/>
-    <w:lsdException w:name="Table Theme" w:semiHidden="1" w:unhideWhenUsed="1"/>
     <w:lsdException w:name="Placeholder Text" w:semiHidden="1"/>
     <w:lsdException w:name="No Spacing" w:uiPriority="1" w:qFormat="1"/>
     <w:lsdException w:name="Light Shading" w:uiPriority="60"/>
@@ -21719,6 +22263,7 @@
     <w:lsdException w:name="Smart Hyperlink" w:semiHidden="1" w:unhideWhenUsed="1"/>
     <w:lsdException w:name="Hashtag" w:semiHidden="1" w:unhideWhenUsed="1"/>
     <w:lsdException w:name="Unresolved Mention" w:semiHidden="1" w:unhideWhenUsed="1"/>
+    <w:lsdException w:name="Smart Link" w:semiHidden="1" w:unhideWhenUsed="1"/>
   </w:latentStyles>
   <w:style w:type="paragraph" w:default="1" w:styleId="a">
     <w:name w:val="Normal"/>

--- a/Пояснительная_записка_Ошаров_Юрий.docx
+++ b/Пояснительная_записка_Ошаров_Юрий.docx
@@ -1,6 +1,6 @@
 
 <file path=word/document.xml><?xml version="1.0" encoding="utf-8"?>
-<w:document xmlns:wpc="http://schemas.microsoft.com/office/word/2010/wordprocessingCanvas" xmlns:cx="http://schemas.microsoft.com/office/drawing/2014/chartex" xmlns:cx1="http://schemas.microsoft.com/office/drawing/2015/9/8/chartex" xmlns:cx2="http://schemas.microsoft.com/office/drawing/2015/10/21/chartex" xmlns:cx3="http://schemas.microsoft.com/office/drawing/2016/5/9/chartex" xmlns:cx4="http://schemas.microsoft.com/office/drawing/2016/5/10/chartex" xmlns:cx5="http://schemas.microsoft.com/office/drawing/2016/5/11/chartex" xmlns:cx6="http://schemas.microsoft.com/office/drawing/2016/5/12/chartex" xmlns:cx7="http://schemas.microsoft.com/office/drawing/2016/5/13/chartex" xmlns:cx8="http://schemas.microsoft.com/office/drawing/2016/5/14/chartex" xmlns:mc="http://schemas.openxmlformats.org/markup-compatibility/2006" xmlns:aink="http://schemas.microsoft.com/office/drawing/2016/ink" xmlns:am3d="http://schemas.microsoft.com/office/drawing/2017/model3d" xmlns:o="urn:schemas-microsoft-com:office:office" xmlns:r="http://schemas.openxmlformats.org/officeDocument/2006/relationships" xmlns:m="http://schemas.openxmlformats.org/officeDocument/2006/math" xmlns:v="urn:schemas-microsoft-com:vml" xmlns:wp14="http://schemas.microsoft.com/office/word/2010/wordprocessingDrawing" xmlns:wp="http://schemas.openxmlformats.org/drawingml/2006/wordprocessingDrawing" xmlns:w10="urn:schemas-microsoft-com:office:word" xmlns:w="http://schemas.openxmlformats.org/wordprocessingml/2006/main" xmlns:w14="http://schemas.microsoft.com/office/word/2010/wordml" xmlns:w15="http://schemas.microsoft.com/office/word/2012/wordml" xmlns:w16cex="http://schemas.microsoft.com/office/word/2018/wordml/cex" xmlns:w16cid="http://schemas.microsoft.com/office/word/2016/wordml/cid" xmlns:w16="http://schemas.microsoft.com/office/word/2018/wordml" xmlns:w16sdtdh="http://schemas.microsoft.com/office/word/2020/wordml/sdtdatahash" xmlns:w16se="http://schemas.microsoft.com/office/word/2015/wordml/symex" xmlns:wpg="http://schemas.microsoft.com/office/word/2010/wordprocessingGroup" xmlns:wpi="http://schemas.microsoft.com/office/word/2010/wordprocessingInk" xmlns:wne="http://schemas.microsoft.com/office/word/2006/wordml" xmlns:wps="http://schemas.microsoft.com/office/word/2010/wordprocessingShape" mc:Ignorable="w14 w15 w16se w16cid w16 w16cex w16sdtdh wp14">
+<w:document xmlns:wpc="http://schemas.microsoft.com/office/word/2010/wordprocessingCanvas" xmlns:cx="http://schemas.microsoft.com/office/drawing/2014/chartex" xmlns:cx1="http://schemas.microsoft.com/office/drawing/2015/9/8/chartex" xmlns:cx2="http://schemas.microsoft.com/office/drawing/2015/10/21/chartex" xmlns:cx3="http://schemas.microsoft.com/office/drawing/2016/5/9/chartex" xmlns:cx4="http://schemas.microsoft.com/office/drawing/2016/5/10/chartex" xmlns:cx5="http://schemas.microsoft.com/office/drawing/2016/5/11/chartex" xmlns:cx6="http://schemas.microsoft.com/office/drawing/2016/5/12/chartex" xmlns:cx7="http://schemas.microsoft.com/office/drawing/2016/5/13/chartex" xmlns:cx8="http://schemas.microsoft.com/office/drawing/2016/5/14/chartex" xmlns:mc="http://schemas.openxmlformats.org/markup-compatibility/2006" xmlns:aink="http://schemas.microsoft.com/office/drawing/2016/ink" xmlns:am3d="http://schemas.microsoft.com/office/drawing/2017/model3d" xmlns:o="urn:schemas-microsoft-com:office:office" xmlns:r="http://schemas.openxmlformats.org/officeDocument/2006/relationships" xmlns:m="http://schemas.openxmlformats.org/officeDocument/2006/math" xmlns:v="urn:schemas-microsoft-com:vml" xmlns:wp14="http://schemas.microsoft.com/office/word/2010/wordprocessingDrawing" xmlns:wp="http://schemas.openxmlformats.org/drawingml/2006/wordprocessingDrawing" xmlns:w10="urn:schemas-microsoft-com:office:word" xmlns:w="http://schemas.openxmlformats.org/wordprocessingml/2006/main" xmlns:w14="http://schemas.microsoft.com/office/word/2010/wordml" xmlns:w15="http://schemas.microsoft.com/office/word/2012/wordml" xmlns:w16cid="http://schemas.microsoft.com/office/word/2016/wordml/cid" xmlns:w16se="http://schemas.microsoft.com/office/word/2015/wordml/symex" xmlns:wpg="http://schemas.microsoft.com/office/word/2010/wordprocessingGroup" xmlns:wpi="http://schemas.microsoft.com/office/word/2010/wordprocessingInk" xmlns:wne="http://schemas.microsoft.com/office/word/2006/wordml" xmlns:wps="http://schemas.microsoft.com/office/word/2010/wordprocessingShape" mc:Ignorable="w14 w15 w16se w16cid wp14">
   <w:body>
     <w:p>
       <w:pPr>
@@ -3585,6 +3585,13 @@
           <w:sz w:val="28"/>
           <w:szCs w:val="28"/>
         </w:rPr>
+        <w:t xml:space="preserve">  </w:t>
+      </w:r>
+      <w:r>
+        <w:rPr>
+          <w:sz w:val="28"/>
+          <w:szCs w:val="28"/>
+        </w:rPr>
         <w:t xml:space="preserve">В современных условиях персональный компьютер остаётся одним из основных инструментов для учёбы, работы, программирования, обработки графики, игр и выполнения повседневных цифровых задач. При этом выбор готового компьютера или отдельных комплектующих часто вызывает затруднения у пользователя, так как рынок компьютерной техники включает большое количество моделей процессоров, видеокарт, материнских плат, оперативной памяти, накопителей, блоков питания и корпусов. Каждый компонент имеет собственные технические характеристики, а его выбор зависит не только от цены, но и от совместимости с другими элементами системы. </w:t>
       </w:r>
     </w:p>
@@ -4773,8 +4780,23 @@
           <w:sz w:val="28"/>
           <w:szCs w:val="28"/>
         </w:rPr>
-        <w:tab/>
-        <w:t>База данных MySQL является отдельным слоем системы. Клиент не имеет прямого доступа к базе. Все SQL-запросы выполняются только сервером. Такой подход защищает данные и позволяет контролировать, какие операции разрешены пользователю. Например, обычный пользователь может просматривать комплектующие и сохранять свои сборки, но не должен иметь возможность изменять данные всех товаров. Администратор, наоборот, может управлять содержимым каталога.</w:t>
+        <w:t xml:space="preserve">База данных </w:t>
+      </w:r>
+      <w:proofErr w:type="spellStart"/>
+      <w:r>
+        <w:rPr>
+          <w:sz w:val="28"/>
+          <w:szCs w:val="28"/>
+        </w:rPr>
+        <w:t>MySQL</w:t>
+      </w:r>
+      <w:proofErr w:type="spellEnd"/>
+      <w:r>
+        <w:rPr>
+          <w:sz w:val="28"/>
+          <w:szCs w:val="28"/>
+        </w:rPr>
+        <w:t xml:space="preserve"> является отдельным слоем системы. Клиент не имеет прямого доступа к базе. Все SQL-запросы выполняются только сервером. Такой подход защищает данные и позволяет контролировать, какие операции разрешены пользователю. Например, обычный пользователь может просматривать комплектующие и сохранять свои сборки, но не должен иметь возможность изменять данные всех товаров. Администратор, наоборот, может управлять содержимым каталога.</w:t>
       </w:r>
     </w:p>
     <w:p>
@@ -8490,6 +8512,8 @@
     <w:p>
       <w:pPr>
         <w:spacing w:after="0" w:line="360" w:lineRule="auto"/>
+        <w:ind w:firstLine="708"/>
+        <w:jc w:val="both"/>
         <w:rPr>
           <w:rFonts w:ascii="Times New Roman" w:eastAsia="Times New Roman" w:hAnsi="Times New Roman" w:cs="Times New Roman"/>
           <w:sz w:val="28"/>
@@ -9073,18 +9097,15 @@
         </w:rPr>
         <w:t>Конфигуратор является ключевым модулем системы.</w:t>
       </w:r>
-    </w:p>
-    <w:p>
-      <w:pPr>
-        <w:spacing w:after="0" w:line="360" w:lineRule="auto"/>
-        <w:jc w:val="both"/>
+      <w:r>
         <w:rPr>
           <w:rFonts w:ascii="Times New Roman" w:eastAsia="Times New Roman" w:hAnsi="Times New Roman" w:cs="Times New Roman"/>
           <w:sz w:val="28"/>
           <w:szCs w:val="28"/>
           <w:lang w:eastAsia="ru-RU"/>
         </w:rPr>
-      </w:pPr>
+        <w:t xml:space="preserve"> </w:t>
+      </w:r>
       <w:r>
         <w:rPr>
           <w:rFonts w:ascii="Times New Roman" w:eastAsia="Times New Roman" w:hAnsi="Times New Roman" w:cs="Times New Roman"/>
@@ -9296,7 +9317,6 @@
           <w:szCs w:val="28"/>
           <w:lang w:eastAsia="ru-RU"/>
         </w:rPr>
-        <w:lastRenderedPageBreak/>
         <w:t xml:space="preserve">В приложении Д предотавлен </w:t>
       </w:r>
       <w:r>
@@ -9364,6 +9384,7 @@
           <w:szCs w:val="28"/>
           <w:lang w:eastAsia="ru-RU"/>
         </w:rPr>
+        <w:lastRenderedPageBreak/>
         <w:t>После выбора компонентов система:</w:t>
       </w:r>
     </w:p>
@@ -10569,6 +10590,7 @@
       <w:pPr>
         <w:spacing w:after="0" w:line="360" w:lineRule="auto"/>
         <w:ind w:firstLine="709"/>
+        <w:jc w:val="both"/>
         <w:rPr>
           <w:rFonts w:ascii="Times New Roman" w:eastAsia="Times New Roman" w:hAnsi="Times New Roman" w:cs="Times New Roman"/>
           <w:sz w:val="28"/>
@@ -10590,6 +10612,7 @@
       <w:pPr>
         <w:spacing w:after="0" w:line="360" w:lineRule="auto"/>
         <w:ind w:firstLine="709"/>
+        <w:jc w:val="both"/>
         <w:rPr>
           <w:rFonts w:ascii="Times New Roman" w:eastAsia="Times New Roman" w:hAnsi="Times New Roman" w:cs="Times New Roman"/>
           <w:sz w:val="28"/>
@@ -10611,6 +10634,7 @@
       <w:pPr>
         <w:spacing w:after="0" w:line="360" w:lineRule="auto"/>
         <w:ind w:firstLine="709"/>
+        <w:jc w:val="both"/>
         <w:rPr>
           <w:rFonts w:ascii="Times New Roman" w:eastAsia="Times New Roman" w:hAnsi="Times New Roman" w:cs="Times New Roman"/>
           <w:sz w:val="28"/>
@@ -10632,6 +10656,7 @@
       <w:pPr>
         <w:spacing w:after="0" w:line="360" w:lineRule="auto"/>
         <w:ind w:firstLine="709"/>
+        <w:jc w:val="both"/>
         <w:rPr>
           <w:rFonts w:ascii="Times New Roman" w:eastAsia="Times New Roman" w:hAnsi="Times New Roman" w:cs="Times New Roman"/>
           <w:sz w:val="28"/>
@@ -10653,6 +10678,7 @@
       <w:pPr>
         <w:spacing w:after="0" w:line="360" w:lineRule="auto"/>
         <w:ind w:firstLine="709"/>
+        <w:jc w:val="both"/>
         <w:rPr>
           <w:rFonts w:ascii="Times New Roman" w:eastAsia="Times New Roman" w:hAnsi="Times New Roman" w:cs="Times New Roman"/>
           <w:sz w:val="28"/>
@@ -10675,6 +10701,7 @@
       <w:pPr>
         <w:spacing w:after="0" w:line="360" w:lineRule="auto"/>
         <w:ind w:firstLine="709"/>
+        <w:jc w:val="both"/>
         <w:rPr>
           <w:rFonts w:ascii="Times New Roman" w:eastAsia="Times New Roman" w:hAnsi="Times New Roman" w:cs="Times New Roman"/>
           <w:sz w:val="28"/>
@@ -10744,6 +10771,7 @@
         </w:numPr>
         <w:spacing w:line="336" w:lineRule="auto"/>
         <w:ind w:left="714" w:hanging="357"/>
+        <w:jc w:val="both"/>
         <w:rPr>
           <w:rFonts w:ascii="Times New Roman" w:eastAsia="Times New Roman" w:hAnsi="Times New Roman" w:cs="Times New Roman"/>
           <w:sz w:val="28"/>
@@ -10781,6 +10809,7 @@
         </w:numPr>
         <w:spacing w:line="336" w:lineRule="auto"/>
         <w:ind w:left="714" w:hanging="357"/>
+        <w:jc w:val="both"/>
         <w:rPr>
           <w:rFonts w:ascii="Times New Roman" w:eastAsia="Times New Roman" w:hAnsi="Times New Roman" w:cs="Times New Roman"/>
           <w:sz w:val="28"/>
@@ -10827,6 +10856,7 @@
         </w:numPr>
         <w:spacing w:line="336" w:lineRule="auto"/>
         <w:ind w:left="714" w:hanging="357"/>
+        <w:jc w:val="both"/>
         <w:rPr>
           <w:rFonts w:ascii="Times New Roman" w:eastAsia="Times New Roman" w:hAnsi="Times New Roman" w:cs="Times New Roman"/>
           <w:sz w:val="28"/>
@@ -10853,6 +10883,7 @@
         </w:numPr>
         <w:spacing w:line="336" w:lineRule="auto"/>
         <w:ind w:left="714" w:hanging="357"/>
+        <w:jc w:val="both"/>
         <w:rPr>
           <w:rFonts w:ascii="Times New Roman" w:eastAsia="Times New Roman" w:hAnsi="Times New Roman" w:cs="Times New Roman"/>
           <w:sz w:val="28"/>
@@ -10910,6 +10941,7 @@
         </w:numPr>
         <w:spacing w:line="336" w:lineRule="auto"/>
         <w:ind w:left="714" w:hanging="357"/>
+        <w:jc w:val="both"/>
         <w:rPr>
           <w:rFonts w:ascii="Times New Roman" w:eastAsia="Times New Roman" w:hAnsi="Times New Roman" w:cs="Times New Roman"/>
           <w:sz w:val="28"/>
@@ -10956,6 +10988,7 @@
         </w:numPr>
         <w:spacing w:line="336" w:lineRule="auto"/>
         <w:ind w:left="714" w:hanging="357"/>
+        <w:jc w:val="both"/>
         <w:rPr>
           <w:rFonts w:ascii="Times New Roman" w:eastAsia="Times New Roman" w:hAnsi="Times New Roman" w:cs="Times New Roman"/>
           <w:sz w:val="28"/>
@@ -11002,6 +11035,7 @@
         </w:numPr>
         <w:spacing w:line="336" w:lineRule="auto"/>
         <w:ind w:left="714" w:hanging="357"/>
+        <w:jc w:val="both"/>
         <w:rPr>
           <w:rFonts w:ascii="Times New Roman" w:eastAsia="Times New Roman" w:hAnsi="Times New Roman" w:cs="Times New Roman"/>
           <w:sz w:val="28"/>
@@ -11028,6 +11062,7 @@
         </w:numPr>
         <w:spacing w:line="336" w:lineRule="auto"/>
         <w:ind w:left="714" w:hanging="357"/>
+        <w:jc w:val="both"/>
         <w:rPr>
           <w:rFonts w:ascii="Times New Roman" w:eastAsia="Times New Roman" w:hAnsi="Times New Roman" w:cs="Times New Roman"/>
           <w:sz w:val="28"/>
@@ -11054,6 +11089,7 @@
         </w:numPr>
         <w:spacing w:line="336" w:lineRule="auto"/>
         <w:ind w:left="714" w:hanging="357"/>
+        <w:jc w:val="both"/>
         <w:rPr>
           <w:rFonts w:ascii="Times New Roman" w:eastAsia="Times New Roman" w:hAnsi="Times New Roman" w:cs="Times New Roman"/>
           <w:sz w:val="28"/>
@@ -11100,6 +11136,7 @@
         </w:numPr>
         <w:spacing w:line="336" w:lineRule="auto"/>
         <w:ind w:left="714" w:hanging="357"/>
+        <w:jc w:val="both"/>
         <w:rPr>
           <w:rFonts w:ascii="Times New Roman" w:eastAsia="Times New Roman" w:hAnsi="Times New Roman" w:cs="Times New Roman"/>
           <w:sz w:val="28"/>
@@ -11146,6 +11183,7 @@
         </w:numPr>
         <w:spacing w:line="336" w:lineRule="auto"/>
         <w:ind w:left="714" w:hanging="357"/>
+        <w:jc w:val="both"/>
         <w:rPr>
           <w:rFonts w:ascii="Times New Roman" w:eastAsia="Times New Roman" w:hAnsi="Times New Roman" w:cs="Times New Roman"/>
           <w:sz w:val="28"/>
@@ -11172,6 +11210,7 @@
         </w:numPr>
         <w:spacing w:line="336" w:lineRule="auto"/>
         <w:ind w:left="714" w:hanging="357"/>
+        <w:jc w:val="both"/>
         <w:rPr>
           <w:rFonts w:ascii="Times New Roman" w:eastAsia="Times New Roman" w:hAnsi="Times New Roman" w:cs="Times New Roman"/>
           <w:sz w:val="28"/>
@@ -11238,6 +11277,7 @@
         </w:numPr>
         <w:spacing w:line="336" w:lineRule="auto"/>
         <w:ind w:left="714" w:hanging="357"/>
+        <w:jc w:val="both"/>
         <w:rPr>
           <w:rFonts w:ascii="Times New Roman" w:eastAsia="Times New Roman" w:hAnsi="Times New Roman" w:cs="Times New Roman"/>
           <w:sz w:val="28"/>
@@ -11275,6 +11315,7 @@
         </w:numPr>
         <w:spacing w:line="336" w:lineRule="auto"/>
         <w:ind w:left="714" w:hanging="357"/>
+        <w:jc w:val="both"/>
         <w:rPr>
           <w:rFonts w:ascii="Times New Roman" w:eastAsia="Times New Roman" w:hAnsi="Times New Roman" w:cs="Times New Roman"/>
           <w:sz w:val="28"/>
@@ -11312,6 +11353,7 @@
         </w:numPr>
         <w:spacing w:line="336" w:lineRule="auto"/>
         <w:ind w:left="714" w:hanging="357"/>
+        <w:jc w:val="both"/>
         <w:rPr>
           <w:rFonts w:ascii="Times New Roman" w:hAnsi="Times New Roman" w:cs="Times New Roman"/>
           <w:sz w:val="28"/>
@@ -11582,6 +11624,7 @@
           <w:lang w:eastAsia="ru-RU"/>
         </w:rPr>
       </w:pPr>
+      <w:proofErr w:type="spellStart"/>
       <w:r>
         <w:rPr>
           <w:rFonts w:ascii="Times New Roman" w:eastAsia="Times New Roman" w:hAnsi="Times New Roman" w:cs="Times New Roman"/>
@@ -11591,6 +11634,7 @@
         </w:rPr>
         <w:t>Er</w:t>
       </w:r>
+      <w:proofErr w:type="spellEnd"/>
       <w:r>
         <w:rPr>
           <w:rFonts w:ascii="Times New Roman" w:eastAsia="Times New Roman" w:hAnsi="Times New Roman" w:cs="Times New Roman"/>
@@ -11600,7 +11644,6 @@
         </w:rPr>
         <w:t>-</w:t>
       </w:r>
-      <w:proofErr w:type="spellStart"/>
       <w:r>
         <w:rPr>
           <w:rFonts w:ascii="Times New Roman" w:eastAsia="Times New Roman" w:hAnsi="Times New Roman" w:cs="Times New Roman"/>
@@ -11608,9 +11651,8 @@
           <w:szCs w:val="28"/>
           <w:lang w:eastAsia="ru-RU"/>
         </w:rPr>
-        <w:t>диаграма</w:t>
-      </w:r>
-      <w:proofErr w:type="spellEnd"/>
+        <w:t>диаграмма</w:t>
+      </w:r>
       <w:r>
         <w:rPr>
           <w:rFonts w:ascii="Times New Roman" w:eastAsia="Times New Roman" w:hAnsi="Times New Roman" w:cs="Times New Roman"/>
@@ -11786,9 +11828,9 @@
           <w:lang w:eastAsia="ru-RU"/>
         </w:rPr>
         <w:drawing>
-          <wp:inline distT="0" distB="0" distL="0" distR="0" wp14:anchorId="5345389C" wp14:editId="4EBA338D">
-            <wp:extent cx="4894608" cy="7196447"/>
-            <wp:effectExtent l="0" t="0" r="1270" b="5080"/>
+          <wp:inline distT="0" distB="0" distL="0" distR="0" wp14:anchorId="5345389C" wp14:editId="66CE18A0">
+            <wp:extent cx="4537474" cy="8052179"/>
+            <wp:effectExtent l="0" t="0" r="0" b="6350"/>
             <wp:docPr id="111" name="Picture 111"/>
             <wp:cNvGraphicFramePr>
               <a:graphicFrameLocks xmlns:a="http://schemas.openxmlformats.org/drawingml/2006/main" noChangeAspect="1"/>
@@ -11818,7 +11860,7 @@
                   <pic:spPr bwMode="auto">
                     <a:xfrm>
                       <a:off x="0" y="0"/>
-                      <a:ext cx="4911521" cy="7221313"/>
+                      <a:ext cx="4547983" cy="8070828"/>
                     </a:xfrm>
                     <a:prstGeom prst="rect">
                       <a:avLst/>
@@ -11944,6 +11986,8 @@
         </w:rPr>
       </w:pPr>
       <w:bookmarkStart w:id="37" w:name="_Toc228794482"/>
+      <w:bookmarkStart w:id="38" w:name="_GoBack"/>
+      <w:bookmarkEnd w:id="38"/>
       <w:r>
         <w:rPr>
           <w:rFonts w:ascii="Times New Roman" w:hAnsi="Times New Roman" w:cs="Times New Roman"/>
@@ -12050,7 +12094,7 @@
           <w:rFonts w:ascii="Times New Roman" w:hAnsi="Times New Roman" w:cs="Times New Roman"/>
         </w:rPr>
       </w:pPr>
-      <w:bookmarkStart w:id="38" w:name="_Toc228794483"/>
+      <w:bookmarkStart w:id="39" w:name="_Toc228794483"/>
       <w:r>
         <w:rPr>
           <w:rFonts w:ascii="Times New Roman" w:hAnsi="Times New Roman" w:cs="Times New Roman"/>
@@ -12064,7 +12108,7 @@
         </w:rPr>
         <w:t>Ж</w:t>
       </w:r>
-      <w:bookmarkEnd w:id="38"/>
+      <w:bookmarkEnd w:id="39"/>
     </w:p>
     <w:p>
       <w:pPr>
@@ -12164,7 +12208,7 @@
 </file>
 
 <file path=word/endnotes.xml><?xml version="1.0" encoding="utf-8"?>
-<w:endnotes xmlns:wpc="http://schemas.microsoft.com/office/word/2010/wordprocessingCanvas" xmlns:cx="http://schemas.microsoft.com/office/drawing/2014/chartex" xmlns:cx1="http://schemas.microsoft.com/office/drawing/2015/9/8/chartex" xmlns:cx2="http://schemas.microsoft.com/office/drawing/2015/10/21/chartex" xmlns:cx3="http://schemas.microsoft.com/office/drawing/2016/5/9/chartex" xmlns:cx4="http://schemas.microsoft.com/office/drawing/2016/5/10/chartex" xmlns:cx5="http://schemas.microsoft.com/office/drawing/2016/5/11/chartex" xmlns:cx6="http://schemas.microsoft.com/office/drawing/2016/5/12/chartex" xmlns:cx7="http://schemas.microsoft.com/office/drawing/2016/5/13/chartex" xmlns:cx8="http://schemas.microsoft.com/office/drawing/2016/5/14/chartex" xmlns:mc="http://schemas.openxmlformats.org/markup-compatibility/2006" xmlns:aink="http://schemas.microsoft.com/office/drawing/2016/ink" xmlns:am3d="http://schemas.microsoft.com/office/drawing/2017/model3d" xmlns:o="urn:schemas-microsoft-com:office:office" xmlns:r="http://schemas.openxmlformats.org/officeDocument/2006/relationships" xmlns:m="http://schemas.openxmlformats.org/officeDocument/2006/math" xmlns:v="urn:schemas-microsoft-com:vml" xmlns:wp14="http://schemas.microsoft.com/office/word/2010/wordprocessingDrawing" xmlns:wp="http://schemas.openxmlformats.org/drawingml/2006/wordprocessingDrawing" xmlns:w10="urn:schemas-microsoft-com:office:word" xmlns:w="http://schemas.openxmlformats.org/wordprocessingml/2006/main" xmlns:w14="http://schemas.microsoft.com/office/word/2010/wordml" xmlns:w15="http://schemas.microsoft.com/office/word/2012/wordml" xmlns:w16cex="http://schemas.microsoft.com/office/word/2018/wordml/cex" xmlns:w16cid="http://schemas.microsoft.com/office/word/2016/wordml/cid" xmlns:w16="http://schemas.microsoft.com/office/word/2018/wordml" xmlns:w16sdtdh="http://schemas.microsoft.com/office/word/2020/wordml/sdtdatahash" xmlns:w16se="http://schemas.microsoft.com/office/word/2015/wordml/symex" xmlns:wpg="http://schemas.microsoft.com/office/word/2010/wordprocessingGroup" xmlns:wpi="http://schemas.microsoft.com/office/word/2010/wordprocessingInk" xmlns:wne="http://schemas.microsoft.com/office/word/2006/wordml" xmlns:wps="http://schemas.microsoft.com/office/word/2010/wordprocessingShape" mc:Ignorable="w14 w15 w16se w16cid w16 w16cex w16sdtdh wp14">
+<w:endnotes xmlns:wpc="http://schemas.microsoft.com/office/word/2010/wordprocessingCanvas" xmlns:cx="http://schemas.microsoft.com/office/drawing/2014/chartex" xmlns:cx1="http://schemas.microsoft.com/office/drawing/2015/9/8/chartex" xmlns:cx2="http://schemas.microsoft.com/office/drawing/2015/10/21/chartex" xmlns:cx3="http://schemas.microsoft.com/office/drawing/2016/5/9/chartex" xmlns:cx4="http://schemas.microsoft.com/office/drawing/2016/5/10/chartex" xmlns:cx5="http://schemas.microsoft.com/office/drawing/2016/5/11/chartex" xmlns:cx6="http://schemas.microsoft.com/office/drawing/2016/5/12/chartex" xmlns:cx7="http://schemas.microsoft.com/office/drawing/2016/5/13/chartex" xmlns:cx8="http://schemas.microsoft.com/office/drawing/2016/5/14/chartex" xmlns:mc="http://schemas.openxmlformats.org/markup-compatibility/2006" xmlns:aink="http://schemas.microsoft.com/office/drawing/2016/ink" xmlns:am3d="http://schemas.microsoft.com/office/drawing/2017/model3d" xmlns:o="urn:schemas-microsoft-com:office:office" xmlns:r="http://schemas.openxmlformats.org/officeDocument/2006/relationships" xmlns:m="http://schemas.openxmlformats.org/officeDocument/2006/math" xmlns:v="urn:schemas-microsoft-com:vml" xmlns:wp14="http://schemas.microsoft.com/office/word/2010/wordprocessingDrawing" xmlns:wp="http://schemas.openxmlformats.org/drawingml/2006/wordprocessingDrawing" xmlns:w10="urn:schemas-microsoft-com:office:word" xmlns:w="http://schemas.openxmlformats.org/wordprocessingml/2006/main" xmlns:w14="http://schemas.microsoft.com/office/word/2010/wordml" xmlns:w15="http://schemas.microsoft.com/office/word/2012/wordml" xmlns:w16cid="http://schemas.microsoft.com/office/word/2016/wordml/cid" xmlns:w16se="http://schemas.microsoft.com/office/word/2015/wordml/symex" xmlns:wpg="http://schemas.microsoft.com/office/word/2010/wordprocessingGroup" xmlns:wpi="http://schemas.microsoft.com/office/word/2010/wordprocessingInk" xmlns:wne="http://schemas.microsoft.com/office/word/2006/wordml" xmlns:wps="http://schemas.microsoft.com/office/word/2010/wordprocessingShape" mc:Ignorable="w14 w15 w16se w16cid wp14">
   <w:endnote w:type="separator" w:id="-1">
     <w:p>
       <w:pPr>
@@ -12189,7 +12233,7 @@
 </file>
 
 <file path=word/footer1.xml><?xml version="1.0" encoding="utf-8"?>
-<w:ftr xmlns:wpc="http://schemas.microsoft.com/office/word/2010/wordprocessingCanvas" xmlns:cx="http://schemas.microsoft.com/office/drawing/2014/chartex" xmlns:cx1="http://schemas.microsoft.com/office/drawing/2015/9/8/chartex" xmlns:cx2="http://schemas.microsoft.com/office/drawing/2015/10/21/chartex" xmlns:cx3="http://schemas.microsoft.com/office/drawing/2016/5/9/chartex" xmlns:cx4="http://schemas.microsoft.com/office/drawing/2016/5/10/chartex" xmlns:cx5="http://schemas.microsoft.com/office/drawing/2016/5/11/chartex" xmlns:cx6="http://schemas.microsoft.com/office/drawing/2016/5/12/chartex" xmlns:cx7="http://schemas.microsoft.com/office/drawing/2016/5/13/chartex" xmlns:cx8="http://schemas.microsoft.com/office/drawing/2016/5/14/chartex" xmlns:mc="http://schemas.openxmlformats.org/markup-compatibility/2006" xmlns:aink="http://schemas.microsoft.com/office/drawing/2016/ink" xmlns:am3d="http://schemas.microsoft.com/office/drawing/2017/model3d" xmlns:o="urn:schemas-microsoft-com:office:office" xmlns:r="http://schemas.openxmlformats.org/officeDocument/2006/relationships" xmlns:m="http://schemas.openxmlformats.org/officeDocument/2006/math" xmlns:v="urn:schemas-microsoft-com:vml" xmlns:wp14="http://schemas.microsoft.com/office/word/2010/wordprocessingDrawing" xmlns:wp="http://schemas.openxmlformats.org/drawingml/2006/wordprocessingDrawing" xmlns:w10="urn:schemas-microsoft-com:office:word" xmlns:w="http://schemas.openxmlformats.org/wordprocessingml/2006/main" xmlns:w14="http://schemas.microsoft.com/office/word/2010/wordml" xmlns:w15="http://schemas.microsoft.com/office/word/2012/wordml" xmlns:w16cex="http://schemas.microsoft.com/office/word/2018/wordml/cex" xmlns:w16cid="http://schemas.microsoft.com/office/word/2016/wordml/cid" xmlns:w16="http://schemas.microsoft.com/office/word/2018/wordml" xmlns:w16sdtdh="http://schemas.microsoft.com/office/word/2020/wordml/sdtdatahash" xmlns:w16se="http://schemas.microsoft.com/office/word/2015/wordml/symex" xmlns:wpg="http://schemas.microsoft.com/office/word/2010/wordprocessingGroup" xmlns:wpi="http://schemas.microsoft.com/office/word/2010/wordprocessingInk" xmlns:wne="http://schemas.microsoft.com/office/word/2006/wordml" xmlns:wps="http://schemas.microsoft.com/office/word/2010/wordprocessingShape" mc:Ignorable="w14 w15 w16se w16cid w16 w16cex w16sdtdh wp14">
+<w:ftr xmlns:wpc="http://schemas.microsoft.com/office/word/2010/wordprocessingCanvas" xmlns:cx="http://schemas.microsoft.com/office/drawing/2014/chartex" xmlns:cx1="http://schemas.microsoft.com/office/drawing/2015/9/8/chartex" xmlns:cx2="http://schemas.microsoft.com/office/drawing/2015/10/21/chartex" xmlns:cx3="http://schemas.microsoft.com/office/drawing/2016/5/9/chartex" xmlns:cx4="http://schemas.microsoft.com/office/drawing/2016/5/10/chartex" xmlns:cx5="http://schemas.microsoft.com/office/drawing/2016/5/11/chartex" xmlns:cx6="http://schemas.microsoft.com/office/drawing/2016/5/12/chartex" xmlns:cx7="http://schemas.microsoft.com/office/drawing/2016/5/13/chartex" xmlns:cx8="http://schemas.microsoft.com/office/drawing/2016/5/14/chartex" xmlns:mc="http://schemas.openxmlformats.org/markup-compatibility/2006" xmlns:aink="http://schemas.microsoft.com/office/drawing/2016/ink" xmlns:am3d="http://schemas.microsoft.com/office/drawing/2017/model3d" xmlns:o="urn:schemas-microsoft-com:office:office" xmlns:r="http://schemas.openxmlformats.org/officeDocument/2006/relationships" xmlns:m="http://schemas.openxmlformats.org/officeDocument/2006/math" xmlns:v="urn:schemas-microsoft-com:vml" xmlns:wp14="http://schemas.microsoft.com/office/word/2010/wordprocessingDrawing" xmlns:wp="http://schemas.openxmlformats.org/drawingml/2006/wordprocessingDrawing" xmlns:w10="urn:schemas-microsoft-com:office:word" xmlns:w="http://schemas.openxmlformats.org/wordprocessingml/2006/main" xmlns:w14="http://schemas.microsoft.com/office/word/2010/wordml" xmlns:w15="http://schemas.microsoft.com/office/word/2012/wordml" xmlns:w16cid="http://schemas.microsoft.com/office/word/2016/wordml/cid" xmlns:w16se="http://schemas.microsoft.com/office/word/2015/wordml/symex" xmlns:wpg="http://schemas.microsoft.com/office/word/2010/wordprocessingGroup" xmlns:wpi="http://schemas.microsoft.com/office/word/2010/wordprocessingInk" xmlns:wne="http://schemas.microsoft.com/office/word/2006/wordml" xmlns:wps="http://schemas.microsoft.com/office/word/2010/wordprocessingShape" mc:Ignorable="w14 w15 w16se w16cid wp14">
   <w:p>
     <w:pPr>
       <w:pStyle w:val="af4"/>
@@ -12199,7 +12243,7 @@
 </file>
 
 <file path=word/footer2.xml><?xml version="1.0" encoding="utf-8"?>
-<w:ftr xmlns:wpc="http://schemas.microsoft.com/office/word/2010/wordprocessingCanvas" xmlns:cx="http://schemas.microsoft.com/office/drawing/2014/chartex" xmlns:cx1="http://schemas.microsoft.com/office/drawing/2015/9/8/chartex" xmlns:cx2="http://schemas.microsoft.com/office/drawing/2015/10/21/chartex" xmlns:cx3="http://schemas.microsoft.com/office/drawing/2016/5/9/chartex" xmlns:cx4="http://schemas.microsoft.com/office/drawing/2016/5/10/chartex" xmlns:cx5="http://schemas.microsoft.com/office/drawing/2016/5/11/chartex" xmlns:cx6="http://schemas.microsoft.com/office/drawing/2016/5/12/chartex" xmlns:cx7="http://schemas.microsoft.com/office/drawing/2016/5/13/chartex" xmlns:cx8="http://schemas.microsoft.com/office/drawing/2016/5/14/chartex" xmlns:mc="http://schemas.openxmlformats.org/markup-compatibility/2006" xmlns:aink="http://schemas.microsoft.com/office/drawing/2016/ink" xmlns:am3d="http://schemas.microsoft.com/office/drawing/2017/model3d" xmlns:o="urn:schemas-microsoft-com:office:office" xmlns:r="http://schemas.openxmlformats.org/officeDocument/2006/relationships" xmlns:m="http://schemas.openxmlformats.org/officeDocument/2006/math" xmlns:v="urn:schemas-microsoft-com:vml" xmlns:wp14="http://schemas.microsoft.com/office/word/2010/wordprocessingDrawing" xmlns:wp="http://schemas.openxmlformats.org/drawingml/2006/wordprocessingDrawing" xmlns:w10="urn:schemas-microsoft-com:office:word" xmlns:w="http://schemas.openxmlformats.org/wordprocessingml/2006/main" xmlns:w14="http://schemas.microsoft.com/office/word/2010/wordml" xmlns:w15="http://schemas.microsoft.com/office/word/2012/wordml" xmlns:w16cex="http://schemas.microsoft.com/office/word/2018/wordml/cex" xmlns:w16cid="http://schemas.microsoft.com/office/word/2016/wordml/cid" xmlns:w16="http://schemas.microsoft.com/office/word/2018/wordml" xmlns:w16sdtdh="http://schemas.microsoft.com/office/word/2020/wordml/sdtdatahash" xmlns:w16se="http://schemas.microsoft.com/office/word/2015/wordml/symex" xmlns:wpg="http://schemas.microsoft.com/office/word/2010/wordprocessingGroup" xmlns:wpi="http://schemas.microsoft.com/office/word/2010/wordprocessingInk" xmlns:wne="http://schemas.microsoft.com/office/word/2006/wordml" xmlns:wps="http://schemas.microsoft.com/office/word/2010/wordprocessingShape" mc:Ignorable="w14 w15 w16se w16cid w16 w16cex w16sdtdh wp14">
+<w:ftr xmlns:wpc="http://schemas.microsoft.com/office/word/2010/wordprocessingCanvas" xmlns:cx="http://schemas.microsoft.com/office/drawing/2014/chartex" xmlns:cx1="http://schemas.microsoft.com/office/drawing/2015/9/8/chartex" xmlns:cx2="http://schemas.microsoft.com/office/drawing/2015/10/21/chartex" xmlns:cx3="http://schemas.microsoft.com/office/drawing/2016/5/9/chartex" xmlns:cx4="http://schemas.microsoft.com/office/drawing/2016/5/10/chartex" xmlns:cx5="http://schemas.microsoft.com/office/drawing/2016/5/11/chartex" xmlns:cx6="http://schemas.microsoft.com/office/drawing/2016/5/12/chartex" xmlns:cx7="http://schemas.microsoft.com/office/drawing/2016/5/13/chartex" xmlns:cx8="http://schemas.microsoft.com/office/drawing/2016/5/14/chartex" xmlns:mc="http://schemas.openxmlformats.org/markup-compatibility/2006" xmlns:aink="http://schemas.microsoft.com/office/drawing/2016/ink" xmlns:am3d="http://schemas.microsoft.com/office/drawing/2017/model3d" xmlns:o="urn:schemas-microsoft-com:office:office" xmlns:r="http://schemas.openxmlformats.org/officeDocument/2006/relationships" xmlns:m="http://schemas.openxmlformats.org/officeDocument/2006/math" xmlns:v="urn:schemas-microsoft-com:vml" xmlns:wp14="http://schemas.microsoft.com/office/word/2010/wordprocessingDrawing" xmlns:wp="http://schemas.openxmlformats.org/drawingml/2006/wordprocessingDrawing" xmlns:w10="urn:schemas-microsoft-com:office:word" xmlns:w="http://schemas.openxmlformats.org/wordprocessingml/2006/main" xmlns:w14="http://schemas.microsoft.com/office/word/2010/wordml" xmlns:w15="http://schemas.microsoft.com/office/word/2012/wordml" xmlns:w16cid="http://schemas.microsoft.com/office/word/2016/wordml/cid" xmlns:w16se="http://schemas.microsoft.com/office/word/2015/wordml/symex" xmlns:wpg="http://schemas.microsoft.com/office/word/2010/wordprocessingGroup" xmlns:wpi="http://schemas.microsoft.com/office/word/2010/wordprocessingInk" xmlns:wne="http://schemas.microsoft.com/office/word/2006/wordml" xmlns:wps="http://schemas.microsoft.com/office/word/2010/wordprocessingShape" mc:Ignorable="w14 w15 w16se w16cid wp14">
   <w:p>
     <w:pPr>
       <w:pStyle w:val="af4"/>
@@ -12209,7 +12253,7 @@
 </file>
 
 <file path=word/footer3.xml><?xml version="1.0" encoding="utf-8"?>
-<w:ftr xmlns:wpc="http://schemas.microsoft.com/office/word/2010/wordprocessingCanvas" xmlns:cx="http://schemas.microsoft.com/office/drawing/2014/chartex" xmlns:cx1="http://schemas.microsoft.com/office/drawing/2015/9/8/chartex" xmlns:cx2="http://schemas.microsoft.com/office/drawing/2015/10/21/chartex" xmlns:cx3="http://schemas.microsoft.com/office/drawing/2016/5/9/chartex" xmlns:cx4="http://schemas.microsoft.com/office/drawing/2016/5/10/chartex" xmlns:cx5="http://schemas.microsoft.com/office/drawing/2016/5/11/chartex" xmlns:cx6="http://schemas.microsoft.com/office/drawing/2016/5/12/chartex" xmlns:cx7="http://schemas.microsoft.com/office/drawing/2016/5/13/chartex" xmlns:cx8="http://schemas.microsoft.com/office/drawing/2016/5/14/chartex" xmlns:mc="http://schemas.openxmlformats.org/markup-compatibility/2006" xmlns:aink="http://schemas.microsoft.com/office/drawing/2016/ink" xmlns:am3d="http://schemas.microsoft.com/office/drawing/2017/model3d" xmlns:o="urn:schemas-microsoft-com:office:office" xmlns:r="http://schemas.openxmlformats.org/officeDocument/2006/relationships" xmlns:m="http://schemas.openxmlformats.org/officeDocument/2006/math" xmlns:v="urn:schemas-microsoft-com:vml" xmlns:wp14="http://schemas.microsoft.com/office/word/2010/wordprocessingDrawing" xmlns:wp="http://schemas.openxmlformats.org/drawingml/2006/wordprocessingDrawing" xmlns:w10="urn:schemas-microsoft-com:office:word" xmlns:w="http://schemas.openxmlformats.org/wordprocessingml/2006/main" xmlns:w14="http://schemas.microsoft.com/office/word/2010/wordml" xmlns:w15="http://schemas.microsoft.com/office/word/2012/wordml" xmlns:w16cex="http://schemas.microsoft.com/office/word/2018/wordml/cex" xmlns:w16cid="http://schemas.microsoft.com/office/word/2016/wordml/cid" xmlns:w16="http://schemas.microsoft.com/office/word/2018/wordml" xmlns:w16sdtdh="http://schemas.microsoft.com/office/word/2020/wordml/sdtdatahash" xmlns:w16se="http://schemas.microsoft.com/office/word/2015/wordml/symex" xmlns:wpg="http://schemas.microsoft.com/office/word/2010/wordprocessingGroup" xmlns:wpi="http://schemas.microsoft.com/office/word/2010/wordprocessingInk" xmlns:wne="http://schemas.microsoft.com/office/word/2006/wordml" xmlns:wps="http://schemas.microsoft.com/office/word/2010/wordprocessingShape" mc:Ignorable="w14 w15 w16se w16cid w16 w16cex w16sdtdh wp14">
+<w:ftr xmlns:wpc="http://schemas.microsoft.com/office/word/2010/wordprocessingCanvas" xmlns:cx="http://schemas.microsoft.com/office/drawing/2014/chartex" xmlns:cx1="http://schemas.microsoft.com/office/drawing/2015/9/8/chartex" xmlns:cx2="http://schemas.microsoft.com/office/drawing/2015/10/21/chartex" xmlns:cx3="http://schemas.microsoft.com/office/drawing/2016/5/9/chartex" xmlns:cx4="http://schemas.microsoft.com/office/drawing/2016/5/10/chartex" xmlns:cx5="http://schemas.microsoft.com/office/drawing/2016/5/11/chartex" xmlns:cx6="http://schemas.microsoft.com/office/drawing/2016/5/12/chartex" xmlns:cx7="http://schemas.microsoft.com/office/drawing/2016/5/13/chartex" xmlns:cx8="http://schemas.microsoft.com/office/drawing/2016/5/14/chartex" xmlns:mc="http://schemas.openxmlformats.org/markup-compatibility/2006" xmlns:aink="http://schemas.microsoft.com/office/drawing/2016/ink" xmlns:am3d="http://schemas.microsoft.com/office/drawing/2017/model3d" xmlns:o="urn:schemas-microsoft-com:office:office" xmlns:r="http://schemas.openxmlformats.org/officeDocument/2006/relationships" xmlns:m="http://schemas.openxmlformats.org/officeDocument/2006/math" xmlns:v="urn:schemas-microsoft-com:vml" xmlns:wp14="http://schemas.microsoft.com/office/word/2010/wordprocessingDrawing" xmlns:wp="http://schemas.openxmlformats.org/drawingml/2006/wordprocessingDrawing" xmlns:w10="urn:schemas-microsoft-com:office:word" xmlns:w="http://schemas.openxmlformats.org/wordprocessingml/2006/main" xmlns:w14="http://schemas.microsoft.com/office/word/2010/wordml" xmlns:w15="http://schemas.microsoft.com/office/word/2012/wordml" xmlns:w16cid="http://schemas.microsoft.com/office/word/2016/wordml/cid" xmlns:w16se="http://schemas.microsoft.com/office/word/2015/wordml/symex" xmlns:wpg="http://schemas.microsoft.com/office/word/2010/wordprocessingGroup" xmlns:wpi="http://schemas.microsoft.com/office/word/2010/wordprocessingInk" xmlns:wne="http://schemas.microsoft.com/office/word/2006/wordml" xmlns:wps="http://schemas.microsoft.com/office/word/2010/wordprocessingShape" mc:Ignorable="w14 w15 w16se w16cid wp14">
   <w:p>
     <w:pPr>
       <w:pStyle w:val="af4"/>
@@ -12219,7 +12263,7 @@
 </file>
 
 <file path=word/footnotes.xml><?xml version="1.0" encoding="utf-8"?>
-<w:footnotes xmlns:wpc="http://schemas.microsoft.com/office/word/2010/wordprocessingCanvas" xmlns:cx="http://schemas.microsoft.com/office/drawing/2014/chartex" xmlns:cx1="http://schemas.microsoft.com/office/drawing/2015/9/8/chartex" xmlns:cx2="http://schemas.microsoft.com/office/drawing/2015/10/21/chartex" xmlns:cx3="http://schemas.microsoft.com/office/drawing/2016/5/9/chartex" xmlns:cx4="http://schemas.microsoft.com/office/drawing/2016/5/10/chartex" xmlns:cx5="http://schemas.microsoft.com/office/drawing/2016/5/11/chartex" xmlns:cx6="http://schemas.microsoft.com/office/drawing/2016/5/12/chartex" xmlns:cx7="http://schemas.microsoft.com/office/drawing/2016/5/13/chartex" xmlns:cx8="http://schemas.microsoft.com/office/drawing/2016/5/14/chartex" xmlns:mc="http://schemas.openxmlformats.org/markup-compatibility/2006" xmlns:aink="http://schemas.microsoft.com/office/drawing/2016/ink" xmlns:am3d="http://schemas.microsoft.com/office/drawing/2017/model3d" xmlns:o="urn:schemas-microsoft-com:office:office" xmlns:r="http://schemas.openxmlformats.org/officeDocument/2006/relationships" xmlns:m="http://schemas.openxmlformats.org/officeDocument/2006/math" xmlns:v="urn:schemas-microsoft-com:vml" xmlns:wp14="http://schemas.microsoft.com/office/word/2010/wordprocessingDrawing" xmlns:wp="http://schemas.openxmlformats.org/drawingml/2006/wordprocessingDrawing" xmlns:w10="urn:schemas-microsoft-com:office:word" xmlns:w="http://schemas.openxmlformats.org/wordprocessingml/2006/main" xmlns:w14="http://schemas.microsoft.com/office/word/2010/wordml" xmlns:w15="http://schemas.microsoft.com/office/word/2012/wordml" xmlns:w16cex="http://schemas.microsoft.com/office/word/2018/wordml/cex" xmlns:w16cid="http://schemas.microsoft.com/office/word/2016/wordml/cid" xmlns:w16="http://schemas.microsoft.com/office/word/2018/wordml" xmlns:w16sdtdh="http://schemas.microsoft.com/office/word/2020/wordml/sdtdatahash" xmlns:w16se="http://schemas.microsoft.com/office/word/2015/wordml/symex" xmlns:wpg="http://schemas.microsoft.com/office/word/2010/wordprocessingGroup" xmlns:wpi="http://schemas.microsoft.com/office/word/2010/wordprocessingInk" xmlns:wne="http://schemas.microsoft.com/office/word/2006/wordml" xmlns:wps="http://schemas.microsoft.com/office/word/2010/wordprocessingShape" mc:Ignorable="w14 w15 w16se w16cid w16 w16cex w16sdtdh wp14">
+<w:footnotes xmlns:wpc="http://schemas.microsoft.com/office/word/2010/wordprocessingCanvas" xmlns:cx="http://schemas.microsoft.com/office/drawing/2014/chartex" xmlns:cx1="http://schemas.microsoft.com/office/drawing/2015/9/8/chartex" xmlns:cx2="http://schemas.microsoft.com/office/drawing/2015/10/21/chartex" xmlns:cx3="http://schemas.microsoft.com/office/drawing/2016/5/9/chartex" xmlns:cx4="http://schemas.microsoft.com/office/drawing/2016/5/10/chartex" xmlns:cx5="http://schemas.microsoft.com/office/drawing/2016/5/11/chartex" xmlns:cx6="http://schemas.microsoft.com/office/drawing/2016/5/12/chartex" xmlns:cx7="http://schemas.microsoft.com/office/drawing/2016/5/13/chartex" xmlns:cx8="http://schemas.microsoft.com/office/drawing/2016/5/14/chartex" xmlns:mc="http://schemas.openxmlformats.org/markup-compatibility/2006" xmlns:aink="http://schemas.microsoft.com/office/drawing/2016/ink" xmlns:am3d="http://schemas.microsoft.com/office/drawing/2017/model3d" xmlns:o="urn:schemas-microsoft-com:office:office" xmlns:r="http://schemas.openxmlformats.org/officeDocument/2006/relationships" xmlns:m="http://schemas.openxmlformats.org/officeDocument/2006/math" xmlns:v="urn:schemas-microsoft-com:vml" xmlns:wp14="http://schemas.microsoft.com/office/word/2010/wordprocessingDrawing" xmlns:wp="http://schemas.openxmlformats.org/drawingml/2006/wordprocessingDrawing" xmlns:w10="urn:schemas-microsoft-com:office:word" xmlns:w="http://schemas.openxmlformats.org/wordprocessingml/2006/main" xmlns:w14="http://schemas.microsoft.com/office/word/2010/wordml" xmlns:w15="http://schemas.microsoft.com/office/word/2012/wordml" xmlns:w16cid="http://schemas.microsoft.com/office/word/2016/wordml/cid" xmlns:w16se="http://schemas.microsoft.com/office/word/2015/wordml/symex" xmlns:wpg="http://schemas.microsoft.com/office/word/2010/wordprocessingGroup" xmlns:wpi="http://schemas.microsoft.com/office/word/2010/wordprocessingInk" xmlns:wne="http://schemas.microsoft.com/office/word/2006/wordml" xmlns:wps="http://schemas.microsoft.com/office/word/2010/wordprocessingShape" mc:Ignorable="w14 w15 w16se w16cid wp14">
   <w:footnote w:type="separator" w:id="-1">
     <w:p>
       <w:pPr>
@@ -12244,7 +12288,7 @@
 </file>
 
 <file path=word/header1.xml><?xml version="1.0" encoding="utf-8"?>
-<w:hdr xmlns:wpc="http://schemas.microsoft.com/office/word/2010/wordprocessingCanvas" xmlns:cx="http://schemas.microsoft.com/office/drawing/2014/chartex" xmlns:cx1="http://schemas.microsoft.com/office/drawing/2015/9/8/chartex" xmlns:cx2="http://schemas.microsoft.com/office/drawing/2015/10/21/chartex" xmlns:cx3="http://schemas.microsoft.com/office/drawing/2016/5/9/chartex" xmlns:cx4="http://schemas.microsoft.com/office/drawing/2016/5/10/chartex" xmlns:cx5="http://schemas.microsoft.com/office/drawing/2016/5/11/chartex" xmlns:cx6="http://schemas.microsoft.com/office/drawing/2016/5/12/chartex" xmlns:cx7="http://schemas.microsoft.com/office/drawing/2016/5/13/chartex" xmlns:cx8="http://schemas.microsoft.com/office/drawing/2016/5/14/chartex" xmlns:mc="http://schemas.openxmlformats.org/markup-compatibility/2006" xmlns:aink="http://schemas.microsoft.com/office/drawing/2016/ink" xmlns:am3d="http://schemas.microsoft.com/office/drawing/2017/model3d" xmlns:o="urn:schemas-microsoft-com:office:office" xmlns:r="http://schemas.openxmlformats.org/officeDocument/2006/relationships" xmlns:m="http://schemas.openxmlformats.org/officeDocument/2006/math" xmlns:v="urn:schemas-microsoft-com:vml" xmlns:wp14="http://schemas.microsoft.com/office/word/2010/wordprocessingDrawing" xmlns:wp="http://schemas.openxmlformats.org/drawingml/2006/wordprocessingDrawing" xmlns:w10="urn:schemas-microsoft-com:office:word" xmlns:w="http://schemas.openxmlformats.org/wordprocessingml/2006/main" xmlns:w14="http://schemas.microsoft.com/office/word/2010/wordml" xmlns:w15="http://schemas.microsoft.com/office/word/2012/wordml" xmlns:w16cex="http://schemas.microsoft.com/office/word/2018/wordml/cex" xmlns:w16cid="http://schemas.microsoft.com/office/word/2016/wordml/cid" xmlns:w16="http://schemas.microsoft.com/office/word/2018/wordml" xmlns:w16sdtdh="http://schemas.microsoft.com/office/word/2020/wordml/sdtdatahash" xmlns:w16se="http://schemas.microsoft.com/office/word/2015/wordml/symex" xmlns:wpg="http://schemas.microsoft.com/office/word/2010/wordprocessingGroup" xmlns:wpi="http://schemas.microsoft.com/office/word/2010/wordprocessingInk" xmlns:wne="http://schemas.microsoft.com/office/word/2006/wordml" xmlns:wps="http://schemas.microsoft.com/office/word/2010/wordprocessingShape" mc:Ignorable="w14 w15 w16se w16cid w16 w16cex w16sdtdh wp14">
+<w:hdr xmlns:wpc="http://schemas.microsoft.com/office/word/2010/wordprocessingCanvas" xmlns:cx="http://schemas.microsoft.com/office/drawing/2014/chartex" xmlns:cx1="http://schemas.microsoft.com/office/drawing/2015/9/8/chartex" xmlns:cx2="http://schemas.microsoft.com/office/drawing/2015/10/21/chartex" xmlns:cx3="http://schemas.microsoft.com/office/drawing/2016/5/9/chartex" xmlns:cx4="http://schemas.microsoft.com/office/drawing/2016/5/10/chartex" xmlns:cx5="http://schemas.microsoft.com/office/drawing/2016/5/11/chartex" xmlns:cx6="http://schemas.microsoft.com/office/drawing/2016/5/12/chartex" xmlns:cx7="http://schemas.microsoft.com/office/drawing/2016/5/13/chartex" xmlns:cx8="http://schemas.microsoft.com/office/drawing/2016/5/14/chartex" xmlns:mc="http://schemas.openxmlformats.org/markup-compatibility/2006" xmlns:aink="http://schemas.microsoft.com/office/drawing/2016/ink" xmlns:am3d="http://schemas.microsoft.com/office/drawing/2017/model3d" xmlns:o="urn:schemas-microsoft-com:office:office" xmlns:r="http://schemas.openxmlformats.org/officeDocument/2006/relationships" xmlns:m="http://schemas.openxmlformats.org/officeDocument/2006/math" xmlns:v="urn:schemas-microsoft-com:vml" xmlns:wp14="http://schemas.microsoft.com/office/word/2010/wordprocessingDrawing" xmlns:wp="http://schemas.openxmlformats.org/drawingml/2006/wordprocessingDrawing" xmlns:w10="urn:schemas-microsoft-com:office:word" xmlns:w="http://schemas.openxmlformats.org/wordprocessingml/2006/main" xmlns:w14="http://schemas.microsoft.com/office/word/2010/wordml" xmlns:w15="http://schemas.microsoft.com/office/word/2012/wordml" xmlns:w16cid="http://schemas.microsoft.com/office/word/2016/wordml/cid" xmlns:w16se="http://schemas.microsoft.com/office/word/2015/wordml/symex" xmlns:wpg="http://schemas.microsoft.com/office/word/2010/wordprocessingGroup" xmlns:wpi="http://schemas.microsoft.com/office/word/2010/wordprocessingInk" xmlns:wne="http://schemas.microsoft.com/office/word/2006/wordml" xmlns:wps="http://schemas.microsoft.com/office/word/2010/wordprocessingShape" mc:Ignorable="w14 w15 w16se w16cid wp14">
   <w:p>
     <w:pPr>
       <w:pStyle w:val="af2"/>
@@ -12315,7 +12359,7 @@
             </wp:anchor>
           </w:drawing>
         </mc:Choice>
-        <mc:Fallback>
+        <mc:Fallback xmlns:w16sdtdh="http://schemas.microsoft.com/office/word/2020/wordml/sdtdatahash" xmlns:w16="http://schemas.microsoft.com/office/word/2018/wordml" xmlns:w16cex="http://schemas.microsoft.com/office/word/2018/wordml/cex">
           <w:pict>
             <v:rect w14:anchorId="16CE1B03" id="Прямоугольник 1715" o:spid="_x0000_s1026" style="position:absolute;margin-left:69pt;margin-top:41.25pt;width:481.5pt;height:761.25pt;z-index:251659264;visibility:visible;mso-wrap-style:square;mso-width-percent:0;mso-height-percent:0;mso-wrap-distance-left:9pt;mso-wrap-distance-top:0;mso-wrap-distance-right:9pt;mso-wrap-distance-bottom:0;mso-position-horizontal:absolute;mso-position-horizontal-relative:page;mso-position-vertical:absolute;mso-position-vertical-relative:page;mso-width-percent:0;mso-height-percent:0;mso-width-relative:page;mso-height-relative:page;v-text-anchor:top" o:gfxdata="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" filled="f" strokeweight="2pt">
               <w10:wrap anchorx="page" anchory="page"/>
@@ -12329,7 +12373,7 @@
 </file>
 
 <file path=word/header2.xml><?xml version="1.0" encoding="utf-8"?>
-<w:hdr xmlns:wpc="http://schemas.microsoft.com/office/word/2010/wordprocessingCanvas" xmlns:cx="http://schemas.microsoft.com/office/drawing/2014/chartex" xmlns:cx1="http://schemas.microsoft.com/office/drawing/2015/9/8/chartex" xmlns:cx2="http://schemas.microsoft.com/office/drawing/2015/10/21/chartex" xmlns:cx3="http://schemas.microsoft.com/office/drawing/2016/5/9/chartex" xmlns:cx4="http://schemas.microsoft.com/office/drawing/2016/5/10/chartex" xmlns:cx5="http://schemas.microsoft.com/office/drawing/2016/5/11/chartex" xmlns:cx6="http://schemas.microsoft.com/office/drawing/2016/5/12/chartex" xmlns:cx7="http://schemas.microsoft.com/office/drawing/2016/5/13/chartex" xmlns:cx8="http://schemas.microsoft.com/office/drawing/2016/5/14/chartex" xmlns:mc="http://schemas.openxmlformats.org/markup-compatibility/2006" xmlns:aink="http://schemas.microsoft.com/office/drawing/2016/ink" xmlns:am3d="http://schemas.microsoft.com/office/drawing/2017/model3d" xmlns:o="urn:schemas-microsoft-com:office:office" xmlns:r="http://schemas.openxmlformats.org/officeDocument/2006/relationships" xmlns:m="http://schemas.openxmlformats.org/officeDocument/2006/math" xmlns:v="urn:schemas-microsoft-com:vml" xmlns:wp14="http://schemas.microsoft.com/office/word/2010/wordprocessingDrawing" xmlns:wp="http://schemas.openxmlformats.org/drawingml/2006/wordprocessingDrawing" xmlns:w10="urn:schemas-microsoft-com:office:word" xmlns:w="http://schemas.openxmlformats.org/wordprocessingml/2006/main" xmlns:w14="http://schemas.microsoft.com/office/word/2010/wordml" xmlns:w15="http://schemas.microsoft.com/office/word/2012/wordml" xmlns:w16cex="http://schemas.microsoft.com/office/word/2018/wordml/cex" xmlns:w16cid="http://schemas.microsoft.com/office/word/2016/wordml/cid" xmlns:w16="http://schemas.microsoft.com/office/word/2018/wordml" xmlns:w16sdtdh="http://schemas.microsoft.com/office/word/2020/wordml/sdtdatahash" xmlns:w16se="http://schemas.microsoft.com/office/word/2015/wordml/symex" xmlns:wpg="http://schemas.microsoft.com/office/word/2010/wordprocessingGroup" xmlns:wpi="http://schemas.microsoft.com/office/word/2010/wordprocessingInk" xmlns:wne="http://schemas.microsoft.com/office/word/2006/wordml" xmlns:wps="http://schemas.microsoft.com/office/word/2010/wordprocessingShape" mc:Ignorable="w14 w15 w16se w16cid w16 w16cex w16sdtdh wp14">
+<w:hdr xmlns:wpc="http://schemas.microsoft.com/office/word/2010/wordprocessingCanvas" xmlns:cx="http://schemas.microsoft.com/office/drawing/2014/chartex" xmlns:cx1="http://schemas.microsoft.com/office/drawing/2015/9/8/chartex" xmlns:cx2="http://schemas.microsoft.com/office/drawing/2015/10/21/chartex" xmlns:cx3="http://schemas.microsoft.com/office/drawing/2016/5/9/chartex" xmlns:cx4="http://schemas.microsoft.com/office/drawing/2016/5/10/chartex" xmlns:cx5="http://schemas.microsoft.com/office/drawing/2016/5/11/chartex" xmlns:cx6="http://schemas.microsoft.com/office/drawing/2016/5/12/chartex" xmlns:cx7="http://schemas.microsoft.com/office/drawing/2016/5/13/chartex" xmlns:cx8="http://schemas.microsoft.com/office/drawing/2016/5/14/chartex" xmlns:mc="http://schemas.openxmlformats.org/markup-compatibility/2006" xmlns:aink="http://schemas.microsoft.com/office/drawing/2016/ink" xmlns:am3d="http://schemas.microsoft.com/office/drawing/2017/model3d" xmlns:o="urn:schemas-microsoft-com:office:office" xmlns:r="http://schemas.openxmlformats.org/officeDocument/2006/relationships" xmlns:m="http://schemas.openxmlformats.org/officeDocument/2006/math" xmlns:v="urn:schemas-microsoft-com:vml" xmlns:wp14="http://schemas.microsoft.com/office/word/2010/wordprocessingDrawing" xmlns:wp="http://schemas.openxmlformats.org/drawingml/2006/wordprocessingDrawing" xmlns:w10="urn:schemas-microsoft-com:office:word" xmlns:w="http://schemas.openxmlformats.org/wordprocessingml/2006/main" xmlns:w14="http://schemas.microsoft.com/office/word/2010/wordml" xmlns:w15="http://schemas.microsoft.com/office/word/2012/wordml" xmlns:w16cid="http://schemas.microsoft.com/office/word/2016/wordml/cid" xmlns:w16se="http://schemas.microsoft.com/office/word/2015/wordml/symex" xmlns:wpg="http://schemas.microsoft.com/office/word/2010/wordprocessingGroup" xmlns:wpi="http://schemas.microsoft.com/office/word/2010/wordprocessingInk" xmlns:wne="http://schemas.microsoft.com/office/word/2006/wordml" xmlns:wps="http://schemas.microsoft.com/office/word/2010/wordprocessingShape" mc:Ignorable="w14 w15 w16se w16cid wp14">
   <w:p>
     <w:pPr>
       <w:pStyle w:val="af2"/>
@@ -12339,7 +12383,7 @@
 </file>
 
 <file path=word/header3.xml><?xml version="1.0" encoding="utf-8"?>
-<w:hdr xmlns:wpc="http://schemas.microsoft.com/office/word/2010/wordprocessingCanvas" xmlns:cx="http://schemas.microsoft.com/office/drawing/2014/chartex" xmlns:cx1="http://schemas.microsoft.com/office/drawing/2015/9/8/chartex" xmlns:cx2="http://schemas.microsoft.com/office/drawing/2015/10/21/chartex" xmlns:cx3="http://schemas.microsoft.com/office/drawing/2016/5/9/chartex" xmlns:cx4="http://schemas.microsoft.com/office/drawing/2016/5/10/chartex" xmlns:cx5="http://schemas.microsoft.com/office/drawing/2016/5/11/chartex" xmlns:cx6="http://schemas.microsoft.com/office/drawing/2016/5/12/chartex" xmlns:cx7="http://schemas.microsoft.com/office/drawing/2016/5/13/chartex" xmlns:cx8="http://schemas.microsoft.com/office/drawing/2016/5/14/chartex" xmlns:mc="http://schemas.openxmlformats.org/markup-compatibility/2006" xmlns:aink="http://schemas.microsoft.com/office/drawing/2016/ink" xmlns:am3d="http://schemas.microsoft.com/office/drawing/2017/model3d" xmlns:o="urn:schemas-microsoft-com:office:office" xmlns:r="http://schemas.openxmlformats.org/officeDocument/2006/relationships" xmlns:m="http://schemas.openxmlformats.org/officeDocument/2006/math" xmlns:v="urn:schemas-microsoft-com:vml" xmlns:wp14="http://schemas.microsoft.com/office/word/2010/wordprocessingDrawing" xmlns:wp="http://schemas.openxmlformats.org/drawingml/2006/wordprocessingDrawing" xmlns:w10="urn:schemas-microsoft-com:office:word" xmlns:w="http://schemas.openxmlformats.org/wordprocessingml/2006/main" xmlns:w14="http://schemas.microsoft.com/office/word/2010/wordml" xmlns:w15="http://schemas.microsoft.com/office/word/2012/wordml" xmlns:w16cex="http://schemas.microsoft.com/office/word/2018/wordml/cex" xmlns:w16cid="http://schemas.microsoft.com/office/word/2016/wordml/cid" xmlns:w16="http://schemas.microsoft.com/office/word/2018/wordml" xmlns:w16sdtdh="http://schemas.microsoft.com/office/word/2020/wordml/sdtdatahash" xmlns:w16se="http://schemas.microsoft.com/office/word/2015/wordml/symex" xmlns:wpg="http://schemas.microsoft.com/office/word/2010/wordprocessingGroup" xmlns:wpi="http://schemas.microsoft.com/office/word/2010/wordprocessingInk" xmlns:wne="http://schemas.microsoft.com/office/word/2006/wordml" xmlns:wps="http://schemas.microsoft.com/office/word/2010/wordprocessingShape" mc:Ignorable="w14 w15 w16se w16cid w16 w16cex w16sdtdh wp14">
+<w:hdr xmlns:wpc="http://schemas.microsoft.com/office/word/2010/wordprocessingCanvas" xmlns:cx="http://schemas.microsoft.com/office/drawing/2014/chartex" xmlns:cx1="http://schemas.microsoft.com/office/drawing/2015/9/8/chartex" xmlns:cx2="http://schemas.microsoft.com/office/drawing/2015/10/21/chartex" xmlns:cx3="http://schemas.microsoft.com/office/drawing/2016/5/9/chartex" xmlns:cx4="http://schemas.microsoft.com/office/drawing/2016/5/10/chartex" xmlns:cx5="http://schemas.microsoft.com/office/drawing/2016/5/11/chartex" xmlns:cx6="http://schemas.microsoft.com/office/drawing/2016/5/12/chartex" xmlns:cx7="http://schemas.microsoft.com/office/drawing/2016/5/13/chartex" xmlns:cx8="http://schemas.microsoft.com/office/drawing/2016/5/14/chartex" xmlns:mc="http://schemas.openxmlformats.org/markup-compatibility/2006" xmlns:aink="http://schemas.microsoft.com/office/drawing/2016/ink" xmlns:am3d="http://schemas.microsoft.com/office/drawing/2017/model3d" xmlns:o="urn:schemas-microsoft-com:office:office" xmlns:r="http://schemas.openxmlformats.org/officeDocument/2006/relationships" xmlns:m="http://schemas.openxmlformats.org/officeDocument/2006/math" xmlns:v="urn:schemas-microsoft-com:vml" xmlns:wp14="http://schemas.microsoft.com/office/word/2010/wordprocessingDrawing" xmlns:wp="http://schemas.openxmlformats.org/drawingml/2006/wordprocessingDrawing" xmlns:w10="urn:schemas-microsoft-com:office:word" xmlns:w="http://schemas.openxmlformats.org/wordprocessingml/2006/main" xmlns:w14="http://schemas.microsoft.com/office/word/2010/wordml" xmlns:w15="http://schemas.microsoft.com/office/word/2012/wordml" xmlns:w16cid="http://schemas.microsoft.com/office/word/2016/wordml/cid" xmlns:w16se="http://schemas.microsoft.com/office/word/2015/wordml/symex" xmlns:wpg="http://schemas.microsoft.com/office/word/2010/wordprocessingGroup" xmlns:wpi="http://schemas.microsoft.com/office/word/2010/wordprocessingInk" xmlns:wne="http://schemas.microsoft.com/office/word/2006/wordml" xmlns:wps="http://schemas.microsoft.com/office/word/2010/wordprocessingShape" mc:Ignorable="w14 w15 w16se w16cid wp14">
   <w:p>
     <w:pPr>
       <w:pStyle w:val="af2"/>
@@ -14496,7 +14540,7 @@
             </wp:anchor>
           </w:drawing>
         </mc:Choice>
-        <mc:Fallback>
+        <mc:Fallback xmlns:w16sdtdh="http://schemas.microsoft.com/office/word/2020/wordml/sdtdatahash" xmlns:w16="http://schemas.microsoft.com/office/word/2018/wordml" xmlns:w16cex="http://schemas.microsoft.com/office/word/2018/wordml/cex">
           <w:pict>
             <v:group w14:anchorId="3B2CEC3E" id="Группа 80" o:spid="_x0000_s1026" style="position:absolute;margin-left:-16.1pt;margin-top:3.45pt;width:485.85pt;height:765.5pt;z-index:251660288" coordorigin="1221,304" coordsize="10376,16088" o:gfxdata="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">
               <v:line id="Straight Connector 3" o:spid="_x0000_s1027" style="position:absolute;visibility:visible;mso-wrap-style:square" from="8592,14944" to="8593,16333" o:connectortype="straight" o:gfxdata="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" strokeweight="2pt"/>
@@ -15364,7 +15408,7 @@
 </file>
 
 <file path=word/header4.xml><?xml version="1.0" encoding="utf-8"?>
-<w:hdr xmlns:wpc="http://schemas.microsoft.com/office/word/2010/wordprocessingCanvas" xmlns:cx="http://schemas.microsoft.com/office/drawing/2014/chartex" xmlns:cx1="http://schemas.microsoft.com/office/drawing/2015/9/8/chartex" xmlns:cx2="http://schemas.microsoft.com/office/drawing/2015/10/21/chartex" xmlns:cx3="http://schemas.microsoft.com/office/drawing/2016/5/9/chartex" xmlns:cx4="http://schemas.microsoft.com/office/drawing/2016/5/10/chartex" xmlns:cx5="http://schemas.microsoft.com/office/drawing/2016/5/11/chartex" xmlns:cx6="http://schemas.microsoft.com/office/drawing/2016/5/12/chartex" xmlns:cx7="http://schemas.microsoft.com/office/drawing/2016/5/13/chartex" xmlns:cx8="http://schemas.microsoft.com/office/drawing/2016/5/14/chartex" xmlns:mc="http://schemas.openxmlformats.org/markup-compatibility/2006" xmlns:aink="http://schemas.microsoft.com/office/drawing/2016/ink" xmlns:am3d="http://schemas.microsoft.com/office/drawing/2017/model3d" xmlns:o="urn:schemas-microsoft-com:office:office" xmlns:r="http://schemas.openxmlformats.org/officeDocument/2006/relationships" xmlns:m="http://schemas.openxmlformats.org/officeDocument/2006/math" xmlns:v="urn:schemas-microsoft-com:vml" xmlns:wp14="http://schemas.microsoft.com/office/word/2010/wordprocessingDrawing" xmlns:wp="http://schemas.openxmlformats.org/drawingml/2006/wordprocessingDrawing" xmlns:w10="urn:schemas-microsoft-com:office:word" xmlns:w="http://schemas.openxmlformats.org/wordprocessingml/2006/main" xmlns:w14="http://schemas.microsoft.com/office/word/2010/wordml" xmlns:w15="http://schemas.microsoft.com/office/word/2012/wordml" xmlns:w16cex="http://schemas.microsoft.com/office/word/2018/wordml/cex" xmlns:w16cid="http://schemas.microsoft.com/office/word/2016/wordml/cid" xmlns:w16="http://schemas.microsoft.com/office/word/2018/wordml" xmlns:w16sdtdh="http://schemas.microsoft.com/office/word/2020/wordml/sdtdatahash" xmlns:w16se="http://schemas.microsoft.com/office/word/2015/wordml/symex" xmlns:wpg="http://schemas.microsoft.com/office/word/2010/wordprocessingGroup" xmlns:wpi="http://schemas.microsoft.com/office/word/2010/wordprocessingInk" xmlns:wne="http://schemas.microsoft.com/office/word/2006/wordml" xmlns:wps="http://schemas.microsoft.com/office/word/2010/wordprocessingShape" mc:Ignorable="w14 w15 w16se w16cid w16 w16cex w16sdtdh wp14">
+<w:hdr xmlns:wpc="http://schemas.microsoft.com/office/word/2010/wordprocessingCanvas" xmlns:cx="http://schemas.microsoft.com/office/drawing/2014/chartex" xmlns:cx1="http://schemas.microsoft.com/office/drawing/2015/9/8/chartex" xmlns:cx2="http://schemas.microsoft.com/office/drawing/2015/10/21/chartex" xmlns:cx3="http://schemas.microsoft.com/office/drawing/2016/5/9/chartex" xmlns:cx4="http://schemas.microsoft.com/office/drawing/2016/5/10/chartex" xmlns:cx5="http://schemas.microsoft.com/office/drawing/2016/5/11/chartex" xmlns:cx6="http://schemas.microsoft.com/office/drawing/2016/5/12/chartex" xmlns:cx7="http://schemas.microsoft.com/office/drawing/2016/5/13/chartex" xmlns:cx8="http://schemas.microsoft.com/office/drawing/2016/5/14/chartex" xmlns:mc="http://schemas.openxmlformats.org/markup-compatibility/2006" xmlns:aink="http://schemas.microsoft.com/office/drawing/2016/ink" xmlns:am3d="http://schemas.microsoft.com/office/drawing/2017/model3d" xmlns:o="urn:schemas-microsoft-com:office:office" xmlns:r="http://schemas.openxmlformats.org/officeDocument/2006/relationships" xmlns:m="http://schemas.openxmlformats.org/officeDocument/2006/math" xmlns:v="urn:schemas-microsoft-com:vml" xmlns:wp14="http://schemas.microsoft.com/office/word/2010/wordprocessingDrawing" xmlns:wp="http://schemas.openxmlformats.org/drawingml/2006/wordprocessingDrawing" xmlns:w10="urn:schemas-microsoft-com:office:word" xmlns:w="http://schemas.openxmlformats.org/wordprocessingml/2006/main" xmlns:w14="http://schemas.microsoft.com/office/word/2010/wordml" xmlns:w15="http://schemas.microsoft.com/office/word/2012/wordml" xmlns:w16cid="http://schemas.microsoft.com/office/word/2016/wordml/cid" xmlns:w16se="http://schemas.microsoft.com/office/word/2015/wordml/symex" xmlns:wpg="http://schemas.microsoft.com/office/word/2010/wordprocessingGroup" xmlns:wpi="http://schemas.microsoft.com/office/word/2010/wordprocessingInk" xmlns:wne="http://schemas.microsoft.com/office/word/2006/wordml" xmlns:wps="http://schemas.microsoft.com/office/word/2010/wordprocessingShape" mc:Ignorable="w14 w15 w16se w16cid wp14">
   <w:p>
     <w:pPr>
       <w:pStyle w:val="af2"/>
@@ -16397,7 +16441,7 @@
             </wp:anchor>
           </w:drawing>
         </mc:Choice>
-        <mc:Fallback>
+        <mc:Fallback xmlns:w16sdtdh="http://schemas.microsoft.com/office/word/2020/wordml/sdtdatahash" xmlns:w16="http://schemas.microsoft.com/office/word/2018/wordml" xmlns:w16cex="http://schemas.microsoft.com/office/word/2018/wordml/cex">
           <w:pict>
             <v:group w14:anchorId="70D3D7E2" id="Группа 1447" o:spid="_x0000_s1097" style="position:absolute;margin-left:-15.3pt;margin-top:2.05pt;width:483.2pt;height:764.3pt;z-index:251661312" coordorigin="1161,-312" coordsize="10376,16677" o:gfxdata="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">
               <v:line id="Straight Connector 74" o:spid="_x0000_s1098" style="position:absolute;visibility:visible;mso-wrap-style:square" from="4536,15510" to="4537,16330" o:connectortype="straight" o:gfxdata="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" strokeweight="2pt"/>
@@ -16761,7 +16805,7 @@
 </file>
 
 <file path=word/header5.xml><?xml version="1.0" encoding="utf-8"?>
-<w:hdr xmlns:wpc="http://schemas.microsoft.com/office/word/2010/wordprocessingCanvas" xmlns:cx="http://schemas.microsoft.com/office/drawing/2014/chartex" xmlns:cx1="http://schemas.microsoft.com/office/drawing/2015/9/8/chartex" xmlns:cx2="http://schemas.microsoft.com/office/drawing/2015/10/21/chartex" xmlns:cx3="http://schemas.microsoft.com/office/drawing/2016/5/9/chartex" xmlns:cx4="http://schemas.microsoft.com/office/drawing/2016/5/10/chartex" xmlns:cx5="http://schemas.microsoft.com/office/drawing/2016/5/11/chartex" xmlns:cx6="http://schemas.microsoft.com/office/drawing/2016/5/12/chartex" xmlns:cx7="http://schemas.microsoft.com/office/drawing/2016/5/13/chartex" xmlns:cx8="http://schemas.microsoft.com/office/drawing/2016/5/14/chartex" xmlns:mc="http://schemas.openxmlformats.org/markup-compatibility/2006" xmlns:aink="http://schemas.microsoft.com/office/drawing/2016/ink" xmlns:am3d="http://schemas.microsoft.com/office/drawing/2017/model3d" xmlns:o="urn:schemas-microsoft-com:office:office" xmlns:r="http://schemas.openxmlformats.org/officeDocument/2006/relationships" xmlns:m="http://schemas.openxmlformats.org/officeDocument/2006/math" xmlns:v="urn:schemas-microsoft-com:vml" xmlns:wp14="http://schemas.microsoft.com/office/word/2010/wordprocessingDrawing" xmlns:wp="http://schemas.openxmlformats.org/drawingml/2006/wordprocessingDrawing" xmlns:w10="urn:schemas-microsoft-com:office:word" xmlns:w="http://schemas.openxmlformats.org/wordprocessingml/2006/main" xmlns:w14="http://schemas.microsoft.com/office/word/2010/wordml" xmlns:w15="http://schemas.microsoft.com/office/word/2012/wordml" xmlns:w16cex="http://schemas.microsoft.com/office/word/2018/wordml/cex" xmlns:w16cid="http://schemas.microsoft.com/office/word/2016/wordml/cid" xmlns:w16="http://schemas.microsoft.com/office/word/2018/wordml" xmlns:w16sdtdh="http://schemas.microsoft.com/office/word/2020/wordml/sdtdatahash" xmlns:w16se="http://schemas.microsoft.com/office/word/2015/wordml/symex" xmlns:wpg="http://schemas.microsoft.com/office/word/2010/wordprocessingGroup" xmlns:wpi="http://schemas.microsoft.com/office/word/2010/wordprocessingInk" xmlns:wne="http://schemas.microsoft.com/office/word/2006/wordml" xmlns:wps="http://schemas.microsoft.com/office/word/2010/wordprocessingShape" mc:Ignorable="w14 w15 w16se w16cid w16 w16cex w16sdtdh wp14">
+<w:hdr xmlns:wpc="http://schemas.microsoft.com/office/word/2010/wordprocessingCanvas" xmlns:cx="http://schemas.microsoft.com/office/drawing/2014/chartex" xmlns:cx1="http://schemas.microsoft.com/office/drawing/2015/9/8/chartex" xmlns:cx2="http://schemas.microsoft.com/office/drawing/2015/10/21/chartex" xmlns:cx3="http://schemas.microsoft.com/office/drawing/2016/5/9/chartex" xmlns:cx4="http://schemas.microsoft.com/office/drawing/2016/5/10/chartex" xmlns:cx5="http://schemas.microsoft.com/office/drawing/2016/5/11/chartex" xmlns:cx6="http://schemas.microsoft.com/office/drawing/2016/5/12/chartex" xmlns:cx7="http://schemas.microsoft.com/office/drawing/2016/5/13/chartex" xmlns:cx8="http://schemas.microsoft.com/office/drawing/2016/5/14/chartex" xmlns:mc="http://schemas.openxmlformats.org/markup-compatibility/2006" xmlns:aink="http://schemas.microsoft.com/office/drawing/2016/ink" xmlns:am3d="http://schemas.microsoft.com/office/drawing/2017/model3d" xmlns:o="urn:schemas-microsoft-com:office:office" xmlns:r="http://schemas.openxmlformats.org/officeDocument/2006/relationships" xmlns:m="http://schemas.openxmlformats.org/officeDocument/2006/math" xmlns:v="urn:schemas-microsoft-com:vml" xmlns:wp14="http://schemas.microsoft.com/office/word/2010/wordprocessingDrawing" xmlns:wp="http://schemas.openxmlformats.org/drawingml/2006/wordprocessingDrawing" xmlns:w10="urn:schemas-microsoft-com:office:word" xmlns:w="http://schemas.openxmlformats.org/wordprocessingml/2006/main" xmlns:w14="http://schemas.microsoft.com/office/word/2010/wordml" xmlns:w15="http://schemas.microsoft.com/office/word/2012/wordml" xmlns:w16cid="http://schemas.microsoft.com/office/word/2016/wordml/cid" xmlns:w16se="http://schemas.microsoft.com/office/word/2015/wordml/symex" xmlns:wpg="http://schemas.microsoft.com/office/word/2010/wordprocessingGroup" xmlns:wpi="http://schemas.microsoft.com/office/word/2010/wordprocessingInk" xmlns:wne="http://schemas.microsoft.com/office/word/2006/wordml" xmlns:wps="http://schemas.microsoft.com/office/word/2010/wordprocessingShape" mc:Ignorable="w14 w15 w16se w16cid wp14">
   <w:p>
     <w:pPr>
       <w:pStyle w:val="af2"/>
@@ -16771,7 +16815,7 @@
 </file>
 
 <file path=word/header6.xml><?xml version="1.0" encoding="utf-8"?>
-<w:hdr xmlns:wpc="http://schemas.microsoft.com/office/word/2010/wordprocessingCanvas" xmlns:cx="http://schemas.microsoft.com/office/drawing/2014/chartex" xmlns:cx1="http://schemas.microsoft.com/office/drawing/2015/9/8/chartex" xmlns:cx2="http://schemas.microsoft.com/office/drawing/2015/10/21/chartex" xmlns:cx3="http://schemas.microsoft.com/office/drawing/2016/5/9/chartex" xmlns:cx4="http://schemas.microsoft.com/office/drawing/2016/5/10/chartex" xmlns:cx5="http://schemas.microsoft.com/office/drawing/2016/5/11/chartex" xmlns:cx6="http://schemas.microsoft.com/office/drawing/2016/5/12/chartex" xmlns:cx7="http://schemas.microsoft.com/office/drawing/2016/5/13/chartex" xmlns:cx8="http://schemas.microsoft.com/office/drawing/2016/5/14/chartex" xmlns:mc="http://schemas.openxmlformats.org/markup-compatibility/2006" xmlns:aink="http://schemas.microsoft.com/office/drawing/2016/ink" xmlns:am3d="http://schemas.microsoft.com/office/drawing/2017/model3d" xmlns:o="urn:schemas-microsoft-com:office:office" xmlns:r="http://schemas.openxmlformats.org/officeDocument/2006/relationships" xmlns:m="http://schemas.openxmlformats.org/officeDocument/2006/math" xmlns:v="urn:schemas-microsoft-com:vml" xmlns:wp14="http://schemas.microsoft.com/office/word/2010/wordprocessingDrawing" xmlns:wp="http://schemas.openxmlformats.org/drawingml/2006/wordprocessingDrawing" xmlns:w10="urn:schemas-microsoft-com:office:word" xmlns:w="http://schemas.openxmlformats.org/wordprocessingml/2006/main" xmlns:w14="http://schemas.microsoft.com/office/word/2010/wordml" xmlns:w15="http://schemas.microsoft.com/office/word/2012/wordml" xmlns:w16cex="http://schemas.microsoft.com/office/word/2018/wordml/cex" xmlns:w16cid="http://schemas.microsoft.com/office/word/2016/wordml/cid" xmlns:w16="http://schemas.microsoft.com/office/word/2018/wordml" xmlns:w16sdtdh="http://schemas.microsoft.com/office/word/2020/wordml/sdtdatahash" xmlns:w16se="http://schemas.microsoft.com/office/word/2015/wordml/symex" xmlns:wpg="http://schemas.microsoft.com/office/word/2010/wordprocessingGroup" xmlns:wpi="http://schemas.microsoft.com/office/word/2010/wordprocessingInk" xmlns:wne="http://schemas.microsoft.com/office/word/2006/wordml" xmlns:wps="http://schemas.microsoft.com/office/word/2010/wordprocessingShape" mc:Ignorable="w14 w15 w16se w16cid w16 w16cex w16sdtdh wp14">
+<w:hdr xmlns:wpc="http://schemas.microsoft.com/office/word/2010/wordprocessingCanvas" xmlns:cx="http://schemas.microsoft.com/office/drawing/2014/chartex" xmlns:cx1="http://schemas.microsoft.com/office/drawing/2015/9/8/chartex" xmlns:cx2="http://schemas.microsoft.com/office/drawing/2015/10/21/chartex" xmlns:cx3="http://schemas.microsoft.com/office/drawing/2016/5/9/chartex" xmlns:cx4="http://schemas.microsoft.com/office/drawing/2016/5/10/chartex" xmlns:cx5="http://schemas.microsoft.com/office/drawing/2016/5/11/chartex" xmlns:cx6="http://schemas.microsoft.com/office/drawing/2016/5/12/chartex" xmlns:cx7="http://schemas.microsoft.com/office/drawing/2016/5/13/chartex" xmlns:cx8="http://schemas.microsoft.com/office/drawing/2016/5/14/chartex" xmlns:mc="http://schemas.openxmlformats.org/markup-compatibility/2006" xmlns:aink="http://schemas.microsoft.com/office/drawing/2016/ink" xmlns:am3d="http://schemas.microsoft.com/office/drawing/2017/model3d" xmlns:o="urn:schemas-microsoft-com:office:office" xmlns:r="http://schemas.openxmlformats.org/officeDocument/2006/relationships" xmlns:m="http://schemas.openxmlformats.org/officeDocument/2006/math" xmlns:v="urn:schemas-microsoft-com:vml" xmlns:wp14="http://schemas.microsoft.com/office/word/2010/wordprocessingDrawing" xmlns:wp="http://schemas.openxmlformats.org/drawingml/2006/wordprocessingDrawing" xmlns:w10="urn:schemas-microsoft-com:office:word" xmlns:w="http://schemas.openxmlformats.org/wordprocessingml/2006/main" xmlns:w14="http://schemas.microsoft.com/office/word/2010/wordml" xmlns:w15="http://schemas.microsoft.com/office/word/2012/wordml" xmlns:w16cid="http://schemas.microsoft.com/office/word/2016/wordml/cid" xmlns:w16se="http://schemas.microsoft.com/office/word/2015/wordml/symex" xmlns:wpg="http://schemas.microsoft.com/office/word/2010/wordprocessingGroup" xmlns:wpi="http://schemas.microsoft.com/office/word/2010/wordprocessingInk" xmlns:wne="http://schemas.microsoft.com/office/word/2006/wordml" xmlns:wps="http://schemas.microsoft.com/office/word/2010/wordprocessingShape" mc:Ignorable="w14 w15 w16se w16cid wp14">
   <w:p>
     <w:pPr>
       <w:pStyle w:val="af2"/>
@@ -16781,7 +16825,7 @@
 </file>
 
 <file path=word/numbering.xml><?xml version="1.0" encoding="utf-8"?>
-<w:numbering xmlns:wpc="http://schemas.microsoft.com/office/word/2010/wordprocessingCanvas" xmlns:cx="http://schemas.microsoft.com/office/drawing/2014/chartex" xmlns:cx1="http://schemas.microsoft.com/office/drawing/2015/9/8/chartex" xmlns:cx2="http://schemas.microsoft.com/office/drawing/2015/10/21/chartex" xmlns:cx3="http://schemas.microsoft.com/office/drawing/2016/5/9/chartex" xmlns:cx4="http://schemas.microsoft.com/office/drawing/2016/5/10/chartex" xmlns:cx5="http://schemas.microsoft.com/office/drawing/2016/5/11/chartex" xmlns:cx6="http://schemas.microsoft.com/office/drawing/2016/5/12/chartex" xmlns:cx7="http://schemas.microsoft.com/office/drawing/2016/5/13/chartex" xmlns:cx8="http://schemas.microsoft.com/office/drawing/2016/5/14/chartex" xmlns:mc="http://schemas.openxmlformats.org/markup-compatibility/2006" xmlns:aink="http://schemas.microsoft.com/office/drawing/2016/ink" xmlns:am3d="http://schemas.microsoft.com/office/drawing/2017/model3d" xmlns:o="urn:schemas-microsoft-com:office:office" xmlns:r="http://schemas.openxmlformats.org/officeDocument/2006/relationships" xmlns:m="http://schemas.openxmlformats.org/officeDocument/2006/math" xmlns:v="urn:schemas-microsoft-com:vml" xmlns:wp14="http://schemas.microsoft.com/office/word/2010/wordprocessingDrawing" xmlns:wp="http://schemas.openxmlformats.org/drawingml/2006/wordprocessingDrawing" xmlns:w10="urn:schemas-microsoft-com:office:word" xmlns:w="http://schemas.openxmlformats.org/wordprocessingml/2006/main" xmlns:w14="http://schemas.microsoft.com/office/word/2010/wordml" xmlns:w15="http://schemas.microsoft.com/office/word/2012/wordml" xmlns:w16cex="http://schemas.microsoft.com/office/word/2018/wordml/cex" xmlns:w16cid="http://schemas.microsoft.com/office/word/2016/wordml/cid" xmlns:w16="http://schemas.microsoft.com/office/word/2018/wordml" xmlns:w16sdtdh="http://schemas.microsoft.com/office/word/2020/wordml/sdtdatahash" xmlns:w16se="http://schemas.microsoft.com/office/word/2015/wordml/symex" xmlns:wpg="http://schemas.microsoft.com/office/word/2010/wordprocessingGroup" xmlns:wpi="http://schemas.microsoft.com/office/word/2010/wordprocessingInk" xmlns:wne="http://schemas.microsoft.com/office/word/2006/wordml" xmlns:wps="http://schemas.microsoft.com/office/word/2010/wordprocessingShape" mc:Ignorable="w14 w15 w16se w16cid w16 w16cex w16sdtdh wp14">
+<w:numbering xmlns:wpc="http://schemas.microsoft.com/office/word/2010/wordprocessingCanvas" xmlns:cx="http://schemas.microsoft.com/office/drawing/2014/chartex" xmlns:cx1="http://schemas.microsoft.com/office/drawing/2015/9/8/chartex" xmlns:cx2="http://schemas.microsoft.com/office/drawing/2015/10/21/chartex" xmlns:cx3="http://schemas.microsoft.com/office/drawing/2016/5/9/chartex" xmlns:cx4="http://schemas.microsoft.com/office/drawing/2016/5/10/chartex" xmlns:cx5="http://schemas.microsoft.com/office/drawing/2016/5/11/chartex" xmlns:cx6="http://schemas.microsoft.com/office/drawing/2016/5/12/chartex" xmlns:cx7="http://schemas.microsoft.com/office/drawing/2016/5/13/chartex" xmlns:cx8="http://schemas.microsoft.com/office/drawing/2016/5/14/chartex" xmlns:mc="http://schemas.openxmlformats.org/markup-compatibility/2006" xmlns:aink="http://schemas.microsoft.com/office/drawing/2016/ink" xmlns:am3d="http://schemas.microsoft.com/office/drawing/2017/model3d" xmlns:o="urn:schemas-microsoft-com:office:office" xmlns:r="http://schemas.openxmlformats.org/officeDocument/2006/relationships" xmlns:m="http://schemas.openxmlformats.org/officeDocument/2006/math" xmlns:v="urn:schemas-microsoft-com:vml" xmlns:wp14="http://schemas.microsoft.com/office/word/2010/wordprocessingDrawing" xmlns:wp="http://schemas.openxmlformats.org/drawingml/2006/wordprocessingDrawing" xmlns:w10="urn:schemas-microsoft-com:office:word" xmlns:w="http://schemas.openxmlformats.org/wordprocessingml/2006/main" xmlns:w14="http://schemas.microsoft.com/office/word/2010/wordml" xmlns:w15="http://schemas.microsoft.com/office/word/2012/wordml" xmlns:w16cid="http://schemas.microsoft.com/office/word/2016/wordml/cid" xmlns:w16se="http://schemas.microsoft.com/office/word/2015/wordml/symex" xmlns:wpg="http://schemas.microsoft.com/office/word/2010/wordprocessingGroup" xmlns:wpi="http://schemas.microsoft.com/office/word/2010/wordprocessingInk" xmlns:wne="http://schemas.microsoft.com/office/word/2006/wordml" xmlns:wps="http://schemas.microsoft.com/office/word/2010/wordprocessingShape" mc:Ignorable="w14 w15 w16se w16cid wp14">
   <w:abstractNum w:abstractNumId="0" w15:restartNumberingAfterBreak="0">
     <w:nsid w:val="00CC3636"/>
     <w:multiLevelType w:val="multilevel"/>
@@ -21890,7 +21934,7 @@
 </file>
 
 <file path=word/styles.xml><?xml version="1.0" encoding="utf-8"?>
-<w:styles xmlns:mc="http://schemas.openxmlformats.org/markup-compatibility/2006" xmlns:r="http://schemas.openxmlformats.org/officeDocument/2006/relationships" xmlns:w="http://schemas.openxmlformats.org/wordprocessingml/2006/main" xmlns:w14="http://schemas.microsoft.com/office/word/2010/wordml" xmlns:w15="http://schemas.microsoft.com/office/word/2012/wordml" xmlns:w16cex="http://schemas.microsoft.com/office/word/2018/wordml/cex" xmlns:w16cid="http://schemas.microsoft.com/office/word/2016/wordml/cid" xmlns:w16="http://schemas.microsoft.com/office/word/2018/wordml" xmlns:w16sdtdh="http://schemas.microsoft.com/office/word/2020/wordml/sdtdatahash" xmlns:w16se="http://schemas.microsoft.com/office/word/2015/wordml/symex" mc:Ignorable="w14 w15 w16se w16cid w16 w16cex w16sdtdh">
+<w:styles xmlns:mc="http://schemas.openxmlformats.org/markup-compatibility/2006" xmlns:r="http://schemas.openxmlformats.org/officeDocument/2006/relationships" xmlns:w="http://schemas.openxmlformats.org/wordprocessingml/2006/main" xmlns:w14="http://schemas.microsoft.com/office/word/2010/wordml" xmlns:w15="http://schemas.microsoft.com/office/word/2012/wordml" xmlns:w16cid="http://schemas.microsoft.com/office/word/2016/wordml/cid" xmlns:w16se="http://schemas.microsoft.com/office/word/2015/wordml/symex" mc:Ignorable="w14 w15 w16se w16cid">
   <w:docDefaults>
     <w:rPrDefault>
       <w:rPr>
@@ -21906,7 +21950,7 @@
       </w:pPr>
     </w:pPrDefault>
   </w:docDefaults>
-  <w:latentStyles w:defLockedState="0" w:defUIPriority="99" w:defSemiHidden="0" w:defUnhideWhenUsed="0" w:defQFormat="0" w:count="376">
+  <w:latentStyles w:defLockedState="0" w:defUIPriority="99" w:defSemiHidden="0" w:defUnhideWhenUsed="0" w:defQFormat="0" w:count="375">
     <w:lsdException w:name="Normal" w:uiPriority="0" w:qFormat="1"/>
     <w:lsdException w:name="heading 1" w:uiPriority="9" w:qFormat="1"/>
     <w:lsdException w:name="heading 2" w:semiHidden="1" w:uiPriority="9" w:unhideWhenUsed="1" w:qFormat="1"/>
@@ -22012,6 +22056,7 @@
     <w:lsdException w:name="HTML Sample" w:semiHidden="1" w:unhideWhenUsed="1"/>
     <w:lsdException w:name="HTML Typewriter" w:semiHidden="1" w:unhideWhenUsed="1"/>
     <w:lsdException w:name="HTML Variable" w:semiHidden="1" w:unhideWhenUsed="1"/>
+    <w:lsdException w:name="Normal Table" w:semiHidden="1" w:unhideWhenUsed="1"/>
     <w:lsdException w:name="annotation subject" w:semiHidden="1" w:unhideWhenUsed="1"/>
     <w:lsdException w:name="No List" w:semiHidden="1" w:unhideWhenUsed="1"/>
     <w:lsdException w:name="Outline List 1" w:semiHidden="1" w:unhideWhenUsed="1"/>
@@ -22058,8 +22103,10 @@
     <w:lsdException w:name="Table Subtle 2" w:semiHidden="1" w:unhideWhenUsed="1"/>
     <w:lsdException w:name="Table Web 1" w:semiHidden="1" w:unhideWhenUsed="1"/>
     <w:lsdException w:name="Table Web 2" w:semiHidden="1" w:unhideWhenUsed="1"/>
+    <w:lsdException w:name="Table Web 3" w:semiHidden="1" w:unhideWhenUsed="1"/>
     <w:lsdException w:name="Balloon Text" w:semiHidden="1" w:unhideWhenUsed="1"/>
     <w:lsdException w:name="Table Grid" w:uiPriority="39"/>
+    <w:lsdException w:name="Table Theme" w:semiHidden="1" w:unhideWhenUsed="1"/>
     <w:lsdException w:name="Placeholder Text" w:semiHidden="1"/>
     <w:lsdException w:name="No Spacing" w:uiPriority="1" w:qFormat="1"/>
     <w:lsdException w:name="Light Shading" w:uiPriority="60"/>
@@ -22263,7 +22310,6 @@
     <w:lsdException w:name="Smart Hyperlink" w:semiHidden="1" w:unhideWhenUsed="1"/>
     <w:lsdException w:name="Hashtag" w:semiHidden="1" w:unhideWhenUsed="1"/>
     <w:lsdException w:name="Unresolved Mention" w:semiHidden="1" w:unhideWhenUsed="1"/>
-    <w:lsdException w:name="Smart Link" w:semiHidden="1" w:unhideWhenUsed="1"/>
   </w:latentStyles>
   <w:style w:type="paragraph" w:default="1" w:styleId="a">
     <w:name w:val="Normal"/>
@@ -35272,7 +35318,7 @@
 </file>
 
 <file path=customXml/itemProps1.xml><?xml version="1.0" encoding="utf-8"?>
-<ds:datastoreItem xmlns:ds="http://schemas.openxmlformats.org/officeDocument/2006/customXml" ds:itemID="{6B4B204A-B843-4E08-8089-DB088A0D4552}">
+<ds:datastoreItem xmlns:ds="http://schemas.openxmlformats.org/officeDocument/2006/customXml" ds:itemID="{BAFD5063-FF52-488F-ACB3-23598ADFD99F}">
   <ds:schemaRefs>
     <ds:schemaRef ds:uri="http://schemas.openxmlformats.org/officeDocument/2006/bibliography"/>
   </ds:schemaRefs>
